--- a/docs/Pack_Aliado_Gabriel_Barrios/docx/10_Plan_Lanzamiento.docx
+++ b/docs/Pack_Aliado_Gabriel_Barrios/docx/10_Plan_Lanzamiento.docx
@@ -195,7 +195,7 @@
               <w:rPr>
                 <w:sz w:val="20"/>
               </w:rPr>
-              <w:t>Entra capital; arranca legal, equipo y HQ</w:t>
+              <w:t>Entra capital (~112k Lean); arranca legal, equipo y HQ</w:t>
             </w:r>
           </w:p>
         </w:tc>
@@ -400,7 +400,7 @@
               <w:rPr>
                 <w:sz w:val="20"/>
               </w:rPr>
-              <w:t>**~97 activas**; evaluación de éxito del piloto</w:t>
+              <w:t>**~97 activas**; evaluación de éxito del piloto; caja ~**48k**</w:t>
             </w:r>
           </w:p>
         </w:tc>
@@ -441,7 +441,7 @@
               <w:rPr>
                 <w:sz w:val="20"/>
               </w:rPr>
-              <w:t>**~159 activas**; casi equilibrio mensual ingresos vs costos</w:t>
+              <w:t>**~159 activas**; casi equilibrio mensual; caja ~**41k**</w:t>
             </w:r>
           </w:p>
         </w:tc>
@@ -469,6 +469,54 @@
       </w:r>
       <w:r>
         <w:t xml:space="preserve"> con catálogo listo para recibir pedidos reales.</w:t>
+      </w:r>
+    </w:p>
+    <w:p>
+      <w:r/>
+      <w:r>
+        <w:rPr>
+          <w:b/>
+        </w:rPr>
+        <w:t>Ancla financiera:</w:t>
+      </w:r>
+      <w:r>
+        <w:t xml:space="preserve"> Fase 0 </w:t>
+      </w:r>
+      <w:r>
+        <w:rPr>
+          <w:b/>
+        </w:rPr>
+        <w:t>~33.835 USD</w:t>
+      </w:r>
+      <w:r>
+        <w:t xml:space="preserve">; caja Day-D </w:t>
+      </w:r>
+      <w:r>
+        <w:rPr>
+          <w:b/>
+        </w:rPr>
+        <w:t>~78.153</w:t>
+      </w:r>
+      <w:r>
+        <w:t xml:space="preserve">; objetivo M12 </w:t>
+      </w:r>
+      <w:r>
+        <w:rPr>
+          <w:b/>
+        </w:rPr>
+        <w:t>~159 activas</w:t>
+      </w:r>
+      <w:r>
+        <w:t xml:space="preserve"> con </w:t>
+      </w:r>
+      <w:r>
+        <w:rPr>
+          <w:b/>
+        </w:rPr>
+        <w:t>LTV/CAC ~7,2×</w:t>
+      </w:r>
+      <w:r>
+        <w:t xml:space="preserve"> si el ARPF placeholder se confirma.</w:t>
       </w:r>
     </w:p>
     <w:p>
@@ -584,10 +632,444 @@
         <w:rPr>
           <w:b/>
         </w:rPr>
-        <w:t>~33.800 USD</w:t>
+        <w:t>~33.835 USD</w:t>
       </w:r>
       <w:r>
-        <w:t xml:space="preserve"> (más gastos únicos de arranque ~14.200 USD) — detalle en guía del modelo financiero.</w:t>
+        <w:t xml:space="preserve"> (más gastos únicos de arranque </w:t>
+      </w:r>
+      <w:r>
+        <w:rPr>
+          <w:b/>
+        </w:rPr>
+        <w:t>~14.208 USD</w:t>
+      </w:r>
+      <w:r>
+        <w:t>) — detalle en guía del modelo financiero del pack.</w:t>
+      </w:r>
+    </w:p>
+    <w:p>
+      <w:r>
+        <w:t>────────────────────────────────────────</w:t>
+      </w:r>
+    </w:p>
+    <w:p>
+      <w:pPr>
+        <w:pStyle w:val="Heading1"/>
+      </w:pPr>
+      <w:r>
+        <w:t>Mapa de fases (vista Gabriel)</w:t>
+      </w:r>
+    </w:p>
+    <w:p>
+      <w:r>
+        <w:t>```text</w:t>
+      </w:r>
+    </w:p>
+    <w:p>
+      <w:r>
+        <w:t>T+0 ─────── T+30 ─────── T+60 ─────── Day-D (T+90) ─────── M6 ─────── M12</w:t>
+      </w:r>
+    </w:p>
+    <w:p>
+      <w:r>
+        <w:t xml:space="preserve"> │            │            │              │                │          │</w:t>
+      </w:r>
+    </w:p>
+    <w:p>
+      <w:r>
+        <w:t xml:space="preserve"> Legal       Equipo       Catálogo      Go-live         DoD        ~159</w:t>
+      </w:r>
+    </w:p>
+    <w:p>
+      <w:r>
+        <w:t xml:space="preserve"> HQ          4× Sales     ~20+ activas  Meta+valla      piloto     activas</w:t>
+      </w:r>
+    </w:p>
+    <w:p>
+      <w:r>
+        <w:t xml:space="preserve">             pipeline     delivery test ~40 M1         ~97        ~BE mensual</w:t>
+      </w:r>
+    </w:p>
+    <w:p>
+      <w:r>
+        <w:t>```</w:t>
+      </w:r>
+    </w:p>
+    <w:p>
+      <w:r>
+        <w:t>────────────────────────────────────────</w:t>
+      </w:r>
+    </w:p>
+    <w:p>
+      <w:pPr>
+        <w:pStyle w:val="Heading1"/>
+      </w:pPr>
+      <w:r>
+        <w:t>Hipótesis por fase — qué validamos y cuándo pivotar</w:t>
+      </w:r>
+    </w:p>
+    <w:tbl>
+      <w:tblPr>
+        <w:tblStyle w:val="TableGrid"/>
+        <w:tblW w:type="auto" w:w="0"/>
+        <w:tblLook w:firstColumn="1" w:firstRow="1" w:lastColumn="0" w:lastRow="0" w:noHBand="0" w:noVBand="1" w:val="04A0"/>
+      </w:tblPr>
+      <w:tblGrid>
+        <w:gridCol w:w="2160"/>
+        <w:gridCol w:w="2160"/>
+        <w:gridCol w:w="2160"/>
+        <w:gridCol w:w="2160"/>
+      </w:tblGrid>
+      <w:tr>
+        <w:tc>
+          <w:tcPr>
+            <w:tcW w:type="dxa" w:w="2160"/>
+            <w:shd w:fill="1E2A5A"/>
+          </w:tcPr>
+          <w:p>
+            <w:r>
+              <w:rPr>
+                <w:b/>
+                <w:color w:val="FFFFFF"/>
+                <w:sz w:val="20"/>
+              </w:rPr>
+              <w:t>Fase</w:t>
+            </w:r>
+          </w:p>
+        </w:tc>
+        <w:tc>
+          <w:tcPr>
+            <w:tcW w:type="dxa" w:w="2160"/>
+            <w:shd w:fill="1E2A5A"/>
+          </w:tcPr>
+          <w:p>
+            <w:r>
+              <w:rPr>
+                <w:b/>
+                <w:color w:val="FFFFFF"/>
+                <w:sz w:val="20"/>
+              </w:rPr>
+              <w:t>Hipótesis (falsable)</w:t>
+            </w:r>
+          </w:p>
+        </w:tc>
+        <w:tc>
+          <w:tcPr>
+            <w:tcW w:type="dxa" w:w="2160"/>
+            <w:shd w:fill="1E2A5A"/>
+          </w:tcPr>
+          <w:p>
+            <w:r>
+              <w:rPr>
+                <w:b/>
+                <w:color w:val="FFFFFF"/>
+                <w:sz w:val="20"/>
+              </w:rPr>
+              <w:t>Señal de alerta</w:t>
+            </w:r>
+          </w:p>
+        </w:tc>
+        <w:tc>
+          <w:tcPr>
+            <w:tcW w:type="dxa" w:w="2160"/>
+            <w:shd w:fill="1E2A5A"/>
+          </w:tcPr>
+          <w:p>
+            <w:r>
+              <w:rPr>
+                <w:b/>
+                <w:color w:val="FFFFFF"/>
+                <w:sz w:val="20"/>
+              </w:rPr>
+              <w:t>Pivot</w:t>
+            </w:r>
+          </w:p>
+        </w:tc>
+      </w:tr>
+      <w:tr>
+        <w:tc>
+          <w:tcPr>
+            <w:tcW w:type="dxa" w:w="2160"/>
+          </w:tcPr>
+          <w:p>
+            <w:r>
+              <w:rPr>
+                <w:sz w:val="20"/>
+              </w:rPr>
+              <w:t>**T+0–30**</w:t>
+            </w:r>
+          </w:p>
+        </w:tc>
+        <w:tc>
+          <w:tcPr>
+            <w:tcW w:type="dxa" w:w="2160"/>
+          </w:tcPr>
+          <w:p>
+            <w:r>
+              <w:rPr>
+                <w:sz w:val="20"/>
+              </w:rPr>
+              <w:t>Legal + equipo + HQ en presupuesto Fase 0a</w:t>
+            </w:r>
+          </w:p>
+        </w:tc>
+        <w:tc>
+          <w:tcPr>
+            <w:tcW w:type="dxa" w:w="2160"/>
+          </w:tcPr>
+          <w:p>
+            <w:r>
+              <w:rPr>
+                <w:sz w:val="20"/>
+              </w:rPr>
+              <w:t>Cotizaciones &gt; ~17,8k en 0a</w:t>
+            </w:r>
+          </w:p>
+        </w:tc>
+        <w:tc>
+          <w:tcPr>
+            <w:tcW w:type="dxa" w:w="2160"/>
+          </w:tcPr>
+          <w:p>
+            <w:r>
+              <w:rPr>
+                <w:sz w:val="20"/>
+              </w:rPr>
+              <w:t>Recortar alcance HQ, no inflar tier</w:t>
+            </w:r>
+          </w:p>
+        </w:tc>
+      </w:tr>
+      <w:tr>
+        <w:tc>
+          <w:tcPr>
+            <w:tcW w:type="dxa" w:w="2160"/>
+          </w:tcPr>
+          <w:p>
+            <w:r>
+              <w:rPr>
+                <w:sz w:val="20"/>
+              </w:rPr>
+              <w:t>**T+30–60**</w:t>
+            </w:r>
+          </w:p>
+        </w:tc>
+        <w:tc>
+          <w:tcPr>
+            <w:tcW w:type="dxa" w:w="2160"/>
+          </w:tcPr>
+          <w:p>
+            <w:r>
+              <w:rPr>
+                <w:sz w:val="20"/>
+              </w:rPr>
+              <w:t>Dueño confirma dolor y firma carta (≥10–15)</w:t>
+            </w:r>
+          </w:p>
+        </w:tc>
+        <w:tc>
+          <w:tcPr>
+            <w:tcW w:type="dxa" w:w="2160"/>
+          </w:tcPr>
+          <w:p>
+            <w:r>
+              <w:rPr>
+                <w:sz w:val="20"/>
+              </w:rPr>
+              <w:t>≥2/3 entrevistas sin dolor</w:t>
+            </w:r>
+          </w:p>
+        </w:tc>
+        <w:tc>
+          <w:tcPr>
+            <w:tcW w:type="dxa" w:w="2160"/>
+          </w:tcPr>
+          <w:p>
+            <w:r>
+              <w:rPr>
+                <w:sz w:val="20"/>
+              </w:rPr>
+              <w:t>Cambiar segmento beachhead</w:t>
+            </w:r>
+          </w:p>
+        </w:tc>
+      </w:tr>
+      <w:tr>
+        <w:tc>
+          <w:tcPr>
+            <w:tcW w:type="dxa" w:w="2160"/>
+          </w:tcPr>
+          <w:p>
+            <w:r>
+              <w:rPr>
+                <w:sz w:val="20"/>
+              </w:rPr>
+              <w:t>**T+60–90**</w:t>
+            </w:r>
+          </w:p>
+        </w:tc>
+        <w:tc>
+          <w:tcPr>
+            <w:tcW w:type="dxa" w:w="2160"/>
+          </w:tcPr>
+          <w:p>
+            <w:r>
+              <w:rPr>
+                <w:sz w:val="20"/>
+              </w:rPr>
+              <w:t>Farmacia firmada **activa catálogo** + delivery OK</w:t>
+            </w:r>
+          </w:p>
+        </w:tc>
+        <w:tc>
+          <w:tcPr>
+            <w:tcW w:type="dxa" w:w="2160"/>
+          </w:tcPr>
+          <w:p>
+            <w:r>
+              <w:rPr>
+                <w:sz w:val="20"/>
+              </w:rPr>
+              <w:t>Firma pero no carga productos</w:t>
+            </w:r>
+          </w:p>
+        </w:tc>
+        <w:tc>
+          <w:tcPr>
+            <w:tcW w:type="dxa" w:w="2160"/>
+          </w:tcPr>
+          <w:p>
+            <w:r>
+              <w:rPr>
+                <w:sz w:val="20"/>
+              </w:rPr>
+              <w:t>Pivot onboarding, no más firmas</w:t>
+            </w:r>
+          </w:p>
+        </w:tc>
+      </w:tr>
+      <w:tr>
+        <w:tc>
+          <w:tcPr>
+            <w:tcW w:type="dxa" w:w="2160"/>
+          </w:tcPr>
+          <w:p>
+            <w:r>
+              <w:rPr>
+                <w:sz w:val="20"/>
+              </w:rPr>
+              <w:t>**M1–2**</w:t>
+            </w:r>
+          </w:p>
+        </w:tc>
+        <w:tc>
+          <w:tcPr>
+            <w:tcW w:type="dxa" w:w="2160"/>
+          </w:tcPr>
+          <w:p>
+            <w:r>
+              <w:rPr>
+                <w:sz w:val="20"/>
+              </w:rPr>
+              <w:t>Paciente **repite compra en M2**</w:t>
+            </w:r>
+          </w:p>
+        </w:tc>
+        <w:tc>
+          <w:tcPr>
+            <w:tcW w:type="dxa" w:w="2160"/>
+          </w:tcPr>
+          <w:p>
+            <w:r>
+              <w:rPr>
+                <w:sz w:val="20"/>
+              </w:rPr>
+              <w:t>Sin repeat → revisar precio/percepción</w:t>
+            </w:r>
+          </w:p>
+        </w:tc>
+        <w:tc>
+          <w:tcPr>
+            <w:tcW w:type="dxa" w:w="2160"/>
+          </w:tcPr>
+          <w:p>
+            <w:r>
+              <w:rPr>
+                <w:sz w:val="20"/>
+              </w:rPr>
+              <w:t>Pausar Meta; QR mostrador</w:t>
+            </w:r>
+          </w:p>
+        </w:tc>
+      </w:tr>
+      <w:tr>
+        <w:tc>
+          <w:tcPr>
+            <w:tcW w:type="dxa" w:w="2160"/>
+          </w:tcPr>
+          <w:p>
+            <w:r>
+              <w:rPr>
+                <w:sz w:val="20"/>
+              </w:rPr>
+              <w:t>**M3–6**</w:t>
+            </w:r>
+          </w:p>
+        </w:tc>
+        <w:tc>
+          <w:tcPr>
+            <w:tcW w:type="dxa" w:w="2160"/>
+          </w:tcPr>
+          <w:p>
+            <w:r>
+              <w:rPr>
+                <w:sz w:val="20"/>
+              </w:rPr>
+              <w:t>Curva hacia **~97 activas** y revenue ~4.850</w:t>
+            </w:r>
+          </w:p>
+        </w:tc>
+        <w:tc>
+          <w:tcPr>
+            <w:tcW w:type="dxa" w:w="2160"/>
+          </w:tcPr>
+          <w:p>
+            <w:r>
+              <w:rPr>
+                <w:sz w:val="20"/>
+              </w:rPr>
+              <w:t>&lt;70 activas M6</w:t>
+            </w:r>
+          </w:p>
+        </w:tc>
+        <w:tc>
+          <w:tcPr>
+            <w:tcW w:type="dxa" w:w="2160"/>
+          </w:tcPr>
+          <w:p>
+            <w:r>
+              <w:rPr>
+                <w:sz w:val="20"/>
+              </w:rPr>
+              <w:t>Contingencia financiera (ver proyección)</w:t>
+            </w:r>
+          </w:p>
+        </w:tc>
+      </w:tr>
+    </w:tbl>
+    <w:p/>
+    <w:p>
+      <w:r>
+        <w:t xml:space="preserve">Regla: pivot documentado por founder; </w:t>
+      </w:r>
+      <w:r>
+        <w:rPr>
+          <w:b/>
+        </w:rPr>
+        <w:t>no</w:t>
+      </w:r>
+      <w:r>
+        <w:t xml:space="preserve"> pivotar por una sola entrevista ni por entusiasmo en redes.</w:t>
       </w:r>
     </w:p>
     <w:p>
@@ -608,6 +1090,379 @@
         <w:pStyle w:val="Heading2"/>
       </w:pPr>
       <w:r>
+        <w:t>Semana a semana (referencia)</w:t>
+      </w:r>
+    </w:p>
+    <w:tbl>
+      <w:tblPr>
+        <w:tblStyle w:val="TableGrid"/>
+        <w:tblW w:type="auto" w:w="0"/>
+        <w:tblLook w:firstColumn="1" w:firstRow="1" w:lastColumn="0" w:lastRow="0" w:noHBand="0" w:noVBand="1" w:val="04A0"/>
+      </w:tblPr>
+      <w:tblGrid>
+        <w:gridCol w:w="1728"/>
+        <w:gridCol w:w="1728"/>
+        <w:gridCol w:w="1728"/>
+        <w:gridCol w:w="1728"/>
+        <w:gridCol w:w="1728"/>
+      </w:tblGrid>
+      <w:tr>
+        <w:tc>
+          <w:tcPr>
+            <w:tcW w:type="dxa" w:w="1728"/>
+            <w:shd w:fill="1E2A5A"/>
+          </w:tcPr>
+          <w:p>
+            <w:r>
+              <w:rPr>
+                <w:b/>
+                <w:color w:val="FFFFFF"/>
+                <w:sz w:val="20"/>
+              </w:rPr>
+              <w:t>Semana</w:t>
+            </w:r>
+          </w:p>
+        </w:tc>
+        <w:tc>
+          <w:tcPr>
+            <w:tcW w:type="dxa" w:w="1728"/>
+            <w:shd w:fill="1E2A5A"/>
+          </w:tcPr>
+          <w:p>
+            <w:r>
+              <w:rPr>
+                <w:b/>
+                <w:color w:val="FFFFFF"/>
+                <w:sz w:val="20"/>
+              </w:rPr>
+              <w:t>Legal</w:t>
+            </w:r>
+          </w:p>
+        </w:tc>
+        <w:tc>
+          <w:tcPr>
+            <w:tcW w:type="dxa" w:w="1728"/>
+            <w:shd w:fill="1E2A5A"/>
+          </w:tcPr>
+          <w:p>
+            <w:r>
+              <w:rPr>
+                <w:b/>
+                <w:color w:val="FFFFFF"/>
+                <w:sz w:val="20"/>
+              </w:rPr>
+              <w:t>Equipo</w:t>
+            </w:r>
+          </w:p>
+        </w:tc>
+        <w:tc>
+          <w:tcPr>
+            <w:tcW w:type="dxa" w:w="1728"/>
+            <w:shd w:fill="1E2A5A"/>
+          </w:tcPr>
+          <w:p>
+            <w:r>
+              <w:rPr>
+                <w:b/>
+                <w:color w:val="FFFFFF"/>
+                <w:sz w:val="20"/>
+              </w:rPr>
+              <w:t>Comercial</w:t>
+            </w:r>
+          </w:p>
+        </w:tc>
+        <w:tc>
+          <w:tcPr>
+            <w:tcW w:type="dxa" w:w="1728"/>
+            <w:shd w:fill="1E2A5A"/>
+          </w:tcPr>
+          <w:p>
+            <w:r>
+              <w:rPr>
+                <w:b/>
+                <w:color w:val="FFFFFF"/>
+                <w:sz w:val="20"/>
+              </w:rPr>
+              <w:t>Tech</w:t>
+            </w:r>
+          </w:p>
+        </w:tc>
+      </w:tr>
+      <w:tr>
+        <w:tc>
+          <w:tcPr>
+            <w:tcW w:type="dxa" w:w="1728"/>
+          </w:tcPr>
+          <w:p>
+            <w:r>
+              <w:rPr>
+                <w:sz w:val="20"/>
+              </w:rPr>
+              <w:t>**S1** (T+0–7)</w:t>
+            </w:r>
+          </w:p>
+        </w:tc>
+        <w:tc>
+          <w:tcPr>
+            <w:tcW w:type="dxa" w:w="1728"/>
+          </w:tcPr>
+          <w:p>
+            <w:r>
+              <w:rPr>
+                <w:sz w:val="20"/>
+              </w:rPr>
+              <w:t>Denominación mercantil; kick-off abogado/contador</w:t>
+            </w:r>
+          </w:p>
+        </w:tc>
+        <w:tc>
+          <w:tcPr>
+            <w:tcW w:type="dxa" w:w="1728"/>
+          </w:tcPr>
+          <w:p>
+            <w:r>
+              <w:rPr>
+                <w:sz w:val="20"/>
+              </w:rPr>
+              <w:t>Publicar vacantes 4× Sales + CS + Marketing</w:t>
+            </w:r>
+          </w:p>
+        </w:tc>
+        <w:tc>
+          <w:tcPr>
+            <w:tcW w:type="dxa" w:w="1728"/>
+          </w:tcPr>
+          <w:p>
+            <w:r>
+              <w:rPr>
+                <w:sz w:val="20"/>
+              </w:rPr>
+              <w:t>Rutas por zona asignadas</w:t>
+            </w:r>
+          </w:p>
+        </w:tc>
+        <w:tc>
+          <w:tcPr>
+            <w:tcW w:type="dxa" w:w="1728"/>
+          </w:tcPr>
+          <w:p>
+            <w:r>
+              <w:rPr>
+                <w:sz w:val="20"/>
+              </w:rPr>
+              <w:t>Deploy producción VPS + SSL</w:t>
+            </w:r>
+          </w:p>
+        </w:tc>
+      </w:tr>
+      <w:tr>
+        <w:tc>
+          <w:tcPr>
+            <w:tcW w:type="dxa" w:w="1728"/>
+          </w:tcPr>
+          <w:p>
+            <w:r>
+              <w:rPr>
+                <w:sz w:val="20"/>
+              </w:rPr>
+              <w:t>**S2** (T+8–14)</w:t>
+            </w:r>
+          </w:p>
+        </w:tc>
+        <w:tc>
+          <w:tcPr>
+            <w:tcW w:type="dxa" w:w="1728"/>
+          </w:tcPr>
+          <w:p>
+            <w:r>
+              <w:rPr>
+                <w:sz w:val="20"/>
+              </w:rPr>
+              <w:t>Acta constitutiva</w:t>
+            </w:r>
+          </w:p>
+        </w:tc>
+        <w:tc>
+          <w:tcPr>
+            <w:tcW w:type="dxa" w:w="1728"/>
+          </w:tcPr>
+          <w:p>
+            <w:r>
+              <w:rPr>
+                <w:sz w:val="20"/>
+              </w:rPr>
+              <w:t>Entrevistas Sales</w:t>
+            </w:r>
+          </w:p>
+        </w:tc>
+        <w:tc>
+          <w:tcPr>
+            <w:tcW w:type="dxa" w:w="1728"/>
+          </w:tcPr>
+          <w:p>
+            <w:r>
+              <w:rPr>
+                <w:sz w:val="20"/>
+              </w:rPr>
+              <w:t>≥5 visitas/vendedor; material impreso</w:t>
+            </w:r>
+          </w:p>
+        </w:tc>
+        <w:tc>
+          <w:tcPr>
+            <w:tcW w:type="dxa" w:w="1728"/>
+          </w:tcPr>
+          <w:p>
+            <w:r>
+              <w:rPr>
+                <w:sz w:val="20"/>
+              </w:rPr>
+              <w:t>OTP SMS paciente en prod</w:t>
+            </w:r>
+          </w:p>
+        </w:tc>
+      </w:tr>
+      <w:tr>
+        <w:tc>
+          <w:tcPr>
+            <w:tcW w:type="dxa" w:w="1728"/>
+          </w:tcPr>
+          <w:p>
+            <w:r>
+              <w:rPr>
+                <w:sz w:val="20"/>
+              </w:rPr>
+              <w:t>**S3** (T+15–21)</w:t>
+            </w:r>
+          </w:p>
+        </w:tc>
+        <w:tc>
+          <w:tcPr>
+            <w:tcW w:type="dxa" w:w="1728"/>
+          </w:tcPr>
+          <w:p>
+            <w:r>
+              <w:rPr>
+                <w:sz w:val="20"/>
+              </w:rPr>
+              <w:t>Inscripción mercantil</w:t>
+            </w:r>
+          </w:p>
+        </w:tc>
+        <w:tc>
+          <w:tcPr>
+            <w:tcW w:type="dxa" w:w="1728"/>
+          </w:tcPr>
+          <w:p>
+            <w:r>
+              <w:rPr>
+                <w:sz w:val="20"/>
+              </w:rPr>
+              <w:t>Contratación + onboarding 2 días</w:t>
+            </w:r>
+          </w:p>
+        </w:tc>
+        <w:tc>
+          <w:tcPr>
+            <w:tcW w:type="dxa" w:w="1728"/>
+          </w:tcPr>
+          <w:p>
+            <w:r>
+              <w:rPr>
+                <w:sz w:val="20"/>
+              </w:rPr>
+              <w:t>Lista corta 12–18 farmacias piloto</w:t>
+            </w:r>
+          </w:p>
+        </w:tc>
+        <w:tc>
+          <w:tcPr>
+            <w:tcW w:type="dxa" w:w="1728"/>
+          </w:tcPr>
+          <w:p>
+            <w:r>
+              <w:rPr>
+                <w:sz w:val="20"/>
+              </w:rPr>
+              <w:t>Pusher + notificaciones push prod</w:t>
+            </w:r>
+          </w:p>
+        </w:tc>
+      </w:tr>
+      <w:tr>
+        <w:tc>
+          <w:tcPr>
+            <w:tcW w:type="dxa" w:w="1728"/>
+          </w:tcPr>
+          <w:p>
+            <w:r>
+              <w:rPr>
+                <w:sz w:val="20"/>
+              </w:rPr>
+              <w:t>**S4** (T+22–30)</w:t>
+            </w:r>
+          </w:p>
+        </w:tc>
+        <w:tc>
+          <w:tcPr>
+            <w:tcW w:type="dxa" w:w="1728"/>
+          </w:tcPr>
+          <w:p>
+            <w:r>
+              <w:rPr>
+                <w:sz w:val="20"/>
+              </w:rPr>
+              <w:t>RIF + cuenta banco</w:t>
+            </w:r>
+          </w:p>
+        </w:tc>
+        <w:tc>
+          <w:tcPr>
+            <w:tcW w:type="dxa" w:w="1728"/>
+          </w:tcPr>
+          <w:p>
+            <w:r>
+              <w:rPr>
+                <w:sz w:val="20"/>
+              </w:rPr>
+              <w:t>Capacitación producto 12 días</w:t>
+            </w:r>
+          </w:p>
+        </w:tc>
+        <w:tc>
+          <w:tcPr>
+            <w:tcW w:type="dxa" w:w="1728"/>
+          </w:tcPr>
+          <w:p>
+            <w:r>
+              <w:rPr>
+                <w:sz w:val="20"/>
+              </w:rPr>
+              <w:t>≥20–30 con interés confirmado</w:t>
+            </w:r>
+          </w:p>
+        </w:tc>
+        <w:tc>
+          <w:tcPr>
+            <w:tcW w:type="dxa" w:w="1728"/>
+          </w:tcPr>
+          <w:p>
+            <w:r>
+              <w:rPr>
+                <w:sz w:val="20"/>
+              </w:rPr>
+              <w:t>Tests E2E Rx/OTC</w:t>
+            </w:r>
+          </w:p>
+        </w:tc>
+      </w:tr>
+    </w:tbl>
+    <w:p/>
+    <w:p>
+      <w:pPr>
+        <w:pStyle w:val="Heading2"/>
+      </w:pPr>
+      <w:r>
         <w:t>Legal y empresa</w:t>
       </w:r>
     </w:p>
@@ -763,6 +1618,34 @@
                 <w:sz w:val="20"/>
               </w:rPr>
               <w:t>Desde T+5</w:t>
+            </w:r>
+          </w:p>
+        </w:tc>
+      </w:tr>
+      <w:tr>
+        <w:tc>
+          <w:tcPr>
+            <w:tcW w:type="dxa" w:w="4320"/>
+          </w:tcPr>
+          <w:p>
+            <w:r>
+              <w:rPr>
+                <w:sz w:val="20"/>
+              </w:rPr>
+              <w:t>Factura digital SENIAT</w:t>
+            </w:r>
+          </w:p>
+        </w:tc>
+        <w:tc>
+          <w:tcPr>
+            <w:tcW w:type="dxa" w:w="4320"/>
+          </w:tcPr>
+          <w:p>
+            <w:r>
+              <w:rPr>
+                <w:sz w:val="20"/>
+              </w:rPr>
+              <w:t>Post-RIF; puede quedar operativa post-T+30</w:t>
             </w:r>
           </w:p>
         </w:tc>
@@ -1114,6 +1997,144 @@
       </w:r>
     </w:p>
     <w:p>
+      <w:pPr>
+        <w:pStyle w:val="Heading2"/>
+      </w:pPr>
+      <w:r>
+        <w:t>Escenario: legal se retrasa 15 días</w:t>
+      </w:r>
+    </w:p>
+    <w:tbl>
+      <w:tblPr>
+        <w:tblStyle w:val="TableGrid"/>
+        <w:tblW w:type="auto" w:w="0"/>
+        <w:tblLook w:firstColumn="1" w:firstRow="1" w:lastColumn="0" w:lastRow="0" w:noHBand="0" w:noVBand="1" w:val="04A0"/>
+      </w:tblPr>
+      <w:tblGrid>
+        <w:gridCol w:w="4320"/>
+        <w:gridCol w:w="4320"/>
+      </w:tblGrid>
+      <w:tr>
+        <w:tc>
+          <w:tcPr>
+            <w:tcW w:type="dxa" w:w="4320"/>
+            <w:shd w:fill="1E2A5A"/>
+          </w:tcPr>
+          <w:p>
+            <w:r>
+              <w:rPr>
+                <w:b/>
+                <w:color w:val="FFFFFF"/>
+                <w:sz w:val="20"/>
+              </w:rPr>
+              <w:t>Impacto</w:t>
+            </w:r>
+          </w:p>
+        </w:tc>
+        <w:tc>
+          <w:tcPr>
+            <w:tcW w:type="dxa" w:w="4320"/>
+            <w:shd w:fill="1E2A5A"/>
+          </w:tcPr>
+          <w:p>
+            <w:r>
+              <w:rPr>
+                <w:b/>
+                <w:color w:val="FFFFFF"/>
+                <w:sz w:val="20"/>
+              </w:rPr>
+              <w:t>Mitigación</w:t>
+            </w:r>
+          </w:p>
+        </w:tc>
+      </w:tr>
+      <w:tr>
+        <w:tc>
+          <w:tcPr>
+            <w:tcW w:type="dxa" w:w="4320"/>
+          </w:tcPr>
+          <w:p>
+            <w:r>
+              <w:rPr>
+                <w:sz w:val="20"/>
+              </w:rPr>
+              <w:t>Day-D posible T+105</w:t>
+            </w:r>
+          </w:p>
+        </w:tc>
+        <w:tc>
+          <w:tcPr>
+            <w:tcW w:type="dxa" w:w="4320"/>
+          </w:tcPr>
+          <w:p>
+            <w:r>
+              <w:rPr>
+                <w:sz w:val="20"/>
+              </w:rPr>
+              <w:t>Comprimir onboarding T+60–90; soft launch restringido</w:t>
+            </w:r>
+          </w:p>
+        </w:tc>
+      </w:tr>
+      <w:tr>
+        <w:tc>
+          <w:tcPr>
+            <w:tcW w:type="dxa" w:w="4320"/>
+          </w:tcPr>
+          <w:p>
+            <w:r>
+              <w:rPr>
+                <w:sz w:val="20"/>
+              </w:rPr>
+              <w:t>+~4k burn</w:t>
+            </w:r>
+          </w:p>
+        </w:tc>
+        <w:tc>
+          <w:tcPr>
+            <w:tcW w:type="dxa" w:w="4320"/>
+          </w:tcPr>
+          <w:p>
+            <w:r>
+              <w:rPr>
+                <w:sz w:val="20"/>
+              </w:rPr>
+              <w:t>Posponer valla; founder bridge si necesario</w:t>
+            </w:r>
+          </w:p>
+        </w:tc>
+      </w:tr>
+      <w:tr>
+        <w:tc>
+          <w:tcPr>
+            <w:tcW w:type="dxa" w:w="4320"/>
+          </w:tcPr>
+          <w:p>
+            <w:r>
+              <w:rPr>
+                <w:sz w:val="20"/>
+              </w:rPr>
+              <w:t>Riesgo tiendas app</w:t>
+            </w:r>
+          </w:p>
+        </w:tc>
+        <w:tc>
+          <w:tcPr>
+            <w:tcW w:type="dxa" w:w="4320"/>
+          </w:tcPr>
+          <w:p>
+            <w:r>
+              <w:rPr>
+                <w:sz w:val="20"/>
+              </w:rPr>
+              <w:t>Checklist release en paralelo desde T+0</w:t>
+            </w:r>
+          </w:p>
+        </w:tc>
+      </w:tr>
+    </w:tbl>
+    <w:p/>
+    <w:p>
       <w:r>
         <w:t>────────────────────────────────────────</w:t>
       </w:r>
@@ -1141,13 +2162,14 @@
         <w:tblLook w:firstColumn="1" w:firstRow="1" w:lastColumn="0" w:lastRow="0" w:noHBand="0" w:noVBand="1" w:val="04A0"/>
       </w:tblPr>
       <w:tblGrid>
-        <w:gridCol w:w="4320"/>
-        <w:gridCol w:w="4320"/>
+        <w:gridCol w:w="2880"/>
+        <w:gridCol w:w="2880"/>
+        <w:gridCol w:w="2880"/>
       </w:tblGrid>
       <w:tr>
         <w:tc>
           <w:tcPr>
-            <w:tcW w:type="dxa" w:w="4320"/>
+            <w:tcW w:type="dxa" w:w="2880"/>
             <w:shd w:fill="1E2A5A"/>
           </w:tcPr>
           <w:p>
@@ -1163,7 +2185,7 @@
         </w:tc>
         <w:tc>
           <w:tcPr>
-            <w:tcW w:type="dxa" w:w="4320"/>
+            <w:tcW w:type="dxa" w:w="2880"/>
             <w:shd w:fill="1E2A5A"/>
           </w:tcPr>
           <w:p>
@@ -1177,24 +2199,40 @@
             </w:r>
           </w:p>
         </w:tc>
+        <w:tc>
+          <w:tcPr>
+            <w:tcW w:type="dxa" w:w="2880"/>
+            <w:shd w:fill="1E2A5A"/>
+          </w:tcPr>
+          <w:p>
+            <w:r>
+              <w:rPr>
+                <w:b/>
+                <w:color w:val="FFFFFF"/>
+                <w:sz w:val="20"/>
+              </w:rPr>
+              <w:t>Responsable</w:t>
+            </w:r>
+          </w:p>
+        </w:tc>
       </w:tr>
       <w:tr>
         <w:tc>
           <w:tcPr>
-            <w:tcW w:type="dxa" w:w="4320"/>
-          </w:tcPr>
-          <w:p>
-            <w:r>
-              <w:rPr>
-                <w:sz w:val="20"/>
-              </w:rPr>
-              <w:t>Onboarding técnico (priorizar las que firmaron carta)</w:t>
-            </w:r>
-          </w:p>
-        </w:tc>
-        <w:tc>
-          <w:tcPr>
-            <w:tcW w:type="dxa" w:w="4320"/>
+            <w:tcW w:type="dxa" w:w="2880"/>
+          </w:tcPr>
+          <w:p>
+            <w:r>
+              <w:rPr>
+                <w:sz w:val="20"/>
+              </w:rPr>
+              <w:t>Onboarding técnico (priorizar carta firmada)</w:t>
+            </w:r>
+          </w:p>
+        </w:tc>
+        <w:tc>
+          <w:tcPr>
+            <w:tcW w:type="dxa" w:w="2880"/>
           </w:tcPr>
           <w:p>
             <w:r>
@@ -1202,6 +2240,19 @@
                 <w:sz w:val="20"/>
               </w:rPr>
               <w:t>T+30–55</w:t>
+            </w:r>
+          </w:p>
+        </w:tc>
+        <w:tc>
+          <w:tcPr>
+            <w:tcW w:type="dxa" w:w="2880"/>
+          </w:tcPr>
+          <w:p>
+            <w:r>
+              <w:rPr>
+                <w:sz w:val="20"/>
+              </w:rPr>
+              <w:t>Sales + CS</w:t>
             </w:r>
           </w:p>
         </w:tc>
@@ -1209,7 +2260,7 @@
       <w:tr>
         <w:tc>
           <w:tcPr>
-            <w:tcW w:type="dxa" w:w="4320"/>
+            <w:tcW w:type="dxa" w:w="2880"/>
           </w:tcPr>
           <w:p>
             <w:r>
@@ -1222,7 +2273,7 @@
         </w:tc>
         <w:tc>
           <w:tcPr>
-            <w:tcW w:type="dxa" w:w="4320"/>
+            <w:tcW w:type="dxa" w:w="2880"/>
           </w:tcPr>
           <w:p>
             <w:r>
@@ -1230,6 +2281,19 @@
                 <w:sz w:val="20"/>
               </w:rPr>
               <w:t>T+30–55</w:t>
+            </w:r>
+          </w:p>
+        </w:tc>
+        <w:tc>
+          <w:tcPr>
+            <w:tcW w:type="dxa" w:w="2880"/>
+          </w:tcPr>
+          <w:p>
+            <w:r>
+              <w:rPr>
+                <w:sz w:val="20"/>
+              </w:rPr>
+              <w:t>Sales + farmacia</w:t>
             </w:r>
           </w:p>
         </w:tc>
@@ -1237,7 +2301,7 @@
       <w:tr>
         <w:tc>
           <w:tcPr>
-            <w:tcW w:type="dxa" w:w="4320"/>
+            <w:tcW w:type="dxa" w:w="2880"/>
           </w:tcPr>
           <w:p>
             <w:r>
@@ -1250,7 +2314,7 @@
         </w:tc>
         <w:tc>
           <w:tcPr>
-            <w:tcW w:type="dxa" w:w="4320"/>
+            <w:tcW w:type="dxa" w:w="2880"/>
           </w:tcPr>
           <w:p>
             <w:r>
@@ -1258,6 +2322,19 @@
                 <w:sz w:val="20"/>
               </w:rPr>
               <w:t>T+35–55</w:t>
+            </w:r>
+          </w:p>
+        </w:tc>
+        <w:tc>
+          <w:tcPr>
+            <w:tcW w:type="dxa" w:w="2880"/>
+          </w:tcPr>
+          <w:p>
+            <w:r>
+              <w:rPr>
+                <w:sz w:val="20"/>
+              </w:rPr>
+              <w:t>CS + Co-CEO</w:t>
             </w:r>
           </w:p>
         </w:tc>
@@ -1265,7 +2342,7 @@
       <w:tr>
         <w:tc>
           <w:tcPr>
-            <w:tcW w:type="dxa" w:w="4320"/>
+            <w:tcW w:type="dxa" w:w="2880"/>
           </w:tcPr>
           <w:p>
             <w:r>
@@ -1278,7 +2355,7 @@
         </w:tc>
         <w:tc>
           <w:tcPr>
-            <w:tcW w:type="dxa" w:w="4320"/>
+            <w:tcW w:type="dxa" w:w="2880"/>
           </w:tcPr>
           <w:p>
             <w:r>
@@ -1286,6 +2363,19 @@
                 <w:sz w:val="20"/>
               </w:rPr>
               <w:t>T+45–58</w:t>
+            </w:r>
+          </w:p>
+        </w:tc>
+        <w:tc>
+          <w:tcPr>
+            <w:tcW w:type="dxa" w:w="2880"/>
+          </w:tcPr>
+          <w:p>
+            <w:r>
+              <w:rPr>
+                <w:sz w:val="20"/>
+              </w:rPr>
+              <w:t>Sales</w:t>
             </w:r>
           </w:p>
         </w:tc>
@@ -1293,7 +2383,7 @@
       <w:tr>
         <w:tc>
           <w:tcPr>
-            <w:tcW w:type="dxa" w:w="4320"/>
+            <w:tcW w:type="dxa" w:w="2880"/>
           </w:tcPr>
           <w:p>
             <w:r>
@@ -1306,7 +2396,7 @@
         </w:tc>
         <w:tc>
           <w:tcPr>
-            <w:tcW w:type="dxa" w:w="4320"/>
+            <w:tcW w:type="dxa" w:w="2880"/>
           </w:tcPr>
           <w:p>
             <w:r>
@@ -1314,6 +2404,19 @@
                 <w:sz w:val="20"/>
               </w:rPr>
               <w:t>T+50–60</w:t>
+            </w:r>
+          </w:p>
+        </w:tc>
+        <w:tc>
+          <w:tcPr>
+            <w:tcW w:type="dxa" w:w="2880"/>
+          </w:tcPr>
+          <w:p>
+            <w:r>
+              <w:rPr>
+                <w:sz w:val="20"/>
+              </w:rPr>
+              <w:t>Founder + CS</w:t>
             </w:r>
           </w:p>
         </w:tc>
@@ -1328,47 +2431,204 @@
         <w:t>Delivery (partner, sin flota Zonix)</w:t>
       </w:r>
     </w:p>
+    <w:tbl>
+      <w:tblPr>
+        <w:tblStyle w:val="TableGrid"/>
+        <w:tblW w:type="auto" w:w="0"/>
+        <w:tblLook w:firstColumn="1" w:firstRow="1" w:lastColumn="0" w:lastRow="0" w:noHBand="0" w:noVBand="1" w:val="04A0"/>
+      </w:tblPr>
+      <w:tblGrid>
+        <w:gridCol w:w="4320"/>
+        <w:gridCol w:w="4320"/>
+      </w:tblGrid>
+      <w:tr>
+        <w:tc>
+          <w:tcPr>
+            <w:tcW w:type="dxa" w:w="4320"/>
+            <w:shd w:fill="1E2A5A"/>
+          </w:tcPr>
+          <w:p>
+            <w:r>
+              <w:rPr>
+                <w:b/>
+                <w:color w:val="FFFFFF"/>
+                <w:sz w:val="20"/>
+              </w:rPr>
+              <w:t>Actividad</w:t>
+            </w:r>
+          </w:p>
+        </w:tc>
+        <w:tc>
+          <w:tcPr>
+            <w:tcW w:type="dxa" w:w="4320"/>
+            <w:shd w:fill="1E2A5A"/>
+          </w:tcPr>
+          <w:p>
+            <w:r>
+              <w:rPr>
+                <w:b/>
+                <w:color w:val="FFFFFF"/>
+                <w:sz w:val="20"/>
+              </w:rPr>
+              <w:t>Ventana</w:t>
+            </w:r>
+          </w:p>
+        </w:tc>
+      </w:tr>
+      <w:tr>
+        <w:tc>
+          <w:tcPr>
+            <w:tcW w:type="dxa" w:w="4320"/>
+          </w:tcPr>
+          <w:p>
+            <w:r>
+              <w:rPr>
+                <w:sz w:val="20"/>
+              </w:rPr>
+              <w:t>Negociación contrato marco con **1 empresa** de última milla</w:t>
+            </w:r>
+          </w:p>
+        </w:tc>
+        <w:tc>
+          <w:tcPr>
+            <w:tcW w:type="dxa" w:w="4320"/>
+          </w:tcPr>
+          <w:p>
+            <w:r>
+              <w:rPr>
+                <w:sz w:val="20"/>
+              </w:rPr>
+              <w:t>T+30–45</w:t>
+            </w:r>
+          </w:p>
+        </w:tc>
+      </w:tr>
+      <w:tr>
+        <w:tc>
+          <w:tcPr>
+            <w:tcW w:type="dxa" w:w="4320"/>
+          </w:tcPr>
+          <w:p>
+            <w:r>
+              <w:rPr>
+                <w:sz w:val="20"/>
+              </w:rPr>
+              <w:t>Firma carta de intención o marco</w:t>
+            </w:r>
+          </w:p>
+        </w:tc>
+        <w:tc>
+          <w:tcPr>
+            <w:tcW w:type="dxa" w:w="4320"/>
+          </w:tcPr>
+          <w:p>
+            <w:r>
+              <w:rPr>
+                <w:sz w:val="20"/>
+              </w:rPr>
+              <w:t>T+40–50</w:t>
+            </w:r>
+          </w:p>
+        </w:tc>
+      </w:tr>
+      <w:tr>
+        <w:tc>
+          <w:tcPr>
+            <w:tcW w:type="dxa" w:w="4320"/>
+          </w:tcPr>
+          <w:p>
+            <w:r>
+              <w:rPr>
+                <w:sz w:val="20"/>
+              </w:rPr>
+              <w:t>Onboarding **5–15 repartidores** bajo esa empresa</w:t>
+            </w:r>
+          </w:p>
+        </w:tc>
+        <w:tc>
+          <w:tcPr>
+            <w:tcW w:type="dxa" w:w="4320"/>
+          </w:tcPr>
+          <w:p>
+            <w:r>
+              <w:rPr>
+                <w:sz w:val="20"/>
+              </w:rPr>
+              <w:t>T+45–58</w:t>
+            </w:r>
+          </w:p>
+        </w:tc>
+      </w:tr>
+      <w:tr>
+        <w:tc>
+          <w:tcPr>
+            <w:tcW w:type="dxa" w:w="4320"/>
+          </w:tcPr>
+          <w:p>
+            <w:r>
+              <w:rPr>
+                <w:sz w:val="20"/>
+              </w:rPr>
+              <w:t>Prueba de entrega real</w:t>
+            </w:r>
+          </w:p>
+        </w:tc>
+        <w:tc>
+          <w:tcPr>
+            <w:tcW w:type="dxa" w:w="4320"/>
+          </w:tcPr>
+          <w:p>
+            <w:r>
+              <w:rPr>
+                <w:sz w:val="20"/>
+              </w:rPr>
+              <w:t>T+55–60</w:t>
+            </w:r>
+          </w:p>
+        </w:tc>
+      </w:tr>
+      <w:tr>
+        <w:tc>
+          <w:tcPr>
+            <w:tcW w:type="dxa" w:w="4320"/>
+          </w:tcPr>
+          <w:p>
+            <w:r>
+              <w:rPr>
+                <w:sz w:val="20"/>
+              </w:rPr>
+              <w:t>Zonas iniciales</w:t>
+            </w:r>
+          </w:p>
+        </w:tc>
+        <w:tc>
+          <w:tcPr>
+            <w:tcW w:type="dxa" w:w="4320"/>
+          </w:tcPr>
+          <w:p>
+            <w:r>
+              <w:rPr>
+                <w:sz w:val="20"/>
+              </w:rPr>
+              <w:t>Valencia centro, San Diego, corredores Naguanagua / El Socorro</w:t>
+            </w:r>
+          </w:p>
+        </w:tc>
+      </w:tr>
+    </w:tbl>
+    <w:p/>
     <w:p>
       <w:r>
-        <w:t xml:space="preserve">- Negociación contrato marco con </w:t>
+        <w:t xml:space="preserve">Zonix </w:t>
       </w:r>
       <w:r>
         <w:rPr>
           <w:b/>
         </w:rPr>
-        <w:t>1 empresa</w:t>
+        <w:t>no</w:t>
       </w:r>
       <w:r>
-        <w:t xml:space="preserve"> de última milla: T+30–45.</w:t>
-      </w:r>
-    </w:p>
-    <w:p>
-      <w:r>
-        <w:t>- Firma carta de intención o marco: T+40–50.</w:t>
-      </w:r>
-    </w:p>
-    <w:p>
-      <w:r>
-        <w:t xml:space="preserve">- Onboarding </w:t>
-      </w:r>
-      <w:r>
-        <w:rPr>
-          <w:b/>
-        </w:rPr>
-        <w:t>5–15 repartidores</w:t>
-      </w:r>
-      <w:r>
-        <w:t xml:space="preserve"> bajo esa empresa: T+45–58.</w:t>
-      </w:r>
-    </w:p>
-    <w:p>
-      <w:r>
-        <w:t>- Prueba de entrega real: T+55–60.</w:t>
-      </w:r>
-    </w:p>
-    <w:p>
-      <w:r>
-        <w:t>- Zonas iniciales: Valencia centro, San Diego, corredores hacia Naguanagua / El Socorro.</w:t>
+        <w:t xml:space="preserve"> opera flota propia. El repartidor es agente de la empresa partner (`delivery_agent` en app).</w:t>
       </w:r>
     </w:p>
     <w:p>
@@ -1379,35 +2639,164 @@
         <w:t>Marketing (preparación, no masivo aún)</w:t>
       </w:r>
     </w:p>
-    <w:p>
-      <w:r>
-        <w:t>- Cuenta Meta Business y creativos aprobados: T+30–45.</w:t>
-      </w:r>
-    </w:p>
-    <w:p>
-      <w:r>
-        <w:t>- Pruebas internas de pauta (gasto mínimo): T+40–55.</w:t>
-      </w:r>
-    </w:p>
-    <w:p>
-      <w:r>
-        <w:t>- Valla 3×2 m en Av. Bolívar Norte (producción T+30–50; activación típica en Day-D).</w:t>
-      </w:r>
-    </w:p>
-    <w:p>
-      <w:r>
-        <w:t xml:space="preserve">- </w:t>
-      </w:r>
-      <w:r>
-        <w:rPr>
-          <w:b/>
-        </w:rPr>
-        <w:t>Regla:</w:t>
-      </w:r>
-      <w:r>
-        <w:t xml:space="preserve"> no tráfico masivo de pacientes hasta checklist pre-Day-D completo.</w:t>
-      </w:r>
-    </w:p>
+    <w:tbl>
+      <w:tblPr>
+        <w:tblStyle w:val="TableGrid"/>
+        <w:tblW w:type="auto" w:w="0"/>
+        <w:tblLook w:firstColumn="1" w:firstRow="1" w:lastColumn="0" w:lastRow="0" w:noHBand="0" w:noVBand="1" w:val="04A0"/>
+      </w:tblPr>
+      <w:tblGrid>
+        <w:gridCol w:w="4320"/>
+        <w:gridCol w:w="4320"/>
+      </w:tblGrid>
+      <w:tr>
+        <w:tc>
+          <w:tcPr>
+            <w:tcW w:type="dxa" w:w="4320"/>
+            <w:shd w:fill="1E2A5A"/>
+          </w:tcPr>
+          <w:p>
+            <w:r>
+              <w:rPr>
+                <w:b/>
+                <w:color w:val="FFFFFF"/>
+                <w:sz w:val="20"/>
+              </w:rPr>
+              <w:t>Actividad</w:t>
+            </w:r>
+          </w:p>
+        </w:tc>
+        <w:tc>
+          <w:tcPr>
+            <w:tcW w:type="dxa" w:w="4320"/>
+            <w:shd w:fill="1E2A5A"/>
+          </w:tcPr>
+          <w:p>
+            <w:r>
+              <w:rPr>
+                <w:b/>
+                <w:color w:val="FFFFFF"/>
+                <w:sz w:val="20"/>
+              </w:rPr>
+              <w:t>Ventana</w:t>
+            </w:r>
+          </w:p>
+        </w:tc>
+      </w:tr>
+      <w:tr>
+        <w:tc>
+          <w:tcPr>
+            <w:tcW w:type="dxa" w:w="4320"/>
+          </w:tcPr>
+          <w:p>
+            <w:r>
+              <w:rPr>
+                <w:sz w:val="20"/>
+              </w:rPr>
+              <w:t>Cuenta Meta Business + creativos aprobados</w:t>
+            </w:r>
+          </w:p>
+        </w:tc>
+        <w:tc>
+          <w:tcPr>
+            <w:tcW w:type="dxa" w:w="4320"/>
+          </w:tcPr>
+          <w:p>
+            <w:r>
+              <w:rPr>
+                <w:sz w:val="20"/>
+              </w:rPr>
+              <w:t>T+30–45</w:t>
+            </w:r>
+          </w:p>
+        </w:tc>
+      </w:tr>
+      <w:tr>
+        <w:tc>
+          <w:tcPr>
+            <w:tcW w:type="dxa" w:w="4320"/>
+          </w:tcPr>
+          <w:p>
+            <w:r>
+              <w:rPr>
+                <w:sz w:val="20"/>
+              </w:rPr>
+              <w:t>Pruebas internas de pauta (gasto mínimo)</w:t>
+            </w:r>
+          </w:p>
+        </w:tc>
+        <w:tc>
+          <w:tcPr>
+            <w:tcW w:type="dxa" w:w="4320"/>
+          </w:tcPr>
+          <w:p>
+            <w:r>
+              <w:rPr>
+                <w:sz w:val="20"/>
+              </w:rPr>
+              <w:t>T+40–55</w:t>
+            </w:r>
+          </w:p>
+        </w:tc>
+      </w:tr>
+      <w:tr>
+        <w:tc>
+          <w:tcPr>
+            <w:tcW w:type="dxa" w:w="4320"/>
+          </w:tcPr>
+          <w:p>
+            <w:r>
+              <w:rPr>
+                <w:sz w:val="20"/>
+              </w:rPr>
+              <w:t>Valla 3×2 m Av. Bolívar Norte (producción)</w:t>
+            </w:r>
+          </w:p>
+        </w:tc>
+        <w:tc>
+          <w:tcPr>
+            <w:tcW w:type="dxa" w:w="4320"/>
+          </w:tcPr>
+          <w:p>
+            <w:r>
+              <w:rPr>
+                <w:sz w:val="20"/>
+              </w:rPr>
+              <w:t>T+30–50</w:t>
+            </w:r>
+          </w:p>
+        </w:tc>
+      </w:tr>
+      <w:tr>
+        <w:tc>
+          <w:tcPr>
+            <w:tcW w:type="dxa" w:w="4320"/>
+          </w:tcPr>
+          <w:p>
+            <w:r>
+              <w:rPr>
+                <w:sz w:val="20"/>
+              </w:rPr>
+              <w:t>**Regla:** no tráfico masivo pacientes hasta checklist pre-Day-D</w:t>
+            </w:r>
+          </w:p>
+        </w:tc>
+        <w:tc>
+          <w:tcPr>
+            <w:tcW w:type="dxa" w:w="4320"/>
+          </w:tcPr>
+          <w:p>
+            <w:r>
+              <w:rPr>
+                <w:sz w:val="20"/>
+              </w:rPr>
+              <w:t>—</w:t>
+            </w:r>
+          </w:p>
+        </w:tc>
+      </w:tr>
+    </w:tbl>
+    <w:p/>
     <w:p>
       <w:r/>
       <w:r>
@@ -1543,7 +2932,7 @@
               <w:rPr>
                 <w:sz w:val="20"/>
               </w:rPr>
-              <w:t>Dueño de farmacia confirma dolor real (entrevistas calle)</w:t>
+              <w:t>Dueño confirma dolor real (mom-test calle)</w:t>
             </w:r>
           </w:p>
         </w:tc>
@@ -1707,7 +3096,7 @@
               <w:rPr>
                 <w:sz w:val="20"/>
               </w:rPr>
-              <w:t>Reacción a **cuota 25/40/55 + % GMV** (con hechos, no «¿pagarías?»)</w:t>
+              <w:t>Reacción a **cuota 25/40/55 + % GMV** (hechos, no «¿pagarías?»)</w:t>
             </w:r>
           </w:p>
         </w:tc>
@@ -1720,7 +3109,7 @@
               <w:rPr>
                 <w:sz w:val="20"/>
               </w:rPr>
-              <w:t>≥3 entrevistas de pricing</w:t>
+              <w:t>≥3 entrevistas pricing</w:t>
             </w:r>
           </w:p>
         </w:tc>
@@ -1761,13 +3150,88 @@
               <w:rPr>
                 <w:sz w:val="20"/>
               </w:rPr>
-              <w:t>Sin Meta/valla masiva si falta alguna fila 1–5</w:t>
+              <w:t>Sin Meta/valla masiva si falta fila 1–5</w:t>
             </w:r>
           </w:p>
         </w:tc>
       </w:tr>
     </w:tbl>
     <w:p/>
+    <w:p>
+      <w:r/>
+      <w:r>
+        <w:rPr>
+          <w:b/>
+        </w:rPr>
+        <w:t>Guía mom-test pricing (fila 5):</w:t>
+      </w:r>
+      <w:r>
+        <w:t xml:space="preserve"> preguntar qué </w:t>
+      </w:r>
+      <w:r>
+        <w:rPr>
+          <w:b/>
+        </w:rPr>
+        <w:t>gastó o dejó de ganar</w:t>
+      </w:r>
+      <w:r>
+        <w:t xml:space="preserve"> la farmacia con agregador/WhatsApp el último mes; mostrar </w:t>
+      </w:r>
+      <w:r>
+        <w:rPr>
+          <w:b/>
+        </w:rPr>
+        <w:t>después</w:t>
+      </w:r>
+      <w:r>
+        <w:t xml:space="preserve"> el ejemplo híbrido (Basic </w:t>
+      </w:r>
+      <w:r>
+        <w:rPr>
+          <w:b/>
+        </w:rPr>
+        <w:t>25</w:t>
+      </w:r>
+      <w:r>
+        <w:t xml:space="preserve"> / Pro </w:t>
+      </w:r>
+      <w:r>
+        <w:rPr>
+          <w:b/>
+        </w:rPr>
+        <w:t>40</w:t>
+      </w:r>
+      <w:r>
+        <w:t xml:space="preserve"> / Enterprise </w:t>
+      </w:r>
+      <w:r>
+        <w:rPr>
+          <w:b/>
+        </w:rPr>
+        <w:t>55</w:t>
+      </w:r>
+      <w:r>
+        <w:t xml:space="preserve"> + % GMV). Si </w:t>
+      </w:r>
+      <w:r>
+        <w:rPr>
+          <w:b/>
+        </w:rPr>
+        <w:t>≥2 de 3</w:t>
+      </w:r>
+      <w:r>
+        <w:t xml:space="preserve"> rechazan Pro sobre GMV típico local → nota en VOLCADO y revisión ARPF (sigue </w:t>
+      </w:r>
+      <w:r>
+        <w:rPr>
+          <w:b/>
+        </w:rPr>
+        <w:t>LTV/CAC ~7,2×</w:t>
+      </w:r>
+      <w:r>
+        <w:t xml:space="preserve"> solo si ARPF ~50 se sostiene).</w:t>
+      </w:r>
+    </w:p>
     <w:p>
       <w:r>
         <w:t xml:space="preserve">Meta comercial al </w:t>
@@ -1931,7 +3395,7 @@
               <w:rPr>
                 <w:sz w:val="20"/>
               </w:rPr>
-              <w:t>App pública en tiendas (según checklist release Fase 0); orden simulada interna</w:t>
+              <w:t>App pública en tiendas (según checklist release); orden simulada interna</w:t>
             </w:r>
           </w:p>
         </w:tc>
@@ -2100,7 +3564,7 @@
         <w:pStyle w:val="Heading1"/>
       </w:pPr>
       <w:r>
-        <w:t>Año 1 post-Day-D — Mes 1 a Mes 12</w:t>
+        <w:t>Año 1 post-Day-D — calendario mes a mes</w:t>
       </w:r>
     </w:p>
     <w:p>
@@ -2118,14 +3582,16 @@
         <w:tblLook w:firstColumn="1" w:firstRow="1" w:lastColumn="0" w:lastRow="0" w:noHBand="0" w:noVBand="1" w:val="04A0"/>
       </w:tblPr>
       <w:tblGrid>
-        <w:gridCol w:w="2880"/>
-        <w:gridCol w:w="2880"/>
-        <w:gridCol w:w="2880"/>
+        <w:gridCol w:w="1728"/>
+        <w:gridCol w:w="1728"/>
+        <w:gridCol w:w="1728"/>
+        <w:gridCol w:w="1728"/>
+        <w:gridCol w:w="1728"/>
       </w:tblGrid>
       <w:tr>
         <w:tc>
           <w:tcPr>
-            <w:tcW w:type="dxa" w:w="2880"/>
+            <w:tcW w:type="dxa" w:w="1728"/>
             <w:shd w:fill="1E2A5A"/>
           </w:tcPr>
           <w:p>
@@ -2141,7 +3607,7 @@
         </w:tc>
         <w:tc>
           <w:tcPr>
-            <w:tcW w:type="dxa" w:w="2880"/>
+            <w:tcW w:type="dxa" w:w="1728"/>
             <w:shd w:fill="1E2A5A"/>
           </w:tcPr>
           <w:p>
@@ -2151,13 +3617,13 @@
                 <w:color w:val="FFFFFF"/>
                 <w:sz w:val="20"/>
               </w:rPr>
-              <w:t>Farmacias activas (plan)</w:t>
-            </w:r>
-          </w:p>
-        </w:tc>
-        <w:tc>
-          <w:tcPr>
-            <w:tcW w:type="dxa" w:w="2880"/>
+              <w:t>Activas (plan)</w:t>
+            </w:r>
+          </w:p>
+        </w:tc>
+        <w:tc>
+          <w:tcPr>
+            <w:tcW w:type="dxa" w:w="1728"/>
             <w:shd w:fill="1E2A5A"/>
           </w:tcPr>
           <w:p>
@@ -2167,7 +3633,39 @@
                 <w:color w:val="FFFFFF"/>
                 <w:sz w:val="20"/>
               </w:rPr>
-              <w:t>Notas</w:t>
+              <w:t>Firmadas mes</w:t>
+            </w:r>
+          </w:p>
+        </w:tc>
+        <w:tc>
+          <w:tcPr>
+            <w:tcW w:type="dxa" w:w="1728"/>
+            <w:shd w:fill="1E2A5A"/>
+          </w:tcPr>
+          <w:p>
+            <w:r>
+              <w:rPr>
+                <w:b/>
+                <w:color w:val="FFFFFF"/>
+                <w:sz w:val="20"/>
+              </w:rPr>
+              <w:t>Revenue ref.</w:t>
+            </w:r>
+          </w:p>
+        </w:tc>
+        <w:tc>
+          <w:tcPr>
+            <w:tcW w:type="dxa" w:w="1728"/>
+            <w:shd w:fill="1E2A5A"/>
+          </w:tcPr>
+          <w:p>
+            <w:r>
+              <w:rPr>
+                <w:b/>
+                <w:color w:val="FFFFFF"/>
+                <w:sz w:val="20"/>
+              </w:rPr>
+              <w:t>Foco operativo</w:t>
             </w:r>
           </w:p>
         </w:tc>
@@ -2175,7 +3673,7 @@
       <w:tr>
         <w:tc>
           <w:tcPr>
-            <w:tcW w:type="dxa" w:w="2880"/>
+            <w:tcW w:type="dxa" w:w="1728"/>
           </w:tcPr>
           <w:p>
             <w:r>
@@ -2188,7 +3686,7 @@
         </w:tc>
         <w:tc>
           <w:tcPr>
-            <w:tcW w:type="dxa" w:w="2880"/>
+            <w:tcW w:type="dxa" w:w="1728"/>
           </w:tcPr>
           <w:p>
             <w:r>
@@ -2201,14 +3699,40 @@
         </w:tc>
         <w:tc>
           <w:tcPr>
-            <w:tcW w:type="dxa" w:w="2880"/>
-          </w:tcPr>
-          <w:p>
-            <w:r>
-              <w:rPr>
-                <w:sz w:val="20"/>
-              </w:rPr>
-              <w:t>Catálogo cargado, listas para M1</w:t>
+            <w:tcW w:type="dxa" w:w="1728"/>
+          </w:tcPr>
+          <w:p>
+            <w:r>
+              <w:rPr>
+                <w:sz w:val="20"/>
+              </w:rPr>
+              <w:t>—</w:t>
+            </w:r>
+          </w:p>
+        </w:tc>
+        <w:tc>
+          <w:tcPr>
+            <w:tcW w:type="dxa" w:w="1728"/>
+          </w:tcPr>
+          <w:p>
+            <w:r>
+              <w:rPr>
+                <w:sz w:val="20"/>
+              </w:rPr>
+              <w:t>0</w:t>
+            </w:r>
+          </w:p>
+        </w:tc>
+        <w:tc>
+          <w:tcPr>
+            <w:tcW w:type="dxa" w:w="1728"/>
+          </w:tcPr>
+          <w:p>
+            <w:r>
+              <w:rPr>
+                <w:sz w:val="20"/>
+              </w:rPr>
+              <w:t>Catálogo cargado</w:t>
             </w:r>
           </w:p>
         </w:tc>
@@ -2216,7 +3740,7 @@
       <w:tr>
         <w:tc>
           <w:tcPr>
-            <w:tcW w:type="dxa" w:w="2880"/>
+            <w:tcW w:type="dxa" w:w="1728"/>
           </w:tcPr>
           <w:p>
             <w:r>
@@ -2229,7 +3753,7 @@
         </w:tc>
         <w:tc>
           <w:tcPr>
-            <w:tcW w:type="dxa" w:w="2880"/>
+            <w:tcW w:type="dxa" w:w="1728"/>
           </w:tcPr>
           <w:p>
             <w:r>
@@ -2242,14 +3766,40 @@
         </w:tc>
         <w:tc>
           <w:tcPr>
-            <w:tcW w:type="dxa" w:w="2880"/>
-          </w:tcPr>
-          <w:p>
-            <w:r>
-              <w:rPr>
-                <w:sz w:val="20"/>
-              </w:rPr>
-              <w:t>Primera ola marketing B2C</w:t>
+            <w:tcW w:type="dxa" w:w="1728"/>
+          </w:tcPr>
+          <w:p>
+            <w:r>
+              <w:rPr>
+                <w:sz w:val="20"/>
+              </w:rPr>
+              <w:t>13</w:t>
+            </w:r>
+          </w:p>
+        </w:tc>
+        <w:tc>
+          <w:tcPr>
+            <w:tcW w:type="dxa" w:w="1728"/>
+          </w:tcPr>
+          <w:p>
+            <w:r>
+              <w:rPr>
+                <w:sz w:val="20"/>
+              </w:rPr>
+              <w:t>~1.500</w:t>
+            </w:r>
+          </w:p>
+        </w:tc>
+        <w:tc>
+          <w:tcPr>
+            <w:tcW w:type="dxa" w:w="1728"/>
+          </w:tcPr>
+          <w:p>
+            <w:r>
+              <w:rPr>
+                <w:sz w:val="20"/>
+              </w:rPr>
+              <w:t>Primera ola Meta B2C</w:t>
             </w:r>
           </w:p>
         </w:tc>
@@ -2257,7 +3807,7 @@
       <w:tr>
         <w:tc>
           <w:tcPr>
-            <w:tcW w:type="dxa" w:w="2880"/>
+            <w:tcW w:type="dxa" w:w="1728"/>
           </w:tcPr>
           <w:p>
             <w:r>
@@ -2270,27 +3820,53 @@
         </w:tc>
         <w:tc>
           <w:tcPr>
-            <w:tcW w:type="dxa" w:w="2880"/>
-          </w:tcPr>
-          <w:p>
-            <w:r>
-              <w:rPr>
-                <w:sz w:val="20"/>
-              </w:rPr>
-              <w:t>~52</w:t>
-            </w:r>
-          </w:p>
-        </w:tc>
-        <w:tc>
-          <w:tcPr>
-            <w:tcW w:type="dxa" w:w="2880"/>
-          </w:tcPr>
-          <w:p>
-            <w:r>
-              <w:rPr>
-                <w:sz w:val="20"/>
-              </w:rPr>
-              <w:t>Refuerzo geo Bella Florida, El Socorro</w:t>
+            <w:tcW w:type="dxa" w:w="1728"/>
+          </w:tcPr>
+          <w:p>
+            <w:r>
+              <w:rPr>
+                <w:sz w:val="20"/>
+              </w:rPr>
+              <w:t>~51</w:t>
+            </w:r>
+          </w:p>
+        </w:tc>
+        <w:tc>
+          <w:tcPr>
+            <w:tcW w:type="dxa" w:w="1728"/>
+          </w:tcPr>
+          <w:p>
+            <w:r>
+              <w:rPr>
+                <w:sz w:val="20"/>
+              </w:rPr>
+              <w:t>13</w:t>
+            </w:r>
+          </w:p>
+        </w:tc>
+        <w:tc>
+          <w:tcPr>
+            <w:tcW w:type="dxa" w:w="1728"/>
+          </w:tcPr>
+          <w:p>
+            <w:r>
+              <w:rPr>
+                <w:sz w:val="20"/>
+              </w:rPr>
+              <w:t>~2.168</w:t>
+            </w:r>
+          </w:p>
+        </w:tc>
+        <w:tc>
+          <w:tcPr>
+            <w:tcW w:type="dxa" w:w="1728"/>
+          </w:tcPr>
+          <w:p>
+            <w:r>
+              <w:rPr>
+                <w:sz w:val="20"/>
+              </w:rPr>
+              <w:t>Geo Bella Florida, El Socorro</w:t>
             </w:r>
           </w:p>
         </w:tc>
@@ -2298,7 +3874,7 @@
       <w:tr>
         <w:tc>
           <w:tcPr>
-            <w:tcW w:type="dxa" w:w="2880"/>
+            <w:tcW w:type="dxa" w:w="1728"/>
           </w:tcPr>
           <w:p>
             <w:r>
@@ -2311,27 +3887,53 @@
         </w:tc>
         <w:tc>
           <w:tcPr>
-            <w:tcW w:type="dxa" w:w="2880"/>
-          </w:tcPr>
-          <w:p>
-            <w:r>
-              <w:rPr>
-                <w:sz w:val="20"/>
-              </w:rPr>
-              <w:t>~64</w:t>
-            </w:r>
-          </w:p>
-        </w:tc>
-        <w:tc>
-          <w:tcPr>
-            <w:tcW w:type="dxa" w:w="2880"/>
-          </w:tcPr>
-          <w:p>
-            <w:r>
-              <w:rPr>
-                <w:sz w:val="20"/>
-              </w:rPr>
-              <w:t>Expansión corredores</w:t>
+            <w:tcW w:type="dxa" w:w="1728"/>
+          </w:tcPr>
+          <w:p>
+            <w:r>
+              <w:rPr>
+                <w:sz w:val="20"/>
+              </w:rPr>
+              <w:t>~62</w:t>
+            </w:r>
+          </w:p>
+        </w:tc>
+        <w:tc>
+          <w:tcPr>
+            <w:tcW w:type="dxa" w:w="1728"/>
+          </w:tcPr>
+          <w:p>
+            <w:r>
+              <w:rPr>
+                <w:sz w:val="20"/>
+              </w:rPr>
+              <w:t>14</w:t>
+            </w:r>
+          </w:p>
+        </w:tc>
+        <w:tc>
+          <w:tcPr>
+            <w:tcW w:type="dxa" w:w="1728"/>
+          </w:tcPr>
+          <w:p>
+            <w:r>
+              <w:rPr>
+                <w:sz w:val="20"/>
+              </w:rPr>
+              <w:t>~3.100</w:t>
+            </w:r>
+          </w:p>
+        </w:tc>
+        <w:tc>
+          <w:tcPr>
+            <w:tcW w:type="dxa" w:w="1728"/>
+          </w:tcPr>
+          <w:p>
+            <w:r>
+              <w:rPr>
+                <w:sz w:val="20"/>
+              </w:rPr>
+              <w:t>Valla activa (350/mes); expansión corredores</w:t>
             </w:r>
           </w:p>
         </w:tc>
@@ -2339,7 +3941,7 @@
       <w:tr>
         <w:tc>
           <w:tcPr>
-            <w:tcW w:type="dxa" w:w="2880"/>
+            <w:tcW w:type="dxa" w:w="1728"/>
           </w:tcPr>
           <w:p>
             <w:r>
@@ -2352,26 +3954,53 @@
         </w:tc>
         <w:tc>
           <w:tcPr>
-            <w:tcW w:type="dxa" w:w="2880"/>
-          </w:tcPr>
-          <w:p>
-            <w:r>
-              <w:rPr>
-                <w:sz w:val="20"/>
-              </w:rPr>
-              <w:t>~76</w:t>
-            </w:r>
-          </w:p>
-        </w:tc>
-        <w:tc>
-          <w:tcPr>
-            <w:tcW w:type="dxa" w:w="2880"/>
-          </w:tcPr>
-          <w:p>
-            <w:r>
-              <w:rPr>
-                <w:sz w:val="20"/>
-              </w:rPr>
+            <w:tcW w:type="dxa" w:w="1728"/>
+          </w:tcPr>
+          <w:p>
+            <w:r>
+              <w:rPr>
+                <w:sz w:val="20"/>
+              </w:rPr>
+              <w:t>~74</w:t>
+            </w:r>
+          </w:p>
+        </w:tc>
+        <w:tc>
+          <w:tcPr>
+            <w:tcW w:type="dxa" w:w="1728"/>
+          </w:tcPr>
+          <w:p>
+            <w:r>
+              <w:rPr>
+                <w:sz w:val="20"/>
+              </w:rPr>
+              <w:t>15</w:t>
+            </w:r>
+          </w:p>
+        </w:tc>
+        <w:tc>
+          <w:tcPr>
+            <w:tcW w:type="dxa" w:w="1728"/>
+          </w:tcPr>
+          <w:p>
+            <w:r>
+              <w:rPr>
+                <w:sz w:val="20"/>
+              </w:rPr>
+              <w:t>~3.700</w:t>
+            </w:r>
+          </w:p>
+        </w:tc>
+        <w:tc>
+          <w:tcPr>
+            <w:tcW w:type="dxa" w:w="1728"/>
+          </w:tcPr>
+          <w:p>
+            <w:r>
+              <w:rPr>
+                <w:sz w:val="20"/>
+              </w:rPr>
+              <w:t>Refinar script Sales</w:t>
             </w:r>
           </w:p>
         </w:tc>
@@ -2379,7 +4008,7 @@
       <w:tr>
         <w:tc>
           <w:tcPr>
-            <w:tcW w:type="dxa" w:w="2880"/>
+            <w:tcW w:type="dxa" w:w="1728"/>
           </w:tcPr>
           <w:p>
             <w:r>
@@ -2392,7 +4021,7 @@
         </w:tc>
         <w:tc>
           <w:tcPr>
-            <w:tcW w:type="dxa" w:w="2880"/>
+            <w:tcW w:type="dxa" w:w="1728"/>
           </w:tcPr>
           <w:p>
             <w:r>
@@ -2405,13 +4034,40 @@
         </w:tc>
         <w:tc>
           <w:tcPr>
-            <w:tcW w:type="dxa" w:w="2880"/>
-          </w:tcPr>
-          <w:p>
-            <w:r>
-              <w:rPr>
-                <w:sz w:val="20"/>
-              </w:rPr>
+            <w:tcW w:type="dxa" w:w="1728"/>
+          </w:tcPr>
+          <w:p>
+            <w:r>
+              <w:rPr>
+                <w:sz w:val="20"/>
+              </w:rPr>
+              <w:t>15</w:t>
+            </w:r>
+          </w:p>
+        </w:tc>
+        <w:tc>
+          <w:tcPr>
+            <w:tcW w:type="dxa" w:w="1728"/>
+          </w:tcPr>
+          <w:p>
+            <w:r>
+              <w:rPr>
+                <w:sz w:val="20"/>
+              </w:rPr>
+              <w:t>~4.250</w:t>
+            </w:r>
+          </w:p>
+        </w:tc>
+        <w:tc>
+          <w:tcPr>
+            <w:tcW w:type="dxa" w:w="1728"/>
+          </w:tcPr>
+          <w:p>
+            <w:r>
+              <w:rPr>
+                <w:sz w:val="20"/>
+              </w:rPr>
+              <w:t>CS + tickets Rx</w:t>
             </w:r>
           </w:p>
         </w:tc>
@@ -2419,7 +4075,7 @@
       <w:tr>
         <w:tc>
           <w:tcPr>
-            <w:tcW w:type="dxa" w:w="2880"/>
+            <w:tcW w:type="dxa" w:w="1728"/>
           </w:tcPr>
           <w:p>
             <w:r>
@@ -2432,7 +4088,7 @@
         </w:tc>
         <w:tc>
           <w:tcPr>
-            <w:tcW w:type="dxa" w:w="2880"/>
+            <w:tcW w:type="dxa" w:w="1728"/>
           </w:tcPr>
           <w:p>
             <w:r>
@@ -2445,14 +4101,40 @@
         </w:tc>
         <w:tc>
           <w:tcPr>
-            <w:tcW w:type="dxa" w:w="2880"/>
-          </w:tcPr>
-          <w:p>
-            <w:r>
-              <w:rPr>
-                <w:sz w:val="20"/>
-              </w:rPr>
-              <w:t>**Evaluación piloto** (Definition of Done)</w:t>
+            <w:tcW w:type="dxa" w:w="1728"/>
+          </w:tcPr>
+          <w:p>
+            <w:r>
+              <w:rPr>
+                <w:sz w:val="20"/>
+              </w:rPr>
+              <w:t>16</w:t>
+            </w:r>
+          </w:p>
+        </w:tc>
+        <w:tc>
+          <w:tcPr>
+            <w:tcW w:type="dxa" w:w="1728"/>
+          </w:tcPr>
+          <w:p>
+            <w:r>
+              <w:rPr>
+                <w:sz w:val="20"/>
+              </w:rPr>
+              <w:t>**~4.850**</w:t>
+            </w:r>
+          </w:p>
+        </w:tc>
+        <w:tc>
+          <w:tcPr>
+            <w:tcW w:type="dxa" w:w="1728"/>
+          </w:tcPr>
+          <w:p>
+            <w:r>
+              <w:rPr>
+                <w:sz w:val="20"/>
+              </w:rPr>
+              <w:t>**Definition of Done piloto**</w:t>
             </w:r>
           </w:p>
         </w:tc>
@@ -2460,7 +4142,7 @@
       <w:tr>
         <w:tc>
           <w:tcPr>
-            <w:tcW w:type="dxa" w:w="2880"/>
+            <w:tcW w:type="dxa" w:w="1728"/>
           </w:tcPr>
           <w:p>
             <w:r>
@@ -2473,20 +4155,46 @@
         </w:tc>
         <w:tc>
           <w:tcPr>
-            <w:tcW w:type="dxa" w:w="2880"/>
-          </w:tcPr>
-          <w:p>
-            <w:r>
-              <w:rPr>
-                <w:sz w:val="20"/>
-              </w:rPr>
-              <w:t>~109</w:t>
-            </w:r>
-          </w:p>
-        </w:tc>
-        <w:tc>
-          <w:tcPr>
-            <w:tcW w:type="dxa" w:w="2880"/>
+            <w:tcW w:type="dxa" w:w="1728"/>
+          </w:tcPr>
+          <w:p>
+            <w:r>
+              <w:rPr>
+                <w:sz w:val="20"/>
+              </w:rPr>
+              <w:t>~108</w:t>
+            </w:r>
+          </w:p>
+        </w:tc>
+        <w:tc>
+          <w:tcPr>
+            <w:tcW w:type="dxa" w:w="1728"/>
+          </w:tcPr>
+          <w:p>
+            <w:r>
+              <w:rPr>
+                <w:sz w:val="20"/>
+              </w:rPr>
+              <w:t>16</w:t>
+            </w:r>
+          </w:p>
+        </w:tc>
+        <w:tc>
+          <w:tcPr>
+            <w:tcW w:type="dxa" w:w="1728"/>
+          </w:tcPr>
+          <w:p>
+            <w:r>
+              <w:rPr>
+                <w:sz w:val="20"/>
+              </w:rPr>
+              <w:t>~5.400</w:t>
+            </w:r>
+          </w:p>
+        </w:tc>
+        <w:tc>
+          <w:tcPr>
+            <w:tcW w:type="dxa" w:w="1728"/>
           </w:tcPr>
           <w:p>
             <w:r>
@@ -2501,7 +4209,7 @@
       <w:tr>
         <w:tc>
           <w:tcPr>
-            <w:tcW w:type="dxa" w:w="2880"/>
+            <w:tcW w:type="dxa" w:w="1728"/>
           </w:tcPr>
           <w:p>
             <w:r>
@@ -2514,26 +4222,53 @@
         </w:tc>
         <w:tc>
           <w:tcPr>
-            <w:tcW w:type="dxa" w:w="2880"/>
-          </w:tcPr>
-          <w:p>
-            <w:r>
-              <w:rPr>
-                <w:sz w:val="20"/>
-              </w:rPr>
-              <w:t>~118</w:t>
-            </w:r>
-          </w:p>
-        </w:tc>
-        <w:tc>
-          <w:tcPr>
-            <w:tcW w:type="dxa" w:w="2880"/>
-          </w:tcPr>
-          <w:p>
-            <w:r>
-              <w:rPr>
-                <w:sz w:val="20"/>
-              </w:rPr>
+            <w:tcW w:type="dxa" w:w="1728"/>
+          </w:tcPr>
+          <w:p>
+            <w:r>
+              <w:rPr>
+                <w:sz w:val="20"/>
+              </w:rPr>
+              <w:t>~119</w:t>
+            </w:r>
+          </w:p>
+        </w:tc>
+        <w:tc>
+          <w:tcPr>
+            <w:tcW w:type="dxa" w:w="1728"/>
+          </w:tcPr>
+          <w:p>
+            <w:r>
+              <w:rPr>
+                <w:sz w:val="20"/>
+              </w:rPr>
+              <w:t>16</w:t>
+            </w:r>
+          </w:p>
+        </w:tc>
+        <w:tc>
+          <w:tcPr>
+            <w:tcW w:type="dxa" w:w="1728"/>
+          </w:tcPr>
+          <w:p>
+            <w:r>
+              <w:rPr>
+                <w:sz w:val="20"/>
+              </w:rPr>
+              <w:t>~5.950</w:t>
+            </w:r>
+          </w:p>
+        </w:tc>
+        <w:tc>
+          <w:tcPr>
+            <w:tcW w:type="dxa" w:w="1728"/>
+          </w:tcPr>
+          <w:p>
+            <w:r>
+              <w:rPr>
+                <w:sz w:val="20"/>
+              </w:rPr>
+              <w:t>Partner delivery ampliado</w:t>
             </w:r>
           </w:p>
         </w:tc>
@@ -2541,7 +4276,7 @@
       <w:tr>
         <w:tc>
           <w:tcPr>
-            <w:tcW w:type="dxa" w:w="2880"/>
+            <w:tcW w:type="dxa" w:w="1728"/>
           </w:tcPr>
           <w:p>
             <w:r>
@@ -2554,7 +4289,7 @@
         </w:tc>
         <w:tc>
           <w:tcPr>
-            <w:tcW w:type="dxa" w:w="2880"/>
+            <w:tcW w:type="dxa" w:w="1728"/>
           </w:tcPr>
           <w:p>
             <w:r>
@@ -2567,13 +4302,40 @@
         </w:tc>
         <w:tc>
           <w:tcPr>
-            <w:tcW w:type="dxa" w:w="2880"/>
-          </w:tcPr>
-          <w:p>
-            <w:r>
-              <w:rPr>
-                <w:sz w:val="20"/>
-              </w:rPr>
+            <w:tcW w:type="dxa" w:w="1728"/>
+          </w:tcPr>
+          <w:p>
+            <w:r>
+              <w:rPr>
+                <w:sz w:val="20"/>
+              </w:rPr>
+              <w:t>17</w:t>
+            </w:r>
+          </w:p>
+        </w:tc>
+        <w:tc>
+          <w:tcPr>
+            <w:tcW w:type="dxa" w:w="1728"/>
+          </w:tcPr>
+          <w:p>
+            <w:r>
+              <w:rPr>
+                <w:sz w:val="20"/>
+              </w:rPr>
+              <w:t>~6.500</w:t>
+            </w:r>
+          </w:p>
+        </w:tc>
+        <w:tc>
+          <w:tcPr>
+            <w:tcW w:type="dxa" w:w="1728"/>
+          </w:tcPr>
+          <w:p>
+            <w:r>
+              <w:rPr>
+                <w:sz w:val="20"/>
+              </w:rPr>
+              <w:t>Resto Valencia metro</w:t>
             </w:r>
           </w:p>
         </w:tc>
@@ -2581,7 +4343,7 @@
       <w:tr>
         <w:tc>
           <w:tcPr>
-            <w:tcW w:type="dxa" w:w="2880"/>
+            <w:tcW w:type="dxa" w:w="1728"/>
           </w:tcPr>
           <w:p>
             <w:r>
@@ -2594,27 +4356,53 @@
         </w:tc>
         <w:tc>
           <w:tcPr>
-            <w:tcW w:type="dxa" w:w="2880"/>
-          </w:tcPr>
-          <w:p>
-            <w:r>
-              <w:rPr>
-                <w:sz w:val="20"/>
-              </w:rPr>
-              <w:t>~139</w:t>
-            </w:r>
-          </w:p>
-        </w:tc>
-        <w:tc>
-          <w:tcPr>
-            <w:tcW w:type="dxa" w:w="2880"/>
-          </w:tcPr>
-          <w:p>
-            <w:r>
-              <w:rPr>
-                <w:sz w:val="20"/>
-              </w:rPr>
-              <w:t>Resto Valencia metro</w:t>
+            <w:tcW w:type="dxa" w:w="1728"/>
+          </w:tcPr>
+          <w:p>
+            <w:r>
+              <w:rPr>
+                <w:sz w:val="20"/>
+              </w:rPr>
+              <w:t>~141</w:t>
+            </w:r>
+          </w:p>
+        </w:tc>
+        <w:tc>
+          <w:tcPr>
+            <w:tcW w:type="dxa" w:w="1728"/>
+          </w:tcPr>
+          <w:p>
+            <w:r>
+              <w:rPr>
+                <w:sz w:val="20"/>
+              </w:rPr>
+              <w:t>17</w:t>
+            </w:r>
+          </w:p>
+        </w:tc>
+        <w:tc>
+          <w:tcPr>
+            <w:tcW w:type="dxa" w:w="1728"/>
+          </w:tcPr>
+          <w:p>
+            <w:r>
+              <w:rPr>
+                <w:sz w:val="20"/>
+              </w:rPr>
+              <w:t>~7.050</w:t>
+            </w:r>
+          </w:p>
+        </w:tc>
+        <w:tc>
+          <w:tcPr>
+            <w:tcW w:type="dxa" w:w="1728"/>
+          </w:tcPr>
+          <w:p>
+            <w:r>
+              <w:rPr>
+                <w:sz w:val="20"/>
+              </w:rPr>
+              <w:t>Casi equilibrio operativo</w:t>
             </w:r>
           </w:p>
         </w:tc>
@@ -2622,7 +4410,7 @@
       <w:tr>
         <w:tc>
           <w:tcPr>
-            <w:tcW w:type="dxa" w:w="2880"/>
+            <w:tcW w:type="dxa" w:w="1728"/>
           </w:tcPr>
           <w:p>
             <w:r>
@@ -2635,7 +4423,7 @@
         </w:tc>
         <w:tc>
           <w:tcPr>
-            <w:tcW w:type="dxa" w:w="2880"/>
+            <w:tcW w:type="dxa" w:w="1728"/>
           </w:tcPr>
           <w:p>
             <w:r>
@@ -2648,14 +4436,40 @@
         </w:tc>
         <w:tc>
           <w:tcPr>
-            <w:tcW w:type="dxa" w:w="2880"/>
-          </w:tcPr>
-          <w:p>
-            <w:r>
-              <w:rPr>
-                <w:sz w:val="20"/>
-              </w:rPr>
-              <w:t>Casi equilibrio mensual (~151 activas)</w:t>
+            <w:tcW w:type="dxa" w:w="1728"/>
+          </w:tcPr>
+          <w:p>
+            <w:r>
+              <w:rPr>
+                <w:sz w:val="20"/>
+              </w:rPr>
+              <w:t>17</w:t>
+            </w:r>
+          </w:p>
+        </w:tc>
+        <w:tc>
+          <w:tcPr>
+            <w:tcW w:type="dxa" w:w="1728"/>
+          </w:tcPr>
+          <w:p>
+            <w:r>
+              <w:rPr>
+                <w:sz w:val="20"/>
+              </w:rPr>
+              <w:t>~7.550</w:t>
+            </w:r>
+          </w:p>
+        </w:tc>
+        <w:tc>
+          <w:tcPr>
+            <w:tcW w:type="dxa" w:w="1728"/>
+          </w:tcPr>
+          <w:p>
+            <w:r>
+              <w:rPr>
+                <w:sz w:val="20"/>
+              </w:rPr>
+              <w:t>Optimizar churn</w:t>
             </w:r>
           </w:p>
         </w:tc>
@@ -2663,7 +4477,7 @@
       <w:tr>
         <w:tc>
           <w:tcPr>
-            <w:tcW w:type="dxa" w:w="2880"/>
+            <w:tcW w:type="dxa" w:w="1728"/>
           </w:tcPr>
           <w:p>
             <w:r>
@@ -2676,7 +4490,7 @@
         </w:tc>
         <w:tc>
           <w:tcPr>
-            <w:tcW w:type="dxa" w:w="2880"/>
+            <w:tcW w:type="dxa" w:w="1728"/>
           </w:tcPr>
           <w:p>
             <w:r>
@@ -2689,14 +4503,40 @@
         </w:tc>
         <w:tc>
           <w:tcPr>
-            <w:tcW w:type="dxa" w:w="2880"/>
-          </w:tcPr>
-          <w:p>
-            <w:r>
-              <w:rPr>
-                <w:sz w:val="20"/>
-              </w:rPr>
-              <w:t>Objetivo cierre año 1; caja ~41 k USD</w:t>
+            <w:tcW w:type="dxa" w:w="1728"/>
+          </w:tcPr>
+          <w:p>
+            <w:r>
+              <w:rPr>
+                <w:sz w:val="20"/>
+              </w:rPr>
+              <w:t>16</w:t>
+            </w:r>
+          </w:p>
+        </w:tc>
+        <w:tc>
+          <w:tcPr>
+            <w:tcW w:type="dxa" w:w="1728"/>
+          </w:tcPr>
+          <w:p>
+            <w:r>
+              <w:rPr>
+                <w:sz w:val="20"/>
+              </w:rPr>
+              <w:t>**~7.950**</w:t>
+            </w:r>
+          </w:p>
+        </w:tc>
+        <w:tc>
+          <w:tcPr>
+            <w:tcW w:type="dxa" w:w="1728"/>
+          </w:tcPr>
+          <w:p>
+            <w:r>
+              <w:rPr>
+                <w:sz w:val="20"/>
+              </w:rPr>
+              <w:t>Cierre año 1; caja ~**40.831**</w:t>
             </w:r>
           </w:p>
         </w:tc>
@@ -2717,6 +4557,310 @@
         <w:t xml:space="preserve"> en Valencia metro.</w:t>
       </w:r>
     </w:p>
+    <w:p>
+      <w:pPr>
+        <w:pStyle w:val="Heading2"/>
+      </w:pPr>
+      <w:r>
+        <w:t>Actividades comerciales por trimestre</w:t>
+      </w:r>
+    </w:p>
+    <w:tbl>
+      <w:tblPr>
+        <w:tblStyle w:val="TableGrid"/>
+        <w:tblW w:type="auto" w:w="0"/>
+        <w:tblLook w:firstColumn="1" w:firstRow="1" w:lastColumn="0" w:lastRow="0" w:noHBand="0" w:noVBand="1" w:val="04A0"/>
+      </w:tblPr>
+      <w:tblGrid>
+        <w:gridCol w:w="2160"/>
+        <w:gridCol w:w="2160"/>
+        <w:gridCol w:w="2160"/>
+        <w:gridCol w:w="2160"/>
+      </w:tblGrid>
+      <w:tr>
+        <w:tc>
+          <w:tcPr>
+            <w:tcW w:type="dxa" w:w="2160"/>
+            <w:shd w:fill="1E2A5A"/>
+          </w:tcPr>
+          <w:p>
+            <w:r>
+              <w:rPr>
+                <w:b/>
+                <w:color w:val="FFFFFF"/>
+                <w:sz w:val="20"/>
+              </w:rPr>
+              <w:t>Trimestre</w:t>
+            </w:r>
+          </w:p>
+        </w:tc>
+        <w:tc>
+          <w:tcPr>
+            <w:tcW w:type="dxa" w:w="2160"/>
+            <w:shd w:fill="1E2A5A"/>
+          </w:tcPr>
+          <w:p>
+            <w:r>
+              <w:rPr>
+                <w:b/>
+                <w:color w:val="FFFFFF"/>
+                <w:sz w:val="20"/>
+              </w:rPr>
+              <w:t>B2B (Sales)</w:t>
+            </w:r>
+          </w:p>
+        </w:tc>
+        <w:tc>
+          <w:tcPr>
+            <w:tcW w:type="dxa" w:w="2160"/>
+            <w:shd w:fill="1E2A5A"/>
+          </w:tcPr>
+          <w:p>
+            <w:r>
+              <w:rPr>
+                <w:b/>
+                <w:color w:val="FFFFFF"/>
+                <w:sz w:val="20"/>
+              </w:rPr>
+              <w:t>B2C (Marketing)</w:t>
+            </w:r>
+          </w:p>
+        </w:tc>
+        <w:tc>
+          <w:tcPr>
+            <w:tcW w:type="dxa" w:w="2160"/>
+            <w:shd w:fill="1E2A5A"/>
+          </w:tcPr>
+          <w:p>
+            <w:r>
+              <w:rPr>
+                <w:b/>
+                <w:color w:val="FFFFFF"/>
+                <w:sz w:val="20"/>
+              </w:rPr>
+              <w:t>Ops</w:t>
+            </w:r>
+          </w:p>
+        </w:tc>
+      </w:tr>
+      <w:tr>
+        <w:tc>
+          <w:tcPr>
+            <w:tcW w:type="dxa" w:w="2160"/>
+          </w:tcPr>
+          <w:p>
+            <w:r>
+              <w:rPr>
+                <w:sz w:val="20"/>
+              </w:rPr>
+              <w:t>**M1–M3**</w:t>
+            </w:r>
+          </w:p>
+        </w:tc>
+        <w:tc>
+          <w:tcPr>
+            <w:tcW w:type="dxa" w:w="2160"/>
+          </w:tcPr>
+          <w:p>
+            <w:r>
+              <w:rPr>
+                <w:sz w:val="20"/>
+              </w:rPr>
+              <w:t>Captación agresiva; onboarding &lt;72h</w:t>
+            </w:r>
+          </w:p>
+        </w:tc>
+        <w:tc>
+          <w:tcPr>
+            <w:tcW w:type="dxa" w:w="2160"/>
+          </w:tcPr>
+          <w:p>
+            <w:r>
+              <w:rPr>
+                <w:sz w:val="20"/>
+              </w:rPr>
+              <w:t>Meta **800/mes**; soft→full Day-D</w:t>
+            </w:r>
+          </w:p>
+        </w:tc>
+        <w:tc>
+          <w:tcPr>
+            <w:tcW w:type="dxa" w:w="2160"/>
+          </w:tcPr>
+          <w:p>
+            <w:r>
+              <w:rPr>
+                <w:sz w:val="20"/>
+              </w:rPr>
+              <w:t>CS 24/7 primeros 10 días post-Day-D</w:t>
+            </w:r>
+          </w:p>
+        </w:tc>
+      </w:tr>
+      <w:tr>
+        <w:tc>
+          <w:tcPr>
+            <w:tcW w:type="dxa" w:w="2160"/>
+          </w:tcPr>
+          <w:p>
+            <w:r>
+              <w:rPr>
+                <w:sz w:val="20"/>
+              </w:rPr>
+              <w:t>**M4–M6**</w:t>
+            </w:r>
+          </w:p>
+        </w:tc>
+        <w:tc>
+          <w:tcPr>
+            <w:tcW w:type="dxa" w:w="2160"/>
+          </w:tcPr>
+          <w:p>
+            <w:r>
+              <w:rPr>
+                <w:sz w:val="20"/>
+              </w:rPr>
+              <w:t>Zonas secundarias; referidos Morr/farmacia</w:t>
+            </w:r>
+          </w:p>
+        </w:tc>
+        <w:tc>
+          <w:tcPr>
+            <w:tcW w:type="dxa" w:w="2160"/>
+          </w:tcPr>
+          <w:p>
+            <w:r>
+              <w:rPr>
+                <w:sz w:val="20"/>
+              </w:rPr>
+              <w:t>Creativos A/B; TikTok test si CPL&gt;0,60</w:t>
+            </w:r>
+          </w:p>
+        </w:tc>
+        <w:tc>
+          <w:tcPr>
+            <w:tcW w:type="dxa" w:w="2160"/>
+          </w:tcPr>
+          <w:p>
+            <w:r>
+              <w:rPr>
+                <w:sz w:val="20"/>
+              </w:rPr>
+              <w:t>DoD M6; contingencia si &lt;70 activas</w:t>
+            </w:r>
+          </w:p>
+        </w:tc>
+      </w:tr>
+      <w:tr>
+        <w:tc>
+          <w:tcPr>
+            <w:tcW w:type="dxa" w:w="2160"/>
+          </w:tcPr>
+          <w:p>
+            <w:r>
+              <w:rPr>
+                <w:sz w:val="20"/>
+              </w:rPr>
+              <w:t>**M7–M9**</w:t>
+            </w:r>
+          </w:p>
+        </w:tc>
+        <w:tc>
+          <w:tcPr>
+            <w:tcW w:type="dxa" w:w="2160"/>
+          </w:tcPr>
+          <w:p>
+            <w:r>
+              <w:rPr>
+                <w:sz w:val="20"/>
+              </w:rPr>
+              <w:t>Naguanagua, San Diego (+20–30)</w:t>
+            </w:r>
+          </w:p>
+        </w:tc>
+        <w:tc>
+          <w:tcPr>
+            <w:tcW w:type="dxa" w:w="2160"/>
+          </w:tcPr>
+          <w:p>
+            <w:r>
+              <w:rPr>
+                <w:sz w:val="20"/>
+              </w:rPr>
+              <w:t>Meta 800; valla 350</w:t>
+            </w:r>
+          </w:p>
+        </w:tc>
+        <w:tc>
+          <w:tcPr>
+            <w:tcW w:type="dxa" w:w="2160"/>
+          </w:tcPr>
+          <w:p>
+            <w:r>
+              <w:rPr>
+                <w:sz w:val="20"/>
+              </w:rPr>
+              <w:t>Segundo partner delivery evaluación</w:t>
+            </w:r>
+          </w:p>
+        </w:tc>
+      </w:tr>
+      <w:tr>
+        <w:tc>
+          <w:tcPr>
+            <w:tcW w:type="dxa" w:w="2160"/>
+          </w:tcPr>
+          <w:p>
+            <w:r>
+              <w:rPr>
+                <w:sz w:val="20"/>
+              </w:rPr>
+              <w:t>**M10–M12**</w:t>
+            </w:r>
+          </w:p>
+        </w:tc>
+        <w:tc>
+          <w:tcPr>
+            <w:tcW w:type="dxa" w:w="2160"/>
+          </w:tcPr>
+          <w:p>
+            <w:r>
+              <w:rPr>
+                <w:sz w:val="20"/>
+              </w:rPr>
+              <w:t>Consolidar ~159; reducir churn</w:t>
+            </w:r>
+          </w:p>
+        </w:tc>
+        <w:tc>
+          <w:tcPr>
+            <w:tcW w:type="dxa" w:w="2160"/>
+          </w:tcPr>
+          <w:p>
+            <w:r>
+              <w:rPr>
+                <w:sz w:val="20"/>
+              </w:rPr>
+              <w:t>Meta **500/mes** (eficiencia)</w:t>
+            </w:r>
+          </w:p>
+        </w:tc>
+        <w:tc>
+          <w:tcPr>
+            <w:tcW w:type="dxa" w:w="2160"/>
+          </w:tcPr>
+          <w:p>
+            <w:r>
+              <w:rPr>
+                <w:sz w:val="20"/>
+              </w:rPr>
+              <w:t>Preparar plan año 2 Maracay</w:t>
+            </w:r>
+          </w:p>
+        </w:tc>
+      </w:tr>
+    </w:tbl>
+    <w:p/>
     <w:p>
       <w:pPr>
         <w:pStyle w:val="Heading2"/>
@@ -2759,12 +4903,17 @@
         <w:t>Freno típico:</w:t>
       </w:r>
       <w:r>
-        <w:t xml:space="preserve"> churn farmacia ~5 %/mes; demanda B2C lenta → priorizar QR en mostrador antes de escalar pauta.</w:t>
+        <w:t xml:space="preserve"> churn farmacia ~5%/mes; demanda B2C lenta → priorizar QR en mostrador antes de escalar pauta.</w:t>
+      </w:r>
+    </w:p>
+    <w:p>
+      <w:r>
+        <w:t>────────────────────────────────────────</w:t>
       </w:r>
     </w:p>
     <w:p>
       <w:pPr>
-        <w:pStyle w:val="Heading2"/>
+        <w:pStyle w:val="Heading1"/>
       </w:pPr>
       <w:r>
         <w:t>Definition of Done — Mes 6 (éxito del piloto)</w:t>
@@ -2777,13 +4926,14 @@
         <w:tblLook w:firstColumn="1" w:firstRow="1" w:lastColumn="0" w:lastRow="0" w:noHBand="0" w:noVBand="1" w:val="04A0"/>
       </w:tblPr>
       <w:tblGrid>
-        <w:gridCol w:w="4320"/>
-        <w:gridCol w:w="4320"/>
+        <w:gridCol w:w="2880"/>
+        <w:gridCol w:w="2880"/>
+        <w:gridCol w:w="2880"/>
       </w:tblGrid>
       <w:tr>
         <w:tc>
           <w:tcPr>
-            <w:tcW w:type="dxa" w:w="4320"/>
+            <w:tcW w:type="dxa" w:w="2880"/>
             <w:shd w:fill="1E2A5A"/>
           </w:tcPr>
           <w:p>
@@ -2799,7 +4949,7 @@
         </w:tc>
         <w:tc>
           <w:tcPr>
-            <w:tcW w:type="dxa" w:w="4320"/>
+            <w:tcW w:type="dxa" w:w="2880"/>
             <w:shd w:fill="1E2A5A"/>
           </w:tcPr>
           <w:p>
@@ -2813,11 +4963,27 @@
             </w:r>
           </w:p>
         </w:tc>
+        <w:tc>
+          <w:tcPr>
+            <w:tcW w:type="dxa" w:w="2880"/>
+            <w:shd w:fill="1E2A5A"/>
+          </w:tcPr>
+          <w:p>
+            <w:r>
+              <w:rPr>
+                <w:b/>
+                <w:color w:val="FFFFFF"/>
+                <w:sz w:val="20"/>
+              </w:rPr>
+              <w:t>Por qué importa</w:t>
+            </w:r>
+          </w:p>
+        </w:tc>
       </w:tr>
       <w:tr>
         <w:tc>
           <w:tcPr>
-            <w:tcW w:type="dxa" w:w="4320"/>
+            <w:tcW w:type="dxa" w:w="2880"/>
           </w:tcPr>
           <w:p>
             <w:r>
@@ -2830,7 +4996,7 @@
         </w:tc>
         <w:tc>
           <w:tcPr>
-            <w:tcW w:type="dxa" w:w="4320"/>
+            <w:tcW w:type="dxa" w:w="2880"/>
           </w:tcPr>
           <w:p>
             <w:r>
@@ -2838,6 +5004,19 @@
                 <w:sz w:val="20"/>
               </w:rPr>
               <w:t>≥ **97**</w:t>
+            </w:r>
+          </w:p>
+        </w:tc>
+        <w:tc>
+          <w:tcPr>
+            <w:tcW w:type="dxa" w:w="2880"/>
+          </w:tcPr>
+          <w:p>
+            <w:r>
+              <w:rPr>
+                <w:sz w:val="20"/>
+              </w:rPr>
+              <w:t>Alineado proyección; base para revenue ~4.850</w:t>
             </w:r>
           </w:p>
         </w:tc>
@@ -2845,7 +5024,7 @@
       <w:tr>
         <w:tc>
           <w:tcPr>
-            <w:tcW w:type="dxa" w:w="4320"/>
+            <w:tcW w:type="dxa" w:w="2880"/>
           </w:tcPr>
           <w:p>
             <w:r>
@@ -2858,7 +5037,7 @@
         </w:tc>
         <w:tc>
           <w:tcPr>
-            <w:tcW w:type="dxa" w:w="4320"/>
+            <w:tcW w:type="dxa" w:w="2880"/>
           </w:tcPr>
           <w:p>
             <w:r>
@@ -2866,6 +5045,19 @@
                 <w:sz w:val="20"/>
               </w:rPr>
               <w:t>≥ 1.500</w:t>
+            </w:r>
+          </w:p>
+        </w:tc>
+        <w:tc>
+          <w:tcPr>
+            <w:tcW w:type="dxa" w:w="2880"/>
+          </w:tcPr>
+          <w:p>
+            <w:r>
+              <w:rPr>
+                <w:sz w:val="20"/>
+              </w:rPr>
+              <w:t>Señal demanda B2C post-Day-D</w:t>
             </w:r>
           </w:p>
         </w:tc>
@@ -2873,7 +5065,7 @@
       <w:tr>
         <w:tc>
           <w:tcPr>
-            <w:tcW w:type="dxa" w:w="4320"/>
+            <w:tcW w:type="dxa" w:w="2880"/>
           </w:tcPr>
           <w:p>
             <w:r>
@@ -2886,7 +5078,7 @@
         </w:tc>
         <w:tc>
           <w:tcPr>
-            <w:tcW w:type="dxa" w:w="4320"/>
+            <w:tcW w:type="dxa" w:w="2880"/>
           </w:tcPr>
           <w:p>
             <w:r>
@@ -2894,6 +5086,19 @@
                 <w:sz w:val="20"/>
               </w:rPr>
               <w:t>≤ 60 min</w:t>
+            </w:r>
+          </w:p>
+        </w:tc>
+        <w:tc>
+          <w:tcPr>
+            <w:tcW w:type="dxa" w:w="2880"/>
+          </w:tcPr>
+          <w:p>
+            <w:r>
+              <w:rPr>
+                <w:sz w:val="20"/>
+              </w:rPr>
+              <w:t>Diferenciador vs WhatsApp</w:t>
             </w:r>
           </w:p>
         </w:tc>
@@ -2901,7 +5106,7 @@
       <w:tr>
         <w:tc>
           <w:tcPr>
-            <w:tcW w:type="dxa" w:w="4320"/>
+            <w:tcW w:type="dxa" w:w="2880"/>
           </w:tcPr>
           <w:p>
             <w:r>
@@ -2914,7 +5119,7 @@
         </w:tc>
         <w:tc>
           <w:tcPr>
-            <w:tcW w:type="dxa" w:w="4320"/>
+            <w:tcW w:type="dxa" w:w="2880"/>
           </w:tcPr>
           <w:p>
             <w:r>
@@ -2922,6 +5127,19 @@
                 <w:sz w:val="20"/>
               </w:rPr>
               <w:t>≥ 35</w:t>
+            </w:r>
+          </w:p>
+        </w:tc>
+        <w:tc>
+          <w:tcPr>
+            <w:tcW w:type="dxa" w:w="2880"/>
+          </w:tcPr>
+          <w:p>
+            <w:r>
+              <w:rPr>
+                <w:sz w:val="20"/>
+              </w:rPr>
+              <w:t>Calidad experiencia</w:t>
             </w:r>
           </w:p>
         </w:tc>
@@ -2929,7 +5147,7 @@
       <w:tr>
         <w:tc>
           <w:tcPr>
-            <w:tcW w:type="dxa" w:w="4320"/>
+            <w:tcW w:type="dxa" w:w="2880"/>
           </w:tcPr>
           <w:p>
             <w:r>
@@ -2942,7 +5160,7 @@
         </w:tc>
         <w:tc>
           <w:tcPr>
-            <w:tcW w:type="dxa" w:w="4320"/>
+            <w:tcW w:type="dxa" w:w="2880"/>
           </w:tcPr>
           <w:p>
             <w:r>
@@ -2950,6 +5168,19 @@
                 <w:sz w:val="20"/>
               </w:rPr>
               <w:t>≥ 50</w:t>
+            </w:r>
+          </w:p>
+        </w:tc>
+        <w:tc>
+          <w:tcPr>
+            <w:tcW w:type="dxa" w:w="2880"/>
+          </w:tcPr>
+          <w:p>
+            <w:r>
+              <w:rPr>
+                <w:sz w:val="20"/>
+              </w:rPr>
+              <w:t>Retención B2B</w:t>
             </w:r>
           </w:p>
         </w:tc>
@@ -2957,7 +5188,7 @@
       <w:tr>
         <w:tc>
           <w:tcPr>
-            <w:tcW w:type="dxa" w:w="4320"/>
+            <w:tcW w:type="dxa" w:w="2880"/>
           </w:tcPr>
           <w:p>
             <w:r>
@@ -2970,7 +5201,7 @@
         </w:tc>
         <w:tc>
           <w:tcPr>
-            <w:tcW w:type="dxa" w:w="4320"/>
+            <w:tcW w:type="dxa" w:w="2880"/>
           </w:tcPr>
           <w:p>
             <w:r>
@@ -2978,6 +5209,19 @@
                 <w:sz w:val="20"/>
               </w:rPr>
               <w:t>≥ **4.800 USD**</w:t>
+            </w:r>
+          </w:p>
+        </w:tc>
+        <w:tc>
+          <w:tcPr>
+            <w:tcW w:type="dxa" w:w="2880"/>
+          </w:tcPr>
+          <w:p>
+            <w:r>
+              <w:rPr>
+                <w:sz w:val="20"/>
+              </w:rPr>
+              <w:t>Puente hacia BE M12</w:t>
             </w:r>
           </w:p>
         </w:tc>
@@ -2985,7 +5229,7 @@
       <w:tr>
         <w:tc>
           <w:tcPr>
-            <w:tcW w:type="dxa" w:w="4320"/>
+            <w:tcW w:type="dxa" w:w="2880"/>
           </w:tcPr>
           <w:p>
             <w:r>
@@ -2998,14 +5242,109 @@
         </w:tc>
         <w:tc>
           <w:tcPr>
-            <w:tcW w:type="dxa" w:w="4320"/>
-          </w:tcPr>
-          <w:p>
-            <w:r>
-              <w:rPr>
-                <w:sz w:val="20"/>
-              </w:rPr>
-              <w:t>≥ **~46.400 USD**</w:t>
+            <w:tcW w:type="dxa" w:w="2880"/>
+          </w:tcPr>
+          <w:p>
+            <w:r>
+              <w:rPr>
+                <w:sz w:val="20"/>
+              </w:rPr>
+              <w:t>≥ **~48.311 USD**</w:t>
+            </w:r>
+          </w:p>
+        </w:tc>
+        <w:tc>
+          <w:tcPr>
+            <w:tcW w:type="dxa" w:w="2880"/>
+          </w:tcPr>
+          <w:p>
+            <w:r>
+              <w:rPr>
+                <w:sz w:val="20"/>
+              </w:rPr>
+              <w:t>Colchón antes de M7–M12</w:t>
+            </w:r>
+          </w:p>
+        </w:tc>
+      </w:tr>
+      <w:tr>
+        <w:tc>
+          <w:tcPr>
+            <w:tcW w:type="dxa" w:w="2880"/>
+          </w:tcPr>
+          <w:p>
+            <w:r>
+              <w:rPr>
+                <w:sz w:val="20"/>
+              </w:rPr>
+              <w:t>Tasa cancelación orden</w:t>
+            </w:r>
+          </w:p>
+        </w:tc>
+        <w:tc>
+          <w:tcPr>
+            <w:tcW w:type="dxa" w:w="2880"/>
+          </w:tcPr>
+          <w:p>
+            <w:r>
+              <w:rPr>
+                <w:sz w:val="20"/>
+              </w:rPr>
+              <w:t>≤ 8%</w:t>
+            </w:r>
+          </w:p>
+        </w:tc>
+        <w:tc>
+          <w:tcPr>
+            <w:tcW w:type="dxa" w:w="2880"/>
+          </w:tcPr>
+          <w:p>
+            <w:r>
+              <w:rPr>
+                <w:sz w:val="20"/>
+              </w:rPr>
+              <w:t>Ops saludable</w:t>
+            </w:r>
+          </w:p>
+        </w:tc>
+      </w:tr>
+      <w:tr>
+        <w:tc>
+          <w:tcPr>
+            <w:tcW w:type="dxa" w:w="2880"/>
+          </w:tcPr>
+          <w:p>
+            <w:r>
+              <w:rPr>
+                <w:sz w:val="20"/>
+              </w:rPr>
+              <w:t>Churn farmacia</w:t>
+            </w:r>
+          </w:p>
+        </w:tc>
+        <w:tc>
+          <w:tcPr>
+            <w:tcW w:type="dxa" w:w="2880"/>
+          </w:tcPr>
+          <w:p>
+            <w:r>
+              <w:rPr>
+                <w:sz w:val="20"/>
+              </w:rPr>
+              <w:t>≤ 6% promedio M4–M6</w:t>
+            </w:r>
+          </w:p>
+        </w:tc>
+        <w:tc>
+          <w:tcPr>
+            <w:tcW w:type="dxa" w:w="2880"/>
+          </w:tcPr>
+          <w:p>
+            <w:r>
+              <w:rPr>
+                <w:sz w:val="20"/>
+              </w:rPr>
+              <w:t>Protege LTV/CAC **~7,2×**</w:t>
             </w:r>
           </w:p>
         </w:tc>
@@ -3014,12 +5353,220 @@
     <w:p/>
     <w:p>
       <w:r>
-        <w:t>Si no se cumple: activar plan de contingencia (recorte marketing, ajuste ARPF, revisión zonas).</w:t>
+        <w:t xml:space="preserve">Si </w:t>
+      </w:r>
+      <w:r>
+        <w:rPr>
+          <w:b/>
+        </w:rPr>
+        <w:t>no</w:t>
+      </w:r>
+      <w:r>
+        <w:t xml:space="preserve"> se cumple: activar plan de contingencia (recorte marketing 50%, revisión ARPF, pausar valla, bridge trimestral).</w:t>
       </w:r>
     </w:p>
     <w:p>
       <w:pPr>
         <w:pStyle w:val="Heading2"/>
+      </w:pPr>
+      <w:r>
+        <w:t>Escenarios M6</w:t>
+      </w:r>
+    </w:p>
+    <w:tbl>
+      <w:tblPr>
+        <w:tblStyle w:val="TableGrid"/>
+        <w:tblW w:type="auto" w:w="0"/>
+        <w:tblLook w:firstColumn="1" w:firstRow="1" w:lastColumn="0" w:lastRow="0" w:noHBand="0" w:noVBand="1" w:val="04A0"/>
+      </w:tblPr>
+      <w:tblGrid>
+        <w:gridCol w:w="2880"/>
+        <w:gridCol w:w="2880"/>
+        <w:gridCol w:w="2880"/>
+      </w:tblGrid>
+      <w:tr>
+        <w:tc>
+          <w:tcPr>
+            <w:tcW w:type="dxa" w:w="2880"/>
+            <w:shd w:fill="1E2A5A"/>
+          </w:tcPr>
+          <w:p>
+            <w:r>
+              <w:rPr>
+                <w:b/>
+                <w:color w:val="FFFFFF"/>
+                <w:sz w:val="20"/>
+              </w:rPr>
+              <w:t>Resultado</w:t>
+            </w:r>
+          </w:p>
+        </w:tc>
+        <w:tc>
+          <w:tcPr>
+            <w:tcW w:type="dxa" w:w="2880"/>
+            <w:shd w:fill="1E2A5A"/>
+          </w:tcPr>
+          <w:p>
+            <w:r>
+              <w:rPr>
+                <w:b/>
+                <w:color w:val="FFFFFF"/>
+                <w:sz w:val="20"/>
+              </w:rPr>
+              <w:t>Activas M6</w:t>
+            </w:r>
+          </w:p>
+        </w:tc>
+        <w:tc>
+          <w:tcPr>
+            <w:tcW w:type="dxa" w:w="2880"/>
+            <w:shd w:fill="1E2A5A"/>
+          </w:tcPr>
+          <w:p>
+            <w:r>
+              <w:rPr>
+                <w:b/>
+                <w:color w:val="FFFFFF"/>
+                <w:sz w:val="20"/>
+              </w:rPr>
+              <w:t>Acción</w:t>
+            </w:r>
+          </w:p>
+        </w:tc>
+      </w:tr>
+      <w:tr>
+        <w:tc>
+          <w:tcPr>
+            <w:tcW w:type="dxa" w:w="2880"/>
+          </w:tcPr>
+          <w:p>
+            <w:r>
+              <w:rPr>
+                <w:sz w:val="20"/>
+              </w:rPr>
+              <w:t>**Verde**</w:t>
+            </w:r>
+          </w:p>
+        </w:tc>
+        <w:tc>
+          <w:tcPr>
+            <w:tcW w:type="dxa" w:w="2880"/>
+          </w:tcPr>
+          <w:p>
+            <w:r>
+              <w:rPr>
+                <w:sz w:val="20"/>
+              </w:rPr>
+              <w:t>≥97 + DoD completo</w:t>
+            </w:r>
+          </w:p>
+        </w:tc>
+        <w:tc>
+          <w:tcPr>
+            <w:tcW w:type="dxa" w:w="2880"/>
+          </w:tcPr>
+          <w:p>
+            <w:r>
+              <w:rPr>
+                <w:sz w:val="20"/>
+              </w:rPr>
+              <w:t>Continuar plan M7–12; evaluar Lean+</w:t>
+            </w:r>
+          </w:p>
+        </w:tc>
+      </w:tr>
+      <w:tr>
+        <w:tc>
+          <w:tcPr>
+            <w:tcW w:type="dxa" w:w="2880"/>
+          </w:tcPr>
+          <w:p>
+            <w:r>
+              <w:rPr>
+                <w:sz w:val="20"/>
+              </w:rPr>
+              <w:t>**Amarillo**</w:t>
+            </w:r>
+          </w:p>
+        </w:tc>
+        <w:tc>
+          <w:tcPr>
+            <w:tcW w:type="dxa" w:w="2880"/>
+          </w:tcPr>
+          <w:p>
+            <w:r>
+              <w:rPr>
+                <w:sz w:val="20"/>
+              </w:rPr>
+              <w:t>80–96</w:t>
+            </w:r>
+          </w:p>
+        </w:tc>
+        <w:tc>
+          <w:tcPr>
+            <w:tcW w:type="dxa" w:w="2880"/>
+          </w:tcPr>
+          <w:p>
+            <w:r>
+              <w:rPr>
+                <w:sz w:val="20"/>
+              </w:rPr>
+              <w:t>Intensificar B2B; pausar Meta 2 semanas; revisar pricing</w:t>
+            </w:r>
+          </w:p>
+        </w:tc>
+      </w:tr>
+      <w:tr>
+        <w:tc>
+          <w:tcPr>
+            <w:tcW w:type="dxa" w:w="2880"/>
+          </w:tcPr>
+          <w:p>
+            <w:r>
+              <w:rPr>
+                <w:sz w:val="20"/>
+              </w:rPr>
+              <w:t>**Rojo**</w:t>
+            </w:r>
+          </w:p>
+        </w:tc>
+        <w:tc>
+          <w:tcPr>
+            <w:tcW w:type="dxa" w:w="2880"/>
+          </w:tcPr>
+          <w:p>
+            <w:r>
+              <w:rPr>
+                <w:sz w:val="20"/>
+              </w:rPr>
+              <w:t>&lt;80</w:t>
+            </w:r>
+          </w:p>
+        </w:tc>
+        <w:tc>
+          <w:tcPr>
+            <w:tcW w:type="dxa" w:w="2880"/>
+          </w:tcPr>
+          <w:p>
+            <w:r>
+              <w:rPr>
+                <w:sz w:val="20"/>
+              </w:rPr>
+              <w:t>Contingencia full; founder + Morr revisión segmento</w:t>
+            </w:r>
+          </w:p>
+        </w:tc>
+      </w:tr>
+    </w:tbl>
+    <w:p/>
+    <w:p>
+      <w:r>
+        <w:t>────────────────────────────────────────</w:t>
+      </w:r>
+    </w:p>
+    <w:p>
+      <w:pPr>
+        <w:pStyle w:val="Heading1"/>
       </w:pPr>
       <w:r>
         <w:t>Mes 7–12 — Expansión dentro de Carabobo</w:t>
@@ -3073,12 +5620,557 @@
         <w:t>~159 activas</w:t>
       </w:r>
       <w:r>
-        <w:t>; ingresos mensuales ~7.950 USD vs costos ~7.980 USD (casi equilibrio).</w:t>
+        <w:t>; ingresos mensuales ~7.950 USD vs costos ~7.980 USD (casi equilibrio); caja ~</w:t>
+      </w:r>
+      <w:r>
+        <w:rPr>
+          <w:b/>
+        </w:rPr>
+        <w:t>40.831</w:t>
+      </w:r>
+      <w:r>
+        <w:t>.</w:t>
       </w:r>
     </w:p>
     <w:p>
       <w:pPr>
         <w:pStyle w:val="Heading2"/>
+      </w:pPr>
+      <w:r>
+        <w:t>Sensibilidad calendario comercial</w:t>
+      </w:r>
+    </w:p>
+    <w:tbl>
+      <w:tblPr>
+        <w:tblStyle w:val="TableGrid"/>
+        <w:tblW w:type="auto" w:w="0"/>
+        <w:tblLook w:firstColumn="1" w:firstRow="1" w:lastColumn="0" w:lastRow="0" w:noHBand="0" w:noVBand="1" w:val="04A0"/>
+      </w:tblPr>
+      <w:tblGrid>
+        <w:gridCol w:w="2160"/>
+        <w:gridCol w:w="2160"/>
+        <w:gridCol w:w="2160"/>
+        <w:gridCol w:w="2160"/>
+      </w:tblGrid>
+      <w:tr>
+        <w:tc>
+          <w:tcPr>
+            <w:tcW w:type="dxa" w:w="2160"/>
+            <w:shd w:fill="1E2A5A"/>
+          </w:tcPr>
+          <w:p>
+            <w:r>
+              <w:rPr>
+                <w:b/>
+                <w:color w:val="FFFFFF"/>
+                <w:sz w:val="20"/>
+              </w:rPr>
+              <w:t>Variable</w:t>
+            </w:r>
+          </w:p>
+        </w:tc>
+        <w:tc>
+          <w:tcPr>
+            <w:tcW w:type="dxa" w:w="2160"/>
+            <w:shd w:fill="1E2A5A"/>
+          </w:tcPr>
+          <w:p>
+            <w:r>
+              <w:rPr>
+                <w:b/>
+                <w:color w:val="FFFFFF"/>
+                <w:sz w:val="20"/>
+              </w:rPr>
+              <w:t>Plan base</w:t>
+            </w:r>
+          </w:p>
+        </w:tc>
+        <w:tc>
+          <w:tcPr>
+            <w:tcW w:type="dxa" w:w="2160"/>
+            <w:shd w:fill="1E2A5A"/>
+          </w:tcPr>
+          <w:p>
+            <w:r>
+              <w:rPr>
+                <w:b/>
+                <w:color w:val="FFFFFF"/>
+                <w:sz w:val="20"/>
+              </w:rPr>
+              <w:t>Si +15% (Lean+)</w:t>
+            </w:r>
+          </w:p>
+        </w:tc>
+        <w:tc>
+          <w:tcPr>
+            <w:tcW w:type="dxa" w:w="2160"/>
+            <w:shd w:fill="1E2A5A"/>
+          </w:tcPr>
+          <w:p>
+            <w:r>
+              <w:rPr>
+                <w:b/>
+                <w:color w:val="FFFFFF"/>
+                <w:sz w:val="20"/>
+              </w:rPr>
+              <w:t>Si −20% (retraso)</w:t>
+            </w:r>
+          </w:p>
+        </w:tc>
+      </w:tr>
+      <w:tr>
+        <w:tc>
+          <w:tcPr>
+            <w:tcW w:type="dxa" w:w="2160"/>
+          </w:tcPr>
+          <w:p>
+            <w:r>
+              <w:rPr>
+                <w:sz w:val="20"/>
+              </w:rPr>
+              <w:t>Activas M12</w:t>
+            </w:r>
+          </w:p>
+        </w:tc>
+        <w:tc>
+          <w:tcPr>
+            <w:tcW w:type="dxa" w:w="2160"/>
+          </w:tcPr>
+          <w:p>
+            <w:r>
+              <w:rPr>
+                <w:sz w:val="20"/>
+              </w:rPr>
+              <w:t>~159</w:t>
+            </w:r>
+          </w:p>
+        </w:tc>
+        <w:tc>
+          <w:tcPr>
+            <w:tcW w:type="dxa" w:w="2160"/>
+          </w:tcPr>
+          <w:p>
+            <w:r>
+              <w:rPr>
+                <w:sz w:val="20"/>
+              </w:rPr>
+              <w:t>~183</w:t>
+            </w:r>
+          </w:p>
+        </w:tc>
+        <w:tc>
+          <w:tcPr>
+            <w:tcW w:type="dxa" w:w="2160"/>
+          </w:tcPr>
+          <w:p>
+            <w:r>
+              <w:rPr>
+                <w:sz w:val="20"/>
+              </w:rPr>
+              <w:t>~127</w:t>
+            </w:r>
+          </w:p>
+        </w:tc>
+      </w:tr>
+      <w:tr>
+        <w:tc>
+          <w:tcPr>
+            <w:tcW w:type="dxa" w:w="2160"/>
+          </w:tcPr>
+          <w:p>
+            <w:r>
+              <w:rPr>
+                <w:sz w:val="20"/>
+              </w:rPr>
+              <w:t>BE mensual</w:t>
+            </w:r>
+          </w:p>
+        </w:tc>
+        <w:tc>
+          <w:tcPr>
+            <w:tcW w:type="dxa" w:w="2160"/>
+          </w:tcPr>
+          <w:p>
+            <w:r>
+              <w:rPr>
+                <w:sz w:val="20"/>
+              </w:rPr>
+              <w:t>Casi M12</w:t>
+            </w:r>
+          </w:p>
+        </w:tc>
+        <w:tc>
+          <w:tcPr>
+            <w:tcW w:type="dxa" w:w="2160"/>
+          </w:tcPr>
+          <w:p>
+            <w:r>
+              <w:rPr>
+                <w:sz w:val="20"/>
+              </w:rPr>
+              <w:t>M10</w:t>
+            </w:r>
+          </w:p>
+        </w:tc>
+        <w:tc>
+          <w:tcPr>
+            <w:tcW w:type="dxa" w:w="2160"/>
+          </w:tcPr>
+          <w:p>
+            <w:r>
+              <w:rPr>
+                <w:sz w:val="20"/>
+              </w:rPr>
+              <w:t>Post M12</w:t>
+            </w:r>
+          </w:p>
+        </w:tc>
+      </w:tr>
+      <w:tr>
+        <w:tc>
+          <w:tcPr>
+            <w:tcW w:type="dxa" w:w="2160"/>
+          </w:tcPr>
+          <w:p>
+            <w:r>
+              <w:rPr>
+                <w:sz w:val="20"/>
+              </w:rPr>
+              <w:t>Caja M12</w:t>
+            </w:r>
+          </w:p>
+        </w:tc>
+        <w:tc>
+          <w:tcPr>
+            <w:tcW w:type="dxa" w:w="2160"/>
+          </w:tcPr>
+          <w:p>
+            <w:r>
+              <w:rPr>
+                <w:sz w:val="20"/>
+              </w:rPr>
+              <w:t>~40.831</w:t>
+            </w:r>
+          </w:p>
+        </w:tc>
+        <w:tc>
+          <w:tcPr>
+            <w:tcW w:type="dxa" w:w="2160"/>
+          </w:tcPr>
+          <w:p>
+            <w:r>
+              <w:rPr>
+                <w:sz w:val="20"/>
+              </w:rPr>
+              <w:t>~49.825</w:t>
+            </w:r>
+          </w:p>
+        </w:tc>
+        <w:tc>
+          <w:tcPr>
+            <w:tcW w:type="dxa" w:w="2160"/>
+          </w:tcPr>
+          <w:p>
+            <w:r>
+              <w:rPr>
+                <w:sz w:val="20"/>
+              </w:rPr>
+              <w:t>~30–32k</w:t>
+            </w:r>
+          </w:p>
+        </w:tc>
+      </w:tr>
+    </w:tbl>
+    <w:p/>
+    <w:p>
+      <w:r>
+        <w:t>────────────────────────────────────────</w:t>
+      </w:r>
+    </w:p>
+    <w:p>
+      <w:pPr>
+        <w:pStyle w:val="Heading1"/>
+      </w:pPr>
+      <w:r>
+        <w:t>Seguimiento interno (semanal)</w:t>
+      </w:r>
+    </w:p>
+    <w:tbl>
+      <w:tblPr>
+        <w:tblStyle w:val="TableGrid"/>
+        <w:tblW w:type="auto" w:w="0"/>
+        <w:tblLook w:firstColumn="1" w:firstRow="1" w:lastColumn="0" w:lastRow="0" w:noHBand="0" w:noVBand="1" w:val="04A0"/>
+      </w:tblPr>
+      <w:tblGrid>
+        <w:gridCol w:w="2880"/>
+        <w:gridCol w:w="2880"/>
+        <w:gridCol w:w="2880"/>
+      </w:tblGrid>
+      <w:tr>
+        <w:tc>
+          <w:tcPr>
+            <w:tcW w:type="dxa" w:w="2880"/>
+            <w:shd w:fill="1E2A5A"/>
+          </w:tcPr>
+          <w:p>
+            <w:r>
+              <w:rPr>
+                <w:b/>
+                <w:color w:val="FFFFFF"/>
+                <w:sz w:val="20"/>
+              </w:rPr>
+              <w:t>KPI</w:t>
+            </w:r>
+          </w:p>
+        </w:tc>
+        <w:tc>
+          <w:tcPr>
+            <w:tcW w:type="dxa" w:w="2880"/>
+            <w:shd w:fill="1E2A5A"/>
+          </w:tcPr>
+          <w:p>
+            <w:r>
+              <w:rPr>
+                <w:b/>
+                <w:color w:val="FFFFFF"/>
+                <w:sz w:val="20"/>
+              </w:rPr>
+              <w:t>Frecuencia</w:t>
+            </w:r>
+          </w:p>
+        </w:tc>
+        <w:tc>
+          <w:tcPr>
+            <w:tcW w:type="dxa" w:w="2880"/>
+            <w:shd w:fill="1E2A5A"/>
+          </w:tcPr>
+          <w:p>
+            <w:r>
+              <w:rPr>
+                <w:b/>
+                <w:color w:val="FFFFFF"/>
+                <w:sz w:val="20"/>
+              </w:rPr>
+              <w:t>Owner</w:t>
+            </w:r>
+          </w:p>
+        </w:tc>
+      </w:tr>
+      <w:tr>
+        <w:tc>
+          <w:tcPr>
+            <w:tcW w:type="dxa" w:w="2880"/>
+          </w:tcPr>
+          <w:p>
+            <w:r>
+              <w:rPr>
+                <w:sz w:val="20"/>
+              </w:rPr>
+              <w:t>Firmadas / bajas / activas</w:t>
+            </w:r>
+          </w:p>
+        </w:tc>
+        <w:tc>
+          <w:tcPr>
+            <w:tcW w:type="dxa" w:w="2880"/>
+          </w:tcPr>
+          <w:p>
+            <w:r>
+              <w:rPr>
+                <w:sz w:val="20"/>
+              </w:rPr>
+              <w:t>Semanal</w:t>
+            </w:r>
+          </w:p>
+        </w:tc>
+        <w:tc>
+          <w:tcPr>
+            <w:tcW w:type="dxa" w:w="2880"/>
+          </w:tcPr>
+          <w:p>
+            <w:r>
+              <w:rPr>
+                <w:sz w:val="20"/>
+              </w:rPr>
+              <w:t>Co-CEO</w:t>
+            </w:r>
+          </w:p>
+        </w:tc>
+      </w:tr>
+      <w:tr>
+        <w:tc>
+          <w:tcPr>
+            <w:tcW w:type="dxa" w:w="2880"/>
+          </w:tcPr>
+          <w:p>
+            <w:r>
+              <w:rPr>
+                <w:sz w:val="20"/>
+              </w:rPr>
+              <w:t>Pedidos, GMV, revenue</w:t>
+            </w:r>
+          </w:p>
+        </w:tc>
+        <w:tc>
+          <w:tcPr>
+            <w:tcW w:type="dxa" w:w="2880"/>
+          </w:tcPr>
+          <w:p>
+            <w:r>
+              <w:rPr>
+                <w:sz w:val="20"/>
+              </w:rPr>
+              <w:t>Semanal</w:t>
+            </w:r>
+          </w:p>
+        </w:tc>
+        <w:tc>
+          <w:tcPr>
+            <w:tcW w:type="dxa" w:w="2880"/>
+          </w:tcPr>
+          <w:p>
+            <w:r>
+              <w:rPr>
+                <w:sz w:val="20"/>
+              </w:rPr>
+              <w:t>Founder</w:t>
+            </w:r>
+          </w:p>
+        </w:tc>
+      </w:tr>
+      <w:tr>
+        <w:tc>
+          <w:tcPr>
+            <w:tcW w:type="dxa" w:w="2880"/>
+          </w:tcPr>
+          <w:p>
+            <w:r>
+              <w:rPr>
+                <w:sz w:val="20"/>
+              </w:rPr>
+              <w:t>Tickets CS + SLA</w:t>
+            </w:r>
+          </w:p>
+        </w:tc>
+        <w:tc>
+          <w:tcPr>
+            <w:tcW w:type="dxa" w:w="2880"/>
+          </w:tcPr>
+          <w:p>
+            <w:r>
+              <w:rPr>
+                <w:sz w:val="20"/>
+              </w:rPr>
+              <w:t>Diario M1–M3</w:t>
+            </w:r>
+          </w:p>
+        </w:tc>
+        <w:tc>
+          <w:tcPr>
+            <w:tcW w:type="dxa" w:w="2880"/>
+          </w:tcPr>
+          <w:p>
+            <w:r>
+              <w:rPr>
+                <w:sz w:val="20"/>
+              </w:rPr>
+              <w:t>CS</w:t>
+            </w:r>
+          </w:p>
+        </w:tc>
+      </w:tr>
+      <w:tr>
+        <w:tc>
+          <w:tcPr>
+            <w:tcW w:type="dxa" w:w="2880"/>
+          </w:tcPr>
+          <w:p>
+            <w:r>
+              <w:rPr>
+                <w:sz w:val="20"/>
+              </w:rPr>
+              <w:t>Caja y burn</w:t>
+            </w:r>
+          </w:p>
+        </w:tc>
+        <w:tc>
+          <w:tcPr>
+            <w:tcW w:type="dxa" w:w="2880"/>
+          </w:tcPr>
+          <w:p>
+            <w:r>
+              <w:rPr>
+                <w:sz w:val="20"/>
+              </w:rPr>
+              <w:t>Semanal</w:t>
+            </w:r>
+          </w:p>
+        </w:tc>
+        <w:tc>
+          <w:tcPr>
+            <w:tcW w:type="dxa" w:w="2880"/>
+          </w:tcPr>
+          <w:p>
+            <w:r>
+              <w:rPr>
+                <w:sz w:val="20"/>
+              </w:rPr>
+              <w:t>Founder + contador</w:t>
+            </w:r>
+          </w:p>
+        </w:tc>
+      </w:tr>
+      <w:tr>
+        <w:tc>
+          <w:tcPr>
+            <w:tcW w:type="dxa" w:w="2880"/>
+          </w:tcPr>
+          <w:p>
+            <w:r>
+              <w:rPr>
+                <w:sz w:val="20"/>
+              </w:rPr>
+              <w:t>Entrevistas mom-test</w:t>
+            </w:r>
+          </w:p>
+        </w:tc>
+        <w:tc>
+          <w:tcPr>
+            <w:tcW w:type="dxa" w:w="2880"/>
+          </w:tcPr>
+          <w:p>
+            <w:r>
+              <w:rPr>
+                <w:sz w:val="20"/>
+              </w:rPr>
+              <w:t>Continuo</w:t>
+            </w:r>
+          </w:p>
+        </w:tc>
+        <w:tc>
+          <w:tcPr>
+            <w:tcW w:type="dxa" w:w="2880"/>
+          </w:tcPr>
+          <w:p>
+            <w:r>
+              <w:rPr>
+                <w:sz w:val="20"/>
+              </w:rPr>
+              <w:t>Sales</w:t>
+            </w:r>
+          </w:p>
+        </w:tc>
+      </w:tr>
+    </w:tbl>
+    <w:p/>
+    <w:p>
+      <w:r>
+        <w:t>────────────────────────────────────────</w:t>
+      </w:r>
+    </w:p>
+    <w:p>
+      <w:pPr>
+        <w:pStyle w:val="Heading1"/>
       </w:pPr>
       <w:r>
         <w:t>Año 2 (referencia, fuera del piloto inmediato)</w:t>
@@ -3096,280 +6188,16 @@
     </w:p>
     <w:p>
       <w:r>
-        <w:t>────────────────────────────────────────</w:t>
+        <w:t xml:space="preserve">- </w:t>
       </w:r>
-    </w:p>
-    <w:p>
-      <w:pPr>
-        <w:pStyle w:val="Heading1"/>
-      </w:pPr>
       <w:r>
-        <w:t>Hipótesis por fase (cuándo pivotar)</w:t>
+        <w:rPr>
+          <w:b/>
+        </w:rPr>
+        <w:t>No ancla</w:t>
       </w:r>
-    </w:p>
-    <w:tbl>
-      <w:tblPr>
-        <w:tblStyle w:val="TableGrid"/>
-        <w:tblW w:type="auto" w:w="0"/>
-        <w:tblLook w:firstColumn="1" w:firstRow="1" w:lastColumn="0" w:lastRow="0" w:noHBand="0" w:noVBand="1" w:val="04A0"/>
-      </w:tblPr>
-      <w:tblGrid>
-        <w:gridCol w:w="2880"/>
-        <w:gridCol w:w="2880"/>
-        <w:gridCol w:w="2880"/>
-      </w:tblGrid>
-      <w:tr>
-        <w:tc>
-          <w:tcPr>
-            <w:tcW w:type="dxa" w:w="2880"/>
-            <w:shd w:fill="1E2A5A"/>
-          </w:tcPr>
-          <w:p>
-            <w:r>
-              <w:rPr>
-                <w:b/>
-                <w:color w:val="FFFFFF"/>
-                <w:sz w:val="20"/>
-              </w:rPr>
-              <w:t>Fase</w:t>
-            </w:r>
-          </w:p>
-        </w:tc>
-        <w:tc>
-          <w:tcPr>
-            <w:tcW w:type="dxa" w:w="2880"/>
-            <w:shd w:fill="1E2A5A"/>
-          </w:tcPr>
-          <w:p>
-            <w:r>
-              <w:rPr>
-                <w:b/>
-                <w:color w:val="FFFFFF"/>
-                <w:sz w:val="20"/>
-              </w:rPr>
-              <w:t>Qué validamos</w:t>
-            </w:r>
-          </w:p>
-        </w:tc>
-        <w:tc>
-          <w:tcPr>
-            <w:tcW w:type="dxa" w:w="2880"/>
-            <w:shd w:fill="1E2A5A"/>
-          </w:tcPr>
-          <w:p>
-            <w:r>
-              <w:rPr>
-                <w:b/>
-                <w:color w:val="FFFFFF"/>
-                <w:sz w:val="20"/>
-              </w:rPr>
-              <w:t>Señal de alerta</w:t>
-            </w:r>
-          </w:p>
-        </w:tc>
-      </w:tr>
-      <w:tr>
-        <w:tc>
-          <w:tcPr>
-            <w:tcW w:type="dxa" w:w="2880"/>
-          </w:tcPr>
-          <w:p>
-            <w:r>
-              <w:rPr>
-                <w:sz w:val="20"/>
-              </w:rPr>
-              <w:t>T+0–30</w:t>
-            </w:r>
-          </w:p>
-        </w:tc>
-        <w:tc>
-          <w:tcPr>
-            <w:tcW w:type="dxa" w:w="2880"/>
-          </w:tcPr>
-          <w:p>
-            <w:r>
-              <w:rPr>
-                <w:sz w:val="20"/>
-              </w:rPr>
-              <w:t>Legal + equipo + HQ en presupuesto</w:t>
-            </w:r>
-          </w:p>
-        </w:tc>
-        <w:tc>
-          <w:tcPr>
-            <w:tcW w:type="dxa" w:w="2880"/>
-          </w:tcPr>
-          <w:p>
-            <w:r>
-              <w:rPr>
-                <w:sz w:val="20"/>
-              </w:rPr>
-              <w:t>Cotizaciones reales muy por encima del plan</w:t>
-            </w:r>
-          </w:p>
-        </w:tc>
-      </w:tr>
-      <w:tr>
-        <w:tc>
-          <w:tcPr>
-            <w:tcW w:type="dxa" w:w="2880"/>
-          </w:tcPr>
-          <w:p>
-            <w:r>
-              <w:rPr>
-                <w:sz w:val="20"/>
-              </w:rPr>
-              <w:t>T+30–60</w:t>
-            </w:r>
-          </w:p>
-        </w:tc>
-        <w:tc>
-          <w:tcPr>
-            <w:tcW w:type="dxa" w:w="2880"/>
-          </w:tcPr>
-          <w:p>
-            <w:r>
-              <w:rPr>
-                <w:sz w:val="20"/>
-              </w:rPr>
-              <w:t>Dueño confirma dolor y firma carta</w:t>
-            </w:r>
-          </w:p>
-        </w:tc>
-        <w:tc>
-          <w:tcPr>
-            <w:tcW w:type="dxa" w:w="2880"/>
-          </w:tcPr>
-          <w:p>
-            <w:r>
-              <w:rPr>
-                <w:sz w:val="20"/>
-              </w:rPr>
-              <w:t>≥2/3 entrevistas sin dolor → revisar segmento</w:t>
-            </w:r>
-          </w:p>
-        </w:tc>
-      </w:tr>
-      <w:tr>
-        <w:tc>
-          <w:tcPr>
-            <w:tcW w:type="dxa" w:w="2880"/>
-          </w:tcPr>
-          <w:p>
-            <w:r>
-              <w:rPr>
-                <w:sz w:val="20"/>
-              </w:rPr>
-              <w:t>T+60–90</w:t>
-            </w:r>
-          </w:p>
-        </w:tc>
-        <w:tc>
-          <w:tcPr>
-            <w:tcW w:type="dxa" w:w="2880"/>
-          </w:tcPr>
-          <w:p>
-            <w:r>
-              <w:rPr>
-                <w:sz w:val="20"/>
-              </w:rPr>
-              <w:t>Farmacia firmada **activa catálogo**</w:t>
-            </w:r>
-          </w:p>
-        </w:tc>
-        <w:tc>
-          <w:tcPr>
-            <w:tcW w:type="dxa" w:w="2880"/>
-          </w:tcPr>
-          <w:p>
-            <w:r>
-              <w:rPr>
-                <w:sz w:val="20"/>
-              </w:rPr>
-              <w:t>Firma pero no carga productos → pivot onboarding</w:t>
-            </w:r>
-          </w:p>
-        </w:tc>
-      </w:tr>
-      <w:tr>
-        <w:tc>
-          <w:tcPr>
-            <w:tcW w:type="dxa" w:w="2880"/>
-          </w:tcPr>
-          <w:p>
-            <w:r>
-              <w:rPr>
-                <w:sz w:val="20"/>
-              </w:rPr>
-              <w:t>M1–2 post-Day-D</w:t>
-            </w:r>
-          </w:p>
-        </w:tc>
-        <w:tc>
-          <w:tcPr>
-            <w:tcW w:type="dxa" w:w="2880"/>
-          </w:tcPr>
-          <w:p>
-            <w:r>
-              <w:rPr>
-                <w:sz w:val="20"/>
-              </w:rPr>
-              <w:t>Paciente repite compra en M2</w:t>
-            </w:r>
-          </w:p>
-        </w:tc>
-        <w:tc>
-          <w:tcPr>
-            <w:tcW w:type="dxa" w:w="2880"/>
-          </w:tcPr>
-          <w:p>
-            <w:r>
-              <w:rPr>
-                <w:sz w:val="20"/>
-              </w:rPr>
-              <w:t>Sin repeat → revisar precio/percepción antes de más Meta</w:t>
-            </w:r>
-          </w:p>
-        </w:tc>
-      </w:tr>
-    </w:tbl>
-    <w:p/>
-    <w:p>
       <w:r>
-        <w:t>────────────────────────────────────────</w:t>
-      </w:r>
-    </w:p>
-    <w:p>
-      <w:pPr>
-        <w:pStyle w:val="Heading1"/>
-      </w:pPr>
-      <w:r>
-        <w:t>Seguimiento interno (semanal)</w:t>
-      </w:r>
-    </w:p>
-    <w:p>
-      <w:r>
-        <w:t>- Farmacias firmadas / dadas de baja / activas.</w:t>
-      </w:r>
-    </w:p>
-    <w:p>
-      <w:r>
-        <w:t>- Pedidos, GMV, ingresos Zonix.</w:t>
-      </w:r>
-    </w:p>
-    <w:p>
-      <w:r>
-        <w:t>- Tickets soporte y tiempos de respuesta.</w:t>
-      </w:r>
-    </w:p>
-    <w:p>
-      <w:r>
-        <w:t>- Incidencias operativas corregidas.</w:t>
-      </w:r>
-    </w:p>
-    <w:p>
-      <w:r>
-        <w:t>- Caja y burn semanal.</w:t>
+        <w:t xml:space="preserve"> conversación pre-seed con Gabriel.</w:t>
       </w:r>
     </w:p>
     <w:p>
@@ -3382,7 +6210,7 @@
         <w:pStyle w:val="Heading1"/>
       </w:pPr>
       <w:r>
-        <w:t>Qué revisar juntos</w:t>
+        <w:t>Qué nos gustaría que revises, Gabriel</w:t>
       </w:r>
     </w:p>
     <w:p>
@@ -3414,7 +6242,7 @@
         <w:t>~28 activas</w:t>
       </w:r>
       <w:r>
-        <w:t>?</w:t>
+        <w:t xml:space="preserve"> con catálogo — o conviene planificar buffer T+105?</w:t>
       </w:r>
     </w:p>
     <w:p>
@@ -3428,7 +6256,7 @@
         <w:t>Intensidad 800 visitas/mes:</w:t>
       </w:r>
       <w:r>
-        <w:t xml:space="preserve"> ¿saturación de mercado o pipeline suficiente en Valencia metro?</w:t>
+        <w:t xml:space="preserve"> ¿saturación de mercado independiente en Valencia metro o pipeline suficiente para ~185 firmas/año?</w:t>
       </w:r>
     </w:p>
     <w:p>
@@ -3442,7 +6270,7 @@
         <w:t>Orden B2B primero, B2C en Day-D:</w:t>
       </w:r>
       <w:r>
-        <w:t xml:space="preserve"> ¿compartes la lógica de no quemar pauta sin catálogo?</w:t>
+        <w:t xml:space="preserve"> ¿compartes la lógica de no quemar pauta Meta sin catálogo vivo en ~28 farmacias?</w:t>
       </w:r>
     </w:p>
     <w:p>
@@ -3453,38 +6281,10 @@
         <w:rPr>
           <w:b/>
         </w:rPr>
-        <w:t>Curva ~40 → ~159:</w:t>
+        <w:t>Criterios M6 y contingencia:</w:t>
       </w:r>
       <w:r>
-        <w:t xml:space="preserve"> ¿coherente con tu experiencia en adopción de servicios B2B locales?</w:t>
-      </w:r>
-    </w:p>
-    <w:p>
-      <w:r>
-        <w:t xml:space="preserve">5. </w:t>
-      </w:r>
-      <w:r>
-        <w:rPr>
-          <w:b/>
-        </w:rPr>
-        <w:t>Partner delivery único en M1–3:</w:t>
-      </w:r>
-      <w:r>
-        <w:t xml:space="preserve"> ¿riesgo de dependencia? ¿contactos Morr para segundo partner?</w:t>
-      </w:r>
-    </w:p>
-    <w:p>
-      <w:r>
-        <w:t xml:space="preserve">6. </w:t>
-      </w:r>
-      <w:r>
-        <w:rPr>
-          <w:b/>
-        </w:rPr>
-        <w:t>Criterios M6:</w:t>
-      </w:r>
-      <w:r>
-        <w:t xml:space="preserve"> ¿añadirías métricas de Grupo Morr (p. ej. NPS por corredor)?</w:t>
+        <w:t xml:space="preserve"> ¿Añadirías métricas Morr (NPS por corredor, rotación inventario aliado) al Definition of Done?</w:t>
       </w:r>
     </w:p>
     <w:p>
@@ -3511,7 +6311,16 @@
         <w:t>Calendario condicionado a capital:</w:t>
       </w:r>
       <w:r>
-        <w:t xml:space="preserve"> sin Fase 0 financiada, las fechas son planificación, no compromiso público.</w:t>
+        <w:t xml:space="preserve"> sin Fase 0 financiada (~</w:t>
+      </w:r>
+      <w:r>
+        <w:rPr>
+          <w:b/>
+        </w:rPr>
+        <w:t>33.835</w:t>
+      </w:r>
+      <w:r>
+        <w:t>), las fechas son planificación, no compromiso público.</w:t>
       </w:r>
     </w:p>
     <w:p>
@@ -3534,7 +6343,7 @@
         <w:t>4× Sales</w:t>
       </w:r>
       <w:r>
-        <w:t>; sensibilidad si la captación es más lenta.</w:t>
+        <w:t>; sensibilidad si captación es más lenta (−20% → ~127 activas M12).</w:t>
       </w:r>
     </w:p>
     <w:p>
@@ -3548,7 +6357,7 @@
         <w:t>Tiendas y regulación:</w:t>
       </w:r>
       <w:r>
-        <w:t xml:space="preserve"> release en App Store / Play Store y dictamen Rx sujetos a checklist Fase 0.</w:t>
+        <w:t xml:space="preserve"> release App Store / Play Store y dictamen Rx sujetos a checklist Fase 0.</w:t>
       </w:r>
     </w:p>
     <w:p>
@@ -3562,7 +6371,7 @@
         <w:t>SLA entrega:</w:t>
       </w:r>
       <w:r>
-        <w:t xml:space="preserve"> tiempos 60–90 min dependen de contrato con empresa delivery — pendiente firma partner.</w:t>
+        <w:t xml:space="preserve"> tiempos 60–90 min dependen de contrato partner — pendiente firma.</w:t>
       </w:r>
     </w:p>
     <w:p>
@@ -3573,10 +6382,10 @@
         <w:rPr>
           <w:b/>
         </w:rPr>
-        <w:t>No solicitud de inversión a Gabriel:</w:t>
+        <w:t>No es solicitud de inversión</w:t>
       </w:r>
       <w:r>
-        <w:t xml:space="preserve"> documento de contexto operativo para alianza estratégica.</w:t>
+        <w:t xml:space="preserve"> ni oferta de valores.</w:t>
       </w:r>
     </w:p>
     <w:p>

--- a/docs/Pack_Aliado_Gabriel_Barrios/docx/10_Plan_Lanzamiento.docx
+++ b/docs/Pack_Aliado_Gabriel_Barrios/docx/10_Plan_Lanzamiento.docx
@@ -3,91 +3,43 @@
 <w:document xmlns:wpc="http://schemas.microsoft.com/office/word/2010/wordprocessingCanvas" xmlns:mo="http://schemas.microsoft.com/office/mac/office/2008/main" xmlns:mc="http://schemas.openxmlformats.org/markup-compatibility/2006" xmlns:mv="urn:schemas-microsoft-com:mac:vml" xmlns:o="urn:schemas-microsoft-com:office:office" xmlns:r="http://schemas.openxmlformats.org/officeDocument/2006/relationships" xmlns:m="http://schemas.openxmlformats.org/officeDocument/2006/math" xmlns:v="urn:schemas-microsoft-com:vml" xmlns:wp14="http://schemas.microsoft.com/office/word/2010/wordprocessingDrawing" xmlns:wp="http://schemas.openxmlformats.org/drawingml/2006/wordprocessingDrawing" xmlns:w10="urn:schemas-microsoft-com:office:word" xmlns:w="http://schemas.openxmlformats.org/wordprocessingml/2006/main" xmlns:w14="http://schemas.microsoft.com/office/word/2010/wordml" xmlns:wpg="http://schemas.microsoft.com/office/word/2010/wordprocessingGroup" xmlns:wpi="http://schemas.microsoft.com/office/word/2010/wordprocessingInk" xmlns:wne="http://schemas.microsoft.com/office/word/2006/wordml" xmlns:wps="http://schemas.microsoft.com/office/word/2010/wordprocessingShape" mc:Ignorable="w14 wp14">
   <w:body>
     <w:p>
+      <w:r>
+        <w:rPr>
+          <w:i/>
+        </w:rPr>
+        <w:t>**Espejo Pack Aliado** (sync v7 7-ago-2026) desde Lanzamiento. Canon Excel v4 SAFE **237.412**; pricing **45/60/70 + %GMV 8/7/5**.</w:t>
+      </w:r>
+    </w:p>
+    <w:p>
       <w:pPr>
         <w:pStyle w:val="Title"/>
       </w:pPr>
       <w:r>
-        <w:t>Plan de lanzamiento comercial — Piloto Valencia</w:t>
-      </w:r>
-    </w:p>
-    <w:p>
-      <w:r/>
-      <w:r>
-        <w:rPr>
-          <w:b/>
-        </w:rPr>
-        <w:t>Para:</w:t>
-      </w:r>
-      <w:r>
-        <w:t xml:space="preserve"> Gabriel Barrios — Gerente de Consultoría, Grupo Morr (Valencia, Venezuela)  </w:t>
-      </w:r>
-    </w:p>
-    <w:p>
-      <w:r/>
-      <w:r>
-        <w:rPr>
-          <w:b/>
-        </w:rPr>
-        <w:t>De:</w:t>
-      </w:r>
-      <w:r>
-        <w:t xml:space="preserve"> Abrahan Pulido — Founder / CEO / CTO, Zonix Pharma  </w:t>
-      </w:r>
-    </w:p>
-    <w:p>
-      <w:r/>
-      <w:r>
-        <w:rPr>
-          <w:b/>
-        </w:rPr>
-        <w:t>Fecha:</w:t>
-      </w:r>
-      <w:r>
-        <w:t xml:space="preserve"> junio 2026</w:t>
-      </w:r>
-    </w:p>
-    <w:p>
-      <w:r/>
-      <w:r>
-        <w:rPr>
-          <w:b/>
-        </w:rPr>
-        <w:t>No es una solicitud de inversión.</w:t>
-      </w:r>
-      <w:r>
-        <w:t xml:space="preserve"> Es el calendario operativo que Zonix ejecutaría tras disponer de capital de piloto: desde el cierre (</w:t>
-      </w:r>
-      <w:r>
-        <w:rPr>
-          <w:b/>
-        </w:rPr>
-        <w:t>T+0</w:t>
-      </w:r>
-      <w:r>
-        <w:t xml:space="preserve">) hasta el </w:t>
-      </w:r>
-      <w:r>
-        <w:rPr>
-          <w:b/>
-        </w:rPr>
-        <w:t>Day-D (T+90)</w:t>
-      </w:r>
-      <w:r>
-        <w:t xml:space="preserve"> y los </w:t>
-      </w:r>
-      <w:r>
-        <w:rPr>
-          <w:b/>
-        </w:rPr>
-        <w:t>12 meses</w:t>
-      </w:r>
-      <w:r>
-        <w:t xml:space="preserve"> posteriores.</w:t>
+        <w:t>Plan de lanzamiento comercial</w:t>
       </w:r>
     </w:p>
     <w:p>
       <w:r>
-        <w:t>────────────────────────────────────────</w:t>
+        <w:rPr>
+          <w:i/>
+        </w:rPr>
+        <w:t>**Última actualización:** 11 junio 2026.</w:t>
+      </w:r>
+    </w:p>
+    <w:p>
+      <w:r>
+        <w:rPr>
+          <w:i/>
+        </w:rPr>
+        <w:t>Documento que detalla el calendario operativo desde el cierre de inversión hasta el **Day-D** (lanzamiento público del piloto) y los primeros meses post-Day-D.</w:t>
+      </w:r>
+    </w:p>
+    <w:p>
+      <w:r>
+        <w:rPr>
+          <w:i/>
+        </w:rPr>
+        <w:t>**Convención de tiempo:** **T+0** = cierre de inversión (entra el capital). **Day-D = T+90** = **día 0 del piloto en app** (M1 del modelo financiero en [PROYECCION_FINANCIERA_12M.md](PROYECCION_FINANCIERA_12M.md)). Los **meses 1–12** del presupuesto/proyección cuentan **desde Day-D**, no desde el wire. **Fase 0 (T+0 → T+90):** cierre legal, equipo, HQ, tecnología, onboarding de farmacias y catálogo **antes** del lanzamiento público — el gasto de esos ~3 meses está en la **Fase 0** (**~USD 50.260** Lean v4 — [BRIEF_UNA_PAGINA.md](BRIEF_UNA_PAGINA.md)), no duplicado en M1.</w:t>
       </w:r>
     </w:p>
     <w:p>
@@ -95,617 +47,21 @@
         <w:pStyle w:val="Heading1"/>
       </w:pPr>
       <w:r>
-        <w:t>En 60 segundos</w:t>
+        <w:t>0. Hipótesis por fase + señal de pivot (Customer Development)</w:t>
       </w:r>
     </w:p>
-    <w:tbl>
-      <w:tblPr>
-        <w:tblStyle w:val="TableGrid"/>
-        <w:tblW w:type="auto" w:w="0"/>
-        <w:tblLook w:firstColumn="1" w:firstRow="1" w:lastColumn="0" w:lastRow="0" w:noHBand="0" w:noVBand="1" w:val="04A0"/>
-      </w:tblPr>
-      <w:tblGrid>
-        <w:gridCol w:w="2880"/>
-        <w:gridCol w:w="2880"/>
-        <w:gridCol w:w="2880"/>
-      </w:tblGrid>
-      <w:tr>
-        <w:tc>
-          <w:tcPr>
-            <w:tcW w:type="dxa" w:w="2880"/>
-            <w:shd w:fill="1E2A5A"/>
-          </w:tcPr>
-          <w:p>
-            <w:r>
-              <w:rPr>
-                <w:b/>
-                <w:color w:val="FFFFFF"/>
-                <w:sz w:val="20"/>
-              </w:rPr>
-              <w:t>Hito</w:t>
-            </w:r>
-          </w:p>
-        </w:tc>
-        <w:tc>
-          <w:tcPr>
-            <w:tcW w:type="dxa" w:w="2880"/>
-            <w:shd w:fill="1E2A5A"/>
-          </w:tcPr>
-          <w:p>
-            <w:r>
-              <w:rPr>
-                <w:b/>
-                <w:color w:val="FFFFFF"/>
-                <w:sz w:val="20"/>
-              </w:rPr>
-              <w:t>Cuándo</w:t>
-            </w:r>
-          </w:p>
-        </w:tc>
-        <w:tc>
-          <w:tcPr>
-            <w:tcW w:type="dxa" w:w="2880"/>
-            <w:shd w:fill="1E2A5A"/>
-          </w:tcPr>
-          <w:p>
-            <w:r>
-              <w:rPr>
-                <w:b/>
-                <w:color w:val="FFFFFF"/>
-                <w:sz w:val="20"/>
-              </w:rPr>
-              <w:t>Qué significa</w:t>
-            </w:r>
-          </w:p>
-        </w:tc>
-      </w:tr>
-      <w:tr>
-        <w:tc>
-          <w:tcPr>
-            <w:tcW w:type="dxa" w:w="2880"/>
-          </w:tcPr>
-          <w:p>
-            <w:r>
-              <w:rPr>
-                <w:sz w:val="20"/>
-              </w:rPr>
-              <w:t>**T+0**</w:t>
-            </w:r>
-          </w:p>
-        </w:tc>
-        <w:tc>
-          <w:tcPr>
-            <w:tcW w:type="dxa" w:w="2880"/>
-          </w:tcPr>
-          <w:p>
-            <w:r>
-              <w:rPr>
-                <w:sz w:val="20"/>
-              </w:rPr>
-              <w:t>Día 0</w:t>
-            </w:r>
-          </w:p>
-        </w:tc>
-        <w:tc>
-          <w:tcPr>
-            <w:tcW w:type="dxa" w:w="2880"/>
-          </w:tcPr>
-          <w:p>
-            <w:r>
-              <w:rPr>
-                <w:sz w:val="20"/>
-              </w:rPr>
-              <w:t>Entra capital (~112k Lean); arranca legal, equipo y HQ</w:t>
-            </w:r>
-          </w:p>
-        </w:tc>
-      </w:tr>
-      <w:tr>
-        <w:tc>
-          <w:tcPr>
-            <w:tcW w:type="dxa" w:w="2880"/>
-          </w:tcPr>
-          <w:p>
-            <w:r>
-              <w:rPr>
-                <w:sz w:val="20"/>
-              </w:rPr>
-              <w:t>**T+30**</w:t>
-            </w:r>
-          </w:p>
-        </w:tc>
-        <w:tc>
-          <w:tcPr>
-            <w:tcW w:type="dxa" w:w="2880"/>
-          </w:tcPr>
-          <w:p>
-            <w:r>
-              <w:rPr>
-                <w:sz w:val="20"/>
-              </w:rPr>
-              <w:t>Mes 1</w:t>
-            </w:r>
-          </w:p>
-        </w:tc>
-        <w:tc>
-          <w:tcPr>
-            <w:tcW w:type="dxa" w:w="2880"/>
-          </w:tcPr>
-          <w:p>
-            <w:r>
-              <w:rPr>
-                <w:sz w:val="20"/>
-              </w:rPr>
-              <w:t>Empresa constituida (o en tramo final); **4 vendedores B2B** contratados</w:t>
-            </w:r>
-          </w:p>
-        </w:tc>
-      </w:tr>
-      <w:tr>
-        <w:tc>
-          <w:tcPr>
-            <w:tcW w:type="dxa" w:w="2880"/>
-          </w:tcPr>
-          <w:p>
-            <w:r>
-              <w:rPr>
-                <w:sz w:val="20"/>
-              </w:rPr>
-              <w:t>**T+60**</w:t>
-            </w:r>
-          </w:p>
-        </w:tc>
-        <w:tc>
-          <w:tcPr>
-            <w:tcW w:type="dxa" w:w="2880"/>
-          </w:tcPr>
-          <w:p>
-            <w:r>
-              <w:rPr>
-                <w:sz w:val="20"/>
-              </w:rPr>
-              <w:t>Mes 2</w:t>
-            </w:r>
-          </w:p>
-        </w:tc>
-        <w:tc>
-          <w:tcPr>
-            <w:tcW w:type="dxa" w:w="2880"/>
-          </w:tcPr>
-          <w:p>
-            <w:r>
-              <w:rPr>
-                <w:sz w:val="20"/>
-              </w:rPr>
-              <w:t>**~20+ farmacias** con catálogo; partner delivery en prueba</w:t>
-            </w:r>
-          </w:p>
-        </w:tc>
-      </w:tr>
-      <w:tr>
-        <w:tc>
-          <w:tcPr>
-            <w:tcW w:type="dxa" w:w="2880"/>
-          </w:tcPr>
-          <w:p>
-            <w:r>
-              <w:rPr>
-                <w:sz w:val="20"/>
-              </w:rPr>
-              <w:t>**Day-D**</w:t>
-            </w:r>
-          </w:p>
-        </w:tc>
-        <w:tc>
-          <w:tcPr>
-            <w:tcW w:type="dxa" w:w="2880"/>
-          </w:tcPr>
-          <w:p>
-            <w:r>
-              <w:rPr>
-                <w:sz w:val="20"/>
-              </w:rPr>
-              <w:t>**T+90**</w:t>
-            </w:r>
-          </w:p>
-        </w:tc>
-        <w:tc>
-          <w:tcPr>
-            <w:tcW w:type="dxa" w:w="2880"/>
-          </w:tcPr>
-          <w:p>
-            <w:r>
-              <w:rPr>
-                <w:sz w:val="20"/>
-              </w:rPr>
-              <w:t>Lanzamiento público — empieza **M1** del modelo financiero</w:t>
-            </w:r>
-          </w:p>
-        </w:tc>
-      </w:tr>
-      <w:tr>
-        <w:tc>
-          <w:tcPr>
-            <w:tcW w:type="dxa" w:w="2880"/>
-          </w:tcPr>
-          <w:p>
-            <w:r>
-              <w:rPr>
-                <w:sz w:val="20"/>
-              </w:rPr>
-              <w:t>**M1**</w:t>
-            </w:r>
-          </w:p>
-        </w:tc>
-        <w:tc>
-          <w:tcPr>
-            <w:tcW w:type="dxa" w:w="2880"/>
-          </w:tcPr>
-          <w:p>
-            <w:r>
-              <w:rPr>
-                <w:sz w:val="20"/>
-              </w:rPr>
-              <w:t>Post Day-D</w:t>
-            </w:r>
-          </w:p>
-        </w:tc>
-        <w:tc>
-          <w:tcPr>
-            <w:tcW w:type="dxa" w:w="2880"/>
-          </w:tcPr>
-          <w:p>
-            <w:r>
-              <w:rPr>
-                <w:sz w:val="20"/>
-              </w:rPr>
-              <w:t>**~40 farmacias activas**; primera ola de marketing paciente</w:t>
-            </w:r>
-          </w:p>
-        </w:tc>
-      </w:tr>
-      <w:tr>
-        <w:tc>
-          <w:tcPr>
-            <w:tcW w:type="dxa" w:w="2880"/>
-          </w:tcPr>
-          <w:p>
-            <w:r>
-              <w:rPr>
-                <w:sz w:val="20"/>
-              </w:rPr>
-              <w:t>**M6**</w:t>
-            </w:r>
-          </w:p>
-        </w:tc>
-        <w:tc>
-          <w:tcPr>
-            <w:tcW w:type="dxa" w:w="2880"/>
-          </w:tcPr>
-          <w:p>
-            <w:r>
-              <w:rPr>
-                <w:sz w:val="20"/>
-              </w:rPr>
-              <w:t>6 meses operando</w:t>
-            </w:r>
-          </w:p>
-        </w:tc>
-        <w:tc>
-          <w:tcPr>
-            <w:tcW w:type="dxa" w:w="2880"/>
-          </w:tcPr>
-          <w:p>
-            <w:r>
-              <w:rPr>
-                <w:sz w:val="20"/>
-              </w:rPr>
-              <w:t>**~97 activas**; evaluación de éxito del piloto; caja ~**48k**</w:t>
-            </w:r>
-          </w:p>
-        </w:tc>
-      </w:tr>
-      <w:tr>
-        <w:tc>
-          <w:tcPr>
-            <w:tcW w:type="dxa" w:w="2880"/>
-          </w:tcPr>
-          <w:p>
-            <w:r>
-              <w:rPr>
-                <w:sz w:val="20"/>
-              </w:rPr>
-              <w:t>**M12**</w:t>
-            </w:r>
-          </w:p>
-        </w:tc>
-        <w:tc>
-          <w:tcPr>
-            <w:tcW w:type="dxa" w:w="2880"/>
-          </w:tcPr>
-          <w:p>
-            <w:r>
-              <w:rPr>
-                <w:sz w:val="20"/>
-              </w:rPr>
-              <w:t>Año 1 operativo</w:t>
-            </w:r>
-          </w:p>
-        </w:tc>
-        <w:tc>
-          <w:tcPr>
-            <w:tcW w:type="dxa" w:w="2880"/>
-          </w:tcPr>
-          <w:p>
-            <w:r>
-              <w:rPr>
-                <w:sz w:val="20"/>
-              </w:rPr>
-              <w:t>**~159 activas**; casi equilibrio mensual; caja ~**41k**</w:t>
-            </w:r>
-          </w:p>
-        </w:tc>
-      </w:tr>
-    </w:tbl>
-    <w:p/>
     <w:p>
       <w:r>
-        <w:t xml:space="preserve">Motor comercial: </w:t>
+        <w:t xml:space="preserve">El calendario §1–§4 ejecuta; esta tabla dice </w:t>
       </w:r>
       <w:r>
         <w:rPr>
           <w:b/>
         </w:rPr>
-        <w:t>4× Sales</w:t>
+        <w:t>qué hipótesis valida cada fase</w:t>
       </w:r>
       <w:r>
-        <w:t xml:space="preserve"> (cuatro ejecutivos B2B en calle). Meta pre-Day-D: </w:t>
-      </w:r>
-      <w:r>
-        <w:rPr>
-          <w:b/>
-        </w:rPr>
-        <w:t>~28 farmacias activas</w:t>
-      </w:r>
-      <w:r>
-        <w:t xml:space="preserve"> con catálogo listo para recibir pedidos reales.</w:t>
-      </w:r>
-    </w:p>
-    <w:p>
-      <w:r/>
-      <w:r>
-        <w:rPr>
-          <w:b/>
-        </w:rPr>
-        <w:t>Ancla financiera:</w:t>
-      </w:r>
-      <w:r>
-        <w:t xml:space="preserve"> Fase 0 </w:t>
-      </w:r>
-      <w:r>
-        <w:rPr>
-          <w:b/>
-        </w:rPr>
-        <w:t>~33.835 USD</w:t>
-      </w:r>
-      <w:r>
-        <w:t xml:space="preserve">; caja Day-D </w:t>
-      </w:r>
-      <w:r>
-        <w:rPr>
-          <w:b/>
-        </w:rPr>
-        <w:t>~78.153</w:t>
-      </w:r>
-      <w:r>
-        <w:t xml:space="preserve">; objetivo M12 </w:t>
-      </w:r>
-      <w:r>
-        <w:rPr>
-          <w:b/>
-        </w:rPr>
-        <w:t>~159 activas</w:t>
-      </w:r>
-      <w:r>
-        <w:t xml:space="preserve"> con </w:t>
-      </w:r>
-      <w:r>
-        <w:rPr>
-          <w:b/>
-        </w:rPr>
-        <w:t>LTV/CAC ~7,2×</w:t>
-      </w:r>
-      <w:r>
-        <w:t xml:space="preserve"> si el ARPF placeholder se confirma.</w:t>
-      </w:r>
-    </w:p>
-    <w:p>
-      <w:r>
-        <w:t>────────────────────────────────────────</w:t>
-      </w:r>
-    </w:p>
-    <w:p>
-      <w:pPr>
-        <w:pStyle w:val="Heading1"/>
-      </w:pPr>
-      <w:r>
-        <w:t>Convención de tiempo (importante)</w:t>
-      </w:r>
-    </w:p>
-    <w:p>
-      <w:r>
-        <w:t xml:space="preserve">- </w:t>
-      </w:r>
-      <w:r>
-        <w:rPr>
-          <w:b/>
-        </w:rPr>
-        <w:t>T+0</w:t>
-      </w:r>
-      <w:r>
-        <w:t xml:space="preserve"> = día en que entra el capital (wire del SAFE o equivalente).</w:t>
-      </w:r>
-    </w:p>
-    <w:p>
-      <w:r>
-        <w:t xml:space="preserve">- </w:t>
-      </w:r>
-      <w:r>
-        <w:rPr>
-          <w:b/>
-        </w:rPr>
-        <w:t>Day-D = T+90</w:t>
-      </w:r>
-      <w:r>
-        <w:t xml:space="preserve"> = primer día del piloto </w:t>
-      </w:r>
-      <w:r>
-        <w:rPr>
-          <w:b/>
-        </w:rPr>
-        <w:t>público</w:t>
-      </w:r>
-      <w:r>
-        <w:t xml:space="preserve"> en app (inicio del </w:t>
-      </w:r>
-      <w:r>
-        <w:rPr>
-          <w:b/>
-        </w:rPr>
-        <w:t>mes 1</w:t>
-      </w:r>
-      <w:r>
-        <w:t xml:space="preserve"> financiero).</w:t>
-      </w:r>
-    </w:p>
-    <w:p>
-      <w:r>
-        <w:t xml:space="preserve">- </w:t>
-      </w:r>
-      <w:r>
-        <w:rPr>
-          <w:b/>
-        </w:rPr>
-        <w:t>Fase 0 (T+0 → T+90):</w:t>
-      </w:r>
-      <w:r>
-        <w:t xml:space="preserve"> legal, equipo, oficina, tecnología en producción, captación B2B y carga de catálogo — </w:t>
-      </w:r>
-      <w:r>
-        <w:rPr>
-          <w:b/>
-        </w:rPr>
-        <w:t>antes</w:t>
-      </w:r>
-      <w:r>
-        <w:t xml:space="preserve"> de marketing masivo al paciente.</w:t>
-      </w:r>
-    </w:p>
-    <w:p>
-      <w:r>
-        <w:t xml:space="preserve">- </w:t>
-      </w:r>
-      <w:r>
-        <w:rPr>
-          <w:b/>
-        </w:rPr>
-        <w:t>Meses M1–M12:</w:t>
-      </w:r>
-      <w:r>
-        <w:t xml:space="preserve"> cuentan </w:t>
-      </w:r>
-      <w:r>
-        <w:rPr>
-          <w:b/>
-        </w:rPr>
-        <w:t>desde Day-D</w:t>
-      </w:r>
-      <w:r>
-        <w:t>, no desde T+0.</w:t>
-      </w:r>
-    </w:p>
-    <w:p>
-      <w:r>
-        <w:t xml:space="preserve">Gasto Fase 0 de referencia: </w:t>
-      </w:r>
-      <w:r>
-        <w:rPr>
-          <w:b/>
-        </w:rPr>
-        <w:t>~33.835 USD</w:t>
-      </w:r>
-      <w:r>
-        <w:t xml:space="preserve"> (más gastos únicos de arranque </w:t>
-      </w:r>
-      <w:r>
-        <w:rPr>
-          <w:b/>
-        </w:rPr>
-        <w:t>~14.208 USD</w:t>
-      </w:r>
-      <w:r>
-        <w:t>) — detalle en guía del modelo financiero del pack.</w:t>
-      </w:r>
-    </w:p>
-    <w:p>
-      <w:r>
-        <w:t>────────────────────────────────────────</w:t>
-      </w:r>
-    </w:p>
-    <w:p>
-      <w:pPr>
-        <w:pStyle w:val="Heading1"/>
-      </w:pPr>
-      <w:r>
-        <w:t>Mapa de fases (vista Gabriel)</w:t>
-      </w:r>
-    </w:p>
-    <w:p>
-      <w:r>
-        <w:t>```text</w:t>
-      </w:r>
-    </w:p>
-    <w:p>
-      <w:r>
-        <w:t>T+0 ─────── T+30 ─────── T+60 ─────── Day-D (T+90) ─────── M6 ─────── M12</w:t>
-      </w:r>
-    </w:p>
-    <w:p>
-      <w:r>
-        <w:t xml:space="preserve"> │            │            │              │                │          │</w:t>
-      </w:r>
-    </w:p>
-    <w:p>
-      <w:r>
-        <w:t xml:space="preserve"> Legal       Equipo       Catálogo      Go-live         DoD        ~159</w:t>
-      </w:r>
-    </w:p>
-    <w:p>
-      <w:r>
-        <w:t xml:space="preserve"> HQ          4× Sales     ~20+ activas  Meta+valla      piloto     activas</w:t>
-      </w:r>
-    </w:p>
-    <w:p>
-      <w:r>
-        <w:t xml:space="preserve">             pipeline     delivery test ~40 M1         ~97        ~BE mensual</w:t>
-      </w:r>
-    </w:p>
-    <w:p>
-      <w:r>
-        <w:t>```</w:t>
-      </w:r>
-    </w:p>
-    <w:p>
-      <w:r>
-        <w:t>────────────────────────────────────────</w:t>
-      </w:r>
-    </w:p>
-    <w:p>
-      <w:pPr>
-        <w:pStyle w:val="Heading1"/>
-      </w:pPr>
-      <w:r>
-        <w:t>Hipótesis por fase — qué validamos y cuándo pivotar</w:t>
+        <w:t xml:space="preserve"> y cuándo pivotar (bloques del Canvas en [CONTEXTO_PITCH_Y_DECISIONES.md](CONTEXTO_PITCH_Y_DECISIONES.md) §2.12).</w:t>
       </w:r>
     </w:p>
     <w:tbl>
@@ -749,7 +105,7 @@
                 <w:color w:val="FFFFFF"/>
                 <w:sz w:val="20"/>
               </w:rPr>
-              <w:t>Hipótesis (falsable)</w:t>
+              <w:t>Hipótesis a validar (falsable)</w:t>
             </w:r>
           </w:p>
         </w:tc>
@@ -765,7 +121,7 @@
                 <w:color w:val="FFFFFF"/>
                 <w:sz w:val="20"/>
               </w:rPr>
-              <w:t>Señal de alerta</w:t>
+              <w:t>Señal de pivot</w:t>
             </w:r>
           </w:p>
         </w:tc>
@@ -781,7 +137,7 @@
                 <w:color w:val="FFFFFF"/>
                 <w:sz w:val="20"/>
               </w:rPr>
-              <w:t>Pivot</w:t>
+              <w:t>Bloque Canvas</w:t>
             </w:r>
           </w:p>
         </w:tc>
@@ -796,7 +152,7 @@
               <w:rPr>
                 <w:sz w:val="20"/>
               </w:rPr>
-              <w:t>**T+0–30**</w:t>
+              <w:t>**T+0–T+30**</w:t>
             </w:r>
           </w:p>
         </w:tc>
@@ -809,7 +165,7 @@
               <w:rPr>
                 <w:sz w:val="20"/>
               </w:rPr>
-              <w:t>Legal + equipo + HQ en presupuesto Fase 0a</w:t>
+              <w:t>Se puede armar equipo + legal + HQ en 30 días con el presupuesto Fase 0a</w:t>
             </w:r>
           </w:p>
         </w:tc>
@@ -822,7 +178,7 @@
               <w:rPr>
                 <w:sz w:val="20"/>
               </w:rPr>
-              <w:t>Cotizaciones &gt; ~17,8k en 0a</w:t>
+              <w:t>Cotizaciones reales &gt; presupuesto → recortar alcance, no inflar tier</w:t>
             </w:r>
           </w:p>
         </w:tc>
@@ -835,7 +191,7 @@
               <w:rPr>
                 <w:sz w:val="20"/>
               </w:rPr>
-              <w:t>Recortar alcance HQ, no inflar tier</w:t>
+              <w:t>Costes</w:t>
             </w:r>
           </w:p>
         </w:tc>
@@ -850,7 +206,7 @@
               <w:rPr>
                 <w:sz w:val="20"/>
               </w:rPr>
-              <w:t>**T+30–60**</w:t>
+              <w:t>**T+30–T+60**</w:t>
             </w:r>
           </w:p>
         </w:tc>
@@ -863,7 +219,7 @@
               <w:rPr>
                 <w:sz w:val="20"/>
               </w:rPr>
-              <w:t>Dueño confirma dolor y firma carta (≥10–15)</w:t>
+              <w:t>Dueño de farmacia independiente confirma dolor digital y **firma carta de intención** tras visita (≥10–15 hacia T+45)</w:t>
             </w:r>
           </w:p>
         </w:tc>
@@ -876,7 +232,7 @@
               <w:rPr>
                 <w:sz w:val="20"/>
               </w:rPr>
-              <w:t>≥2/3 entrevistas sin dolor</w:t>
+              <w:t>≥2/3 de entrevistas sin dolor confirmado → revisar segmento beachhead o propuesta</w:t>
             </w:r>
           </w:p>
         </w:tc>
@@ -889,7 +245,7 @@
               <w:rPr>
                 <w:sz w:val="20"/>
               </w:rPr>
-              <w:t>Cambiar segmento beachhead</w:t>
+              <w:t>Segmentos / Propuesta</w:t>
             </w:r>
           </w:p>
         </w:tc>
@@ -904,7 +260,7 @@
               <w:rPr>
                 <w:sz w:val="20"/>
               </w:rPr>
-              <w:t>**T+60–90**</w:t>
+              <w:t>**T+60–T+90**</w:t>
             </w:r>
           </w:p>
         </w:tc>
@@ -917,7 +273,7 @@
               <w:rPr>
                 <w:sz w:val="20"/>
               </w:rPr>
-              <w:t>Farmacia firmada **activa catálogo** + delivery OK</w:t>
+              <w:t>Farmacia firmada **activa catálogo** y opera panel; partner delivery cumple prueba operativa</w:t>
             </w:r>
           </w:p>
         </w:tc>
@@ -930,7 +286,7 @@
               <w:rPr>
                 <w:sz w:val="20"/>
               </w:rPr>
-              <w:t>Firma pero no carga productos</w:t>
+              <w:t>Firma pero no activa → pivot onboarding/canal, no más firmas</w:t>
             </w:r>
           </w:p>
         </w:tc>
@@ -943,7 +299,7 @@
               <w:rPr>
                 <w:sz w:val="20"/>
               </w:rPr>
-              <w:t>Pivot onboarding, no más firmas</w:t>
+              <w:t>Canales / Relación</w:t>
             </w:r>
           </w:p>
         </w:tc>
@@ -958,7 +314,7 @@
               <w:rPr>
                 <w:sz w:val="20"/>
               </w:rPr>
-              <w:t>**M1–2**</w:t>
+              <w:t>**M1–M2 post-Day-D**</w:t>
             </w:r>
           </w:p>
         </w:tc>
@@ -971,7 +327,7 @@
               <w:rPr>
                 <w:sz w:val="20"/>
               </w:rPr>
-              <w:t>Paciente **repite compra en M2**</w:t>
+              <w:t>Paciente compra y **repite en M2**; farmacia paga cuota al vencer waiver</w:t>
             </w:r>
           </w:p>
         </w:tc>
@@ -984,7 +340,7 @@
               <w:rPr>
                 <w:sz w:val="20"/>
               </w:rPr>
-              <w:t>Sin repeat → revisar precio/percepción</w:t>
+              <w:t>Sin repeat M2 → revisar relación/percepción precio **antes** de escalar Meta</w:t>
             </w:r>
           </w:p>
         </w:tc>
@@ -997,61 +353,7 @@
               <w:rPr>
                 <w:sz w:val="20"/>
               </w:rPr>
-              <w:t>Pausar Meta; QR mostrador</w:t>
-            </w:r>
-          </w:p>
-        </w:tc>
-      </w:tr>
-      <w:tr>
-        <w:tc>
-          <w:tcPr>
-            <w:tcW w:type="dxa" w:w="2160"/>
-          </w:tcPr>
-          <w:p>
-            <w:r>
-              <w:rPr>
-                <w:sz w:val="20"/>
-              </w:rPr>
-              <w:t>**M3–6**</w:t>
-            </w:r>
-          </w:p>
-        </w:tc>
-        <w:tc>
-          <w:tcPr>
-            <w:tcW w:type="dxa" w:w="2160"/>
-          </w:tcPr>
-          <w:p>
-            <w:r>
-              <w:rPr>
-                <w:sz w:val="20"/>
-              </w:rPr>
-              <w:t>Curva hacia **~97 activas** y revenue ~4.850</w:t>
-            </w:r>
-          </w:p>
-        </w:tc>
-        <w:tc>
-          <w:tcPr>
-            <w:tcW w:type="dxa" w:w="2160"/>
-          </w:tcPr>
-          <w:p>
-            <w:r>
-              <w:rPr>
-                <w:sz w:val="20"/>
-              </w:rPr>
-              <w:t>&lt;70 activas M6</w:t>
-            </w:r>
-          </w:p>
-        </w:tc>
-        <w:tc>
-          <w:tcPr>
-            <w:tcW w:type="dxa" w:w="2160"/>
-          </w:tcPr>
-          <w:p>
-            <w:r>
-              <w:rPr>
-                <w:sz w:val="20"/>
-              </w:rPr>
-              <w:t>Contingencia financiera (ver proyección)</w:t>
+              <w:t>Relación / Ingresos</w:t>
             </w:r>
           </w:p>
         </w:tc>
@@ -1060,7 +362,7 @@
     <w:p/>
     <w:p>
       <w:r>
-        <w:t xml:space="preserve">Regla: pivot documentado por founder; </w:t>
+        <w:t xml:space="preserve">Regla: pivot documentado en VOLCADO + nota founder; </w:t>
       </w:r>
       <w:r>
         <w:rPr>
@@ -1069,12 +371,7 @@
         <w:t>no</w:t>
       </w:r>
       <w:r>
-        <w:t xml:space="preserve"> pivotar por una sola entrevista ni por entusiasmo en redes.</w:t>
-      </w:r>
-    </w:p>
-    <w:p>
-      <w:r>
-        <w:t>────────────────────────────────────────</w:t>
+        <w:t xml:space="preserve"> pivotar por una sola entrevista ni por entusiasmo social (mom-test).</w:t>
       </w:r>
     </w:p>
     <w:p>
@@ -1082,7 +379,92 @@
         <w:pStyle w:val="Heading1"/>
       </w:pPr>
       <w:r>
-        <w:t>Fase 0 — T+0 a T+30: cimientos</w:t>
+        <w:t>1. T+0 — Cierre de inversión</w:t>
+      </w:r>
+    </w:p>
+    <w:p>
+      <w:r/>
+      <w:r>
+        <w:rPr>
+          <w:b/>
+        </w:rPr>
+        <w:t>Eventos:</w:t>
+      </w:r>
+      <w:r/>
+    </w:p>
+    <w:p>
+      <w:r>
+        <w:t>- Firma del SAFE.</w:t>
+      </w:r>
+    </w:p>
+    <w:p>
+      <w:r>
+        <w:t xml:space="preserve">- Transferencia </w:t>
+      </w:r>
+      <w:r>
+        <w:rPr>
+          <w:b/>
+        </w:rPr>
+        <w:t>USD 237.412</w:t>
+      </w:r>
+      <w:r>
+        <w:t xml:space="preserve"> (</w:t>
+      </w:r>
+      <w:r>
+        <w:rPr>
+          <w:b/>
+        </w:rPr>
+        <w:t>Lean Excel v4</w:t>
+      </w:r>
+      <w:r>
+        <w:t>) a cuenta personal del founder (transitoria) o cuenta empresa si ya está abierta.</w:t>
+      </w:r>
+    </w:p>
+    <w:p>
+      <w:r>
+        <w:t xml:space="preserve">- Reunión kick-off </w:t>
+      </w:r>
+      <w:r>
+        <w:rPr>
+          <w:b/>
+        </w:rPr>
+        <w:t>founder + Co-CEO</w:t>
+      </w:r>
+      <w:r>
+        <w:t xml:space="preserve"> con abogado y contador.</w:t>
+      </w:r>
+    </w:p>
+    <w:p>
+      <w:r>
+        <w:t>- Comunicación al inversor: confirmación de recepción + plan de los próximos 30 días.</w:t>
+      </w:r>
+    </w:p>
+    <w:p>
+      <w:r/>
+      <w:r>
+        <w:rPr>
+          <w:b/>
+        </w:rPr>
+        <w:t>Entregables día T+0:</w:t>
+      </w:r>
+      <w:r/>
+    </w:p>
+    <w:p>
+      <w:r>
+        <w:t>- Comunicado interno con plan T+0 a T+90.</w:t>
+      </w:r>
+    </w:p>
+    <w:p>
+      <w:r>
+        <w:t>- Lista de tareas legales priorizada.</w:t>
+      </w:r>
+    </w:p>
+    <w:p>
+      <w:pPr>
+        <w:pStyle w:val="Heading1"/>
+      </w:pPr>
+      <w:r>
+        <w:t>2. T+30 — Constitución y equipo armado</w:t>
       </w:r>
     </w:p>
     <w:p>
@@ -1090,380 +472,7 @@
         <w:pStyle w:val="Heading2"/>
       </w:pPr>
       <w:r>
-        <w:t>Semana a semana (referencia)</w:t>
-      </w:r>
-    </w:p>
-    <w:tbl>
-      <w:tblPr>
-        <w:tblStyle w:val="TableGrid"/>
-        <w:tblW w:type="auto" w:w="0"/>
-        <w:tblLook w:firstColumn="1" w:firstRow="1" w:lastColumn="0" w:lastRow="0" w:noHBand="0" w:noVBand="1" w:val="04A0"/>
-      </w:tblPr>
-      <w:tblGrid>
-        <w:gridCol w:w="1728"/>
-        <w:gridCol w:w="1728"/>
-        <w:gridCol w:w="1728"/>
-        <w:gridCol w:w="1728"/>
-        <w:gridCol w:w="1728"/>
-      </w:tblGrid>
-      <w:tr>
-        <w:tc>
-          <w:tcPr>
-            <w:tcW w:type="dxa" w:w="1728"/>
-            <w:shd w:fill="1E2A5A"/>
-          </w:tcPr>
-          <w:p>
-            <w:r>
-              <w:rPr>
-                <w:b/>
-                <w:color w:val="FFFFFF"/>
-                <w:sz w:val="20"/>
-              </w:rPr>
-              <w:t>Semana</w:t>
-            </w:r>
-          </w:p>
-        </w:tc>
-        <w:tc>
-          <w:tcPr>
-            <w:tcW w:type="dxa" w:w="1728"/>
-            <w:shd w:fill="1E2A5A"/>
-          </w:tcPr>
-          <w:p>
-            <w:r>
-              <w:rPr>
-                <w:b/>
-                <w:color w:val="FFFFFF"/>
-                <w:sz w:val="20"/>
-              </w:rPr>
-              <w:t>Legal</w:t>
-            </w:r>
-          </w:p>
-        </w:tc>
-        <w:tc>
-          <w:tcPr>
-            <w:tcW w:type="dxa" w:w="1728"/>
-            <w:shd w:fill="1E2A5A"/>
-          </w:tcPr>
-          <w:p>
-            <w:r>
-              <w:rPr>
-                <w:b/>
-                <w:color w:val="FFFFFF"/>
-                <w:sz w:val="20"/>
-              </w:rPr>
-              <w:t>Equipo</w:t>
-            </w:r>
-          </w:p>
-        </w:tc>
-        <w:tc>
-          <w:tcPr>
-            <w:tcW w:type="dxa" w:w="1728"/>
-            <w:shd w:fill="1E2A5A"/>
-          </w:tcPr>
-          <w:p>
-            <w:r>
-              <w:rPr>
-                <w:b/>
-                <w:color w:val="FFFFFF"/>
-                <w:sz w:val="20"/>
-              </w:rPr>
-              <w:t>Comercial</w:t>
-            </w:r>
-          </w:p>
-        </w:tc>
-        <w:tc>
-          <w:tcPr>
-            <w:tcW w:type="dxa" w:w="1728"/>
-            <w:shd w:fill="1E2A5A"/>
-          </w:tcPr>
-          <w:p>
-            <w:r>
-              <w:rPr>
-                <w:b/>
-                <w:color w:val="FFFFFF"/>
-                <w:sz w:val="20"/>
-              </w:rPr>
-              <w:t>Tech</w:t>
-            </w:r>
-          </w:p>
-        </w:tc>
-      </w:tr>
-      <w:tr>
-        <w:tc>
-          <w:tcPr>
-            <w:tcW w:type="dxa" w:w="1728"/>
-          </w:tcPr>
-          <w:p>
-            <w:r>
-              <w:rPr>
-                <w:sz w:val="20"/>
-              </w:rPr>
-              <w:t>**S1** (T+0–7)</w:t>
-            </w:r>
-          </w:p>
-        </w:tc>
-        <w:tc>
-          <w:tcPr>
-            <w:tcW w:type="dxa" w:w="1728"/>
-          </w:tcPr>
-          <w:p>
-            <w:r>
-              <w:rPr>
-                <w:sz w:val="20"/>
-              </w:rPr>
-              <w:t>Denominación mercantil; kick-off abogado/contador</w:t>
-            </w:r>
-          </w:p>
-        </w:tc>
-        <w:tc>
-          <w:tcPr>
-            <w:tcW w:type="dxa" w:w="1728"/>
-          </w:tcPr>
-          <w:p>
-            <w:r>
-              <w:rPr>
-                <w:sz w:val="20"/>
-              </w:rPr>
-              <w:t>Publicar vacantes 4× Sales + CS + Marketing</w:t>
-            </w:r>
-          </w:p>
-        </w:tc>
-        <w:tc>
-          <w:tcPr>
-            <w:tcW w:type="dxa" w:w="1728"/>
-          </w:tcPr>
-          <w:p>
-            <w:r>
-              <w:rPr>
-                <w:sz w:val="20"/>
-              </w:rPr>
-              <w:t>Rutas por zona asignadas</w:t>
-            </w:r>
-          </w:p>
-        </w:tc>
-        <w:tc>
-          <w:tcPr>
-            <w:tcW w:type="dxa" w:w="1728"/>
-          </w:tcPr>
-          <w:p>
-            <w:r>
-              <w:rPr>
-                <w:sz w:val="20"/>
-              </w:rPr>
-              <w:t>Deploy producción VPS + SSL</w:t>
-            </w:r>
-          </w:p>
-        </w:tc>
-      </w:tr>
-      <w:tr>
-        <w:tc>
-          <w:tcPr>
-            <w:tcW w:type="dxa" w:w="1728"/>
-          </w:tcPr>
-          <w:p>
-            <w:r>
-              <w:rPr>
-                <w:sz w:val="20"/>
-              </w:rPr>
-              <w:t>**S2** (T+8–14)</w:t>
-            </w:r>
-          </w:p>
-        </w:tc>
-        <w:tc>
-          <w:tcPr>
-            <w:tcW w:type="dxa" w:w="1728"/>
-          </w:tcPr>
-          <w:p>
-            <w:r>
-              <w:rPr>
-                <w:sz w:val="20"/>
-              </w:rPr>
-              <w:t>Acta constitutiva</w:t>
-            </w:r>
-          </w:p>
-        </w:tc>
-        <w:tc>
-          <w:tcPr>
-            <w:tcW w:type="dxa" w:w="1728"/>
-          </w:tcPr>
-          <w:p>
-            <w:r>
-              <w:rPr>
-                <w:sz w:val="20"/>
-              </w:rPr>
-              <w:t>Entrevistas Sales</w:t>
-            </w:r>
-          </w:p>
-        </w:tc>
-        <w:tc>
-          <w:tcPr>
-            <w:tcW w:type="dxa" w:w="1728"/>
-          </w:tcPr>
-          <w:p>
-            <w:r>
-              <w:rPr>
-                <w:sz w:val="20"/>
-              </w:rPr>
-              <w:t>≥5 visitas/vendedor; material impreso</w:t>
-            </w:r>
-          </w:p>
-        </w:tc>
-        <w:tc>
-          <w:tcPr>
-            <w:tcW w:type="dxa" w:w="1728"/>
-          </w:tcPr>
-          <w:p>
-            <w:r>
-              <w:rPr>
-                <w:sz w:val="20"/>
-              </w:rPr>
-              <w:t>OTP SMS paciente en prod</w:t>
-            </w:r>
-          </w:p>
-        </w:tc>
-      </w:tr>
-      <w:tr>
-        <w:tc>
-          <w:tcPr>
-            <w:tcW w:type="dxa" w:w="1728"/>
-          </w:tcPr>
-          <w:p>
-            <w:r>
-              <w:rPr>
-                <w:sz w:val="20"/>
-              </w:rPr>
-              <w:t>**S3** (T+15–21)</w:t>
-            </w:r>
-          </w:p>
-        </w:tc>
-        <w:tc>
-          <w:tcPr>
-            <w:tcW w:type="dxa" w:w="1728"/>
-          </w:tcPr>
-          <w:p>
-            <w:r>
-              <w:rPr>
-                <w:sz w:val="20"/>
-              </w:rPr>
-              <w:t>Inscripción mercantil</w:t>
-            </w:r>
-          </w:p>
-        </w:tc>
-        <w:tc>
-          <w:tcPr>
-            <w:tcW w:type="dxa" w:w="1728"/>
-          </w:tcPr>
-          <w:p>
-            <w:r>
-              <w:rPr>
-                <w:sz w:val="20"/>
-              </w:rPr>
-              <w:t>Contratación + onboarding 2 días</w:t>
-            </w:r>
-          </w:p>
-        </w:tc>
-        <w:tc>
-          <w:tcPr>
-            <w:tcW w:type="dxa" w:w="1728"/>
-          </w:tcPr>
-          <w:p>
-            <w:r>
-              <w:rPr>
-                <w:sz w:val="20"/>
-              </w:rPr>
-              <w:t>Lista corta 12–18 farmacias piloto</w:t>
-            </w:r>
-          </w:p>
-        </w:tc>
-        <w:tc>
-          <w:tcPr>
-            <w:tcW w:type="dxa" w:w="1728"/>
-          </w:tcPr>
-          <w:p>
-            <w:r>
-              <w:rPr>
-                <w:sz w:val="20"/>
-              </w:rPr>
-              <w:t>Pusher + notificaciones push prod</w:t>
-            </w:r>
-          </w:p>
-        </w:tc>
-      </w:tr>
-      <w:tr>
-        <w:tc>
-          <w:tcPr>
-            <w:tcW w:type="dxa" w:w="1728"/>
-          </w:tcPr>
-          <w:p>
-            <w:r>
-              <w:rPr>
-                <w:sz w:val="20"/>
-              </w:rPr>
-              <w:t>**S4** (T+22–30)</w:t>
-            </w:r>
-          </w:p>
-        </w:tc>
-        <w:tc>
-          <w:tcPr>
-            <w:tcW w:type="dxa" w:w="1728"/>
-          </w:tcPr>
-          <w:p>
-            <w:r>
-              <w:rPr>
-                <w:sz w:val="20"/>
-              </w:rPr>
-              <w:t>RIF + cuenta banco</w:t>
-            </w:r>
-          </w:p>
-        </w:tc>
-        <w:tc>
-          <w:tcPr>
-            <w:tcW w:type="dxa" w:w="1728"/>
-          </w:tcPr>
-          <w:p>
-            <w:r>
-              <w:rPr>
-                <w:sz w:val="20"/>
-              </w:rPr>
-              <w:t>Capacitación producto 12 días</w:t>
-            </w:r>
-          </w:p>
-        </w:tc>
-        <w:tc>
-          <w:tcPr>
-            <w:tcW w:type="dxa" w:w="1728"/>
-          </w:tcPr>
-          <w:p>
-            <w:r>
-              <w:rPr>
-                <w:sz w:val="20"/>
-              </w:rPr>
-              <w:t>≥20–30 con interés confirmado</w:t>
-            </w:r>
-          </w:p>
-        </w:tc>
-        <w:tc>
-          <w:tcPr>
-            <w:tcW w:type="dxa" w:w="1728"/>
-          </w:tcPr>
-          <w:p>
-            <w:r>
-              <w:rPr>
-                <w:sz w:val="20"/>
-              </w:rPr>
-              <w:t>Tests E2E Rx/OTC</w:t>
-            </w:r>
-          </w:p>
-        </w:tc>
-      </w:tr>
-    </w:tbl>
-    <w:p/>
-    <w:p>
-      <w:pPr>
-        <w:pStyle w:val="Heading2"/>
-      </w:pPr>
-      <w:r>
-        <w:t>Legal y empresa</w:t>
+        <w:t>2.1 Hitos legales (T+0 a T+30)</w:t>
       </w:r>
     </w:p>
     <w:tbl>
@@ -1489,7 +498,7 @@
                 <w:color w:val="FFFFFF"/>
                 <w:sz w:val="20"/>
               </w:rPr>
-              <w:t>Actividad</w:t>
+              <w:t>Hito</w:t>
             </w:r>
           </w:p>
         </w:tc>
@@ -1505,7 +514,7 @@
                 <w:color w:val="FFFFFF"/>
                 <w:sz w:val="20"/>
               </w:rPr>
-              <w:t>Ventana</w:t>
+              <w:t>Status</w:t>
             </w:r>
           </w:p>
         </w:tc>
@@ -1520,7 +529,7 @@
               <w:rPr>
                 <w:sz w:val="20"/>
               </w:rPr>
-              <w:t>Denominación y acta constitutiva</w:t>
+              <w:t>Solicitud denominación Registro Mercantil</w:t>
             </w:r>
           </w:p>
         </w:tc>
@@ -1533,7 +542,7 @@
               <w:rPr>
                 <w:sz w:val="20"/>
               </w:rPr>
-              <w:t>T+0 a T+12</w:t>
+              <w:t>T+0 a T+5</w:t>
             </w:r>
           </w:p>
         </w:tc>
@@ -1548,7 +557,7 @@
               <w:rPr>
                 <w:sz w:val="20"/>
               </w:rPr>
-              <w:t>Registro mercantil y RIF SENIAT</w:t>
+              <w:t>Acta constitutiva + estatutos</w:t>
             </w:r>
           </w:p>
         </w:tc>
@@ -1561,7 +570,7 @@
               <w:rPr>
                 <w:sz w:val="20"/>
               </w:rPr>
-              <w:t>T+12 a T+24</w:t>
+              <w:t>T+5 a T+12</w:t>
             </w:r>
           </w:p>
         </w:tc>
@@ -1576,7 +585,63 @@
               <w:rPr>
                 <w:sz w:val="20"/>
               </w:rPr>
-              <w:t>Cuenta bancaria empresa</w:t>
+              <w:t>Inscripción Registro Mercantil</w:t>
+            </w:r>
+          </w:p>
+        </w:tc>
+        <w:tc>
+          <w:tcPr>
+            <w:tcW w:type="dxa" w:w="4320"/>
+          </w:tcPr>
+          <w:p>
+            <w:r>
+              <w:rPr>
+                <w:sz w:val="20"/>
+              </w:rPr>
+              <w:t>T+12 a T+22</w:t>
+            </w:r>
+          </w:p>
+        </w:tc>
+      </w:tr>
+      <w:tr>
+        <w:tc>
+          <w:tcPr>
+            <w:tcW w:type="dxa" w:w="4320"/>
+          </w:tcPr>
+          <w:p>
+            <w:r>
+              <w:rPr>
+                <w:sz w:val="20"/>
+              </w:rPr>
+              <w:t>RIF empresa SENIAT</w:t>
+            </w:r>
+          </w:p>
+        </w:tc>
+        <w:tc>
+          <w:tcPr>
+            <w:tcW w:type="dxa" w:w="4320"/>
+          </w:tcPr>
+          <w:p>
+            <w:r>
+              <w:rPr>
+                <w:sz w:val="20"/>
+              </w:rPr>
+              <w:t>T+22 a T+24</w:t>
+            </w:r>
+          </w:p>
+        </w:tc>
+      </w:tr>
+      <w:tr>
+        <w:tc>
+          <w:tcPr>
+            <w:tcW w:type="dxa" w:w="4320"/>
+          </w:tcPr>
+          <w:p>
+            <w:r>
+              <w:rPr>
+                <w:sz w:val="20"/>
+              </w:rPr>
+              <w:t>Apertura cuenta bancaria empresa</w:t>
             </w:r>
           </w:p>
         </w:tc>
@@ -1604,7 +669,7 @@
               <w:rPr>
                 <w:sz w:val="20"/>
               </w:rPr>
-              <w:t>Marca Zonix Pharma (SAPI) en trámite</w:t>
+              <w:t>Inicio trámite SAPI (marca Zonix Pharma)</w:t>
             </w:r>
           </w:p>
         </w:tc>
@@ -1617,7 +682,7 @@
               <w:rPr>
                 <w:sz w:val="20"/>
               </w:rPr>
-              <w:t>Desde T+5</w:t>
+              <w:t>T+5</w:t>
             </w:r>
           </w:p>
         </w:tc>
@@ -1632,7 +697,7 @@
               <w:rPr>
                 <w:sz w:val="20"/>
               </w:rPr>
-              <w:t>Factura digital SENIAT</w:t>
+              <w:t>Sello digital SENIAT (empresa ya inscrita)</w:t>
             </w:r>
           </w:p>
         </w:tc>
@@ -1645,7 +710,35 @@
               <w:rPr>
                 <w:sz w:val="20"/>
               </w:rPr>
-              <w:t>Post-RIF; puede quedar operativa post-T+30</w:t>
+              <w:t>T+25 a T+30</w:t>
+            </w:r>
+          </w:p>
+        </w:tc>
+      </w:tr>
+      <w:tr>
+        <w:tc>
+          <w:tcPr>
+            <w:tcW w:type="dxa" w:w="4320"/>
+          </w:tcPr>
+          <w:p>
+            <w:r>
+              <w:rPr>
+                <w:sz w:val="20"/>
+              </w:rPr>
+              <w:t>**Factura digital SENIAT** (habilitación en producción)</w:t>
+            </w:r>
+          </w:p>
+        </w:tc>
+        <w:tc>
+          <w:tcPr>
+            <w:tcW w:type="dxa" w:w="4320"/>
+          </w:tcPr>
+          <w:p>
+            <w:r>
+              <w:rPr>
+                <w:sz w:val="20"/>
+              </w:rPr>
+              <w:t>**Tras RIF** (T+22–T+30); puede quedar **operativa post-T+30** si el trámite se demora — no bloquea Day-D si aún no hay facturación B2B masiva</w:t>
             </w:r>
           </w:p>
         </w:tc>
@@ -1657,7 +750,7 @@
         <w:pStyle w:val="Heading2"/>
       </w:pPr>
       <w:r>
-        <w:t>Equipo (**4× Sales** + soporte)</w:t>
+        <w:t>2.2 Hitos de equipo (T+0 a T+30)</w:t>
       </w:r>
     </w:p>
     <w:tbl>
@@ -1683,7 +776,7 @@
                 <w:color w:val="FFFFFF"/>
                 <w:sz w:val="20"/>
               </w:rPr>
-              <w:t>Rol</w:t>
+              <w:t>Hito</w:t>
             </w:r>
           </w:p>
         </w:tc>
@@ -1699,7 +792,7 @@
                 <w:color w:val="FFFFFF"/>
                 <w:sz w:val="20"/>
               </w:rPr>
-              <w:t>Acción</w:t>
+              <w:t>Status</w:t>
             </w:r>
           </w:p>
         </w:tc>
@@ -1714,7 +807,7 @@
               <w:rPr>
                 <w:sz w:val="20"/>
               </w:rPr>
-              <w:t>Co-CEO / CEO operativo</w:t>
+              <w:t>Publicación de vacantes (**Co-CEO / CEO operativo**, **4× Sales B2B**, Customer Support, Marketing Lead, **Coordinador de Partners Logísticos**)</w:t>
             </w:r>
           </w:p>
         </w:tc>
@@ -1727,7 +820,7 @@
               <w:rPr>
                 <w:sz w:val="20"/>
               </w:rPr>
-              <w:t>Contratación T+15</w:t>
+              <w:t>T+0 a T+5</w:t>
             </w:r>
           </w:p>
         </w:tc>
@@ -1742,7 +835,7 @@
               <w:rPr>
                 <w:sz w:val="20"/>
               </w:rPr>
-              <w:t>**4 ejecutivos Sales B2B**</w:t>
+              <w:t>Entrevistas y selección</w:t>
             </w:r>
           </w:p>
         </w:tc>
@@ -1755,7 +848,7 @@
               <w:rPr>
                 <w:sz w:val="20"/>
               </w:rPr>
-              <w:t>Vacantes T+0; selección T+5–15; capacitación T+17–29</w:t>
+              <w:t>T+5 a T+15 **(10 días)**</w:t>
             </w:r>
           </w:p>
         </w:tc>
@@ -1770,7 +863,7 @@
               <w:rPr>
                 <w:sz w:val="20"/>
               </w:rPr>
-              <w:t>Customer Support</w:t>
+              <w:t>Contratación + onboarding</w:t>
             </w:r>
           </w:p>
         </w:tc>
@@ -1783,7 +876,7 @@
               <w:rPr>
                 <w:sz w:val="20"/>
               </w:rPr>
-              <w:t>Misma ventana</w:t>
+              <w:t>T+15 a T+17 **(2 días)**</w:t>
             </w:r>
           </w:p>
         </w:tc>
@@ -1798,7 +891,7 @@
               <w:rPr>
                 <w:sz w:val="20"/>
               </w:rPr>
-              <w:t>Coordinador Partners Logísticos</w:t>
+              <w:t>Capacitación inicial (producto + procesos)</w:t>
             </w:r>
           </w:p>
         </w:tc>
@@ -1811,35 +904,7 @@
               <w:rPr>
                 <w:sz w:val="20"/>
               </w:rPr>
-              <w:t>Misma ventana</w:t>
-            </w:r>
-          </w:p>
-        </w:tc>
-      </w:tr>
-      <w:tr>
-        <w:tc>
-          <w:tcPr>
-            <w:tcW w:type="dxa" w:w="4320"/>
-          </w:tcPr>
-          <w:p>
-            <w:r>
-              <w:rPr>
-                <w:sz w:val="20"/>
-              </w:rPr>
-              <w:t>Marketing Lead</w:t>
-            </w:r>
-          </w:p>
-        </w:tc>
-        <w:tc>
-          <w:tcPr>
-            <w:tcW w:type="dxa" w:w="4320"/>
-          </w:tcPr>
-          <w:p>
-            <w:r>
-              <w:rPr>
-                <w:sz w:val="20"/>
-              </w:rPr>
-              <w:t>Misma ventana</w:t>
+              <w:t>T+17 a T+29 **(12 días)**</w:t>
             </w:r>
           </w:p>
         </w:tc>
@@ -1848,16 +913,10 @@
     <w:p/>
     <w:p>
       <w:r>
-        <w:t xml:space="preserve">Los vendedores no solo prospectan: </w:t>
-      </w:r>
-      <w:r>
         <w:rPr>
-          <w:b/>
+          <w:i/>
         </w:rPr>
-        <w:t>firman contrato marco</w:t>
-      </w:r>
-      <w:r>
-        <w:t>, capacitan a la farmacia en panel y apoyan carga de catálogo.</w:t>
+        <w:t>**Rol Sales B2B (4):** no es solo prospección en calle: incluye **firma del contrato marco** con la farmacia y **capacitación práctica** para carga de catálogo, tiers y operación en panel (junto a CS/Co-CEO según playbook).</w:t>
       </w:r>
     </w:p>
     <w:p>
@@ -1865,143 +924,7 @@
         <w:pStyle w:val="Heading2"/>
       </w:pPr>
       <w:r>
-        <w:t>Oficina (HQ Valencia)</w:t>
-      </w:r>
-    </w:p>
-    <w:p>
-      <w:r>
-        <w:t>- Visitas a 3–5 inmuebles tipo casa/local (San Diego, Av. Bolívar Norte).</w:t>
-      </w:r>
-    </w:p>
-    <w:p>
-      <w:r>
-        <w:t>- Contrato y adecuación T+10–25; internet y mobiliario T+25–30.</w:t>
-      </w:r>
-    </w:p>
-    <w:p>
-      <w:r>
-        <w:t xml:space="preserve">- Referencia presupuesto: </w:t>
-      </w:r>
-      <w:r>
-        <w:rPr>
-          <w:b/>
-        </w:rPr>
-        <w:t>~500 USD/mes</w:t>
-      </w:r>
-      <w:r>
-        <w:t xml:space="preserve"> alquiler HQ casa (escenario Lean).</w:t>
-      </w:r>
-    </w:p>
-    <w:p>
-      <w:pPr>
-        <w:pStyle w:val="Heading2"/>
-      </w:pPr>
-      <w:r>
-        <w:t>Tecnología (sin jerga)</w:t>
-      </w:r>
-    </w:p>
-    <w:p>
-      <w:r>
-        <w:t>- App y panel en servidor de producción con dominio y certificado seguro.</w:t>
-      </w:r>
-    </w:p>
-    <w:p>
-      <w:r>
-        <w:t>- Registro de pacientes con verificación por SMS.</w:t>
-      </w:r>
-    </w:p>
-    <w:p>
-      <w:r>
-        <w:t>- Notificaciones en tiempo real para farmacias y pacientes.</w:t>
-      </w:r>
-    </w:p>
-    <w:p>
-      <w:r>
-        <w:t>- Pruebas de punta a punta antes de T+30.</w:t>
-      </w:r>
-    </w:p>
-    <w:p>
-      <w:pPr>
-        <w:pStyle w:val="Heading2"/>
-      </w:pPr>
-      <w:r>
-        <w:t>Comercial temprano</w:t>
-      </w:r>
-    </w:p>
-    <w:p>
-      <w:r>
-        <w:t>- Rutas por zona asignadas a los 4 vendedores.</w:t>
-      </w:r>
-    </w:p>
-    <w:p>
-      <w:r>
-        <w:t xml:space="preserve">- Objetivo T+30: </w:t>
-      </w:r>
-      <w:r>
-        <w:rPr>
-          <w:b/>
-        </w:rPr>
-        <w:t>≥20–30 farmacias</w:t>
-      </w:r>
-      <w:r>
-        <w:t xml:space="preserve"> con interés confirmado; lista corta </w:t>
-      </w:r>
-      <w:r>
-        <w:rPr>
-          <w:b/>
-        </w:rPr>
-        <w:t>12–18</w:t>
-      </w:r>
-      <w:r>
-        <w:t xml:space="preserve"> para piloto.</w:t>
-      </w:r>
-    </w:p>
-    <w:p>
-      <w:r>
-        <w:t>- Material impreso (brochure, tarjetas) T+10–20.</w:t>
-      </w:r>
-    </w:p>
-    <w:p>
-      <w:r>
-        <w:t xml:space="preserve">- Cartas de intención: objetivo </w:t>
-      </w:r>
-      <w:r>
-        <w:rPr>
-          <w:b/>
-        </w:rPr>
-        <w:t>10–15</w:t>
-      </w:r>
-      <w:r>
-        <w:t xml:space="preserve"> hacia </w:t>
-      </w:r>
-      <w:r>
-        <w:rPr>
-          <w:b/>
-        </w:rPr>
-        <w:t>T+45</w:t>
-      </w:r>
-      <w:r>
-        <w:t xml:space="preserve"> (cuando el equipo ya recorre a ritmo completo).</w:t>
-      </w:r>
-    </w:p>
-    <w:p>
-      <w:r/>
-      <w:r>
-        <w:rPr>
-          <w:b/>
-        </w:rPr>
-        <w:t>Cierre T+30:</w:t>
-      </w:r>
-      <w:r>
-        <w:t xml:space="preserve"> empresa en marcha, equipo en plantilla, HQ operativo, pipeline B2B cualificado.</w:t>
-      </w:r>
-    </w:p>
-    <w:p>
-      <w:pPr>
-        <w:pStyle w:val="Heading2"/>
-      </w:pPr>
-      <w:r>
-        <w:t>Escenario: legal se retrasa 15 días</w:t>
+        <w:t>2.3 Hitos de inmueble (T+0 a T+30)</w:t>
       </w:r>
     </w:p>
     <w:tbl>
@@ -2027,7 +950,7 @@
                 <w:color w:val="FFFFFF"/>
                 <w:sz w:val="20"/>
               </w:rPr>
-              <w:t>Impacto</w:t>
+              <w:t>Hito</w:t>
             </w:r>
           </w:p>
         </w:tc>
@@ -2043,7 +966,7 @@
                 <w:color w:val="FFFFFF"/>
                 <w:sz w:val="20"/>
               </w:rPr>
-              <w:t>Mitigación</w:t>
+              <w:t>Status</w:t>
             </w:r>
           </w:p>
         </w:tc>
@@ -2058,7 +981,7 @@
               <w:rPr>
                 <w:sz w:val="20"/>
               </w:rPr>
-              <w:t>Day-D posible T+105</w:t>
+              <w:t>Visitas a **3–5 inmuebles tipo casa o local** candidatos en **San Diego** y **Av. Bolívar Norte** (Valencia) — **HQ casa/local**</w:t>
             </w:r>
           </w:p>
         </w:tc>
@@ -2071,7 +994,7 @@
               <w:rPr>
                 <w:sz w:val="20"/>
               </w:rPr>
-              <w:t>Comprimir onboarding T+60–90; soft launch restringido</w:t>
+              <w:t>T+0 a T+5</w:t>
             </w:r>
           </w:p>
         </w:tc>
@@ -2086,7 +1009,7 @@
               <w:rPr>
                 <w:sz w:val="20"/>
               </w:rPr>
-              <w:t>+~4k burn</w:t>
+              <w:t>Selección + cotización formal</w:t>
             </w:r>
           </w:p>
         </w:tc>
@@ -2099,7 +1022,7 @@
               <w:rPr>
                 <w:sz w:val="20"/>
               </w:rPr>
-              <w:t>Posponer valla; founder bridge si necesario</w:t>
+              <w:t>T+5 a T+10</w:t>
             </w:r>
           </w:p>
         </w:tc>
@@ -2114,7 +1037,7 @@
               <w:rPr>
                 <w:sz w:val="20"/>
               </w:rPr>
-              <w:t>Riesgo tiendas app</w:t>
+              <w:t>Firma contrato + depósito (**Lean:** HQ tipo casa **USD 500/mes** — [PRESUPUESTO_12_MESES_REFERENCIA.md](PRESUPUESTO_12_MESES_REFERENCIA.md) §2 / §6.1)</w:t>
             </w:r>
           </w:p>
         </w:tc>
@@ -2127,7 +1050,63 @@
               <w:rPr>
                 <w:sz w:val="20"/>
               </w:rPr>
-              <w:t>Checklist release en paralelo desde T+0</w:t>
+              <w:t>T+10 a T+15</w:t>
+            </w:r>
+          </w:p>
+        </w:tc>
+      </w:tr>
+      <w:tr>
+        <w:tc>
+          <w:tcPr>
+            <w:tcW w:type="dxa" w:w="4320"/>
+          </w:tcPr>
+          <w:p>
+            <w:r>
+              <w:rPr>
+                <w:sz w:val="20"/>
+              </w:rPr>
+              <w:t>Adecuación (pintura, instalación)</w:t>
+            </w:r>
+          </w:p>
+        </w:tc>
+        <w:tc>
+          <w:tcPr>
+            <w:tcW w:type="dxa" w:w="4320"/>
+          </w:tcPr>
+          <w:p>
+            <w:r>
+              <w:rPr>
+                <w:sz w:val="20"/>
+              </w:rPr>
+              <w:t>T+15 a T+25</w:t>
+            </w:r>
+          </w:p>
+        </w:tc>
+      </w:tr>
+      <w:tr>
+        <w:tc>
+          <w:tcPr>
+            <w:tcW w:type="dxa" w:w="4320"/>
+          </w:tcPr>
+          <w:p>
+            <w:r>
+              <w:rPr>
+                <w:sz w:val="20"/>
+              </w:rPr>
+              <w:t>Equipamiento (escritorios, sillas, internet)</w:t>
+            </w:r>
+          </w:p>
+        </w:tc>
+        <w:tc>
+          <w:tcPr>
+            <w:tcW w:type="dxa" w:w="4320"/>
+          </w:tcPr>
+          <w:p>
+            <w:r>
+              <w:rPr>
+                <w:sz w:val="20"/>
+              </w:rPr>
+              <w:t>T+25 a T+30</w:t>
             </w:r>
           </w:p>
         </w:tc>
@@ -2135,8 +1114,1492 @@
     </w:tbl>
     <w:p/>
     <w:p>
+      <w:pPr>
+        <w:pStyle w:val="Heading2"/>
+      </w:pPr>
       <w:r>
-        <w:t>────────────────────────────────────────</w:t>
+        <w:t>2.4 Hitos de tecnología (T+0 a T+30)</w:t>
+      </w:r>
+    </w:p>
+    <w:tbl>
+      <w:tblPr>
+        <w:tblStyle w:val="TableGrid"/>
+        <w:tblW w:type="auto" w:w="0"/>
+        <w:tblLook w:firstColumn="1" w:firstRow="1" w:lastColumn="0" w:lastRow="0" w:noHBand="0" w:noVBand="1" w:val="04A0"/>
+      </w:tblPr>
+      <w:tblGrid>
+        <w:gridCol w:w="4320"/>
+        <w:gridCol w:w="4320"/>
+      </w:tblGrid>
+      <w:tr>
+        <w:tc>
+          <w:tcPr>
+            <w:tcW w:type="dxa" w:w="4320"/>
+            <w:shd w:fill="1E2A5A"/>
+          </w:tcPr>
+          <w:p>
+            <w:r>
+              <w:rPr>
+                <w:b/>
+                <w:color w:val="FFFFFF"/>
+                <w:sz w:val="20"/>
+              </w:rPr>
+              <w:t>Hito</w:t>
+            </w:r>
+          </w:p>
+        </w:tc>
+        <w:tc>
+          <w:tcPr>
+            <w:tcW w:type="dxa" w:w="4320"/>
+            <w:shd w:fill="1E2A5A"/>
+          </w:tcPr>
+          <w:p>
+            <w:r>
+              <w:rPr>
+                <w:b/>
+                <w:color w:val="FFFFFF"/>
+                <w:sz w:val="20"/>
+              </w:rPr>
+              <w:t>Status</w:t>
+            </w:r>
+          </w:p>
+        </w:tc>
+      </w:tr>
+      <w:tr>
+        <w:tc>
+          <w:tcPr>
+            <w:tcW w:type="dxa" w:w="4320"/>
+          </w:tcPr>
+          <w:p>
+            <w:r>
+              <w:rPr>
+                <w:sz w:val="20"/>
+              </w:rPr>
+              <w:t>Despliegue producción (**VPS Nameshared** + dominio + SSL + email corporativo)</w:t>
+            </w:r>
+          </w:p>
+        </w:tc>
+        <w:tc>
+          <w:tcPr>
+            <w:tcW w:type="dxa" w:w="4320"/>
+          </w:tcPr>
+          <w:p>
+            <w:r>
+              <w:rPr>
+                <w:sz w:val="20"/>
+              </w:rPr>
+              <w:t>T+0 a T+7</w:t>
+            </w:r>
+          </w:p>
+        </w:tc>
+      </w:tr>
+      <w:tr>
+        <w:tc>
+          <w:tcPr>
+            <w:tcW w:type="dxa" w:w="4320"/>
+          </w:tcPr>
+          <w:p>
+            <w:r>
+              <w:rPr>
+                <w:sz w:val="20"/>
+              </w:rPr>
+              <w:t>OTP registro paciente vía **Firebase Phone Auth** (SMS) + DPIA / registro de tratamiento</w:t>
+            </w:r>
+          </w:p>
+        </w:tc>
+        <w:tc>
+          <w:tcPr>
+            <w:tcW w:type="dxa" w:w="4320"/>
+          </w:tcPr>
+          <w:p>
+            <w:r>
+              <w:rPr>
+                <w:sz w:val="20"/>
+              </w:rPr>
+              <w:t>T+7 a T+12</w:t>
+            </w:r>
+          </w:p>
+        </w:tc>
+      </w:tr>
+      <w:tr>
+        <w:tc>
+          <w:tcPr>
+            <w:tcW w:type="dxa" w:w="4320"/>
+          </w:tcPr>
+          <w:p>
+            <w:r>
+              <w:rPr>
+                <w:sz w:val="20"/>
+              </w:rPr>
+              <w:t>Habilitar Pusher + FCM en producción</w:t>
+            </w:r>
+          </w:p>
+        </w:tc>
+        <w:tc>
+          <w:tcPr>
+            <w:tcW w:type="dxa" w:w="4320"/>
+          </w:tcPr>
+          <w:p>
+            <w:r>
+              <w:rPr>
+                <w:sz w:val="20"/>
+              </w:rPr>
+              <w:t>T+10 a T+15</w:t>
+            </w:r>
+          </w:p>
+        </w:tc>
+      </w:tr>
+      <w:tr>
+        <w:tc>
+          <w:tcPr>
+            <w:tcW w:type="dxa" w:w="4320"/>
+          </w:tcPr>
+          <w:p>
+            <w:r>
+              <w:rPr>
+                <w:sz w:val="20"/>
+              </w:rPr>
+              <w:t>**Factura digital SENIAT** en entorno listo para producción</w:t>
+            </w:r>
+          </w:p>
+        </w:tc>
+        <w:tc>
+          <w:tcPr>
+            <w:tcW w:type="dxa" w:w="4320"/>
+          </w:tcPr>
+          <w:p>
+            <w:r>
+              <w:rPr>
+                <w:sz w:val="20"/>
+              </w:rPr>
+              <w:t>**Post-RIF** (T+22 a T+35; puede activarse cuando empresa esté constituida — ver §2.1)</w:t>
+            </w:r>
+          </w:p>
+        </w:tc>
+      </w:tr>
+      <w:tr>
+        <w:tc>
+          <w:tcPr>
+            <w:tcW w:type="dxa" w:w="4320"/>
+          </w:tcPr>
+          <w:p>
+            <w:r>
+              <w:rPr>
+                <w:sz w:val="20"/>
+              </w:rPr>
+              <w:t>Tests de producción end-to-end</w:t>
+            </w:r>
+          </w:p>
+        </w:tc>
+        <w:tc>
+          <w:tcPr>
+            <w:tcW w:type="dxa" w:w="4320"/>
+          </w:tcPr>
+          <w:p>
+            <w:r>
+              <w:rPr>
+                <w:sz w:val="20"/>
+              </w:rPr>
+              <w:t>T+25 a T+30</w:t>
+            </w:r>
+          </w:p>
+        </w:tc>
+      </w:tr>
+    </w:tbl>
+    <w:p/>
+    <w:p>
+      <w:pPr>
+        <w:pStyle w:val="Heading2"/>
+      </w:pPr>
+      <w:r>
+        <w:t>2.5 Hitos comerciales (T+0 a T+30)</w:t>
+      </w:r>
+    </w:p>
+    <w:p>
+      <w:r/>
+      <w:r>
+        <w:rPr>
+          <w:b/>
+        </w:rPr>
+        <w:t>Intensidad comercial (desde T+30 con 4 vendedores al 100%):</w:t>
+      </w:r>
+      <w:r>
+        <w:t xml:space="preserve"> </w:t>
+      </w:r>
+      <w:r>
+        <w:rPr>
+          <w:b/>
+        </w:rPr>
+        <w:t>4</w:t>
+      </w:r>
+      <w:r>
+        <w:t xml:space="preserve"> ejecutivos × </w:t>
+      </w:r>
+      <w:r>
+        <w:rPr>
+          <w:b/>
+        </w:rPr>
+        <w:t>10</w:t>
+      </w:r>
+      <w:r>
+        <w:t xml:space="preserve"> visitas presenciales/día útil × ~</w:t>
+      </w:r>
+      <w:r>
+        <w:rPr>
+          <w:b/>
+        </w:rPr>
+        <w:t>20</w:t>
+      </w:r>
+      <w:r>
+        <w:t xml:space="preserve"> días hábiles/mes ≈ </w:t>
+      </w:r>
+      <w:r>
+        <w:rPr>
+          <w:b/>
+        </w:rPr>
+        <w:t>800 visitas/mes</w:t>
+      </w:r>
+      <w:r>
+        <w:t xml:space="preserve"> en </w:t>
+      </w:r>
+      <w:r>
+        <w:rPr>
+          <w:b/>
+        </w:rPr>
+        <w:t>Valencia metro</w:t>
+      </w:r>
+      <w:r>
+        <w:t xml:space="preserve"> (Valencia centro, San Diego, Naguanagua, El Socorro, La Viña, Prebo, Juan José Mora, etc.) — no limitado a una sola urbanización.</w:t>
+      </w:r>
+    </w:p>
+    <w:tbl>
+      <w:tblPr>
+        <w:tblStyle w:val="TableGrid"/>
+        <w:tblW w:type="auto" w:w="0"/>
+        <w:tblLook w:firstColumn="1" w:firstRow="1" w:lastColumn="0" w:lastRow="0" w:noHBand="0" w:noVBand="1" w:val="04A0"/>
+      </w:tblPr>
+      <w:tblGrid>
+        <w:gridCol w:w="4320"/>
+        <w:gridCol w:w="4320"/>
+      </w:tblGrid>
+      <w:tr>
+        <w:tc>
+          <w:tcPr>
+            <w:tcW w:type="dxa" w:w="4320"/>
+            <w:shd w:fill="1E2A5A"/>
+          </w:tcPr>
+          <w:p>
+            <w:r>
+              <w:rPr>
+                <w:b/>
+                <w:color w:val="FFFFFF"/>
+                <w:sz w:val="20"/>
+              </w:rPr>
+              <w:t>Hito</w:t>
+            </w:r>
+          </w:p>
+        </w:tc>
+        <w:tc>
+          <w:tcPr>
+            <w:tcW w:type="dxa" w:w="4320"/>
+            <w:shd w:fill="1E2A5A"/>
+          </w:tcPr>
+          <w:p>
+            <w:r>
+              <w:rPr>
+                <w:b/>
+                <w:color w:val="FFFFFF"/>
+                <w:sz w:val="20"/>
+              </w:rPr>
+              <w:t>Status</w:t>
+            </w:r>
+          </w:p>
+        </w:tc>
+      </w:tr>
+      <w:tr>
+        <w:tc>
+          <w:tcPr>
+            <w:tcW w:type="dxa" w:w="4320"/>
+          </w:tcPr>
+          <w:p>
+            <w:r>
+              <w:rPr>
+                <w:sz w:val="20"/>
+              </w:rPr>
+              <w:t>Rutas de prospección asignadas por zona; **≥20–30 farmacias** con interés confirmado (minutas / follow-up)</w:t>
+            </w:r>
+          </w:p>
+        </w:tc>
+        <w:tc>
+          <w:tcPr>
+            <w:tcW w:type="dxa" w:w="4320"/>
+          </w:tcPr>
+          <w:p>
+            <w:r>
+              <w:rPr>
+                <w:sz w:val="20"/>
+              </w:rPr>
+              <w:t>T+5 a T+30</w:t>
+            </w:r>
+          </w:p>
+        </w:tc>
+      </w:tr>
+      <w:tr>
+        <w:tc>
+          <w:tcPr>
+            <w:tcW w:type="dxa" w:w="4320"/>
+          </w:tcPr>
+          <w:p>
+            <w:r>
+              <w:rPr>
+                <w:sz w:val="20"/>
+              </w:rPr>
+              <w:t>Lista corta **≥12–18** farmacias priorizadas para piloto</w:t>
+            </w:r>
+          </w:p>
+        </w:tc>
+        <w:tc>
+          <w:tcPr>
+            <w:tcW w:type="dxa" w:w="4320"/>
+          </w:tcPr>
+          <w:p>
+            <w:r>
+              <w:rPr>
+                <w:sz w:val="20"/>
+              </w:rPr>
+              <w:t>T+25 a T+30</w:t>
+            </w:r>
+          </w:p>
+        </w:tc>
+      </w:tr>
+      <w:tr>
+        <w:tc>
+          <w:tcPr>
+            <w:tcW w:type="dxa" w:w="4320"/>
+          </w:tcPr>
+          <w:p>
+            <w:r>
+              <w:rPr>
+                <w:sz w:val="20"/>
+              </w:rPr>
+              <w:t>**10–15 cartas de intención** firmadas (objetivo realista hacia **T+45** — ver §2.6)</w:t>
+            </w:r>
+          </w:p>
+        </w:tc>
+        <w:tc>
+          <w:tcPr>
+            <w:tcW w:type="dxa" w:w="4320"/>
+          </w:tcPr>
+          <w:p>
+            <w:r>
+              <w:rPr>
+                <w:sz w:val="20"/>
+              </w:rPr>
+              <w:t>T+30 a T+45 _(inicio en T+30 cuando el equipo comercial está en plantilla)_</w:t>
+            </w:r>
+          </w:p>
+        </w:tc>
+      </w:tr>
+      <w:tr>
+        <w:tc>
+          <w:tcPr>
+            <w:tcW w:type="dxa" w:w="4320"/>
+          </w:tcPr>
+          <w:p>
+            <w:r>
+              <w:rPr>
+                <w:sz w:val="20"/>
+              </w:rPr>
+              <w:t>Material comercial impreso (brochures, tarjetas)</w:t>
+            </w:r>
+          </w:p>
+        </w:tc>
+        <w:tc>
+          <w:tcPr>
+            <w:tcW w:type="dxa" w:w="4320"/>
+          </w:tcPr>
+          <w:p>
+            <w:r>
+              <w:rPr>
+                <w:sz w:val="20"/>
+              </w:rPr>
+              <w:t>T+10 a T+20</w:t>
+            </w:r>
+          </w:p>
+        </w:tc>
+      </w:tr>
+    </w:tbl>
+    <w:p/>
+    <w:p>
+      <w:r/>
+      <w:r>
+        <w:rPr>
+          <w:b/>
+        </w:rPr>
+        <w:t>Hito de cierre T+30:</w:t>
+      </w:r>
+      <w:r/>
+    </w:p>
+    <w:p>
+      <w:r>
+        <w:t>- Empresa constituida (o en tramo final de inscripción + RIF según calendario legal).</w:t>
+      </w:r>
+    </w:p>
+    <w:p>
+      <w:r>
+        <w:t>- Equipo armado y en capacitación inicial cerrada.</w:t>
+      </w:r>
+    </w:p>
+    <w:p>
+      <w:r>
+        <w:t xml:space="preserve">- </w:t>
+      </w:r>
+      <w:r>
+        <w:rPr>
+          <w:b/>
+        </w:rPr>
+        <w:t>HQ</w:t>
+      </w:r>
+      <w:r>
+        <w:t xml:space="preserve"> listo (casa/local en San Diego o Av. Bolívar Norte).</w:t>
+      </w:r>
+    </w:p>
+    <w:p>
+      <w:r>
+        <w:t xml:space="preserve">- </w:t>
+      </w:r>
+      <w:r>
+        <w:rPr>
+          <w:b/>
+        </w:rPr>
+        <w:t>Base comercial:</w:t>
+      </w:r>
+      <w:r>
+        <w:t xml:space="preserve"> interés cualificado y pipeline; las </w:t>
+      </w:r>
+      <w:r>
+        <w:rPr>
+          <w:b/>
+        </w:rPr>
+        <w:t>cartas de intención</w:t>
+      </w:r>
+      <w:r>
+        <w:t xml:space="preserve"> masivas se concentran en </w:t>
+      </w:r>
+      <w:r>
+        <w:rPr>
+          <w:b/>
+        </w:rPr>
+        <w:t>T+30 a T+45</w:t>
+      </w:r>
+      <w:r>
+        <w:t xml:space="preserve"> cuando los 4 vendedores recorren a ritmo completo.</w:t>
+      </w:r>
+    </w:p>
+    <w:p>
+      <w:pPr>
+        <w:pStyle w:val="Heading2"/>
+      </w:pPr>
+      <w:r>
+        <w:t>2.6 Hitos comerciales pre-Day-D (T+30 a T+90)</w:t>
+      </w:r>
+    </w:p>
+    <w:tbl>
+      <w:tblPr>
+        <w:tblStyle w:val="TableGrid"/>
+        <w:tblW w:type="auto" w:w="0"/>
+        <w:tblLook w:firstColumn="1" w:firstRow="1" w:lastColumn="0" w:lastRow="0" w:noHBand="0" w:noVBand="1" w:val="04A0"/>
+      </w:tblPr>
+      <w:tblGrid>
+        <w:gridCol w:w="4320"/>
+        <w:gridCol w:w="4320"/>
+      </w:tblGrid>
+      <w:tr>
+        <w:tc>
+          <w:tcPr>
+            <w:tcW w:type="dxa" w:w="4320"/>
+            <w:shd w:fill="1E2A5A"/>
+          </w:tcPr>
+          <w:p>
+            <w:r>
+              <w:rPr>
+                <w:b/>
+                <w:color w:val="FFFFFF"/>
+                <w:sz w:val="20"/>
+              </w:rPr>
+              <w:t>Hito</w:t>
+            </w:r>
+          </w:p>
+        </w:tc>
+        <w:tc>
+          <w:tcPr>
+            <w:tcW w:type="dxa" w:w="4320"/>
+            <w:shd w:fill="1E2A5A"/>
+          </w:tcPr>
+          <w:p>
+            <w:r>
+              <w:rPr>
+                <w:b/>
+                <w:color w:val="FFFFFF"/>
+                <w:sz w:val="20"/>
+              </w:rPr>
+              <w:t>Status</w:t>
+            </w:r>
+          </w:p>
+        </w:tc>
+      </w:tr>
+      <w:tr>
+        <w:tc>
+          <w:tcPr>
+            <w:tcW w:type="dxa" w:w="4320"/>
+          </w:tcPr>
+          <w:p>
+            <w:r>
+              <w:rPr>
+                <w:sz w:val="20"/>
+              </w:rPr>
+              <w:t>**4× Sales B2B** a ritmo completo: visitas, **contratos**, capacitación a farmacias piloto para carga de catálogo</w:t>
+            </w:r>
+          </w:p>
+        </w:tc>
+        <w:tc>
+          <w:tcPr>
+            <w:tcW w:type="dxa" w:w="4320"/>
+          </w:tcPr>
+          <w:p>
+            <w:r>
+              <w:rPr>
+                <w:sz w:val="20"/>
+              </w:rPr>
+              <w:t>T+30 a T+88</w:t>
+            </w:r>
+          </w:p>
+        </w:tc>
+      </w:tr>
+      <w:tr>
+        <w:tc>
+          <w:tcPr>
+            <w:tcW w:type="dxa" w:w="4320"/>
+          </w:tcPr>
+          <w:p>
+            <w:r>
+              <w:rPr>
+                <w:sz w:val="20"/>
+              </w:rPr>
+              <w:t>Meta: **~35 farmacias firmadas** (contrato marco / adhesión) antes de Day-D; **~28 activas** en app con catálogo listo para orden (alineado [PROYECCION_FINANCIERA_12M.md](PROYECCION_FINANCIERA_12M.md) Fase 0 + inicio M1)</w:t>
+            </w:r>
+          </w:p>
+        </w:tc>
+        <w:tc>
+          <w:tcPr>
+            <w:tcW w:type="dxa" w:w="4320"/>
+          </w:tcPr>
+          <w:p>
+            <w:r>
+              <w:rPr>
+                <w:sz w:val="20"/>
+              </w:rPr>
+              <w:t>T+88</w:t>
+            </w:r>
+          </w:p>
+        </w:tc>
+      </w:tr>
+      <w:tr>
+        <w:tc>
+          <w:tcPr>
+            <w:tcW w:type="dxa" w:w="4320"/>
+          </w:tcPr>
+          <w:p>
+            <w:r>
+              <w:rPr>
+                <w:sz w:val="20"/>
+              </w:rPr>
+              <w:t>Coordinación con **Coordinador de Partners Logísticos** + partner última milla para prueba operativa</w:t>
+            </w:r>
+          </w:p>
+        </w:tc>
+        <w:tc>
+          <w:tcPr>
+            <w:tcW w:type="dxa" w:w="4320"/>
+          </w:tcPr>
+          <w:p>
+            <w:r>
+              <w:rPr>
+                <w:sz w:val="20"/>
+              </w:rPr>
+              <w:t>T+60 a T+90</w:t>
+            </w:r>
+          </w:p>
+        </w:tc>
+      </w:tr>
+    </w:tbl>
+    <w:p/>
+    <w:p>
+      <w:pPr>
+        <w:pStyle w:val="Heading1"/>
+      </w:pPr>
+      <w:r>
+        <w:t>3. T+60 — Onboarding farmacias y catálogo</w:t>
+      </w:r>
+    </w:p>
+    <w:p>
+      <w:pPr>
+        <w:pStyle w:val="Heading2"/>
+      </w:pPr>
+      <w:r>
+        <w:t>3.1 Hitos comerciales (T+30 a T+60)</w:t>
+      </w:r>
+    </w:p>
+    <w:tbl>
+      <w:tblPr>
+        <w:tblStyle w:val="TableGrid"/>
+        <w:tblW w:type="auto" w:w="0"/>
+        <w:tblLook w:firstColumn="1" w:firstRow="1" w:lastColumn="0" w:lastRow="0" w:noHBand="0" w:noVBand="1" w:val="04A0"/>
+      </w:tblPr>
+      <w:tblGrid>
+        <w:gridCol w:w="4320"/>
+        <w:gridCol w:w="4320"/>
+      </w:tblGrid>
+      <w:tr>
+        <w:tc>
+          <w:tcPr>
+            <w:tcW w:type="dxa" w:w="4320"/>
+            <w:shd w:fill="1E2A5A"/>
+          </w:tcPr>
+          <w:p>
+            <w:r>
+              <w:rPr>
+                <w:b/>
+                <w:color w:val="FFFFFF"/>
+                <w:sz w:val="20"/>
+              </w:rPr>
+              <w:t>Hito</w:t>
+            </w:r>
+          </w:p>
+        </w:tc>
+        <w:tc>
+          <w:tcPr>
+            <w:tcW w:type="dxa" w:w="4320"/>
+            <w:shd w:fill="1E2A5A"/>
+          </w:tcPr>
+          <w:p>
+            <w:r>
+              <w:rPr>
+                <w:b/>
+                <w:color w:val="FFFFFF"/>
+                <w:sz w:val="20"/>
+              </w:rPr>
+              <w:t>Status</w:t>
+            </w:r>
+          </w:p>
+        </w:tc>
+      </w:tr>
+      <w:tr>
+        <w:tc>
+          <w:tcPr>
+            <w:tcW w:type="dxa" w:w="4320"/>
+          </w:tcPr>
+          <w:p>
+            <w:r>
+              <w:rPr>
+                <w:sz w:val="20"/>
+              </w:rPr>
+              <w:t>Onboarding técnico de **farmacias piloto** (priorizar las **10–15** con carta de intención hacia T+45; escalar a **20–28** según capacidad CS + Sales)</w:t>
+            </w:r>
+          </w:p>
+        </w:tc>
+        <w:tc>
+          <w:tcPr>
+            <w:tcW w:type="dxa" w:w="4320"/>
+          </w:tcPr>
+          <w:p>
+            <w:r>
+              <w:rPr>
+                <w:sz w:val="20"/>
+              </w:rPr>
+              <w:t>T+30 a T+55</w:t>
+            </w:r>
+          </w:p>
+        </w:tc>
+      </w:tr>
+      <w:tr>
+        <w:tc>
+          <w:tcPr>
+            <w:tcW w:type="dxa" w:w="4320"/>
+          </w:tcPr>
+          <w:p>
+            <w:r>
+              <w:rPr>
+                <w:sz w:val="20"/>
+              </w:rPr>
+              <w:t>Carga de catálogo de cada farmacia (Sales + farmacia; CS apoyo)</w:t>
+            </w:r>
+          </w:p>
+        </w:tc>
+        <w:tc>
+          <w:tcPr>
+            <w:tcW w:type="dxa" w:w="4320"/>
+          </w:tcPr>
+          <w:p>
+            <w:r>
+              <w:rPr>
+                <w:sz w:val="20"/>
+              </w:rPr>
+              <w:t>T+30 a T+55</w:t>
+            </w:r>
+          </w:p>
+        </w:tc>
+      </w:tr>
+      <w:tr>
+        <w:tc>
+          <w:tcPr>
+            <w:tcW w:type="dxa" w:w="4320"/>
+          </w:tcPr>
+          <w:p>
+            <w:r>
+              <w:rPr>
+                <w:sz w:val="20"/>
+              </w:rPr>
+              <w:t>Capacitación al farmacéutico colegiado de cada farmacia</w:t>
+            </w:r>
+          </w:p>
+        </w:tc>
+        <w:tc>
+          <w:tcPr>
+            <w:tcW w:type="dxa" w:w="4320"/>
+          </w:tcPr>
+          <w:p>
+            <w:r>
+              <w:rPr>
+                <w:sz w:val="20"/>
+              </w:rPr>
+              <w:t>T+35 a T+55</w:t>
+            </w:r>
+          </w:p>
+        </w:tc>
+      </w:tr>
+      <w:tr>
+        <w:tc>
+          <w:tcPr>
+            <w:tcW w:type="dxa" w:w="4320"/>
+          </w:tcPr>
+          <w:p>
+            <w:r>
+              <w:rPr>
+                <w:sz w:val="20"/>
+              </w:rPr>
+              <w:t>Capacitación al personal de mostrador</w:t>
+            </w:r>
+          </w:p>
+        </w:tc>
+        <w:tc>
+          <w:tcPr>
+            <w:tcW w:type="dxa" w:w="4320"/>
+          </w:tcPr>
+          <w:p>
+            <w:r>
+              <w:rPr>
+                <w:sz w:val="20"/>
+              </w:rPr>
+              <w:t>T+45 a T+58</w:t>
+            </w:r>
+          </w:p>
+        </w:tc>
+      </w:tr>
+      <w:tr>
+        <w:tc>
+          <w:tcPr>
+            <w:tcW w:type="dxa" w:w="4320"/>
+          </w:tcPr>
+          <w:p>
+            <w:r>
+              <w:rPr>
+                <w:sz w:val="20"/>
+              </w:rPr>
+              <w:t>Test operativo interno (órdenes de prueba)</w:t>
+            </w:r>
+          </w:p>
+        </w:tc>
+        <w:tc>
+          <w:tcPr>
+            <w:tcW w:type="dxa" w:w="4320"/>
+          </w:tcPr>
+          <w:p>
+            <w:r>
+              <w:rPr>
+                <w:sz w:val="20"/>
+              </w:rPr>
+              <w:t>T+50 a T+60</w:t>
+            </w:r>
+          </w:p>
+        </w:tc>
+      </w:tr>
+    </w:tbl>
+    <w:p/>
+    <w:p>
+      <w:pPr>
+        <w:pStyle w:val="Heading2"/>
+      </w:pPr>
+      <w:r>
+        <w:t>3.2 Hitos de delivery (T+30 a T+60)</w:t>
+      </w:r>
+    </w:p>
+    <w:p>
+      <w:r/>
+      <w:r>
+        <w:rPr>
+          <w:b/>
+        </w:rPr>
+        <w:t>Modelo:</w:t>
+      </w:r>
+      <w:r>
+        <w:t xml:space="preserve"> última milla ejecutada por </w:t>
+      </w:r>
+      <w:r>
+        <w:rPr>
+          <w:b/>
+        </w:rPr>
+        <w:t>empresa(s) especializada(s)</w:t>
+      </w:r>
+      <w:r>
+        <w:t xml:space="preserve"> vía </w:t>
+      </w:r>
+      <w:r>
+        <w:rPr>
+          <w:b/>
+        </w:rPr>
+        <w:t>concesión o contrato marco</w:t>
+      </w:r>
+      <w:r>
+        <w:t xml:space="preserve">; Zonix </w:t>
+      </w:r>
+      <w:r>
+        <w:rPr>
+          <w:b/>
+        </w:rPr>
+        <w:t>no</w:t>
+      </w:r>
+      <w:r>
+        <w:t xml:space="preserve"> opera flota propia. Los hitos siguientes cubren </w:t>
+      </w:r>
+      <w:r>
+        <w:rPr>
+          <w:b/>
+        </w:rPr>
+        <w:t>partner</w:t>
+      </w:r>
+      <w:r>
+        <w:t xml:space="preserve"> (`delivery_company`) y onboarding de </w:t>
+      </w:r>
+      <w:r>
+        <w:rPr>
+          <w:b/>
+        </w:rPr>
+        <w:t>`delivery_agent`</w:t>
+      </w:r>
+      <w:r>
+        <w:t xml:space="preserve"> en app (sin rol `delivery` autónomo).</w:t>
+      </w:r>
+    </w:p>
+    <w:tbl>
+      <w:tblPr>
+        <w:tblStyle w:val="TableGrid"/>
+        <w:tblW w:type="auto" w:w="0"/>
+        <w:tblLook w:firstColumn="1" w:firstRow="1" w:lastColumn="0" w:lastRow="0" w:noHBand="0" w:noVBand="1" w:val="04A0"/>
+      </w:tblPr>
+      <w:tblGrid>
+        <w:gridCol w:w="4320"/>
+        <w:gridCol w:w="4320"/>
+      </w:tblGrid>
+      <w:tr>
+        <w:tc>
+          <w:tcPr>
+            <w:tcW w:type="dxa" w:w="4320"/>
+            <w:shd w:fill="1E2A5A"/>
+          </w:tcPr>
+          <w:p>
+            <w:r>
+              <w:rPr>
+                <w:b/>
+                <w:color w:val="FFFFFF"/>
+                <w:sz w:val="20"/>
+              </w:rPr>
+              <w:t>Hito</w:t>
+            </w:r>
+          </w:p>
+        </w:tc>
+        <w:tc>
+          <w:tcPr>
+            <w:tcW w:type="dxa" w:w="4320"/>
+            <w:shd w:fill="1E2A5A"/>
+          </w:tcPr>
+          <w:p>
+            <w:r>
+              <w:rPr>
+                <w:b/>
+                <w:color w:val="FFFFFF"/>
+                <w:sz w:val="20"/>
+              </w:rPr>
+              <w:t>Status</w:t>
+            </w:r>
+          </w:p>
+        </w:tc>
+      </w:tr>
+      <w:tr>
+        <w:tc>
+          <w:tcPr>
+            <w:tcW w:type="dxa" w:w="4320"/>
+          </w:tcPr>
+          <w:p>
+            <w:r>
+              <w:rPr>
+                <w:sz w:val="20"/>
+              </w:rPr>
+              <w:t>Negociación **borrador contrato marco / concesión** con **1 empresa** candidata (SLA, zonas, tarifas, datos, seguros)</w:t>
+            </w:r>
+          </w:p>
+        </w:tc>
+        <w:tc>
+          <w:tcPr>
+            <w:tcW w:type="dxa" w:w="4320"/>
+          </w:tcPr>
+          <w:p>
+            <w:r>
+              <w:rPr>
+                <w:sz w:val="20"/>
+              </w:rPr>
+              <w:t>T+30 a T+45</w:t>
+            </w:r>
+          </w:p>
+        </w:tc>
+      </w:tr>
+      <w:tr>
+        <w:tc>
+          <w:tcPr>
+            <w:tcW w:type="dxa" w:w="4320"/>
+          </w:tcPr>
+          <w:p>
+            <w:r>
+              <w:rPr>
+                <w:sz w:val="20"/>
+              </w:rPr>
+              <w:t>Firma **carta de intención** o contrato marco (según abogado) con empresa concesionaria</w:t>
+            </w:r>
+          </w:p>
+        </w:tc>
+        <w:tc>
+          <w:tcPr>
+            <w:tcW w:type="dxa" w:w="4320"/>
+          </w:tcPr>
+          <w:p>
+            <w:r>
+              <w:rPr>
+                <w:sz w:val="20"/>
+              </w:rPr>
+              <w:t>T+40 a T+50</w:t>
+            </w:r>
+          </w:p>
+        </w:tc>
+      </w:tr>
+      <w:tr>
+        <w:tc>
+          <w:tcPr>
+            <w:tcW w:type="dxa" w:w="4320"/>
+          </w:tcPr>
+          <w:p>
+            <w:r>
+              <w:rPr>
+                <w:sz w:val="20"/>
+              </w:rPr>
+              <w:t>Onboarding **agentes** del partner en app (`delivery_company` / `delivery_agent`; meta **5–15** activos bajo la empresa — [PROPUESTA_VALOR_TERCER_LADO.md](PROPUESTA_VALOR_TERCER_LADO.md) §A)</w:t>
+            </w:r>
+          </w:p>
+        </w:tc>
+        <w:tc>
+          <w:tcPr>
+            <w:tcW w:type="dxa" w:w="4320"/>
+          </w:tcPr>
+          <w:p>
+            <w:r>
+              <w:rPr>
+                <w:sz w:val="20"/>
+              </w:rPr>
+              <w:t>T+45 a T+58</w:t>
+            </w:r>
+          </w:p>
+        </w:tc>
+      </w:tr>
+      <w:tr>
+        <w:tc>
+          <w:tcPr>
+            <w:tcW w:type="dxa" w:w="4320"/>
+          </w:tcPr>
+          <w:p>
+            <w:r>
+              <w:rPr>
+                <w:sz w:val="20"/>
+              </w:rPr>
+              <w:t>~~Rol `delivery` autónomo~~</w:t>
+            </w:r>
+          </w:p>
+        </w:tc>
+        <w:tc>
+          <w:tcPr>
+            <w:tcW w:type="dxa" w:w="4320"/>
+          </w:tcPr>
+          <w:p>
+            <w:r>
+              <w:rPr>
+                <w:sz w:val="20"/>
+              </w:rPr>
+              <w:t>**Fuera de alcance piloto MVP** — no onboarding ni pitch; solo partner + `delivery_agent` ([README.md](README.md) §3)</w:t>
+            </w:r>
+          </w:p>
+        </w:tc>
+      </w:tr>
+      <w:tr>
+        <w:tc>
+          <w:tcPr>
+            <w:tcW w:type="dxa" w:w="4320"/>
+          </w:tcPr>
+          <w:p>
+            <w:r>
+              <w:rPr>
+                <w:sz w:val="20"/>
+              </w:rPr>
+              <w:t>KYC de cada repartidor / agente según rol</w:t>
+            </w:r>
+          </w:p>
+        </w:tc>
+        <w:tc>
+          <w:tcPr>
+            <w:tcW w:type="dxa" w:w="4320"/>
+          </w:tcPr>
+          <w:p>
+            <w:r>
+              <w:rPr>
+                <w:sz w:val="20"/>
+              </w:rPr>
+              <w:t>T+30 a T+55</w:t>
+            </w:r>
+          </w:p>
+        </w:tc>
+      </w:tr>
+      <w:tr>
+        <w:tc>
+          <w:tcPr>
+            <w:tcW w:type="dxa" w:w="4320"/>
+          </w:tcPr>
+          <w:p>
+            <w:r>
+              <w:rPr>
+                <w:sz w:val="20"/>
+              </w:rPr>
+              <w:t>Test entrega real con órdenes internas</w:t>
+            </w:r>
+          </w:p>
+        </w:tc>
+        <w:tc>
+          <w:tcPr>
+            <w:tcW w:type="dxa" w:w="4320"/>
+          </w:tcPr>
+          <w:p>
+            <w:r>
+              <w:rPr>
+                <w:sz w:val="20"/>
+              </w:rPr>
+              <w:t>T+55 a T+60</w:t>
+            </w:r>
+          </w:p>
+        </w:tc>
+      </w:tr>
+      <w:tr>
+        <w:tc>
+          <w:tcPr>
+            <w:tcW w:type="dxa" w:w="4320"/>
+          </w:tcPr>
+          <w:p>
+            <w:r>
+              <w:rPr>
+                <w:sz w:val="20"/>
+              </w:rPr>
+              <w:t>Definición de zona inicial de cobertura por **polos acotados** (Valencia centro, San Diego, corredores hacia Naguanagua / El Socorro); radios por polo según **mapa real**</w:t>
+            </w:r>
+          </w:p>
+        </w:tc>
+        <w:tc>
+          <w:tcPr>
+            <w:tcW w:type="dxa" w:w="4320"/>
+          </w:tcPr>
+          <w:p>
+            <w:r>
+              <w:rPr>
+                <w:sz w:val="20"/>
+              </w:rPr>
+              <w:t>T+30</w:t>
+            </w:r>
+          </w:p>
+        </w:tc>
+      </w:tr>
+    </w:tbl>
+    <w:p/>
+    <w:p>
+      <w:pPr>
+        <w:pStyle w:val="Heading2"/>
+      </w:pPr>
+      <w:r>
+        <w:t>3.3 Hitos de marketing (T+30 a T+60)</w:t>
+      </w:r>
+    </w:p>
+    <w:p>
+      <w:r/>
+      <w:r>
+        <w:rPr>
+          <w:b/>
+        </w:rPr>
+        <w:t>Orden de prioridad (coherente con [CONTEXTO_PITCH_Y_DECISIONES.md](CONTEXTO_PITCH_Y_DECISIONES.md) §2.3 y [PRESUPUESTO_12_MESES_REFERENCIA.md](PRESUPUESTO_12_MESES_REFERENCIA.md)):</w:t>
+      </w:r>
+      <w:r>
+        <w:t xml:space="preserve"> </w:t>
+      </w:r>
+      <w:r>
+        <w:rPr>
+          <w:b/>
+        </w:rPr>
+        <w:t>Meta Ads</w:t>
+      </w:r>
+      <w:r>
+        <w:t xml:space="preserve"> (Instagram/Facebook) es el </w:t>
+      </w:r>
+      <w:r>
+        <w:rPr>
+          <w:b/>
+        </w:rPr>
+        <w:t>canal principal</w:t>
+      </w:r>
+      <w:r>
+        <w:t xml:space="preserve"> de awareness y captación; la </w:t>
+      </w:r>
+      <w:r>
+        <w:rPr>
+          <w:b/>
+        </w:rPr>
+        <w:t>valla</w:t>
+      </w:r>
+      <w:r>
+        <w:t xml:space="preserve"> es </w:t>
+      </w:r>
+      <w:r>
+        <w:rPr>
+          <w:b/>
+        </w:rPr>
+        <w:t>refuerzo offline</w:t>
+      </w:r>
+      <w:r>
+        <w:t xml:space="preserve"> y activación coordinada hacia el Day-D.</w:t>
+      </w:r>
+    </w:p>
+    <w:tbl>
+      <w:tblPr>
+        <w:tblStyle w:val="TableGrid"/>
+        <w:tblW w:type="auto" w:w="0"/>
+        <w:tblLook w:firstColumn="1" w:firstRow="1" w:lastColumn="0" w:lastRow="0" w:noHBand="0" w:noVBand="1" w:val="04A0"/>
+      </w:tblPr>
+      <w:tblGrid>
+        <w:gridCol w:w="4320"/>
+        <w:gridCol w:w="4320"/>
+      </w:tblGrid>
+      <w:tr>
+        <w:tc>
+          <w:tcPr>
+            <w:tcW w:type="dxa" w:w="4320"/>
+            <w:shd w:fill="1E2A5A"/>
+          </w:tcPr>
+          <w:p>
+            <w:r>
+              <w:rPr>
+                <w:b/>
+                <w:color w:val="FFFFFF"/>
+                <w:sz w:val="20"/>
+              </w:rPr>
+              <w:t>Hito</w:t>
+            </w:r>
+          </w:p>
+        </w:tc>
+        <w:tc>
+          <w:tcPr>
+            <w:tcW w:type="dxa" w:w="4320"/>
+            <w:shd w:fill="1E2A5A"/>
+          </w:tcPr>
+          <w:p>
+            <w:r>
+              <w:rPr>
+                <w:b/>
+                <w:color w:val="FFFFFF"/>
+                <w:sz w:val="20"/>
+              </w:rPr>
+              <w:t>Status</w:t>
+            </w:r>
+          </w:p>
+        </w:tc>
+      </w:tr>
+      <w:tr>
+        <w:tc>
+          <w:tcPr>
+            <w:tcW w:type="dxa" w:w="4320"/>
+          </w:tcPr>
+          <w:p>
+            <w:r>
+              <w:rPr>
+                <w:sz w:val="20"/>
+              </w:rPr>
+              <w:t>**Meta Business**: cuenta, píxel/app events, públicos geo Carabobo/Valencia, línea creativa aprobada (marca [BRAND_ZONIX_PHARMA.md](../BRAND_ZONIX_PHARMA.md))</w:t>
+            </w:r>
+          </w:p>
+        </w:tc>
+        <w:tc>
+          <w:tcPr>
+            <w:tcW w:type="dxa" w:w="4320"/>
+          </w:tcPr>
+          <w:p>
+            <w:r>
+              <w:rPr>
+                <w:sz w:val="20"/>
+              </w:rPr>
+              <w:t>T+30 a T+45</w:t>
+            </w:r>
+          </w:p>
+        </w:tc>
+      </w:tr>
+      <w:tr>
+        <w:tc>
+          <w:tcPr>
+            <w:tcW w:type="dxa" w:w="4320"/>
+          </w:tcPr>
+          <w:p>
+            <w:r>
+              <w:rPr>
+                <w:sz w:val="20"/>
+              </w:rPr>
+              <w:t>**Campañas Meta Ads** en entorno de prueba (**solo test interno**: validación píxel, creatividades, públicos — gasto mínimo; **sin** captación masiva de pacientes hasta gate §4.0 filas 1–5 verdes)</w:t>
+            </w:r>
+          </w:p>
+        </w:tc>
+        <w:tc>
+          <w:tcPr>
+            <w:tcW w:type="dxa" w:w="4320"/>
+          </w:tcPr>
+          <w:p>
+            <w:r>
+              <w:rPr>
+                <w:sz w:val="20"/>
+              </w:rPr>
+              <w:t>T+40 a T+55</w:t>
+            </w:r>
+          </w:p>
+        </w:tc>
+      </w:tr>
+      <w:tr>
+        <w:tc>
+          <w:tcPr>
+            <w:tcW w:type="dxa" w:w="4320"/>
+          </w:tcPr>
+          <w:p>
+            <w:r>
+              <w:rPr>
+                <w:sz w:val="20"/>
+              </w:rPr>
+              <w:t>Estrategia digital geo-targeted **Valencia metro** (B2C + apoyo B2B según campaña)</w:t>
+            </w:r>
+          </w:p>
+        </w:tc>
+        <w:tc>
+          <w:tcPr>
+            <w:tcW w:type="dxa" w:w="4320"/>
+          </w:tcPr>
+          <w:p>
+            <w:r>
+              <w:rPr>
+                <w:sz w:val="20"/>
+              </w:rPr>
+              <w:t>T+30 a T+45</w:t>
+            </w:r>
+          </w:p>
+        </w:tc>
+      </w:tr>
+      <w:tr>
+        <w:tc>
+          <w:tcPr>
+            <w:tcW w:type="dxa" w:w="4320"/>
+          </w:tcPr>
+          <w:p>
+            <w:r>
+              <w:rPr>
+                <w:sz w:val="20"/>
+              </w:rPr>
+              <w:t>Material de pre-lanzamiento (post Instagram, video TikTok, assets pagados)</w:t>
+            </w:r>
+          </w:p>
+        </w:tc>
+        <w:tc>
+          <w:tcPr>
+            <w:tcW w:type="dxa" w:w="4320"/>
+          </w:tcPr>
+          <w:p>
+            <w:r>
+              <w:rPr>
+                <w:sz w:val="20"/>
+              </w:rPr>
+              <w:t>T+50 a T+60</w:t>
+            </w:r>
+          </w:p>
+        </w:tc>
+      </w:tr>
+      <w:tr>
+        <w:tc>
+          <w:tcPr>
+            <w:tcW w:type="dxa" w:w="4320"/>
+          </w:tcPr>
+          <w:p>
+            <w:r>
+              <w:rPr>
+                <w:sz w:val="20"/>
+              </w:rPr>
+              <w:t>Diseño + producción **valla** 3m×2m (refuerzo; instalación suele activarse hacia **Day-D** / mes calendario ~3 según contrato)</w:t>
+            </w:r>
+          </w:p>
+        </w:tc>
+        <w:tc>
+          <w:tcPr>
+            <w:tcW w:type="dxa" w:w="4320"/>
+          </w:tcPr>
+          <w:p>
+            <w:r>
+              <w:rPr>
+                <w:sz w:val="20"/>
+              </w:rPr>
+              <w:t>T+30 a T+50</w:t>
+            </w:r>
+          </w:p>
+        </w:tc>
+      </w:tr>
+      <w:tr>
+        <w:tc>
+          <w:tcPr>
+            <w:tcW w:type="dxa" w:w="4320"/>
+          </w:tcPr>
+          <w:p>
+            <w:r>
+              <w:rPr>
+                <w:sz w:val="20"/>
+              </w:rPr>
+              <w:t>Contrato con proveedor de valla + ubicación av. Bolívar Norte</w:t>
+            </w:r>
+          </w:p>
+        </w:tc>
+        <w:tc>
+          <w:tcPr>
+            <w:tcW w:type="dxa" w:w="4320"/>
+          </w:tcPr>
+          <w:p>
+            <w:r>
+              <w:rPr>
+                <w:sz w:val="20"/>
+              </w:rPr>
+              <w:t>T+30 a T+50</w:t>
+            </w:r>
+          </w:p>
+        </w:tc>
+      </w:tr>
+      <w:tr>
+        <w:tc>
+          <w:tcPr>
+            <w:tcW w:type="dxa" w:w="4320"/>
+          </w:tcPr>
+          <w:p>
+            <w:r>
+              <w:rPr>
+                <w:sz w:val="20"/>
+              </w:rPr>
+              <w:t>Google Ads u otros canales solo si complementan remarketing / search local acordado</w:t>
+            </w:r>
+          </w:p>
+        </w:tc>
+        <w:tc>
+          <w:tcPr>
+            <w:tcW w:type="dxa" w:w="4320"/>
+          </w:tcPr>
+          <w:p>
+            <w:r>
+              <w:rPr>
+                <w:sz w:val="20"/>
+              </w:rPr>
+              <w:t>T+45 a T+60</w:t>
+            </w:r>
+          </w:p>
+        </w:tc>
+      </w:tr>
+    </w:tbl>
+    <w:p/>
+    <w:p>
+      <w:r/>
+      <w:r>
+        <w:rPr>
+          <w:b/>
+        </w:rPr>
+        <w:t>Hito de cierre T+60:</w:t>
+      </w:r>
+      <w:r/>
+    </w:p>
+    <w:p>
+      <w:r>
+        <w:t xml:space="preserve">- </w:t>
+      </w:r>
+      <w:r>
+        <w:rPr>
+          <w:b/>
+        </w:rPr>
+        <w:t>≥20 farmacias</w:t>
+      </w:r>
+      <w:r>
+        <w:t xml:space="preserve"> con catálogo cargado y operativas en staging / checklist (objetivo camino a </w:t>
+      </w:r>
+      <w:r>
+        <w:rPr>
+          <w:b/>
+        </w:rPr>
+        <w:t>~28</w:t>
+      </w:r>
+      <w:r>
+        <w:t xml:space="preserve"> al Day-D — ver §2.6 y [PROYECCION_FINANCIERA_12M.md](PROYECCION_FINANCIERA_12M.md)).</w:t>
+      </w:r>
+    </w:p>
+    <w:p>
+      <w:r>
+        <w:t>- Repartidores / agentes con KYC según modelo acordado con partner.</w:t>
+      </w:r>
+    </w:p>
+    <w:p>
+      <w:r>
+        <w:t xml:space="preserve">- </w:t>
+      </w:r>
+      <w:r>
+        <w:rPr>
+          <w:b/>
+        </w:rPr>
+        <w:t>Meta Ads</w:t>
+      </w:r>
+      <w:r>
+        <w:t xml:space="preserve"> operativo para pre-lanzamiento; valla en instalación o lista para activar en </w:t>
+      </w:r>
+      <w:r>
+        <w:rPr>
+          <w:b/>
+        </w:rPr>
+        <w:t>Day-D</w:t>
+      </w:r>
+      <w:r>
+        <w:t>.</w:t>
       </w:r>
     </w:p>
     <w:p>
@@ -2144,7 +2607,7 @@
         <w:pStyle w:val="Heading1"/>
       </w:pPr>
       <w:r>
-        <w:t>Fase 0 — T+30 a T+60: onboarding y catálogo</w:t>
+        <w:t>4. T+90 — DAY-D del piloto</w:t>
       </w:r>
     </w:p>
     <w:p>
@@ -2152,7 +2615,39 @@
         <w:pStyle w:val="Heading2"/>
       </w:pPr>
       <w:r>
-        <w:t>Farmacias</w:t>
+        <w:t>4.0 Validación pre-Day-D (Customer Development + mom-test)</w:t>
+      </w:r>
+    </w:p>
+    <w:p>
+      <w:r>
+        <w:t xml:space="preserve">Checklist </w:t>
+      </w:r>
+      <w:r>
+        <w:rPr>
+          <w:b/>
+        </w:rPr>
+        <w:t>antes</w:t>
+      </w:r>
+      <w:r>
+        <w:t xml:space="preserve"> de tráfico masivo. Documentar solo entrevistas reales en VOLCADO / CRM. </w:t>
+      </w:r>
+      <w:r>
+        <w:rPr>
+          <w:b/>
+        </w:rPr>
+        <w:t>Smoke técnico Rx/OTC:</w:t>
+      </w:r>
+      <w:r>
+        <w:t xml:space="preserve"> [../SMOKE_RX_E2E.md](../SMOKE_RX_E2E.md) (REGISTRO P1-12) antes de fila </w:t>
+      </w:r>
+      <w:r>
+        <w:rPr>
+          <w:b/>
+        </w:rPr>
+        <w:t>Go Day-D</w:t>
+      </w:r>
+      <w:r>
+        <w:t>.</w:t>
       </w:r>
     </w:p>
     <w:tbl>
@@ -2179,700 +2674,7 @@
                 <w:color w:val="FFFFFF"/>
                 <w:sz w:val="20"/>
               </w:rPr>
-              <w:t>Actividad</w:t>
-            </w:r>
-          </w:p>
-        </w:tc>
-        <w:tc>
-          <w:tcPr>
-            <w:tcW w:type="dxa" w:w="2880"/>
-            <w:shd w:fill="1E2A5A"/>
-          </w:tcPr>
-          <w:p>
-            <w:r>
-              <w:rPr>
-                <w:b/>
-                <w:color w:val="FFFFFF"/>
-                <w:sz w:val="20"/>
-              </w:rPr>
-              <w:t>Ventana</w:t>
-            </w:r>
-          </w:p>
-        </w:tc>
-        <w:tc>
-          <w:tcPr>
-            <w:tcW w:type="dxa" w:w="2880"/>
-            <w:shd w:fill="1E2A5A"/>
-          </w:tcPr>
-          <w:p>
-            <w:r>
-              <w:rPr>
-                <w:b/>
-                <w:color w:val="FFFFFF"/>
-                <w:sz w:val="20"/>
-              </w:rPr>
-              <w:t>Responsable</w:t>
-            </w:r>
-          </w:p>
-        </w:tc>
-      </w:tr>
-      <w:tr>
-        <w:tc>
-          <w:tcPr>
-            <w:tcW w:type="dxa" w:w="2880"/>
-          </w:tcPr>
-          <w:p>
-            <w:r>
-              <w:rPr>
-                <w:sz w:val="20"/>
-              </w:rPr>
-              <w:t>Onboarding técnico (priorizar carta firmada)</w:t>
-            </w:r>
-          </w:p>
-        </w:tc>
-        <w:tc>
-          <w:tcPr>
-            <w:tcW w:type="dxa" w:w="2880"/>
-          </w:tcPr>
-          <w:p>
-            <w:r>
-              <w:rPr>
-                <w:sz w:val="20"/>
-              </w:rPr>
-              <w:t>T+30–55</w:t>
-            </w:r>
-          </w:p>
-        </w:tc>
-        <w:tc>
-          <w:tcPr>
-            <w:tcW w:type="dxa" w:w="2880"/>
-          </w:tcPr>
-          <w:p>
-            <w:r>
-              <w:rPr>
-                <w:sz w:val="20"/>
-              </w:rPr>
-              <w:t>Sales + CS</w:t>
-            </w:r>
-          </w:p>
-        </w:tc>
-      </w:tr>
-      <w:tr>
-        <w:tc>
-          <w:tcPr>
-            <w:tcW w:type="dxa" w:w="2880"/>
-          </w:tcPr>
-          <w:p>
-            <w:r>
-              <w:rPr>
-                <w:sz w:val="20"/>
-              </w:rPr>
-              <w:t>Carga de catálogo (CSV o manual)</w:t>
-            </w:r>
-          </w:p>
-        </w:tc>
-        <w:tc>
-          <w:tcPr>
-            <w:tcW w:type="dxa" w:w="2880"/>
-          </w:tcPr>
-          <w:p>
-            <w:r>
-              <w:rPr>
-                <w:sz w:val="20"/>
-              </w:rPr>
-              <w:t>T+30–55</w:t>
-            </w:r>
-          </w:p>
-        </w:tc>
-        <w:tc>
-          <w:tcPr>
-            <w:tcW w:type="dxa" w:w="2880"/>
-          </w:tcPr>
-          <w:p>
-            <w:r>
-              <w:rPr>
-                <w:sz w:val="20"/>
-              </w:rPr>
-              <w:t>Sales + farmacia</w:t>
-            </w:r>
-          </w:p>
-        </w:tc>
-      </w:tr>
-      <w:tr>
-        <w:tc>
-          <w:tcPr>
-            <w:tcW w:type="dxa" w:w="2880"/>
-          </w:tcPr>
-          <w:p>
-            <w:r>
-              <w:rPr>
-                <w:sz w:val="20"/>
-              </w:rPr>
-              <w:t>Capacitación farmacéutico colegiado</w:t>
-            </w:r>
-          </w:p>
-        </w:tc>
-        <w:tc>
-          <w:tcPr>
-            <w:tcW w:type="dxa" w:w="2880"/>
-          </w:tcPr>
-          <w:p>
-            <w:r>
-              <w:rPr>
-                <w:sz w:val="20"/>
-              </w:rPr>
-              <w:t>T+35–55</w:t>
-            </w:r>
-          </w:p>
-        </w:tc>
-        <w:tc>
-          <w:tcPr>
-            <w:tcW w:type="dxa" w:w="2880"/>
-          </w:tcPr>
-          <w:p>
-            <w:r>
-              <w:rPr>
-                <w:sz w:val="20"/>
-              </w:rPr>
-              <w:t>CS + Co-CEO</w:t>
-            </w:r>
-          </w:p>
-        </w:tc>
-      </w:tr>
-      <w:tr>
-        <w:tc>
-          <w:tcPr>
-            <w:tcW w:type="dxa" w:w="2880"/>
-          </w:tcPr>
-          <w:p>
-            <w:r>
-              <w:rPr>
-                <w:sz w:val="20"/>
-              </w:rPr>
-              <w:t>Capacitación mostrador</w:t>
-            </w:r>
-          </w:p>
-        </w:tc>
-        <w:tc>
-          <w:tcPr>
-            <w:tcW w:type="dxa" w:w="2880"/>
-          </w:tcPr>
-          <w:p>
-            <w:r>
-              <w:rPr>
-                <w:sz w:val="20"/>
-              </w:rPr>
-              <w:t>T+45–58</w:t>
-            </w:r>
-          </w:p>
-        </w:tc>
-        <w:tc>
-          <w:tcPr>
-            <w:tcW w:type="dxa" w:w="2880"/>
-          </w:tcPr>
-          <w:p>
-            <w:r>
-              <w:rPr>
-                <w:sz w:val="20"/>
-              </w:rPr>
-              <w:t>Sales</w:t>
-            </w:r>
-          </w:p>
-        </w:tc>
-      </w:tr>
-      <w:tr>
-        <w:tc>
-          <w:tcPr>
-            <w:tcW w:type="dxa" w:w="2880"/>
-          </w:tcPr>
-          <w:p>
-            <w:r>
-              <w:rPr>
-                <w:sz w:val="20"/>
-              </w:rPr>
-              <w:t>Órdenes de prueba internas</w:t>
-            </w:r>
-          </w:p>
-        </w:tc>
-        <w:tc>
-          <w:tcPr>
-            <w:tcW w:type="dxa" w:w="2880"/>
-          </w:tcPr>
-          <w:p>
-            <w:r>
-              <w:rPr>
-                <w:sz w:val="20"/>
-              </w:rPr>
-              <w:t>T+50–60</w:t>
-            </w:r>
-          </w:p>
-        </w:tc>
-        <w:tc>
-          <w:tcPr>
-            <w:tcW w:type="dxa" w:w="2880"/>
-          </w:tcPr>
-          <w:p>
-            <w:r>
-              <w:rPr>
-                <w:sz w:val="20"/>
-              </w:rPr>
-              <w:t>Founder + CS</w:t>
-            </w:r>
-          </w:p>
-        </w:tc>
-      </w:tr>
-    </w:tbl>
-    <w:p/>
-    <w:p>
-      <w:pPr>
-        <w:pStyle w:val="Heading2"/>
-      </w:pPr>
-      <w:r>
-        <w:t>Delivery (partner, sin flota Zonix)</w:t>
-      </w:r>
-    </w:p>
-    <w:tbl>
-      <w:tblPr>
-        <w:tblStyle w:val="TableGrid"/>
-        <w:tblW w:type="auto" w:w="0"/>
-        <w:tblLook w:firstColumn="1" w:firstRow="1" w:lastColumn="0" w:lastRow="0" w:noHBand="0" w:noVBand="1" w:val="04A0"/>
-      </w:tblPr>
-      <w:tblGrid>
-        <w:gridCol w:w="4320"/>
-        <w:gridCol w:w="4320"/>
-      </w:tblGrid>
-      <w:tr>
-        <w:tc>
-          <w:tcPr>
-            <w:tcW w:type="dxa" w:w="4320"/>
-            <w:shd w:fill="1E2A5A"/>
-          </w:tcPr>
-          <w:p>
-            <w:r>
-              <w:rPr>
-                <w:b/>
-                <w:color w:val="FFFFFF"/>
-                <w:sz w:val="20"/>
-              </w:rPr>
-              <w:t>Actividad</w:t>
-            </w:r>
-          </w:p>
-        </w:tc>
-        <w:tc>
-          <w:tcPr>
-            <w:tcW w:type="dxa" w:w="4320"/>
-            <w:shd w:fill="1E2A5A"/>
-          </w:tcPr>
-          <w:p>
-            <w:r>
-              <w:rPr>
-                <w:b/>
-                <w:color w:val="FFFFFF"/>
-                <w:sz w:val="20"/>
-              </w:rPr>
-              <w:t>Ventana</w:t>
-            </w:r>
-          </w:p>
-        </w:tc>
-      </w:tr>
-      <w:tr>
-        <w:tc>
-          <w:tcPr>
-            <w:tcW w:type="dxa" w:w="4320"/>
-          </w:tcPr>
-          <w:p>
-            <w:r>
-              <w:rPr>
-                <w:sz w:val="20"/>
-              </w:rPr>
-              <w:t>Negociación contrato marco con **1 empresa** de última milla</w:t>
-            </w:r>
-          </w:p>
-        </w:tc>
-        <w:tc>
-          <w:tcPr>
-            <w:tcW w:type="dxa" w:w="4320"/>
-          </w:tcPr>
-          <w:p>
-            <w:r>
-              <w:rPr>
-                <w:sz w:val="20"/>
-              </w:rPr>
-              <w:t>T+30–45</w:t>
-            </w:r>
-          </w:p>
-        </w:tc>
-      </w:tr>
-      <w:tr>
-        <w:tc>
-          <w:tcPr>
-            <w:tcW w:type="dxa" w:w="4320"/>
-          </w:tcPr>
-          <w:p>
-            <w:r>
-              <w:rPr>
-                <w:sz w:val="20"/>
-              </w:rPr>
-              <w:t>Firma carta de intención o marco</w:t>
-            </w:r>
-          </w:p>
-        </w:tc>
-        <w:tc>
-          <w:tcPr>
-            <w:tcW w:type="dxa" w:w="4320"/>
-          </w:tcPr>
-          <w:p>
-            <w:r>
-              <w:rPr>
-                <w:sz w:val="20"/>
-              </w:rPr>
-              <w:t>T+40–50</w:t>
-            </w:r>
-          </w:p>
-        </w:tc>
-      </w:tr>
-      <w:tr>
-        <w:tc>
-          <w:tcPr>
-            <w:tcW w:type="dxa" w:w="4320"/>
-          </w:tcPr>
-          <w:p>
-            <w:r>
-              <w:rPr>
-                <w:sz w:val="20"/>
-              </w:rPr>
-              <w:t>Onboarding **5–15 repartidores** bajo esa empresa</w:t>
-            </w:r>
-          </w:p>
-        </w:tc>
-        <w:tc>
-          <w:tcPr>
-            <w:tcW w:type="dxa" w:w="4320"/>
-          </w:tcPr>
-          <w:p>
-            <w:r>
-              <w:rPr>
-                <w:sz w:val="20"/>
-              </w:rPr>
-              <w:t>T+45–58</w:t>
-            </w:r>
-          </w:p>
-        </w:tc>
-      </w:tr>
-      <w:tr>
-        <w:tc>
-          <w:tcPr>
-            <w:tcW w:type="dxa" w:w="4320"/>
-          </w:tcPr>
-          <w:p>
-            <w:r>
-              <w:rPr>
-                <w:sz w:val="20"/>
-              </w:rPr>
-              <w:t>Prueba de entrega real</w:t>
-            </w:r>
-          </w:p>
-        </w:tc>
-        <w:tc>
-          <w:tcPr>
-            <w:tcW w:type="dxa" w:w="4320"/>
-          </w:tcPr>
-          <w:p>
-            <w:r>
-              <w:rPr>
-                <w:sz w:val="20"/>
-              </w:rPr>
-              <w:t>T+55–60</w:t>
-            </w:r>
-          </w:p>
-        </w:tc>
-      </w:tr>
-      <w:tr>
-        <w:tc>
-          <w:tcPr>
-            <w:tcW w:type="dxa" w:w="4320"/>
-          </w:tcPr>
-          <w:p>
-            <w:r>
-              <w:rPr>
-                <w:sz w:val="20"/>
-              </w:rPr>
-              <w:t>Zonas iniciales</w:t>
-            </w:r>
-          </w:p>
-        </w:tc>
-        <w:tc>
-          <w:tcPr>
-            <w:tcW w:type="dxa" w:w="4320"/>
-          </w:tcPr>
-          <w:p>
-            <w:r>
-              <w:rPr>
-                <w:sz w:val="20"/>
-              </w:rPr>
-              <w:t>Valencia centro, San Diego, corredores Naguanagua / El Socorro</w:t>
-            </w:r>
-          </w:p>
-        </w:tc>
-      </w:tr>
-    </w:tbl>
-    <w:p/>
-    <w:p>
-      <w:r>
-        <w:t xml:space="preserve">Zonix </w:t>
-      </w:r>
-      <w:r>
-        <w:rPr>
-          <w:b/>
-        </w:rPr>
-        <w:t>no</w:t>
-      </w:r>
-      <w:r>
-        <w:t xml:space="preserve"> opera flota propia. El repartidor es agente de la empresa partner (`delivery_agent` en app).</w:t>
-      </w:r>
-    </w:p>
-    <w:p>
-      <w:pPr>
-        <w:pStyle w:val="Heading2"/>
-      </w:pPr>
-      <w:r>
-        <w:t>Marketing (preparación, no masivo aún)</w:t>
-      </w:r>
-    </w:p>
-    <w:tbl>
-      <w:tblPr>
-        <w:tblStyle w:val="TableGrid"/>
-        <w:tblW w:type="auto" w:w="0"/>
-        <w:tblLook w:firstColumn="1" w:firstRow="1" w:lastColumn="0" w:lastRow="0" w:noHBand="0" w:noVBand="1" w:val="04A0"/>
-      </w:tblPr>
-      <w:tblGrid>
-        <w:gridCol w:w="4320"/>
-        <w:gridCol w:w="4320"/>
-      </w:tblGrid>
-      <w:tr>
-        <w:tc>
-          <w:tcPr>
-            <w:tcW w:type="dxa" w:w="4320"/>
-            <w:shd w:fill="1E2A5A"/>
-          </w:tcPr>
-          <w:p>
-            <w:r>
-              <w:rPr>
-                <w:b/>
-                <w:color w:val="FFFFFF"/>
-                <w:sz w:val="20"/>
-              </w:rPr>
-              <w:t>Actividad</w:t>
-            </w:r>
-          </w:p>
-        </w:tc>
-        <w:tc>
-          <w:tcPr>
-            <w:tcW w:type="dxa" w:w="4320"/>
-            <w:shd w:fill="1E2A5A"/>
-          </w:tcPr>
-          <w:p>
-            <w:r>
-              <w:rPr>
-                <w:b/>
-                <w:color w:val="FFFFFF"/>
-                <w:sz w:val="20"/>
-              </w:rPr>
-              <w:t>Ventana</w:t>
-            </w:r>
-          </w:p>
-        </w:tc>
-      </w:tr>
-      <w:tr>
-        <w:tc>
-          <w:tcPr>
-            <w:tcW w:type="dxa" w:w="4320"/>
-          </w:tcPr>
-          <w:p>
-            <w:r>
-              <w:rPr>
-                <w:sz w:val="20"/>
-              </w:rPr>
-              <w:t>Cuenta Meta Business + creativos aprobados</w:t>
-            </w:r>
-          </w:p>
-        </w:tc>
-        <w:tc>
-          <w:tcPr>
-            <w:tcW w:type="dxa" w:w="4320"/>
-          </w:tcPr>
-          <w:p>
-            <w:r>
-              <w:rPr>
-                <w:sz w:val="20"/>
-              </w:rPr>
-              <w:t>T+30–45</w:t>
-            </w:r>
-          </w:p>
-        </w:tc>
-      </w:tr>
-      <w:tr>
-        <w:tc>
-          <w:tcPr>
-            <w:tcW w:type="dxa" w:w="4320"/>
-          </w:tcPr>
-          <w:p>
-            <w:r>
-              <w:rPr>
-                <w:sz w:val="20"/>
-              </w:rPr>
-              <w:t>Pruebas internas de pauta (gasto mínimo)</w:t>
-            </w:r>
-          </w:p>
-        </w:tc>
-        <w:tc>
-          <w:tcPr>
-            <w:tcW w:type="dxa" w:w="4320"/>
-          </w:tcPr>
-          <w:p>
-            <w:r>
-              <w:rPr>
-                <w:sz w:val="20"/>
-              </w:rPr>
-              <w:t>T+40–55</w:t>
-            </w:r>
-          </w:p>
-        </w:tc>
-      </w:tr>
-      <w:tr>
-        <w:tc>
-          <w:tcPr>
-            <w:tcW w:type="dxa" w:w="4320"/>
-          </w:tcPr>
-          <w:p>
-            <w:r>
-              <w:rPr>
-                <w:sz w:val="20"/>
-              </w:rPr>
-              <w:t>Valla 3×2 m Av. Bolívar Norte (producción)</w:t>
-            </w:r>
-          </w:p>
-        </w:tc>
-        <w:tc>
-          <w:tcPr>
-            <w:tcW w:type="dxa" w:w="4320"/>
-          </w:tcPr>
-          <w:p>
-            <w:r>
-              <w:rPr>
-                <w:sz w:val="20"/>
-              </w:rPr>
-              <w:t>T+30–50</w:t>
-            </w:r>
-          </w:p>
-        </w:tc>
-      </w:tr>
-      <w:tr>
-        <w:tc>
-          <w:tcPr>
-            <w:tcW w:type="dxa" w:w="4320"/>
-          </w:tcPr>
-          <w:p>
-            <w:r>
-              <w:rPr>
-                <w:sz w:val="20"/>
-              </w:rPr>
-              <w:t>**Regla:** no tráfico masivo pacientes hasta checklist pre-Day-D</w:t>
-            </w:r>
-          </w:p>
-        </w:tc>
-        <w:tc>
-          <w:tcPr>
-            <w:tcW w:type="dxa" w:w="4320"/>
-          </w:tcPr>
-          <w:p>
-            <w:r>
-              <w:rPr>
-                <w:sz w:val="20"/>
-              </w:rPr>
-              <w:t>—</w:t>
-            </w:r>
-          </w:p>
-        </w:tc>
-      </w:tr>
-    </w:tbl>
-    <w:p/>
-    <w:p>
-      <w:r/>
-      <w:r>
-        <w:rPr>
-          <w:b/>
-        </w:rPr>
-        <w:t>Cierre T+60:</w:t>
-      </w:r>
-      <w:r>
-        <w:t xml:space="preserve"> </w:t>
-      </w:r>
-      <w:r>
-        <w:rPr>
-          <w:b/>
-        </w:rPr>
-        <w:t>≥20 farmacias</w:t>
-      </w:r>
-      <w:r>
-        <w:t xml:space="preserve"> operativas con catálogo; camino a </w:t>
-      </w:r>
-      <w:r>
-        <w:rPr>
-          <w:b/>
-        </w:rPr>
-        <w:t>~28</w:t>
-      </w:r>
-      <w:r>
-        <w:t xml:space="preserve"> al Day-D; Meta listo; valla instalada o lista.</w:t>
-      </w:r>
-    </w:p>
-    <w:p>
-      <w:r>
-        <w:t>────────────────────────────────────────</w:t>
-      </w:r>
-    </w:p>
-    <w:p>
-      <w:pPr>
-        <w:pStyle w:val="Heading1"/>
-      </w:pPr>
-      <w:r>
-        <w:t>Fase 0 — T+60 a T+90: validación y Day-D</w:t>
-      </w:r>
-    </w:p>
-    <w:p>
-      <w:pPr>
-        <w:pStyle w:val="Heading2"/>
-      </w:pPr>
-      <w:r>
-        <w:t>Checklist antes del go-live</w:t>
-      </w:r>
-    </w:p>
-    <w:tbl>
-      <w:tblPr>
-        <w:tblStyle w:val="TableGrid"/>
-        <w:tblW w:type="auto" w:w="0"/>
-        <w:tblLook w:firstColumn="1" w:firstRow="1" w:lastColumn="0" w:lastRow="0" w:noHBand="0" w:noVBand="1" w:val="04A0"/>
-      </w:tblPr>
-      <w:tblGrid>
-        <w:gridCol w:w="2880"/>
-        <w:gridCol w:w="2880"/>
-        <w:gridCol w:w="2880"/>
-      </w:tblGrid>
-      <w:tr>
-        <w:tc>
-          <w:tcPr>
-            <w:tcW w:type="dxa" w:w="2880"/>
-            <w:shd w:fill="1E2A5A"/>
-          </w:tcPr>
-          <w:p>
-            <w:r>
-              <w:rPr>
-                <w:b/>
-                <w:color w:val="FFFFFF"/>
-                <w:sz w:val="20"/>
-              </w:rPr>
-              <w:t>#</w:t>
+              <w:t>Paso</w:t>
             </w:r>
           </w:p>
         </w:tc>
@@ -2919,7 +2721,7 @@
               <w:rPr>
                 <w:sz w:val="20"/>
               </w:rPr>
-              <w:t>1</w:t>
+              <w:t>1. Discovery **B2B (obligatorio pre-Day-D)**</w:t>
             </w:r>
           </w:p>
         </w:tc>
@@ -2932,7 +2734,7 @@
               <w:rPr>
                 <w:sz w:val="20"/>
               </w:rPr>
-              <w:t>Dueño confirma dolor real (mom-test calle)</w:t>
+              <w:t>Dueño farmacia confirma dolor **sin** pitch Zonix primero (mom-test: hechos pasados)</w:t>
             </w:r>
           </w:p>
         </w:tc>
@@ -2960,7 +2762,7 @@
               <w:rPr>
                 <w:sz w:val="20"/>
               </w:rPr>
-              <w:t>2</w:t>
+              <w:t>1b. Discovery **B2C (informativo)**</w:t>
             </w:r>
           </w:p>
         </w:tc>
@@ -2973,7 +2775,7 @@
               <w:rPr>
                 <w:sz w:val="20"/>
               </w:rPr>
-              <w:t>Contrato marco + farmacia activa con catálogo</w:t>
+              <w:t>Paciente: señales de intención (soft launch §4.1, encuestas) — la validación real es **repeat M2 post-Day-D** (§0, bilateral: farmacias primero)</w:t>
             </w:r>
           </w:p>
         </w:tc>
@@ -2986,7 +2788,7 @@
               <w:rPr>
                 <w:sz w:val="20"/>
               </w:rPr>
-              <w:t>Farmacia lista en producción</w:t>
+              <w:t>Notas soft launch; sin gate</w:t>
             </w:r>
           </w:p>
         </w:tc>
@@ -3001,7 +2803,48 @@
               <w:rPr>
                 <w:sz w:val="20"/>
               </w:rPr>
-              <w:t>3</w:t>
+              <w:t>2. Validación B2B</w:t>
+            </w:r>
+          </w:p>
+        </w:tc>
+        <w:tc>
+          <w:tcPr>
+            <w:tcW w:type="dxa" w:w="2880"/>
+          </w:tcPr>
+          <w:p>
+            <w:r>
+              <w:rPr>
+                <w:sz w:val="20"/>
+              </w:rPr>
+              <w:t>Contrato marco firmado + métodos de pago farmacia en panel</w:t>
+            </w:r>
+          </w:p>
+        </w:tc>
+        <w:tc>
+          <w:tcPr>
+            <w:tcW w:type="dxa" w:w="2880"/>
+          </w:tcPr>
+          <w:p>
+            <w:r>
+              <w:rPr>
+                <w:sz w:val="20"/>
+              </w:rPr>
+              <w:t>Farmacia activa en staging/prod</w:t>
+            </w:r>
+          </w:p>
+        </w:tc>
+      </w:tr>
+      <w:tr>
+        <w:tc>
+          <w:tcPr>
+            <w:tcW w:type="dxa" w:w="2880"/>
+          </w:tcPr>
+          <w:p>
+            <w:r>
+              <w:rPr>
+                <w:sz w:val="20"/>
+              </w:rPr>
+              <w:t>3. Creación demanda</w:t>
             </w:r>
           </w:p>
         </w:tc>
@@ -3027,7 +2870,7 @@
               <w:rPr>
                 <w:sz w:val="20"/>
               </w:rPr>
-              <w:t>Orden completada en sistema</w:t>
+              <w:t>Orden ≥ `pending_payment` en BD</w:t>
             </w:r>
           </w:p>
         </w:tc>
@@ -3042,7 +2885,7 @@
               <w:rPr>
                 <w:sz w:val="20"/>
               </w:rPr>
-              <w:t>4</w:t>
+              <w:t>4. Ops</w:t>
             </w:r>
           </w:p>
         </w:tc>
@@ -3055,7 +2898,7 @@
               <w:rPr>
                 <w:sz w:val="20"/>
               </w:rPr>
-              <w:t>Soporte y partner delivery operativos</w:t>
+              <w:t>CS, disputas, partner `delivery_company`</w:t>
             </w:r>
           </w:p>
         </w:tc>
@@ -3068,7 +2911,7 @@
               <w:rPr>
                 <w:sz w:val="20"/>
               </w:rPr>
-              <w:t>Macros CS + SLA acordado</w:t>
+              <w:t>Macros CS + SLA partner acordado</w:t>
             </w:r>
           </w:p>
         </w:tc>
@@ -3083,7 +2926,7 @@
               <w:rPr>
                 <w:sz w:val="20"/>
               </w:rPr>
-              <w:t>5</w:t>
+              <w:t>**5. Pricing mom-test**</w:t>
             </w:r>
           </w:p>
         </w:tc>
@@ -3096,7 +2939,7 @@
               <w:rPr>
                 <w:sz w:val="20"/>
               </w:rPr>
-              <w:t>Reacción a **cuota 25/40/55 + % GMV** (hechos, no «¿pagarías?»)</w:t>
+              <w:t>Dueño farmacia reacciona a **cuota 45/60/70 + %GMV 8/7/5** con **hechos pasados** (no «¿pagarías?»)</w:t>
             </w:r>
           </w:p>
         </w:tc>
@@ -3109,7 +2952,7 @@
               <w:rPr>
                 <w:sz w:val="20"/>
               </w:rPr>
-              <w:t>≥3 entrevistas pricing</w:t>
+              <w:t>**≥3** entrevistas documentadas (minuta o VOLCADO §6): comparación vs agregador/WhatsApp; reacción a ejemplo Pro **USD 60 + 7%** sobre GMV ilustrativo ([PROPUESTA_VALOR_CLIENTE_B2B.md](PROPUESTA_VALOR_CLIENTE_B2B.md) §3.1, §5)</w:t>
             </w:r>
           </w:p>
         </w:tc>
@@ -3124,7 +2967,7 @@
               <w:rPr>
                 <w:sz w:val="20"/>
               </w:rPr>
-              <w:t>**Go**</w:t>
+              <w:t>**Go Day-D**</w:t>
             </w:r>
           </w:p>
         </w:tc>
@@ -3137,7 +2980,7 @@
               <w:rPr>
                 <w:sz w:val="20"/>
               </w:rPr>
-              <w:t>Founder firma checklist</w:t>
+              <w:t>Founder firma checklist §4.0 + ALINEACION P0 cerrados</w:t>
             </w:r>
           </w:p>
         </w:tc>
@@ -3150,13 +2993,18 @@
               <w:rPr>
                 <w:sz w:val="20"/>
               </w:rPr>
-              <w:t>Sin Meta/valla masiva si falta fila 1–5</w:t>
+              <w:t>**No** tráfico masivo Meta/valla sin filas **1–5**</w:t>
             </w:r>
           </w:p>
         </w:tc>
       </w:tr>
     </w:tbl>
     <w:p/>
+    <w:p>
+      <w:r>
+        <w:t>Coherente con [PROPUESTA_VALOR_CLIENTE_B2B.md](PROPUESTA_VALOR_CLIENTE_B2B.md) §8.1 (SPIN), [UNIT_ECONOMICS.md](UNIT_ECONOMICS.md) §2.1 (WTP) y [ALINEACION_LANZAMIENTO_VS_PRODUCTO_2026-05.md](ALINEACION_LANZAMIENTO_VS_PRODUCTO_2026-05.md).</w:t>
+      </w:r>
+    </w:p>
     <w:p>
       <w:r/>
       <w:r>
@@ -3181,7 +3029,7 @@
         <w:rPr>
           <w:b/>
         </w:rPr>
-        <w:t>después</w:t>
+        <w:t>solo después</w:t>
       </w:r>
       <w:r>
         <w:t xml:space="preserve"> el ejemplo híbrido (Basic </w:t>
@@ -3211,7 +3059,16 @@
         <w:t>55</w:t>
       </w:r>
       <w:r>
-        <w:t xml:space="preserve"> + % GMV). Si </w:t>
+        <w:t xml:space="preserve"> + % GMV). </w:t>
+      </w:r>
+      <w:r>
+        <w:rPr>
+          <w:b/>
+        </w:rPr>
+        <w:t>No</w:t>
+      </w:r>
+      <w:r>
+        <w:t xml:space="preserve"> cambiar bandas ni % del pack sin decisión founder documentada. Si </w:t>
       </w:r>
       <w:r>
         <w:rPr>
@@ -3220,48 +3077,16 @@
         <w:t>≥2 de 3</w:t>
       </w:r>
       <w:r>
-        <w:t xml:space="preserve"> rechazan Pro sobre GMV típico local → nota en VOLCADO y revisión ARPF (sigue </w:t>
+        <w:t xml:space="preserve"> entrevistas muestran rechazo claro al nivel Pro sobre GMV típico local, escalar a founder antes de firmar contratos masivos — no bloquea Day-D si hay señal mixta, pero </w:t>
       </w:r>
       <w:r>
         <w:rPr>
           <w:b/>
         </w:rPr>
-        <w:t>LTV/CAC ~7,2×</w:t>
+        <w:t>sí</w:t>
       </w:r>
       <w:r>
-        <w:t xml:space="preserve"> solo si ARPF ~50 se sostiene).</w:t>
-      </w:r>
-    </w:p>
-    <w:p>
-      <w:r>
-        <w:t xml:space="preserve">Meta comercial al </w:t>
-      </w:r>
-      <w:r>
-        <w:rPr>
-          <w:b/>
-        </w:rPr>
-        <w:t>T+88:</w:t>
-      </w:r>
-      <w:r>
-        <w:t xml:space="preserve"> </w:t>
-      </w:r>
-      <w:r>
-        <w:rPr>
-          <w:b/>
-        </w:rPr>
-        <w:t>~35 firmadas</w:t>
-      </w:r>
-      <w:r>
-        <w:t xml:space="preserve">, </w:t>
-      </w:r>
-      <w:r>
-        <w:rPr>
-          <w:b/>
-        </w:rPr>
-        <w:t>~28 activas</w:t>
-      </w:r>
-      <w:r>
-        <w:t xml:space="preserve"> en app con catálogo listo para orden pública.</w:t>
+        <w:t xml:space="preserve"> obliga nota en VOLCADO y revisión ARPF placeholder ([UNIT_ECONOMICS.md](UNIT_ECONOMICS.md) §2.1).</w:t>
       </w:r>
     </w:p>
     <w:p>
@@ -3269,7 +3094,201 @@
         <w:pStyle w:val="Heading2"/>
       </w:pPr>
       <w:r>
-        <w:t>Semana del Day-D (T+90)</w:t>
+        <w:t>4.1 Pre-lanzamiento (T+60 a T+85)</w:t>
+      </w:r>
+    </w:p>
+    <w:tbl>
+      <w:tblPr>
+        <w:tblStyle w:val="TableGrid"/>
+        <w:tblW w:type="auto" w:w="0"/>
+        <w:tblLook w:firstColumn="1" w:firstRow="1" w:lastColumn="0" w:lastRow="0" w:noHBand="0" w:noVBand="1" w:val="04A0"/>
+      </w:tblPr>
+      <w:tblGrid>
+        <w:gridCol w:w="4320"/>
+        <w:gridCol w:w="4320"/>
+      </w:tblGrid>
+      <w:tr>
+        <w:tc>
+          <w:tcPr>
+            <w:tcW w:type="dxa" w:w="4320"/>
+            <w:shd w:fill="1E2A5A"/>
+          </w:tcPr>
+          <w:p>
+            <w:r>
+              <w:rPr>
+                <w:b/>
+                <w:color w:val="FFFFFF"/>
+                <w:sz w:val="20"/>
+              </w:rPr>
+              <w:t>Hito</w:t>
+            </w:r>
+          </w:p>
+        </w:tc>
+        <w:tc>
+          <w:tcPr>
+            <w:tcW w:type="dxa" w:w="4320"/>
+            <w:shd w:fill="1E2A5A"/>
+          </w:tcPr>
+          <w:p>
+            <w:r>
+              <w:rPr>
+                <w:b/>
+                <w:color w:val="FFFFFF"/>
+                <w:sz w:val="20"/>
+              </w:rPr>
+              <w:t>Status</w:t>
+            </w:r>
+          </w:p>
+        </w:tc>
+      </w:tr>
+      <w:tr>
+        <w:tc>
+          <w:tcPr>
+            <w:tcW w:type="dxa" w:w="4320"/>
+          </w:tcPr>
+          <w:p>
+            <w:r>
+              <w:rPr>
+                <w:sz w:val="20"/>
+              </w:rPr>
+              <w:t>Soft launch interno con familiares y amigos del equipo</w:t>
+            </w:r>
+          </w:p>
+        </w:tc>
+        <w:tc>
+          <w:tcPr>
+            <w:tcW w:type="dxa" w:w="4320"/>
+          </w:tcPr>
+          <w:p>
+            <w:r>
+              <w:rPr>
+                <w:sz w:val="20"/>
+              </w:rPr>
+              <w:t>T+60 a T+70</w:t>
+            </w:r>
+          </w:p>
+        </w:tc>
+      </w:tr>
+      <w:tr>
+        <w:tc>
+          <w:tcPr>
+            <w:tcW w:type="dxa" w:w="4320"/>
+          </w:tcPr>
+          <w:p>
+            <w:r>
+              <w:rPr>
+                <w:sz w:val="20"/>
+              </w:rPr>
+              <w:t>Bug fixing rápido</w:t>
+            </w:r>
+          </w:p>
+        </w:tc>
+        <w:tc>
+          <w:tcPr>
+            <w:tcW w:type="dxa" w:w="4320"/>
+          </w:tcPr>
+          <w:p>
+            <w:r>
+              <w:rPr>
+                <w:sz w:val="20"/>
+              </w:rPr>
+              <w:t>T+60 a T+85</w:t>
+            </w:r>
+          </w:p>
+        </w:tc>
+      </w:tr>
+      <w:tr>
+        <w:tc>
+          <w:tcPr>
+            <w:tcW w:type="dxa" w:w="4320"/>
+          </w:tcPr>
+          <w:p>
+            <w:r>
+              <w:rPr>
+                <w:sz w:val="20"/>
+              </w:rPr>
+              <w:t>Primer batch de marketing digital (50% del presupuesto del mes)</w:t>
+            </w:r>
+          </w:p>
+        </w:tc>
+        <w:tc>
+          <w:tcPr>
+            <w:tcW w:type="dxa" w:w="4320"/>
+          </w:tcPr>
+          <w:p>
+            <w:r>
+              <w:rPr>
+                <w:sz w:val="20"/>
+              </w:rPr>
+              <w:t>T+70 a T+85</w:t>
+            </w:r>
+          </w:p>
+        </w:tc>
+      </w:tr>
+      <w:tr>
+        <w:tc>
+          <w:tcPr>
+            <w:tcW w:type="dxa" w:w="4320"/>
+          </w:tcPr>
+          <w:p>
+            <w:r>
+              <w:rPr>
+                <w:sz w:val="20"/>
+              </w:rPr>
+              <w:t>Campaña WhatsApp invitación a familiares + comunidades locales</w:t>
+            </w:r>
+          </w:p>
+        </w:tc>
+        <w:tc>
+          <w:tcPr>
+            <w:tcW w:type="dxa" w:w="4320"/>
+          </w:tcPr>
+          <w:p>
+            <w:r>
+              <w:rPr>
+                <w:sz w:val="20"/>
+              </w:rPr>
+              <w:t>T+75 a T+85</w:t>
+            </w:r>
+          </w:p>
+        </w:tc>
+      </w:tr>
+      <w:tr>
+        <w:tc>
+          <w:tcPr>
+            <w:tcW w:type="dxa" w:w="4320"/>
+          </w:tcPr>
+          <w:p>
+            <w:r>
+              <w:rPr>
+                <w:sz w:val="20"/>
+              </w:rPr>
+              <w:t>Notificación al inversor: countdown de 1 semana al Day-D</w:t>
+            </w:r>
+          </w:p>
+        </w:tc>
+        <w:tc>
+          <w:tcPr>
+            <w:tcW w:type="dxa" w:w="4320"/>
+          </w:tcPr>
+          <w:p>
+            <w:r>
+              <w:rPr>
+                <w:sz w:val="20"/>
+              </w:rPr>
+              <w:t>T+83</w:t>
+            </w:r>
+          </w:p>
+        </w:tc>
+      </w:tr>
+    </w:tbl>
+    <w:p/>
+    <w:p>
+      <w:pPr>
+        <w:pStyle w:val="Heading2"/>
+      </w:pPr>
+      <w:r>
+        <w:t>4.2 Day-D (T+90)</w:t>
       </w:r>
     </w:p>
     <w:tbl>
@@ -3339,7 +3358,7 @@
               <w:rPr>
                 <w:sz w:val="20"/>
               </w:rPr>
-              <w:t>Verificación final de servicios</w:t>
+              <w:t>Equipo en oficina. Verificación final de servicios.</w:t>
             </w:r>
           </w:p>
         </w:tc>
@@ -3367,7 +3386,7 @@
               <w:rPr>
                 <w:sz w:val="20"/>
               </w:rPr>
-              <w:t>Activación pauta Meta + valla (si contrato lo calendariza)</w:t>
+              <w:t>**Boost Meta Ads** (canal principal) + **activación valla** (refuerzo offline, si contrato lo calendariza en Day-D)</w:t>
             </w:r>
           </w:p>
         </w:tc>
@@ -3395,7 +3414,7 @@
               <w:rPr>
                 <w:sz w:val="20"/>
               </w:rPr>
-              <w:t>App pública en tiendas (según checklist release); orden simulada interna</w:t>
+              <w:t>App pública en Play Store y App Store _(depende checklist release Fase 0: Firebase OTP, keystore, APNs, revisión tiendas — [ALINEACION_LANZAMIENTO_VS_PRODUCTO_2026-05.md](ALINEACION_LANZAMIENTO_VS_PRODUCTO_2026-05.md))_. Primera orden simulada por equipo interno.</w:t>
             </w:r>
           </w:p>
         </w:tc>
@@ -3423,7 +3442,7 @@
               <w:rPr>
                 <w:sz w:val="20"/>
               </w:rPr>
-              <w:t>Comunicación redes y WhatsApp</w:t>
+              <w:t>Comunicación oficial: Instagram, TikTok, Twitter, WhatsApp.</w:t>
             </w:r>
           </w:p>
         </w:tc>
@@ -3451,7 +3470,7 @@
               <w:rPr>
                 <w:sz w:val="20"/>
               </w:rPr>
-              <w:t>Visitas a farmacias piloto (~20–28 en operación)</w:t>
+              <w:t>Visitas presenciales a **farmacias piloto** en operación (**~20–28** según cierre T+60 / §2.6) para confirmación operativa.</w:t>
             </w:r>
           </w:p>
         </w:tc>
@@ -3479,7 +3498,7 @@
               <w:rPr>
                 <w:sz w:val="20"/>
               </w:rPr>
-              <w:t>Primera orden real esperada</w:t>
+              <w:t>Primera orden real esperada.</w:t>
             </w:r>
           </w:p>
         </w:tc>
@@ -3507,7 +3526,7 @@
               <w:rPr>
                 <w:sz w:val="20"/>
               </w:rPr>
-              <w:t>Balance del día con equipo</w:t>
+              <w:t>Reunión equipo: balance del día.</w:t>
             </w:r>
           </w:p>
         </w:tc>
@@ -3535,1326 +3554,7 @@
               <w:rPr>
                 <w:sz w:val="20"/>
               </w:rPr>
-              <w:t>Reporte interno: órdenes, incidentes, tickets</w:t>
-            </w:r>
-          </w:p>
-        </w:tc>
-      </w:tr>
-    </w:tbl>
-    <w:p/>
-    <w:p>
-      <w:r/>
-      <w:r>
-        <w:rPr>
-          <w:b/>
-        </w:rPr>
-        <w:t>T+91 a T+100:</w:t>
-      </w:r>
-      <w:r>
-        <w:t xml:space="preserve"> soporte reforzado 24/7; corrección rápida de fallos; feedback paciente y farmacia.</w:t>
-      </w:r>
-    </w:p>
-    <w:p>
-      <w:r>
-        <w:t>────────────────────────────────────────</w:t>
-      </w:r>
-    </w:p>
-    <w:p>
-      <w:pPr>
-        <w:pStyle w:val="Heading1"/>
-      </w:pPr>
-      <w:r>
-        <w:t>Año 1 post-Day-D — calendario mes a mes</w:t>
-      </w:r>
-    </w:p>
-    <w:p>
-      <w:pPr>
-        <w:pStyle w:val="Heading2"/>
-      </w:pPr>
-      <w:r>
-        <w:t>Curva de farmacias activas (4× Sales, escenario Lean)</w:t>
-      </w:r>
-    </w:p>
-    <w:tbl>
-      <w:tblPr>
-        <w:tblStyle w:val="TableGrid"/>
-        <w:tblW w:type="auto" w:w="0"/>
-        <w:tblLook w:firstColumn="1" w:firstRow="1" w:lastColumn="0" w:lastRow="0" w:noHBand="0" w:noVBand="1" w:val="04A0"/>
-      </w:tblPr>
-      <w:tblGrid>
-        <w:gridCol w:w="1728"/>
-        <w:gridCol w:w="1728"/>
-        <w:gridCol w:w="1728"/>
-        <w:gridCol w:w="1728"/>
-        <w:gridCol w:w="1728"/>
-      </w:tblGrid>
-      <w:tr>
-        <w:tc>
-          <w:tcPr>
-            <w:tcW w:type="dxa" w:w="1728"/>
-            <w:shd w:fill="1E2A5A"/>
-          </w:tcPr>
-          <w:p>
-            <w:r>
-              <w:rPr>
-                <w:b/>
-                <w:color w:val="FFFFFF"/>
-                <w:sz w:val="20"/>
-              </w:rPr>
-              <w:t>Mes</w:t>
-            </w:r>
-          </w:p>
-        </w:tc>
-        <w:tc>
-          <w:tcPr>
-            <w:tcW w:type="dxa" w:w="1728"/>
-            <w:shd w:fill="1E2A5A"/>
-          </w:tcPr>
-          <w:p>
-            <w:r>
-              <w:rPr>
-                <w:b/>
-                <w:color w:val="FFFFFF"/>
-                <w:sz w:val="20"/>
-              </w:rPr>
-              <w:t>Activas (plan)</w:t>
-            </w:r>
-          </w:p>
-        </w:tc>
-        <w:tc>
-          <w:tcPr>
-            <w:tcW w:type="dxa" w:w="1728"/>
-            <w:shd w:fill="1E2A5A"/>
-          </w:tcPr>
-          <w:p>
-            <w:r>
-              <w:rPr>
-                <w:b/>
-                <w:color w:val="FFFFFF"/>
-                <w:sz w:val="20"/>
-              </w:rPr>
-              <w:t>Firmadas mes</w:t>
-            </w:r>
-          </w:p>
-        </w:tc>
-        <w:tc>
-          <w:tcPr>
-            <w:tcW w:type="dxa" w:w="1728"/>
-            <w:shd w:fill="1E2A5A"/>
-          </w:tcPr>
-          <w:p>
-            <w:r>
-              <w:rPr>
-                <w:b/>
-                <w:color w:val="FFFFFF"/>
-                <w:sz w:val="20"/>
-              </w:rPr>
-              <w:t>Revenue ref.</w:t>
-            </w:r>
-          </w:p>
-        </w:tc>
-        <w:tc>
-          <w:tcPr>
-            <w:tcW w:type="dxa" w:w="1728"/>
-            <w:shd w:fill="1E2A5A"/>
-          </w:tcPr>
-          <w:p>
-            <w:r>
-              <w:rPr>
-                <w:b/>
-                <w:color w:val="FFFFFF"/>
-                <w:sz w:val="20"/>
-              </w:rPr>
-              <w:t>Foco operativo</w:t>
-            </w:r>
-          </w:p>
-        </w:tc>
-      </w:tr>
-      <w:tr>
-        <w:tc>
-          <w:tcPr>
-            <w:tcW w:type="dxa" w:w="1728"/>
-          </w:tcPr>
-          <w:p>
-            <w:r>
-              <w:rPr>
-                <w:sz w:val="20"/>
-              </w:rPr>
-              <w:t>Pre-Day-D</w:t>
-            </w:r>
-          </w:p>
-        </w:tc>
-        <w:tc>
-          <w:tcPr>
-            <w:tcW w:type="dxa" w:w="1728"/>
-          </w:tcPr>
-          <w:p>
-            <w:r>
-              <w:rPr>
-                <w:sz w:val="20"/>
-              </w:rPr>
-              <w:t>**~28**</w:t>
-            </w:r>
-          </w:p>
-        </w:tc>
-        <w:tc>
-          <w:tcPr>
-            <w:tcW w:type="dxa" w:w="1728"/>
-          </w:tcPr>
-          <w:p>
-            <w:r>
-              <w:rPr>
-                <w:sz w:val="20"/>
-              </w:rPr>
-              <w:t>—</w:t>
-            </w:r>
-          </w:p>
-        </w:tc>
-        <w:tc>
-          <w:tcPr>
-            <w:tcW w:type="dxa" w:w="1728"/>
-          </w:tcPr>
-          <w:p>
-            <w:r>
-              <w:rPr>
-                <w:sz w:val="20"/>
-              </w:rPr>
-              <w:t>0</w:t>
-            </w:r>
-          </w:p>
-        </w:tc>
-        <w:tc>
-          <w:tcPr>
-            <w:tcW w:type="dxa" w:w="1728"/>
-          </w:tcPr>
-          <w:p>
-            <w:r>
-              <w:rPr>
-                <w:sz w:val="20"/>
-              </w:rPr>
-              <w:t>Catálogo cargado</w:t>
-            </w:r>
-          </w:p>
-        </w:tc>
-      </w:tr>
-      <w:tr>
-        <w:tc>
-          <w:tcPr>
-            <w:tcW w:type="dxa" w:w="1728"/>
-          </w:tcPr>
-          <w:p>
-            <w:r>
-              <w:rPr>
-                <w:sz w:val="20"/>
-              </w:rPr>
-              <w:t>**M1**</w:t>
-            </w:r>
-          </w:p>
-        </w:tc>
-        <w:tc>
-          <w:tcPr>
-            <w:tcW w:type="dxa" w:w="1728"/>
-          </w:tcPr>
-          <w:p>
-            <w:r>
-              <w:rPr>
-                <w:sz w:val="20"/>
-              </w:rPr>
-              <w:t>**~40**</w:t>
-            </w:r>
-          </w:p>
-        </w:tc>
-        <w:tc>
-          <w:tcPr>
-            <w:tcW w:type="dxa" w:w="1728"/>
-          </w:tcPr>
-          <w:p>
-            <w:r>
-              <w:rPr>
-                <w:sz w:val="20"/>
-              </w:rPr>
-              <w:t>13</w:t>
-            </w:r>
-          </w:p>
-        </w:tc>
-        <w:tc>
-          <w:tcPr>
-            <w:tcW w:type="dxa" w:w="1728"/>
-          </w:tcPr>
-          <w:p>
-            <w:r>
-              <w:rPr>
-                <w:sz w:val="20"/>
-              </w:rPr>
-              <w:t>~1.500</w:t>
-            </w:r>
-          </w:p>
-        </w:tc>
-        <w:tc>
-          <w:tcPr>
-            <w:tcW w:type="dxa" w:w="1728"/>
-          </w:tcPr>
-          <w:p>
-            <w:r>
-              <w:rPr>
-                <w:sz w:val="20"/>
-              </w:rPr>
-              <w:t>Primera ola Meta B2C</w:t>
-            </w:r>
-          </w:p>
-        </w:tc>
-      </w:tr>
-      <w:tr>
-        <w:tc>
-          <w:tcPr>
-            <w:tcW w:type="dxa" w:w="1728"/>
-          </w:tcPr>
-          <w:p>
-            <w:r>
-              <w:rPr>
-                <w:sz w:val="20"/>
-              </w:rPr>
-              <w:t>M2</w:t>
-            </w:r>
-          </w:p>
-        </w:tc>
-        <w:tc>
-          <w:tcPr>
-            <w:tcW w:type="dxa" w:w="1728"/>
-          </w:tcPr>
-          <w:p>
-            <w:r>
-              <w:rPr>
-                <w:sz w:val="20"/>
-              </w:rPr>
-              <w:t>~51</w:t>
-            </w:r>
-          </w:p>
-        </w:tc>
-        <w:tc>
-          <w:tcPr>
-            <w:tcW w:type="dxa" w:w="1728"/>
-          </w:tcPr>
-          <w:p>
-            <w:r>
-              <w:rPr>
-                <w:sz w:val="20"/>
-              </w:rPr>
-              <w:t>13</w:t>
-            </w:r>
-          </w:p>
-        </w:tc>
-        <w:tc>
-          <w:tcPr>
-            <w:tcW w:type="dxa" w:w="1728"/>
-          </w:tcPr>
-          <w:p>
-            <w:r>
-              <w:rPr>
-                <w:sz w:val="20"/>
-              </w:rPr>
-              <w:t>~2.168</w:t>
-            </w:r>
-          </w:p>
-        </w:tc>
-        <w:tc>
-          <w:tcPr>
-            <w:tcW w:type="dxa" w:w="1728"/>
-          </w:tcPr>
-          <w:p>
-            <w:r>
-              <w:rPr>
-                <w:sz w:val="20"/>
-              </w:rPr>
-              <w:t>Geo Bella Florida, El Socorro</w:t>
-            </w:r>
-          </w:p>
-        </w:tc>
-      </w:tr>
-      <w:tr>
-        <w:tc>
-          <w:tcPr>
-            <w:tcW w:type="dxa" w:w="1728"/>
-          </w:tcPr>
-          <w:p>
-            <w:r>
-              <w:rPr>
-                <w:sz w:val="20"/>
-              </w:rPr>
-              <w:t>M3</w:t>
-            </w:r>
-          </w:p>
-        </w:tc>
-        <w:tc>
-          <w:tcPr>
-            <w:tcW w:type="dxa" w:w="1728"/>
-          </w:tcPr>
-          <w:p>
-            <w:r>
-              <w:rPr>
-                <w:sz w:val="20"/>
-              </w:rPr>
-              <w:t>~62</w:t>
-            </w:r>
-          </w:p>
-        </w:tc>
-        <w:tc>
-          <w:tcPr>
-            <w:tcW w:type="dxa" w:w="1728"/>
-          </w:tcPr>
-          <w:p>
-            <w:r>
-              <w:rPr>
-                <w:sz w:val="20"/>
-              </w:rPr>
-              <w:t>14</w:t>
-            </w:r>
-          </w:p>
-        </w:tc>
-        <w:tc>
-          <w:tcPr>
-            <w:tcW w:type="dxa" w:w="1728"/>
-          </w:tcPr>
-          <w:p>
-            <w:r>
-              <w:rPr>
-                <w:sz w:val="20"/>
-              </w:rPr>
-              <w:t>~3.100</w:t>
-            </w:r>
-          </w:p>
-        </w:tc>
-        <w:tc>
-          <w:tcPr>
-            <w:tcW w:type="dxa" w:w="1728"/>
-          </w:tcPr>
-          <w:p>
-            <w:r>
-              <w:rPr>
-                <w:sz w:val="20"/>
-              </w:rPr>
-              <w:t>Valla activa (350/mes); expansión corredores</w:t>
-            </w:r>
-          </w:p>
-        </w:tc>
-      </w:tr>
-      <w:tr>
-        <w:tc>
-          <w:tcPr>
-            <w:tcW w:type="dxa" w:w="1728"/>
-          </w:tcPr>
-          <w:p>
-            <w:r>
-              <w:rPr>
-                <w:sz w:val="20"/>
-              </w:rPr>
-              <w:t>M4</w:t>
-            </w:r>
-          </w:p>
-        </w:tc>
-        <w:tc>
-          <w:tcPr>
-            <w:tcW w:type="dxa" w:w="1728"/>
-          </w:tcPr>
-          <w:p>
-            <w:r>
-              <w:rPr>
-                <w:sz w:val="20"/>
-              </w:rPr>
-              <w:t>~74</w:t>
-            </w:r>
-          </w:p>
-        </w:tc>
-        <w:tc>
-          <w:tcPr>
-            <w:tcW w:type="dxa" w:w="1728"/>
-          </w:tcPr>
-          <w:p>
-            <w:r>
-              <w:rPr>
-                <w:sz w:val="20"/>
-              </w:rPr>
-              <w:t>15</w:t>
-            </w:r>
-          </w:p>
-        </w:tc>
-        <w:tc>
-          <w:tcPr>
-            <w:tcW w:type="dxa" w:w="1728"/>
-          </w:tcPr>
-          <w:p>
-            <w:r>
-              <w:rPr>
-                <w:sz w:val="20"/>
-              </w:rPr>
-              <w:t>~3.700</w:t>
-            </w:r>
-          </w:p>
-        </w:tc>
-        <w:tc>
-          <w:tcPr>
-            <w:tcW w:type="dxa" w:w="1728"/>
-          </w:tcPr>
-          <w:p>
-            <w:r>
-              <w:rPr>
-                <w:sz w:val="20"/>
-              </w:rPr>
-              <w:t>Refinar script Sales</w:t>
-            </w:r>
-          </w:p>
-        </w:tc>
-      </w:tr>
-      <w:tr>
-        <w:tc>
-          <w:tcPr>
-            <w:tcW w:type="dxa" w:w="1728"/>
-          </w:tcPr>
-          <w:p>
-            <w:r>
-              <w:rPr>
-                <w:sz w:val="20"/>
-              </w:rPr>
-              <w:t>M5</w:t>
-            </w:r>
-          </w:p>
-        </w:tc>
-        <w:tc>
-          <w:tcPr>
-            <w:tcW w:type="dxa" w:w="1728"/>
-          </w:tcPr>
-          <w:p>
-            <w:r>
-              <w:rPr>
-                <w:sz w:val="20"/>
-              </w:rPr>
-              <w:t>~85</w:t>
-            </w:r>
-          </w:p>
-        </w:tc>
-        <w:tc>
-          <w:tcPr>
-            <w:tcW w:type="dxa" w:w="1728"/>
-          </w:tcPr>
-          <w:p>
-            <w:r>
-              <w:rPr>
-                <w:sz w:val="20"/>
-              </w:rPr>
-              <w:t>15</w:t>
-            </w:r>
-          </w:p>
-        </w:tc>
-        <w:tc>
-          <w:tcPr>
-            <w:tcW w:type="dxa" w:w="1728"/>
-          </w:tcPr>
-          <w:p>
-            <w:r>
-              <w:rPr>
-                <w:sz w:val="20"/>
-              </w:rPr>
-              <w:t>~4.250</w:t>
-            </w:r>
-          </w:p>
-        </w:tc>
-        <w:tc>
-          <w:tcPr>
-            <w:tcW w:type="dxa" w:w="1728"/>
-          </w:tcPr>
-          <w:p>
-            <w:r>
-              <w:rPr>
-                <w:sz w:val="20"/>
-              </w:rPr>
-              <w:t>CS + tickets Rx</w:t>
-            </w:r>
-          </w:p>
-        </w:tc>
-      </w:tr>
-      <w:tr>
-        <w:tc>
-          <w:tcPr>
-            <w:tcW w:type="dxa" w:w="1728"/>
-          </w:tcPr>
-          <w:p>
-            <w:r>
-              <w:rPr>
-                <w:sz w:val="20"/>
-              </w:rPr>
-              <w:t>**M6**</w:t>
-            </w:r>
-          </w:p>
-        </w:tc>
-        <w:tc>
-          <w:tcPr>
-            <w:tcW w:type="dxa" w:w="1728"/>
-          </w:tcPr>
-          <w:p>
-            <w:r>
-              <w:rPr>
-                <w:sz w:val="20"/>
-              </w:rPr>
-              <w:t>**~97**</w:t>
-            </w:r>
-          </w:p>
-        </w:tc>
-        <w:tc>
-          <w:tcPr>
-            <w:tcW w:type="dxa" w:w="1728"/>
-          </w:tcPr>
-          <w:p>
-            <w:r>
-              <w:rPr>
-                <w:sz w:val="20"/>
-              </w:rPr>
-              <w:t>16</w:t>
-            </w:r>
-          </w:p>
-        </w:tc>
-        <w:tc>
-          <w:tcPr>
-            <w:tcW w:type="dxa" w:w="1728"/>
-          </w:tcPr>
-          <w:p>
-            <w:r>
-              <w:rPr>
-                <w:sz w:val="20"/>
-              </w:rPr>
-              <w:t>**~4.850**</w:t>
-            </w:r>
-          </w:p>
-        </w:tc>
-        <w:tc>
-          <w:tcPr>
-            <w:tcW w:type="dxa" w:w="1728"/>
-          </w:tcPr>
-          <w:p>
-            <w:r>
-              <w:rPr>
-                <w:sz w:val="20"/>
-              </w:rPr>
-              <w:t>**Definition of Done piloto**</w:t>
-            </w:r>
-          </w:p>
-        </w:tc>
-      </w:tr>
-      <w:tr>
-        <w:tc>
-          <w:tcPr>
-            <w:tcW w:type="dxa" w:w="1728"/>
-          </w:tcPr>
-          <w:p>
-            <w:r>
-              <w:rPr>
-                <w:sz w:val="20"/>
-              </w:rPr>
-              <w:t>M7</w:t>
-            </w:r>
-          </w:p>
-        </w:tc>
-        <w:tc>
-          <w:tcPr>
-            <w:tcW w:type="dxa" w:w="1728"/>
-          </w:tcPr>
-          <w:p>
-            <w:r>
-              <w:rPr>
-                <w:sz w:val="20"/>
-              </w:rPr>
-              <w:t>~108</w:t>
-            </w:r>
-          </w:p>
-        </w:tc>
-        <w:tc>
-          <w:tcPr>
-            <w:tcW w:type="dxa" w:w="1728"/>
-          </w:tcPr>
-          <w:p>
-            <w:r>
-              <w:rPr>
-                <w:sz w:val="20"/>
-              </w:rPr>
-              <w:t>16</w:t>
-            </w:r>
-          </w:p>
-        </w:tc>
-        <w:tc>
-          <w:tcPr>
-            <w:tcW w:type="dxa" w:w="1728"/>
-          </w:tcPr>
-          <w:p>
-            <w:r>
-              <w:rPr>
-                <w:sz w:val="20"/>
-              </w:rPr>
-              <w:t>~5.400</w:t>
-            </w:r>
-          </w:p>
-        </w:tc>
-        <w:tc>
-          <w:tcPr>
-            <w:tcW w:type="dxa" w:w="1728"/>
-          </w:tcPr>
-          <w:p>
-            <w:r>
-              <w:rPr>
-                <w:sz w:val="20"/>
-              </w:rPr>
-              <w:t>Naguanagua + San Diego</w:t>
-            </w:r>
-          </w:p>
-        </w:tc>
-      </w:tr>
-      <w:tr>
-        <w:tc>
-          <w:tcPr>
-            <w:tcW w:type="dxa" w:w="1728"/>
-          </w:tcPr>
-          <w:p>
-            <w:r>
-              <w:rPr>
-                <w:sz w:val="20"/>
-              </w:rPr>
-              <w:t>M8</w:t>
-            </w:r>
-          </w:p>
-        </w:tc>
-        <w:tc>
-          <w:tcPr>
-            <w:tcW w:type="dxa" w:w="1728"/>
-          </w:tcPr>
-          <w:p>
-            <w:r>
-              <w:rPr>
-                <w:sz w:val="20"/>
-              </w:rPr>
-              <w:t>~119</w:t>
-            </w:r>
-          </w:p>
-        </w:tc>
-        <w:tc>
-          <w:tcPr>
-            <w:tcW w:type="dxa" w:w="1728"/>
-          </w:tcPr>
-          <w:p>
-            <w:r>
-              <w:rPr>
-                <w:sz w:val="20"/>
-              </w:rPr>
-              <w:t>16</w:t>
-            </w:r>
-          </w:p>
-        </w:tc>
-        <w:tc>
-          <w:tcPr>
-            <w:tcW w:type="dxa" w:w="1728"/>
-          </w:tcPr>
-          <w:p>
-            <w:r>
-              <w:rPr>
-                <w:sz w:val="20"/>
-              </w:rPr>
-              <w:t>~5.950</w:t>
-            </w:r>
-          </w:p>
-        </w:tc>
-        <w:tc>
-          <w:tcPr>
-            <w:tcW w:type="dxa" w:w="1728"/>
-          </w:tcPr>
-          <w:p>
-            <w:r>
-              <w:rPr>
-                <w:sz w:val="20"/>
-              </w:rPr>
-              <w:t>Partner delivery ampliado</w:t>
-            </w:r>
-          </w:p>
-        </w:tc>
-      </w:tr>
-      <w:tr>
-        <w:tc>
-          <w:tcPr>
-            <w:tcW w:type="dxa" w:w="1728"/>
-          </w:tcPr>
-          <w:p>
-            <w:r>
-              <w:rPr>
-                <w:sz w:val="20"/>
-              </w:rPr>
-              <w:t>M9</w:t>
-            </w:r>
-          </w:p>
-        </w:tc>
-        <w:tc>
-          <w:tcPr>
-            <w:tcW w:type="dxa" w:w="1728"/>
-          </w:tcPr>
-          <w:p>
-            <w:r>
-              <w:rPr>
-                <w:sz w:val="20"/>
-              </w:rPr>
-              <w:t>~130</w:t>
-            </w:r>
-          </w:p>
-        </w:tc>
-        <w:tc>
-          <w:tcPr>
-            <w:tcW w:type="dxa" w:w="1728"/>
-          </w:tcPr>
-          <w:p>
-            <w:r>
-              <w:rPr>
-                <w:sz w:val="20"/>
-              </w:rPr>
-              <w:t>17</w:t>
-            </w:r>
-          </w:p>
-        </w:tc>
-        <w:tc>
-          <w:tcPr>
-            <w:tcW w:type="dxa" w:w="1728"/>
-          </w:tcPr>
-          <w:p>
-            <w:r>
-              <w:rPr>
-                <w:sz w:val="20"/>
-              </w:rPr>
-              <w:t>~6.500</w:t>
-            </w:r>
-          </w:p>
-        </w:tc>
-        <w:tc>
-          <w:tcPr>
-            <w:tcW w:type="dxa" w:w="1728"/>
-          </w:tcPr>
-          <w:p>
-            <w:r>
-              <w:rPr>
-                <w:sz w:val="20"/>
-              </w:rPr>
-              <w:t>Resto Valencia metro</w:t>
-            </w:r>
-          </w:p>
-        </w:tc>
-      </w:tr>
-      <w:tr>
-        <w:tc>
-          <w:tcPr>
-            <w:tcW w:type="dxa" w:w="1728"/>
-          </w:tcPr>
-          <w:p>
-            <w:r>
-              <w:rPr>
-                <w:sz w:val="20"/>
-              </w:rPr>
-              <w:t>M10</w:t>
-            </w:r>
-          </w:p>
-        </w:tc>
-        <w:tc>
-          <w:tcPr>
-            <w:tcW w:type="dxa" w:w="1728"/>
-          </w:tcPr>
-          <w:p>
-            <w:r>
-              <w:rPr>
-                <w:sz w:val="20"/>
-              </w:rPr>
-              <w:t>~141</w:t>
-            </w:r>
-          </w:p>
-        </w:tc>
-        <w:tc>
-          <w:tcPr>
-            <w:tcW w:type="dxa" w:w="1728"/>
-          </w:tcPr>
-          <w:p>
-            <w:r>
-              <w:rPr>
-                <w:sz w:val="20"/>
-              </w:rPr>
-              <w:t>17</w:t>
-            </w:r>
-          </w:p>
-        </w:tc>
-        <w:tc>
-          <w:tcPr>
-            <w:tcW w:type="dxa" w:w="1728"/>
-          </w:tcPr>
-          <w:p>
-            <w:r>
-              <w:rPr>
-                <w:sz w:val="20"/>
-              </w:rPr>
-              <w:t>~7.050</w:t>
-            </w:r>
-          </w:p>
-        </w:tc>
-        <w:tc>
-          <w:tcPr>
-            <w:tcW w:type="dxa" w:w="1728"/>
-          </w:tcPr>
-          <w:p>
-            <w:r>
-              <w:rPr>
-                <w:sz w:val="20"/>
-              </w:rPr>
-              <w:t>Casi equilibrio operativo</w:t>
-            </w:r>
-          </w:p>
-        </w:tc>
-      </w:tr>
-      <w:tr>
-        <w:tc>
-          <w:tcPr>
-            <w:tcW w:type="dxa" w:w="1728"/>
-          </w:tcPr>
-          <w:p>
-            <w:r>
-              <w:rPr>
-                <w:sz w:val="20"/>
-              </w:rPr>
-              <w:t>M11</w:t>
-            </w:r>
-          </w:p>
-        </w:tc>
-        <w:tc>
-          <w:tcPr>
-            <w:tcW w:type="dxa" w:w="1728"/>
-          </w:tcPr>
-          <w:p>
-            <w:r>
-              <w:rPr>
-                <w:sz w:val="20"/>
-              </w:rPr>
-              <w:t>~151</w:t>
-            </w:r>
-          </w:p>
-        </w:tc>
-        <w:tc>
-          <w:tcPr>
-            <w:tcW w:type="dxa" w:w="1728"/>
-          </w:tcPr>
-          <w:p>
-            <w:r>
-              <w:rPr>
-                <w:sz w:val="20"/>
-              </w:rPr>
-              <w:t>17</w:t>
-            </w:r>
-          </w:p>
-        </w:tc>
-        <w:tc>
-          <w:tcPr>
-            <w:tcW w:type="dxa" w:w="1728"/>
-          </w:tcPr>
-          <w:p>
-            <w:r>
-              <w:rPr>
-                <w:sz w:val="20"/>
-              </w:rPr>
-              <w:t>~7.550</w:t>
-            </w:r>
-          </w:p>
-        </w:tc>
-        <w:tc>
-          <w:tcPr>
-            <w:tcW w:type="dxa" w:w="1728"/>
-          </w:tcPr>
-          <w:p>
-            <w:r>
-              <w:rPr>
-                <w:sz w:val="20"/>
-              </w:rPr>
-              <w:t>Optimizar churn</w:t>
-            </w:r>
-          </w:p>
-        </w:tc>
-      </w:tr>
-      <w:tr>
-        <w:tc>
-          <w:tcPr>
-            <w:tcW w:type="dxa" w:w="1728"/>
-          </w:tcPr>
-          <w:p>
-            <w:r>
-              <w:rPr>
-                <w:sz w:val="20"/>
-              </w:rPr>
-              <w:t>**M12**</w:t>
-            </w:r>
-          </w:p>
-        </w:tc>
-        <w:tc>
-          <w:tcPr>
-            <w:tcW w:type="dxa" w:w="1728"/>
-          </w:tcPr>
-          <w:p>
-            <w:r>
-              <w:rPr>
-                <w:sz w:val="20"/>
-              </w:rPr>
-              <w:t>**~159**</w:t>
-            </w:r>
-          </w:p>
-        </w:tc>
-        <w:tc>
-          <w:tcPr>
-            <w:tcW w:type="dxa" w:w="1728"/>
-          </w:tcPr>
-          <w:p>
-            <w:r>
-              <w:rPr>
-                <w:sz w:val="20"/>
-              </w:rPr>
-              <w:t>16</w:t>
-            </w:r>
-          </w:p>
-        </w:tc>
-        <w:tc>
-          <w:tcPr>
-            <w:tcW w:type="dxa" w:w="1728"/>
-          </w:tcPr>
-          <w:p>
-            <w:r>
-              <w:rPr>
-                <w:sz w:val="20"/>
-              </w:rPr>
-              <w:t>**~7.950**</w:t>
-            </w:r>
-          </w:p>
-        </w:tc>
-        <w:tc>
-          <w:tcPr>
-            <w:tcW w:type="dxa" w:w="1728"/>
-          </w:tcPr>
-          <w:p>
-            <w:r>
-              <w:rPr>
-                <w:sz w:val="20"/>
-              </w:rPr>
-              <w:t>Cierre año 1; caja ~**40.831**</w:t>
-            </w:r>
-          </w:p>
-        </w:tc>
-      </w:tr>
-    </w:tbl>
-    <w:p/>
-    <w:p>
-      <w:r>
-        <w:t xml:space="preserve">Intensidad comercial sostenida: </w:t>
-      </w:r>
-      <w:r>
-        <w:rPr>
-          <w:b/>
-        </w:rPr>
-        <w:t>4 vendedores × ~10 visitas/día × ~20 días hábiles ≈ 800 visitas/mes</w:t>
-      </w:r>
-      <w:r>
-        <w:t xml:space="preserve"> en Valencia metro.</w:t>
-      </w:r>
-    </w:p>
-    <w:p>
-      <w:pPr>
-        <w:pStyle w:val="Heading2"/>
-      </w:pPr>
-      <w:r>
-        <w:t>Actividades comerciales por trimestre</w:t>
-      </w:r>
-    </w:p>
-    <w:tbl>
-      <w:tblPr>
-        <w:tblStyle w:val="TableGrid"/>
-        <w:tblW w:type="auto" w:w="0"/>
-        <w:tblLook w:firstColumn="1" w:firstRow="1" w:lastColumn="0" w:lastRow="0" w:noHBand="0" w:noVBand="1" w:val="04A0"/>
-      </w:tblPr>
-      <w:tblGrid>
-        <w:gridCol w:w="2160"/>
-        <w:gridCol w:w="2160"/>
-        <w:gridCol w:w="2160"/>
-        <w:gridCol w:w="2160"/>
-      </w:tblGrid>
-      <w:tr>
-        <w:tc>
-          <w:tcPr>
-            <w:tcW w:type="dxa" w:w="2160"/>
-            <w:shd w:fill="1E2A5A"/>
-          </w:tcPr>
-          <w:p>
-            <w:r>
-              <w:rPr>
-                <w:b/>
-                <w:color w:val="FFFFFF"/>
-                <w:sz w:val="20"/>
-              </w:rPr>
-              <w:t>Trimestre</w:t>
-            </w:r>
-          </w:p>
-        </w:tc>
-        <w:tc>
-          <w:tcPr>
-            <w:tcW w:type="dxa" w:w="2160"/>
-            <w:shd w:fill="1E2A5A"/>
-          </w:tcPr>
-          <w:p>
-            <w:r>
-              <w:rPr>
-                <w:b/>
-                <w:color w:val="FFFFFF"/>
-                <w:sz w:val="20"/>
-              </w:rPr>
-              <w:t>B2B (Sales)</w:t>
-            </w:r>
-          </w:p>
-        </w:tc>
-        <w:tc>
-          <w:tcPr>
-            <w:tcW w:type="dxa" w:w="2160"/>
-            <w:shd w:fill="1E2A5A"/>
-          </w:tcPr>
-          <w:p>
-            <w:r>
-              <w:rPr>
-                <w:b/>
-                <w:color w:val="FFFFFF"/>
-                <w:sz w:val="20"/>
-              </w:rPr>
-              <w:t>B2C (Marketing)</w:t>
-            </w:r>
-          </w:p>
-        </w:tc>
-        <w:tc>
-          <w:tcPr>
-            <w:tcW w:type="dxa" w:w="2160"/>
-            <w:shd w:fill="1E2A5A"/>
-          </w:tcPr>
-          <w:p>
-            <w:r>
-              <w:rPr>
-                <w:b/>
-                <w:color w:val="FFFFFF"/>
-                <w:sz w:val="20"/>
-              </w:rPr>
-              <w:t>Ops</w:t>
-            </w:r>
-          </w:p>
-        </w:tc>
-      </w:tr>
-      <w:tr>
-        <w:tc>
-          <w:tcPr>
-            <w:tcW w:type="dxa" w:w="2160"/>
-          </w:tcPr>
-          <w:p>
-            <w:r>
-              <w:rPr>
-                <w:sz w:val="20"/>
-              </w:rPr>
-              <w:t>**M1–M3**</w:t>
-            </w:r>
-          </w:p>
-        </w:tc>
-        <w:tc>
-          <w:tcPr>
-            <w:tcW w:type="dxa" w:w="2160"/>
-          </w:tcPr>
-          <w:p>
-            <w:r>
-              <w:rPr>
-                <w:sz w:val="20"/>
-              </w:rPr>
-              <w:t>Captación agresiva; onboarding &lt;72h</w:t>
-            </w:r>
-          </w:p>
-        </w:tc>
-        <w:tc>
-          <w:tcPr>
-            <w:tcW w:type="dxa" w:w="2160"/>
-          </w:tcPr>
-          <w:p>
-            <w:r>
-              <w:rPr>
-                <w:sz w:val="20"/>
-              </w:rPr>
-              <w:t>Meta **800/mes**; soft→full Day-D</w:t>
-            </w:r>
-          </w:p>
-        </w:tc>
-        <w:tc>
-          <w:tcPr>
-            <w:tcW w:type="dxa" w:w="2160"/>
-          </w:tcPr>
-          <w:p>
-            <w:r>
-              <w:rPr>
-                <w:sz w:val="20"/>
-              </w:rPr>
-              <w:t>CS 24/7 primeros 10 días post-Day-D</w:t>
-            </w:r>
-          </w:p>
-        </w:tc>
-      </w:tr>
-      <w:tr>
-        <w:tc>
-          <w:tcPr>
-            <w:tcW w:type="dxa" w:w="2160"/>
-          </w:tcPr>
-          <w:p>
-            <w:r>
-              <w:rPr>
-                <w:sz w:val="20"/>
-              </w:rPr>
-              <w:t>**M4–M6**</w:t>
-            </w:r>
-          </w:p>
-        </w:tc>
-        <w:tc>
-          <w:tcPr>
-            <w:tcW w:type="dxa" w:w="2160"/>
-          </w:tcPr>
-          <w:p>
-            <w:r>
-              <w:rPr>
-                <w:sz w:val="20"/>
-              </w:rPr>
-              <w:t>Zonas secundarias; referidos Morr/farmacia</w:t>
-            </w:r>
-          </w:p>
-        </w:tc>
-        <w:tc>
-          <w:tcPr>
-            <w:tcW w:type="dxa" w:w="2160"/>
-          </w:tcPr>
-          <w:p>
-            <w:r>
-              <w:rPr>
-                <w:sz w:val="20"/>
-              </w:rPr>
-              <w:t>Creativos A/B; TikTok test si CPL&gt;0,60</w:t>
-            </w:r>
-          </w:p>
-        </w:tc>
-        <w:tc>
-          <w:tcPr>
-            <w:tcW w:type="dxa" w:w="2160"/>
-          </w:tcPr>
-          <w:p>
-            <w:r>
-              <w:rPr>
-                <w:sz w:val="20"/>
-              </w:rPr>
-              <w:t>DoD M6; contingencia si &lt;70 activas</w:t>
-            </w:r>
-          </w:p>
-        </w:tc>
-      </w:tr>
-      <w:tr>
-        <w:tc>
-          <w:tcPr>
-            <w:tcW w:type="dxa" w:w="2160"/>
-          </w:tcPr>
-          <w:p>
-            <w:r>
-              <w:rPr>
-                <w:sz w:val="20"/>
-              </w:rPr>
-              <w:t>**M7–M9**</w:t>
-            </w:r>
-          </w:p>
-        </w:tc>
-        <w:tc>
-          <w:tcPr>
-            <w:tcW w:type="dxa" w:w="2160"/>
-          </w:tcPr>
-          <w:p>
-            <w:r>
-              <w:rPr>
-                <w:sz w:val="20"/>
-              </w:rPr>
-              <w:t>Naguanagua, San Diego (+20–30)</w:t>
-            </w:r>
-          </w:p>
-        </w:tc>
-        <w:tc>
-          <w:tcPr>
-            <w:tcW w:type="dxa" w:w="2160"/>
-          </w:tcPr>
-          <w:p>
-            <w:r>
-              <w:rPr>
-                <w:sz w:val="20"/>
-              </w:rPr>
-              <w:t>Meta 800; valla 350</w:t>
-            </w:r>
-          </w:p>
-        </w:tc>
-        <w:tc>
-          <w:tcPr>
-            <w:tcW w:type="dxa" w:w="2160"/>
-          </w:tcPr>
-          <w:p>
-            <w:r>
-              <w:rPr>
-                <w:sz w:val="20"/>
-              </w:rPr>
-              <w:t>Segundo partner delivery evaluación</w:t>
-            </w:r>
-          </w:p>
-        </w:tc>
-      </w:tr>
-      <w:tr>
-        <w:tc>
-          <w:tcPr>
-            <w:tcW w:type="dxa" w:w="2160"/>
-          </w:tcPr>
-          <w:p>
-            <w:r>
-              <w:rPr>
-                <w:sz w:val="20"/>
-              </w:rPr>
-              <w:t>**M10–M12**</w:t>
-            </w:r>
-          </w:p>
-        </w:tc>
-        <w:tc>
-          <w:tcPr>
-            <w:tcW w:type="dxa" w:w="2160"/>
-          </w:tcPr>
-          <w:p>
-            <w:r>
-              <w:rPr>
-                <w:sz w:val="20"/>
-              </w:rPr>
-              <w:t>Consolidar ~159; reducir churn</w:t>
-            </w:r>
-          </w:p>
-        </w:tc>
-        <w:tc>
-          <w:tcPr>
-            <w:tcW w:type="dxa" w:w="2160"/>
-          </w:tcPr>
-          <w:p>
-            <w:r>
-              <w:rPr>
-                <w:sz w:val="20"/>
-              </w:rPr>
-              <w:t>Meta **500/mes** (eficiencia)</w:t>
-            </w:r>
-          </w:p>
-        </w:tc>
-        <w:tc>
-          <w:tcPr>
-            <w:tcW w:type="dxa" w:w="2160"/>
-          </w:tcPr>
-          <w:p>
-            <w:r>
-              <w:rPr>
-                <w:sz w:val="20"/>
-              </w:rPr>
-              <w:t>Preparar plan año 2 Maracay</w:t>
+              <w:t>Cierre del día. Reporte al inversor: # órdenes, # incidentes, # tickets.</w:t>
             </w:r>
           </w:p>
         </w:tc>
@@ -4866,7 +3566,53 @@
         <w:pStyle w:val="Heading2"/>
       </w:pPr>
       <w:r>
-        <w:t>Flywheel (ciclo virtuoso)</w:t>
+        <w:t>4.3 Días T+91 a T+100 — Estabilización</w:t>
+      </w:r>
+    </w:p>
+    <w:p>
+      <w:r>
+        <w:t xml:space="preserve">- Customer Support 24/7 los primeros 10 días (turnos del founder + Customer Support + </w:t>
+      </w:r>
+      <w:r>
+        <w:rPr>
+          <w:b/>
+        </w:rPr>
+        <w:t>equipo Sales B2B (4)</w:t>
+      </w:r>
+      <w:r>
+        <w:t xml:space="preserve"> en standby).</w:t>
+      </w:r>
+    </w:p>
+    <w:p>
+      <w:r>
+        <w:t>- Bug fixing prioritario.</w:t>
+      </w:r>
+    </w:p>
+    <w:p>
+      <w:r>
+        <w:t>- Iteración rápida basada en feedback de paciente y farmacia.</w:t>
+      </w:r>
+    </w:p>
+    <w:p>
+      <w:pPr>
+        <w:pStyle w:val="Heading2"/>
+      </w:pPr>
+      <w:r>
+        <w:t>4.4 Flywheel post-Day-D (ciclo virtuoso marketplace)</w:t>
+      </w:r>
+    </w:p>
+    <w:p>
+      <w:r>
+        <w:t xml:space="preserve">Una vez activo el Day-D, el pack modela un </w:t>
+      </w:r>
+      <w:r>
+        <w:rPr>
+          <w:b/>
+        </w:rPr>
+        <w:t>flywheel</w:t>
+      </w:r>
+      <w:r>
+        <w:t xml:space="preserve"> explícito (sin prometer GMV de paciente sin dato piloto):</w:t>
       </w:r>
     </w:p>
     <w:p>
@@ -4876,47 +3622,22 @@
     </w:p>
     <w:p>
       <w:r>
-        <w:t>Más farmacias con catálogo → más pacientes en zona piloto</w:t>
+        <w:t>Más farmacias activas (+ catálogo) → más pacientes en zona piloto (Meta + referidos mostrador)</w:t>
       </w:r>
     </w:p>
     <w:p>
       <w:r>
-        <w:t>→ más GMV → más ingreso Zonix (cuota 25/40/55 + % GMV)</w:t>
+        <w:t>→ más GMV en app → más ingreso Zonix (cuota + % GMV) → más capacidad Sales/CS/Marketing</w:t>
       </w:r>
     </w:p>
     <w:p>
       <w:r>
-        <w:t>→ más capacidad Sales / CS / marketing → mejor onboarding → (ciclo)</w:t>
+        <w:t>→ mejor onboarding de nuevas farmacias → (ciclo)</w:t>
       </w:r>
     </w:p>
     <w:p>
       <w:r>
         <w:t>```</w:t>
-      </w:r>
-    </w:p>
-    <w:p>
-      <w:r/>
-      <w:r>
-        <w:rPr>
-          <w:b/>
-        </w:rPr>
-        <w:t>Freno típico:</w:t>
-      </w:r>
-      <w:r>
-        <w:t xml:space="preserve"> churn farmacia ~5%/mes; demanda B2C lenta → priorizar QR en mostrador antes de escalar pauta.</w:t>
-      </w:r>
-    </w:p>
-    <w:p>
-      <w:r>
-        <w:t>────────────────────────────────────────</w:t>
-      </w:r>
-    </w:p>
-    <w:p>
-      <w:pPr>
-        <w:pStyle w:val="Heading1"/>
-      </w:pPr>
-      <w:r>
-        <w:t>Definition of Done — Mes 6 (éxito del piloto)</w:t>
       </w:r>
     </w:p>
     <w:tbl>
@@ -4943,7 +3664,7 @@
                 <w:color w:val="FFFFFF"/>
                 <w:sz w:val="20"/>
               </w:rPr>
-              <w:t>Criterio</w:t>
+              <w:t>Paso</w:t>
             </w:r>
           </w:p>
         </w:tc>
@@ -4959,7 +3680,7 @@
                 <w:color w:val="FFFFFF"/>
                 <w:sz w:val="20"/>
               </w:rPr>
-              <w:t>Meta M6</w:t>
+              <w:t>Métrica leading (Lean)</w:t>
             </w:r>
           </w:p>
         </w:tc>
@@ -4975,7 +3696,7 @@
                 <w:color w:val="FFFFFF"/>
                 <w:sz w:val="20"/>
               </w:rPr>
-              <w:t>Por qué importa</w:t>
+              <w:t>Fuente</w:t>
             </w:r>
           </w:p>
         </w:tc>
@@ -4990,7 +3711,7 @@
               <w:rPr>
                 <w:sz w:val="20"/>
               </w:rPr>
-              <w:t>Farmacias activas</w:t>
+              <w:t>1. Oferta</w:t>
             </w:r>
           </w:p>
         </w:tc>
@@ -5003,7 +3724,7 @@
               <w:rPr>
                 <w:sz w:val="20"/>
               </w:rPr>
-              <w:t>≥ **97**</w:t>
+              <w:t>Farmacias **activas** (curva §1.1: **40** M1 → **97** M6)</w:t>
             </w:r>
           </w:p>
         </w:tc>
@@ -5016,7 +3737,7 @@
               <w:rPr>
                 <w:sz w:val="20"/>
               </w:rPr>
-              <w:t>Alineado proyección; base para revenue ~4.850</w:t>
+              <w:t>[PROYECCION_FINANCIERA_12M.md](PROYECCION_FINANCIERA_12M.md) §1.1</w:t>
             </w:r>
           </w:p>
         </w:tc>
@@ -5031,7 +3752,7 @@
               <w:rPr>
                 <w:sz w:val="20"/>
               </w:rPr>
-              <w:t>Pedidos completados</w:t>
+              <w:t>2. Demanda</w:t>
             </w:r>
           </w:p>
         </w:tc>
@@ -5044,7 +3765,7 @@
               <w:rPr>
                 <w:sz w:val="20"/>
               </w:rPr>
-              <w:t>≥ 1.500</w:t>
+              <w:t>Pedidos completados; NPS B2C ≥ 35 en M6</w:t>
             </w:r>
           </w:p>
         </w:tc>
@@ -5057,7 +3778,7 @@
               <w:rPr>
                 <w:sz w:val="20"/>
               </w:rPr>
-              <w:t>Señal demanda B2C post-Day-D</w:t>
+              <w:t>§5 DoD</w:t>
             </w:r>
           </w:p>
         </w:tc>
@@ -5072,7 +3793,7 @@
               <w:rPr>
                 <w:sz w:val="20"/>
               </w:rPr>
-              <w:t>Validación Rx promedio</w:t>
+              <w:t>3. Monetización</w:t>
             </w:r>
           </w:p>
         </w:tc>
@@ -5085,7 +3806,7 @@
               <w:rPr>
                 <w:sz w:val="20"/>
               </w:rPr>
-              <w:t>≤ 60 min</w:t>
+              <w:t>Revenue mensual ≥ **29.000** en M6 (esc.1)</w:t>
             </w:r>
           </w:p>
         </w:tc>
@@ -5098,7 +3819,7 @@
               <w:rPr>
                 <w:sz w:val="20"/>
               </w:rPr>
-              <w:t>Diferenciador vs WhatsApp</w:t>
+              <w:t>§5 DoD</w:t>
             </w:r>
           </w:p>
         </w:tc>
@@ -5113,7 +3834,7 @@
               <w:rPr>
                 <w:sz w:val="20"/>
               </w:rPr>
-              <w:t>NPS paciente</w:t>
+              <w:t>4. Reinversión</w:t>
             </w:r>
           </w:p>
         </w:tc>
@@ -5126,7 +3847,7 @@
               <w:rPr>
                 <w:sz w:val="20"/>
               </w:rPr>
-              <w:t>≥ 35</w:t>
+              <w:t>Meta **800**/mes (Lean M1–6) + **4× Sales**</w:t>
             </w:r>
           </w:p>
         </w:tc>
@@ -5139,7 +3860,96 @@
               <w:rPr>
                 <w:sz w:val="20"/>
               </w:rPr>
-              <w:t>Calidad experiencia</w:t>
+              <w:t>[PRESUPUESTO_12_MESES_REFERENCIA.md](PRESUPUESTO_12_MESES_REFERENCIA.md) §2</w:t>
+            </w:r>
+          </w:p>
+        </w:tc>
+      </w:tr>
+    </w:tbl>
+    <w:p/>
+    <w:p>
+      <w:r/>
+      <w:r>
+        <w:rPr>
+          <w:b/>
+        </w:rPr>
+        <w:t>Freno del flywheel:</w:t>
+      </w:r>
+      <w:r>
+        <w:t xml:space="preserve"> churn farmacia </w:t>
+      </w:r>
+      <w:r>
+        <w:rPr>
+          <w:b/>
+        </w:rPr>
+        <w:t>5%</w:t>
+      </w:r>
+      <w:r>
+        <w:t xml:space="preserve">/mes ([UNIT_ECONOMICS.md](UNIT_ECONOMICS.md)); demanda B2C lenta → priorizar Bullseye </w:t>
+      </w:r>
+      <w:r>
+        <w:rPr>
+          <w:b/>
+        </w:rPr>
+        <w:t>interior</w:t>
+      </w:r>
+      <w:r>
+        <w:t xml:space="preserve"> (QR farmacia) antes de escalar Meta ([CONTEXTO_PITCH_Y_DECISIONES.md](CONTEXTO_PITCH_Y_DECISIONES.md) §2.10).</w:t>
+      </w:r>
+    </w:p>
+    <w:p>
+      <w:pPr>
+        <w:pStyle w:val="Heading1"/>
+      </w:pPr>
+      <w:r>
+        <w:t>5. Definition of Done del piloto (M6 = sexto mes desde Day-D)</w:t>
+      </w:r>
+    </w:p>
+    <w:p>
+      <w:r>
+        <w:t>Criterios para considerar el piloto exitoso:</w:t>
+      </w:r>
+    </w:p>
+    <w:tbl>
+      <w:tblPr>
+        <w:tblStyle w:val="TableGrid"/>
+        <w:tblW w:type="auto" w:w="0"/>
+        <w:tblLook w:firstColumn="1" w:firstRow="1" w:lastColumn="0" w:lastRow="0" w:noHBand="0" w:noVBand="1" w:val="04A0"/>
+      </w:tblPr>
+      <w:tblGrid>
+        <w:gridCol w:w="4320"/>
+        <w:gridCol w:w="4320"/>
+      </w:tblGrid>
+      <w:tr>
+        <w:tc>
+          <w:tcPr>
+            <w:tcW w:type="dxa" w:w="4320"/>
+            <w:shd w:fill="1E2A5A"/>
+          </w:tcPr>
+          <w:p>
+            <w:r>
+              <w:rPr>
+                <w:b/>
+                <w:color w:val="FFFFFF"/>
+                <w:sz w:val="20"/>
+              </w:rPr>
+              <w:t>Criterio</w:t>
+            </w:r>
+          </w:p>
+        </w:tc>
+        <w:tc>
+          <w:tcPr>
+            <w:tcW w:type="dxa" w:w="4320"/>
+            <w:shd w:fill="1E2A5A"/>
+          </w:tcPr>
+          <w:p>
+            <w:r>
+              <w:rPr>
+                <w:b/>
+                <w:color w:val="FFFFFF"/>
+                <w:sz w:val="20"/>
+              </w:rPr>
+              <w:t>Meta mes 6</w:t>
             </w:r>
           </w:p>
         </w:tc>
@@ -5147,20 +3957,160 @@
       <w:tr>
         <w:tc>
           <w:tcPr>
-            <w:tcW w:type="dxa" w:w="2880"/>
+            <w:tcW w:type="dxa" w:w="4320"/>
           </w:tcPr>
           <w:p>
             <w:r>
               <w:rPr>
                 <w:sz w:val="20"/>
               </w:rPr>
-              <w:t>NPS farmacia</w:t>
+              <w:t>Farmacias activas</w:t>
             </w:r>
           </w:p>
         </w:tc>
         <w:tc>
           <w:tcPr>
-            <w:tcW w:type="dxa" w:w="2880"/>
+            <w:tcW w:type="dxa" w:w="4320"/>
+          </w:tcPr>
+          <w:p>
+            <w:r>
+              <w:rPr>
+                <w:sz w:val="20"/>
+              </w:rPr>
+              <w:t>≥ **97** (alineado a curva agresiva **M6** post-Day-D — [PROYECCION_FINANCIERA_12M.md](PROYECCION_FINANCIERA_12M.md) §1.1)</w:t>
+            </w:r>
+          </w:p>
+        </w:tc>
+      </w:tr>
+      <w:tr>
+        <w:tc>
+          <w:tcPr>
+            <w:tcW w:type="dxa" w:w="4320"/>
+          </w:tcPr>
+          <w:p>
+            <w:r>
+              <w:rPr>
+                <w:sz w:val="20"/>
+              </w:rPr>
+              <w:t>Pedidos completados</w:t>
+            </w:r>
+          </w:p>
+        </w:tc>
+        <w:tc>
+          <w:tcPr>
+            <w:tcW w:type="dxa" w:w="4320"/>
+          </w:tcPr>
+          <w:p>
+            <w:r>
+              <w:rPr>
+                <w:sz w:val="20"/>
+              </w:rPr>
+              <w:t>≥ 1.500</w:t>
+            </w:r>
+          </w:p>
+        </w:tc>
+      </w:tr>
+      <w:tr>
+        <w:tc>
+          <w:tcPr>
+            <w:tcW w:type="dxa" w:w="4320"/>
+          </w:tcPr>
+          <w:p>
+            <w:r>
+              <w:rPr>
+                <w:sz w:val="20"/>
+              </w:rPr>
+              <w:t>Tiempo promedio entrega</w:t>
+            </w:r>
+          </w:p>
+        </w:tc>
+        <w:tc>
+          <w:tcPr>
+            <w:tcW w:type="dxa" w:w="4320"/>
+          </w:tcPr>
+          <w:p>
+            <w:r>
+              <w:rPr>
+                <w:sz w:val="20"/>
+              </w:rPr>
+              <w:t>≤ 90 min _[PENDIENTE SLA partner — acordar con `delivery_company` antes Day-D]_</w:t>
+            </w:r>
+          </w:p>
+        </w:tc>
+      </w:tr>
+      <w:tr>
+        <w:tc>
+          <w:tcPr>
+            <w:tcW w:type="dxa" w:w="4320"/>
+          </w:tcPr>
+          <w:p>
+            <w:r>
+              <w:rPr>
+                <w:sz w:val="20"/>
+              </w:rPr>
+              <w:t>Validación Rx promedio</w:t>
+            </w:r>
+          </w:p>
+        </w:tc>
+        <w:tc>
+          <w:tcPr>
+            <w:tcW w:type="dxa" w:w="4320"/>
+          </w:tcPr>
+          <w:p>
+            <w:r>
+              <w:rPr>
+                <w:sz w:val="20"/>
+              </w:rPr>
+              <w:t>≤ 60 min</w:t>
+            </w:r>
+          </w:p>
+        </w:tc>
+      </w:tr>
+      <w:tr>
+        <w:tc>
+          <w:tcPr>
+            <w:tcW w:type="dxa" w:w="4320"/>
+          </w:tcPr>
+          <w:p>
+            <w:r>
+              <w:rPr>
+                <w:sz w:val="20"/>
+              </w:rPr>
+              <w:t>NPS B2C</w:t>
+            </w:r>
+          </w:p>
+        </w:tc>
+        <w:tc>
+          <w:tcPr>
+            <w:tcW w:type="dxa" w:w="4320"/>
+          </w:tcPr>
+          <w:p>
+            <w:r>
+              <w:rPr>
+                <w:sz w:val="20"/>
+              </w:rPr>
+              <w:t>≥ 35</w:t>
+            </w:r>
+          </w:p>
+        </w:tc>
+      </w:tr>
+      <w:tr>
+        <w:tc>
+          <w:tcPr>
+            <w:tcW w:type="dxa" w:w="4320"/>
+          </w:tcPr>
+          <w:p>
+            <w:r>
+              <w:rPr>
+                <w:sz w:val="20"/>
+              </w:rPr>
+              <w:t>NPS B2B</w:t>
+            </w:r>
+          </w:p>
+        </w:tc>
+        <w:tc>
+          <w:tcPr>
+            <w:tcW w:type="dxa" w:w="4320"/>
           </w:tcPr>
           <w:p>
             <w:r>
@@ -5171,119 +4121,24 @@
             </w:r>
           </w:p>
         </w:tc>
+      </w:tr>
+      <w:tr>
         <w:tc>
           <w:tcPr>
-            <w:tcW w:type="dxa" w:w="2880"/>
+            <w:tcW w:type="dxa" w:w="4320"/>
           </w:tcPr>
           <w:p>
             <w:r>
               <w:rPr>
                 <w:sz w:val="20"/>
               </w:rPr>
-              <w:t>Retención B2B</w:t>
-            </w:r>
-          </w:p>
-        </w:tc>
-      </w:tr>
-      <w:tr>
-        <w:tc>
-          <w:tcPr>
-            <w:tcW w:type="dxa" w:w="2880"/>
-          </w:tcPr>
-          <w:p>
-            <w:r>
-              <w:rPr>
-                <w:sz w:val="20"/>
-              </w:rPr>
-              <w:t>Revenue mensual Zonix</w:t>
+              <w:t>Tasa cancelación de orden</w:t>
             </w:r>
           </w:p>
         </w:tc>
         <w:tc>
           <w:tcPr>
-            <w:tcW w:type="dxa" w:w="2880"/>
-          </w:tcPr>
-          <w:p>
-            <w:r>
-              <w:rPr>
-                <w:sz w:val="20"/>
-              </w:rPr>
-              <w:t>≥ **4.800 USD**</w:t>
-            </w:r>
-          </w:p>
-        </w:tc>
-        <w:tc>
-          <w:tcPr>
-            <w:tcW w:type="dxa" w:w="2880"/>
-          </w:tcPr>
-          <w:p>
-            <w:r>
-              <w:rPr>
-                <w:sz w:val="20"/>
-              </w:rPr>
-              <w:t>Puente hacia BE M12</w:t>
-            </w:r>
-          </w:p>
-        </w:tc>
-      </w:tr>
-      <w:tr>
-        <w:tc>
-          <w:tcPr>
-            <w:tcW w:type="dxa" w:w="2880"/>
-          </w:tcPr>
-          <w:p>
-            <w:r>
-              <w:rPr>
-                <w:sz w:val="20"/>
-              </w:rPr>
-              <w:t>Caja en banco</w:t>
-            </w:r>
-          </w:p>
-        </w:tc>
-        <w:tc>
-          <w:tcPr>
-            <w:tcW w:type="dxa" w:w="2880"/>
-          </w:tcPr>
-          <w:p>
-            <w:r>
-              <w:rPr>
-                <w:sz w:val="20"/>
-              </w:rPr>
-              <w:t>≥ **~48.311 USD**</w:t>
-            </w:r>
-          </w:p>
-        </w:tc>
-        <w:tc>
-          <w:tcPr>
-            <w:tcW w:type="dxa" w:w="2880"/>
-          </w:tcPr>
-          <w:p>
-            <w:r>
-              <w:rPr>
-                <w:sz w:val="20"/>
-              </w:rPr>
-              <w:t>Colchón antes de M7–M12</w:t>
-            </w:r>
-          </w:p>
-        </w:tc>
-      </w:tr>
-      <w:tr>
-        <w:tc>
-          <w:tcPr>
-            <w:tcW w:type="dxa" w:w="2880"/>
-          </w:tcPr>
-          <w:p>
-            <w:r>
-              <w:rPr>
-                <w:sz w:val="20"/>
-              </w:rPr>
-              <w:t>Tasa cancelación orden</w:t>
-            </w:r>
-          </w:p>
-        </w:tc>
-        <w:tc>
-          <w:tcPr>
-            <w:tcW w:type="dxa" w:w="2880"/>
+            <w:tcW w:type="dxa" w:w="4320"/>
           </w:tcPr>
           <w:p>
             <w:r>
@@ -5294,16 +4149,31 @@
             </w:r>
           </w:p>
         </w:tc>
+      </w:tr>
+      <w:tr>
         <w:tc>
           <w:tcPr>
-            <w:tcW w:type="dxa" w:w="2880"/>
+            <w:tcW w:type="dxa" w:w="4320"/>
           </w:tcPr>
           <w:p>
             <w:r>
               <w:rPr>
                 <w:sz w:val="20"/>
               </w:rPr>
-              <w:t>Ops saludable</w:t>
+              <w:t>Tasa de comprobante falso</w:t>
+            </w:r>
+          </w:p>
+        </w:tc>
+        <w:tc>
+          <w:tcPr>
+            <w:tcW w:type="dxa" w:w="4320"/>
+          </w:tcPr>
+          <w:p>
+            <w:r>
+              <w:rPr>
+                <w:sz w:val="20"/>
+              </w:rPr>
+              <w:t>≤ 0,5%</w:t>
             </w:r>
           </w:p>
         </w:tc>
@@ -5311,40 +4181,55 @@
       <w:tr>
         <w:tc>
           <w:tcPr>
-            <w:tcW w:type="dxa" w:w="2880"/>
+            <w:tcW w:type="dxa" w:w="4320"/>
           </w:tcPr>
           <w:p>
             <w:r>
               <w:rPr>
                 <w:sz w:val="20"/>
               </w:rPr>
-              <w:t>Churn farmacia</w:t>
+              <w:t>Revenue mensual</w:t>
             </w:r>
           </w:p>
         </w:tc>
         <w:tc>
           <w:tcPr>
-            <w:tcW w:type="dxa" w:w="2880"/>
+            <w:tcW w:type="dxa" w:w="4320"/>
           </w:tcPr>
           <w:p>
             <w:r>
               <w:rPr>
                 <w:sz w:val="20"/>
               </w:rPr>
-              <w:t>≤ 6% promedio M4–M6</w:t>
+              <w:t>≥ USD **29.000** (esc.1 M6; refinar con FP&amp;A)</w:t>
             </w:r>
           </w:p>
         </w:tc>
+      </w:tr>
+      <w:tr>
         <w:tc>
           <w:tcPr>
-            <w:tcW w:type="dxa" w:w="2880"/>
+            <w:tcW w:type="dxa" w:w="4320"/>
           </w:tcPr>
           <w:p>
             <w:r>
               <w:rPr>
                 <w:sz w:val="20"/>
               </w:rPr>
-              <w:t>Protege LTV/CAC **~7,2×**</w:t>
+              <w:t>Cash en banco</w:t>
+            </w:r>
+          </w:p>
+        </w:tc>
+        <w:tc>
+          <w:tcPr>
+            <w:tcW w:type="dxa" w:w="4320"/>
+          </w:tcPr>
+          <w:p>
+            <w:r>
+              <w:rPr>
+                <w:sz w:val="20"/>
+              </w:rPr>
+              <w:t>≥ **~USD 46.395** ([PROYECCION_FINANCIERA_12M.md](PROYECCION_FINANCIERA_12M.md) §1.3: cash final **M6** del año calendario post-Day-D)</w:t>
             </w:r>
           </w:p>
         </w:tc>
@@ -5352,17 +4237,23 @@
     </w:tbl>
     <w:p/>
     <w:p>
-      <w:r>
-        <w:t xml:space="preserve">Si </w:t>
-      </w:r>
+      <w:r/>
       <w:r>
         <w:rPr>
           <w:b/>
         </w:rPr>
-        <w:t>no</w:t>
+        <w:t>Si NO se alcanzan estos criterios:</w:t>
       </w:r>
       <w:r>
-        <w:t xml:space="preserve"> se cumple: activar plan de contingencia (recorte marketing 50%, revisión ARPF, pausar valla, bridge trimestral).</w:t>
+        <w:t xml:space="preserve"> activar plan de contingencia documentado en [PROYECCION_FINANCIERA_12M.md](PROYECCION_FINANCIERA_12M.md) sección 4.</w:t>
+      </w:r>
+    </w:p>
+    <w:p>
+      <w:pPr>
+        <w:pStyle w:val="Heading1"/>
+      </w:pPr>
+      <w:r>
+        <w:t>6. Plan de expansión post-piloto (T+180 a T+360)</w:t>
       </w:r>
     </w:p>
     <w:p>
@@ -5370,206 +4261,49 @@
         <w:pStyle w:val="Heading2"/>
       </w:pPr>
       <w:r>
-        <w:t>Escenarios M6</w:t>
+        <w:t>6.1 Mes 7-9: Naguanagua + San Diego</w:t>
       </w:r>
     </w:p>
-    <w:tbl>
-      <w:tblPr>
-        <w:tblStyle w:val="TableGrid"/>
-        <w:tblW w:type="auto" w:w="0"/>
-        <w:tblLook w:firstColumn="1" w:firstRow="1" w:lastColumn="0" w:lastRow="0" w:noHBand="0" w:noVBand="1" w:val="04A0"/>
-      </w:tblPr>
-      <w:tblGrid>
-        <w:gridCol w:w="2880"/>
-        <w:gridCol w:w="2880"/>
-        <w:gridCol w:w="2880"/>
-      </w:tblGrid>
-      <w:tr>
-        <w:tc>
-          <w:tcPr>
-            <w:tcW w:type="dxa" w:w="2880"/>
-            <w:shd w:fill="1E2A5A"/>
-          </w:tcPr>
-          <w:p>
-            <w:r>
-              <w:rPr>
-                <w:b/>
-                <w:color w:val="FFFFFF"/>
-                <w:sz w:val="20"/>
-              </w:rPr>
-              <w:t>Resultado</w:t>
-            </w:r>
-          </w:p>
-        </w:tc>
-        <w:tc>
-          <w:tcPr>
-            <w:tcW w:type="dxa" w:w="2880"/>
-            <w:shd w:fill="1E2A5A"/>
-          </w:tcPr>
-          <w:p>
-            <w:r>
-              <w:rPr>
-                <w:b/>
-                <w:color w:val="FFFFFF"/>
-                <w:sz w:val="20"/>
-              </w:rPr>
-              <w:t>Activas M6</w:t>
-            </w:r>
-          </w:p>
-        </w:tc>
-        <w:tc>
-          <w:tcPr>
-            <w:tcW w:type="dxa" w:w="2880"/>
-            <w:shd w:fill="1E2A5A"/>
-          </w:tcPr>
-          <w:p>
-            <w:r>
-              <w:rPr>
-                <w:b/>
-                <w:color w:val="FFFFFF"/>
-                <w:sz w:val="20"/>
-              </w:rPr>
-              <w:t>Acción</w:t>
-            </w:r>
-          </w:p>
-        </w:tc>
-      </w:tr>
-      <w:tr>
-        <w:tc>
-          <w:tcPr>
-            <w:tcW w:type="dxa" w:w="2880"/>
-          </w:tcPr>
-          <w:p>
-            <w:r>
-              <w:rPr>
-                <w:sz w:val="20"/>
-              </w:rPr>
-              <w:t>**Verde**</w:t>
-            </w:r>
-          </w:p>
-        </w:tc>
-        <w:tc>
-          <w:tcPr>
-            <w:tcW w:type="dxa" w:w="2880"/>
-          </w:tcPr>
-          <w:p>
-            <w:r>
-              <w:rPr>
-                <w:sz w:val="20"/>
-              </w:rPr>
-              <w:t>≥97 + DoD completo</w:t>
-            </w:r>
-          </w:p>
-        </w:tc>
-        <w:tc>
-          <w:tcPr>
-            <w:tcW w:type="dxa" w:w="2880"/>
-          </w:tcPr>
-          <w:p>
-            <w:r>
-              <w:rPr>
-                <w:sz w:val="20"/>
-              </w:rPr>
-              <w:t>Continuar plan M7–12; evaluar Lean+</w:t>
-            </w:r>
-          </w:p>
-        </w:tc>
-      </w:tr>
-      <w:tr>
-        <w:tc>
-          <w:tcPr>
-            <w:tcW w:type="dxa" w:w="2880"/>
-          </w:tcPr>
-          <w:p>
-            <w:r>
-              <w:rPr>
-                <w:sz w:val="20"/>
-              </w:rPr>
-              <w:t>**Amarillo**</w:t>
-            </w:r>
-          </w:p>
-        </w:tc>
-        <w:tc>
-          <w:tcPr>
-            <w:tcW w:type="dxa" w:w="2880"/>
-          </w:tcPr>
-          <w:p>
-            <w:r>
-              <w:rPr>
-                <w:sz w:val="20"/>
-              </w:rPr>
-              <w:t>80–96</w:t>
-            </w:r>
-          </w:p>
-        </w:tc>
-        <w:tc>
-          <w:tcPr>
-            <w:tcW w:type="dxa" w:w="2880"/>
-          </w:tcPr>
-          <w:p>
-            <w:r>
-              <w:rPr>
-                <w:sz w:val="20"/>
-              </w:rPr>
-              <w:t>Intensificar B2B; pausar Meta 2 semanas; revisar pricing</w:t>
-            </w:r>
-          </w:p>
-        </w:tc>
-      </w:tr>
-      <w:tr>
-        <w:tc>
-          <w:tcPr>
-            <w:tcW w:type="dxa" w:w="2880"/>
-          </w:tcPr>
-          <w:p>
-            <w:r>
-              <w:rPr>
-                <w:sz w:val="20"/>
-              </w:rPr>
-              <w:t>**Rojo**</w:t>
-            </w:r>
-          </w:p>
-        </w:tc>
-        <w:tc>
-          <w:tcPr>
-            <w:tcW w:type="dxa" w:w="2880"/>
-          </w:tcPr>
-          <w:p>
-            <w:r>
-              <w:rPr>
-                <w:sz w:val="20"/>
-              </w:rPr>
-              <w:t>&lt;80</w:t>
-            </w:r>
-          </w:p>
-        </w:tc>
-        <w:tc>
-          <w:tcPr>
-            <w:tcW w:type="dxa" w:w="2880"/>
-          </w:tcPr>
-          <w:p>
-            <w:r>
-              <w:rPr>
-                <w:sz w:val="20"/>
-              </w:rPr>
-              <w:t>Contingencia full; founder + Morr revisión segmento</w:t>
-            </w:r>
-          </w:p>
-        </w:tc>
-      </w:tr>
-    </w:tbl>
-    <w:p/>
     <w:p>
       <w:r>
-        <w:t>────────────────────────────────────────</w:t>
+        <w:t>- Onboarding 20-30 farmacias adicionales.</w:t>
+      </w:r>
+    </w:p>
+    <w:p>
+      <w:r>
+        <w:t>- Sin cambio en equipo ni inmueble.</w:t>
+      </w:r>
+    </w:p>
+    <w:p>
+      <w:r>
+        <w:t>- Marketing digital extendido.</w:t>
+      </w:r>
+    </w:p>
+    <w:p>
+      <w:r>
+        <w:t xml:space="preserve">- Meta: </w:t>
+      </w:r>
+      <w:r>
+        <w:rPr>
+          <w:b/>
+        </w:rPr>
+        <w:t>130</w:t>
+      </w:r>
+      <w:r>
+        <w:t xml:space="preserve"> farmacias activas en mes 9 _(PROYECCION §1.1)_.</w:t>
       </w:r>
     </w:p>
     <w:p>
       <w:pPr>
-        <w:pStyle w:val="Heading1"/>
+        <w:pStyle w:val="Heading2"/>
       </w:pPr>
       <w:r>
-        <w:t>Mes 7–12 — Expansión dentro de Carabobo</w:t>
+        <w:t>6.2 Mes 10-12: Resto Valencia metro</w:t>
+      </w:r>
+    </w:p>
+    <w:p>
+      <w:r>
+        <w:t>- Onboarding 30-40 farmacias adicionales.</w:t>
       </w:r>
     </w:p>
     <w:p>
@@ -5580,56 +4314,69 @@
         <w:rPr>
           <w:b/>
         </w:rPr>
-        <w:t>M7–9:</w:t>
+        <w:t>Ampliación logística:</w:t>
       </w:r>
       <w:r>
-        <w:t xml:space="preserve"> Naguanagua + San Diego (+20–30 farmacias).</w:t>
-      </w:r>
-    </w:p>
-    <w:p>
-      <w:r>
-        <w:t xml:space="preserve">- </w:t>
+        <w:t xml:space="preserve"> segundo </w:t>
       </w:r>
       <w:r>
         <w:rPr>
           <w:b/>
         </w:rPr>
-        <w:t>M10–12:</w:t>
+        <w:t>partner</w:t>
       </w:r>
       <w:r>
-        <w:t xml:space="preserve"> resto Valencia metro (+30–40 farmacias); posible segundo partner delivery o más agentes bajo el mismo marco.</w:t>
-      </w:r>
-    </w:p>
-    <w:p>
-      <w:r>
-        <w:t xml:space="preserve">- </w:t>
+        <w:t xml:space="preserve"> concesionario o más </w:t>
       </w:r>
       <w:r>
         <w:rPr>
           <w:b/>
         </w:rPr>
-        <w:t>M12:</w:t>
+        <w:t>agentes</w:t>
       </w:r>
       <w:r>
-        <w:t xml:space="preserve"> </w:t>
+        <w:t xml:space="preserve"> bajo el contrato marco existente (orden de magnitud </w:t>
       </w:r>
       <w:r>
         <w:rPr>
           <w:b/>
         </w:rPr>
-        <w:t>~159 activas</w:t>
+        <w:t>5-8 agentes</w:t>
       </w:r>
       <w:r>
-        <w:t>; ingresos mensuales ~7.950 USD vs costos ~7.980 USD (casi equilibrio); caja ~</w:t>
+        <w:t xml:space="preserve"> adicionales si aplica).</w:t>
+      </w:r>
+    </w:p>
+    <w:p>
+      <w:r>
+        <w:t xml:space="preserve">- Meta: </w:t>
       </w:r>
       <w:r>
         <w:rPr>
           <w:b/>
         </w:rPr>
-        <w:t>40.831</w:t>
+        <w:t>~159 farmacias activas en mes 12</w:t>
       </w:r>
       <w:r>
-        <w:t>.</w:t>
+        <w:t xml:space="preserve"> del calendario post-Day-D (</w:t>
+      </w:r>
+      <w:r>
+        <w:rPr>
+          <w:b/>
+        </w:rPr>
+        <w:t>BE FCF mensual desde M5</w:t>
+      </w:r>
+      <w:r>
+        <w:t xml:space="preserve">; M11 ≈ </w:t>
+      </w:r>
+      <w:r>
+        <w:rPr>
+          <w:b/>
+        </w:rPr>
+        <w:t>151 activas</w:t>
+      </w:r>
+      <w:r>
+        <w:t xml:space="preserve"> con FCF+ ya consolidado — [PROYECCION_FINANCIERA_12M.md](PROYECCION_FINANCIERA_12M.md) §1.1 y §1.4).</w:t>
       </w:r>
     </w:p>
     <w:p>
@@ -5637,254 +4384,27 @@
         <w:pStyle w:val="Heading2"/>
       </w:pPr>
       <w:r>
-        <w:t>Sensibilidad calendario comercial</w:t>
+        <w:t>6.3 Año 2: Maracay (mes 13-14) + Maracaibo (mes 18)</w:t>
       </w:r>
     </w:p>
-    <w:tbl>
-      <w:tblPr>
-        <w:tblStyle w:val="TableGrid"/>
-        <w:tblW w:type="auto" w:w="0"/>
-        <w:tblLook w:firstColumn="1" w:firstRow="1" w:lastColumn="0" w:lastRow="0" w:noHBand="0" w:noVBand="1" w:val="04A0"/>
-      </w:tblPr>
-      <w:tblGrid>
-        <w:gridCol w:w="2160"/>
-        <w:gridCol w:w="2160"/>
-        <w:gridCol w:w="2160"/>
-        <w:gridCol w:w="2160"/>
-      </w:tblGrid>
-      <w:tr>
-        <w:tc>
-          <w:tcPr>
-            <w:tcW w:type="dxa" w:w="2160"/>
-            <w:shd w:fill="1E2A5A"/>
-          </w:tcPr>
-          <w:p>
-            <w:r>
-              <w:rPr>
-                <w:b/>
-                <w:color w:val="FFFFFF"/>
-                <w:sz w:val="20"/>
-              </w:rPr>
-              <w:t>Variable</w:t>
-            </w:r>
-          </w:p>
-        </w:tc>
-        <w:tc>
-          <w:tcPr>
-            <w:tcW w:type="dxa" w:w="2160"/>
-            <w:shd w:fill="1E2A5A"/>
-          </w:tcPr>
-          <w:p>
-            <w:r>
-              <w:rPr>
-                <w:b/>
-                <w:color w:val="FFFFFF"/>
-                <w:sz w:val="20"/>
-              </w:rPr>
-              <w:t>Plan base</w:t>
-            </w:r>
-          </w:p>
-        </w:tc>
-        <w:tc>
-          <w:tcPr>
-            <w:tcW w:type="dxa" w:w="2160"/>
-            <w:shd w:fill="1E2A5A"/>
-          </w:tcPr>
-          <w:p>
-            <w:r>
-              <w:rPr>
-                <w:b/>
-                <w:color w:val="FFFFFF"/>
-                <w:sz w:val="20"/>
-              </w:rPr>
-              <w:t>Si +15% (Lean+)</w:t>
-            </w:r>
-          </w:p>
-        </w:tc>
-        <w:tc>
-          <w:tcPr>
-            <w:tcW w:type="dxa" w:w="2160"/>
-            <w:shd w:fill="1E2A5A"/>
-          </w:tcPr>
-          <w:p>
-            <w:r>
-              <w:rPr>
-                <w:b/>
-                <w:color w:val="FFFFFF"/>
-                <w:sz w:val="20"/>
-              </w:rPr>
-              <w:t>Si −20% (retraso)</w:t>
-            </w:r>
-          </w:p>
-        </w:tc>
-      </w:tr>
-      <w:tr>
-        <w:tc>
-          <w:tcPr>
-            <w:tcW w:type="dxa" w:w="2160"/>
-          </w:tcPr>
-          <w:p>
-            <w:r>
-              <w:rPr>
-                <w:sz w:val="20"/>
-              </w:rPr>
-              <w:t>Activas M12</w:t>
-            </w:r>
-          </w:p>
-        </w:tc>
-        <w:tc>
-          <w:tcPr>
-            <w:tcW w:type="dxa" w:w="2160"/>
-          </w:tcPr>
-          <w:p>
-            <w:r>
-              <w:rPr>
-                <w:sz w:val="20"/>
-              </w:rPr>
-              <w:t>~159</w:t>
-            </w:r>
-          </w:p>
-        </w:tc>
-        <w:tc>
-          <w:tcPr>
-            <w:tcW w:type="dxa" w:w="2160"/>
-          </w:tcPr>
-          <w:p>
-            <w:r>
-              <w:rPr>
-                <w:sz w:val="20"/>
-              </w:rPr>
-              <w:t>~183</w:t>
-            </w:r>
-          </w:p>
-        </w:tc>
-        <w:tc>
-          <w:tcPr>
-            <w:tcW w:type="dxa" w:w="2160"/>
-          </w:tcPr>
-          <w:p>
-            <w:r>
-              <w:rPr>
-                <w:sz w:val="20"/>
-              </w:rPr>
-              <w:t>~127</w:t>
-            </w:r>
-          </w:p>
-        </w:tc>
-      </w:tr>
-      <w:tr>
-        <w:tc>
-          <w:tcPr>
-            <w:tcW w:type="dxa" w:w="2160"/>
-          </w:tcPr>
-          <w:p>
-            <w:r>
-              <w:rPr>
-                <w:sz w:val="20"/>
-              </w:rPr>
-              <w:t>BE mensual</w:t>
-            </w:r>
-          </w:p>
-        </w:tc>
-        <w:tc>
-          <w:tcPr>
-            <w:tcW w:type="dxa" w:w="2160"/>
-          </w:tcPr>
-          <w:p>
-            <w:r>
-              <w:rPr>
-                <w:sz w:val="20"/>
-              </w:rPr>
-              <w:t>Casi M12</w:t>
-            </w:r>
-          </w:p>
-        </w:tc>
-        <w:tc>
-          <w:tcPr>
-            <w:tcW w:type="dxa" w:w="2160"/>
-          </w:tcPr>
-          <w:p>
-            <w:r>
-              <w:rPr>
-                <w:sz w:val="20"/>
-              </w:rPr>
-              <w:t>M10</w:t>
-            </w:r>
-          </w:p>
-        </w:tc>
-        <w:tc>
-          <w:tcPr>
-            <w:tcW w:type="dxa" w:w="2160"/>
-          </w:tcPr>
-          <w:p>
-            <w:r>
-              <w:rPr>
-                <w:sz w:val="20"/>
-              </w:rPr>
-              <w:t>Post M12</w:t>
-            </w:r>
-          </w:p>
-        </w:tc>
-      </w:tr>
-      <w:tr>
-        <w:tc>
-          <w:tcPr>
-            <w:tcW w:type="dxa" w:w="2160"/>
-          </w:tcPr>
-          <w:p>
-            <w:r>
-              <w:rPr>
-                <w:sz w:val="20"/>
-              </w:rPr>
-              <w:t>Caja M12</w:t>
-            </w:r>
-          </w:p>
-        </w:tc>
-        <w:tc>
-          <w:tcPr>
-            <w:tcW w:type="dxa" w:w="2160"/>
-          </w:tcPr>
-          <w:p>
-            <w:r>
-              <w:rPr>
-                <w:sz w:val="20"/>
-              </w:rPr>
-              <w:t>~40.831</w:t>
-            </w:r>
-          </w:p>
-        </w:tc>
-        <w:tc>
-          <w:tcPr>
-            <w:tcW w:type="dxa" w:w="2160"/>
-          </w:tcPr>
-          <w:p>
-            <w:r>
-              <w:rPr>
-                <w:sz w:val="20"/>
-              </w:rPr>
-              <w:t>~49.825</w:t>
-            </w:r>
-          </w:p>
-        </w:tc>
-        <w:tc>
-          <w:tcPr>
-            <w:tcW w:type="dxa" w:w="2160"/>
-          </w:tcPr>
-          <w:p>
-            <w:r>
-              <w:rPr>
-                <w:sz w:val="20"/>
-              </w:rPr>
-              <w:t>~30–32k</w:t>
-            </w:r>
-          </w:p>
-        </w:tc>
-      </w:tr>
-    </w:tbl>
-    <w:p/>
     <w:p>
       <w:r>
-        <w:t>────────────────────────────────────────</w:t>
+        <w:t>- Sales B2B viaja a las ciudades para onboarding inicial.</w:t>
+      </w:r>
+    </w:p>
+    <w:p>
+      <w:r>
+        <w:t>- Customer Support sigue centralizado en Valencia.</w:t>
+      </w:r>
+    </w:p>
+    <w:p>
+      <w:r>
+        <w:t>- Marketing digital geo-targeted independiente para cada ciudad.</w:t>
+      </w:r>
+    </w:p>
+    <w:p>
+      <w:r>
+        <w:t>- Meta: 220 farmacias activas en mes 24.</w:t>
       </w:r>
     </w:p>
     <w:p>
@@ -5892,280 +4412,42 @@
         <w:pStyle w:val="Heading1"/>
       </w:pPr>
       <w:r>
-        <w:t>Seguimiento interno (semanal)</w:t>
+        <w:t>7. Indicadores de seguimiento semanal</w:t>
       </w:r>
     </w:p>
-    <w:tbl>
-      <w:tblPr>
-        <w:tblStyle w:val="TableGrid"/>
-        <w:tblW w:type="auto" w:w="0"/>
-        <w:tblLook w:firstColumn="1" w:firstRow="1" w:lastColumn="0" w:lastRow="0" w:noHBand="0" w:noVBand="1" w:val="04A0"/>
-      </w:tblPr>
-      <w:tblGrid>
-        <w:gridCol w:w="2880"/>
-        <w:gridCol w:w="2880"/>
-        <w:gridCol w:w="2880"/>
-      </w:tblGrid>
-      <w:tr>
-        <w:tc>
-          <w:tcPr>
-            <w:tcW w:type="dxa" w:w="2880"/>
-            <w:shd w:fill="1E2A5A"/>
-          </w:tcPr>
-          <w:p>
-            <w:r>
-              <w:rPr>
-                <w:b/>
-                <w:color w:val="FFFFFF"/>
-                <w:sz w:val="20"/>
-              </w:rPr>
-              <w:t>KPI</w:t>
-            </w:r>
-          </w:p>
-        </w:tc>
-        <w:tc>
-          <w:tcPr>
-            <w:tcW w:type="dxa" w:w="2880"/>
-            <w:shd w:fill="1E2A5A"/>
-          </w:tcPr>
-          <w:p>
-            <w:r>
-              <w:rPr>
-                <w:b/>
-                <w:color w:val="FFFFFF"/>
-                <w:sz w:val="20"/>
-              </w:rPr>
-              <w:t>Frecuencia</w:t>
-            </w:r>
-          </w:p>
-        </w:tc>
-        <w:tc>
-          <w:tcPr>
-            <w:tcW w:type="dxa" w:w="2880"/>
-            <w:shd w:fill="1E2A5A"/>
-          </w:tcPr>
-          <w:p>
-            <w:r>
-              <w:rPr>
-                <w:b/>
-                <w:color w:val="FFFFFF"/>
-                <w:sz w:val="20"/>
-              </w:rPr>
-              <w:t>Owner</w:t>
-            </w:r>
-          </w:p>
-        </w:tc>
-      </w:tr>
-      <w:tr>
-        <w:tc>
-          <w:tcPr>
-            <w:tcW w:type="dxa" w:w="2880"/>
-          </w:tcPr>
-          <w:p>
-            <w:r>
-              <w:rPr>
-                <w:sz w:val="20"/>
-              </w:rPr>
-              <w:t>Firmadas / bajas / activas</w:t>
-            </w:r>
-          </w:p>
-        </w:tc>
-        <w:tc>
-          <w:tcPr>
-            <w:tcW w:type="dxa" w:w="2880"/>
-          </w:tcPr>
-          <w:p>
-            <w:r>
-              <w:rPr>
-                <w:sz w:val="20"/>
-              </w:rPr>
-              <w:t>Semanal</w:t>
-            </w:r>
-          </w:p>
-        </w:tc>
-        <w:tc>
-          <w:tcPr>
-            <w:tcW w:type="dxa" w:w="2880"/>
-          </w:tcPr>
-          <w:p>
-            <w:r>
-              <w:rPr>
-                <w:sz w:val="20"/>
-              </w:rPr>
-              <w:t>Co-CEO</w:t>
-            </w:r>
-          </w:p>
-        </w:tc>
-      </w:tr>
-      <w:tr>
-        <w:tc>
-          <w:tcPr>
-            <w:tcW w:type="dxa" w:w="2880"/>
-          </w:tcPr>
-          <w:p>
-            <w:r>
-              <w:rPr>
-                <w:sz w:val="20"/>
-              </w:rPr>
-              <w:t>Pedidos, GMV, revenue</w:t>
-            </w:r>
-          </w:p>
-        </w:tc>
-        <w:tc>
-          <w:tcPr>
-            <w:tcW w:type="dxa" w:w="2880"/>
-          </w:tcPr>
-          <w:p>
-            <w:r>
-              <w:rPr>
-                <w:sz w:val="20"/>
-              </w:rPr>
-              <w:t>Semanal</w:t>
-            </w:r>
-          </w:p>
-        </w:tc>
-        <w:tc>
-          <w:tcPr>
-            <w:tcW w:type="dxa" w:w="2880"/>
-          </w:tcPr>
-          <w:p>
-            <w:r>
-              <w:rPr>
-                <w:sz w:val="20"/>
-              </w:rPr>
-              <w:t>Founder</w:t>
-            </w:r>
-          </w:p>
-        </w:tc>
-      </w:tr>
-      <w:tr>
-        <w:tc>
-          <w:tcPr>
-            <w:tcW w:type="dxa" w:w="2880"/>
-          </w:tcPr>
-          <w:p>
-            <w:r>
-              <w:rPr>
-                <w:sz w:val="20"/>
-              </w:rPr>
-              <w:t>Tickets CS + SLA</w:t>
-            </w:r>
-          </w:p>
-        </w:tc>
-        <w:tc>
-          <w:tcPr>
-            <w:tcW w:type="dxa" w:w="2880"/>
-          </w:tcPr>
-          <w:p>
-            <w:r>
-              <w:rPr>
-                <w:sz w:val="20"/>
-              </w:rPr>
-              <w:t>Diario M1–M3</w:t>
-            </w:r>
-          </w:p>
-        </w:tc>
-        <w:tc>
-          <w:tcPr>
-            <w:tcW w:type="dxa" w:w="2880"/>
-          </w:tcPr>
-          <w:p>
-            <w:r>
-              <w:rPr>
-                <w:sz w:val="20"/>
-              </w:rPr>
-              <w:t>CS</w:t>
-            </w:r>
-          </w:p>
-        </w:tc>
-      </w:tr>
-      <w:tr>
-        <w:tc>
-          <w:tcPr>
-            <w:tcW w:type="dxa" w:w="2880"/>
-          </w:tcPr>
-          <w:p>
-            <w:r>
-              <w:rPr>
-                <w:sz w:val="20"/>
-              </w:rPr>
-              <w:t>Caja y burn</w:t>
-            </w:r>
-          </w:p>
-        </w:tc>
-        <w:tc>
-          <w:tcPr>
-            <w:tcW w:type="dxa" w:w="2880"/>
-          </w:tcPr>
-          <w:p>
-            <w:r>
-              <w:rPr>
-                <w:sz w:val="20"/>
-              </w:rPr>
-              <w:t>Semanal</w:t>
-            </w:r>
-          </w:p>
-        </w:tc>
-        <w:tc>
-          <w:tcPr>
-            <w:tcW w:type="dxa" w:w="2880"/>
-          </w:tcPr>
-          <w:p>
-            <w:r>
-              <w:rPr>
-                <w:sz w:val="20"/>
-              </w:rPr>
-              <w:t>Founder + contador</w:t>
-            </w:r>
-          </w:p>
-        </w:tc>
-      </w:tr>
-      <w:tr>
-        <w:tc>
-          <w:tcPr>
-            <w:tcW w:type="dxa" w:w="2880"/>
-          </w:tcPr>
-          <w:p>
-            <w:r>
-              <w:rPr>
-                <w:sz w:val="20"/>
-              </w:rPr>
-              <w:t>Entrevistas mom-test</w:t>
-            </w:r>
-          </w:p>
-        </w:tc>
-        <w:tc>
-          <w:tcPr>
-            <w:tcW w:type="dxa" w:w="2880"/>
-          </w:tcPr>
-          <w:p>
-            <w:r>
-              <w:rPr>
-                <w:sz w:val="20"/>
-              </w:rPr>
-              <w:t>Continuo</w:t>
-            </w:r>
-          </w:p>
-        </w:tc>
-        <w:tc>
-          <w:tcPr>
-            <w:tcW w:type="dxa" w:w="2880"/>
-          </w:tcPr>
-          <w:p>
-            <w:r>
-              <w:rPr>
-                <w:sz w:val="20"/>
-              </w:rPr>
-              <w:t>Sales</w:t>
-            </w:r>
-          </w:p>
-        </w:tc>
-      </w:tr>
-    </w:tbl>
-    <w:p/>
     <w:p>
       <w:r>
-        <w:t>────────────────────────────────────────</w:t>
+        <w:t>Reporte interno (no al inversor):</w:t>
+      </w:r>
+    </w:p>
+    <w:p>
+      <w:r>
+        <w:t>- Farmacias firmadas / canceladas / activas.</w:t>
+      </w:r>
+    </w:p>
+    <w:p>
+      <w:r>
+        <w:t>- Pedidos / GMV / Revenue.</w:t>
+      </w:r>
+    </w:p>
+    <w:p>
+      <w:r>
+        <w:t>- Tickets soporte abiertos / cerrados / SLA.</w:t>
+      </w:r>
+    </w:p>
+    <w:p>
+      <w:r>
+        <w:t>- Bugs reportados / resueltos.</w:t>
+      </w:r>
+    </w:p>
+    <w:p>
+      <w:r>
+        <w:t>- Cash en banco.</w:t>
+      </w:r>
+    </w:p>
+    <w:p>
+      <w:r>
+        <w:t>- Burn de la semana.</w:t>
       </w:r>
     </w:p>
     <w:p>
@@ -6173,36 +4455,71 @@
         <w:pStyle w:val="Heading1"/>
       </w:pPr>
       <w:r>
-        <w:t>Año 2 (referencia, fuera del piloto inmediato)</w:t>
+        <w:t>8. Indicadores de reporte al inversor</w:t>
+      </w:r>
+    </w:p>
+    <w:p>
+      <w:pPr>
+        <w:pStyle w:val="Heading2"/>
+      </w:pPr>
+      <w:r>
+        <w:t>8.1 Semanal (mes 1-3)</w:t>
       </w:r>
     </w:p>
     <w:p>
       <w:r>
-        <w:t>- Maracay mes 13–14; Maracaibo mes 18.</w:t>
+        <w:t>- 1 párrafo + 5-7 bullets en email.</w:t>
       </w:r>
     </w:p>
     <w:p>
       <w:r>
-        <w:t>- Meta ilustrativa: ~220 activas en mes 24.</w:t>
+        <w:t>- Cash + revenue + farmacias + pedidos.</w:t>
+      </w:r>
+    </w:p>
+    <w:p>
+      <w:pPr>
+        <w:pStyle w:val="Heading2"/>
+      </w:pPr>
+      <w:r>
+        <w:t>8.2 Mensual (mes 4-6)</w:t>
       </w:r>
     </w:p>
     <w:p>
       <w:r>
-        <w:t xml:space="preserve">- </w:t>
-      </w:r>
-      <w:r>
-        <w:rPr>
-          <w:b/>
-        </w:rPr>
-        <w:t>No ancla</w:t>
-      </w:r>
-      <w:r>
-        <w:t xml:space="preserve"> conversación pre-seed con Gabriel.</w:t>
+        <w:t>- Reporte 1 página con narrativa + tabla.</w:t>
       </w:r>
     </w:p>
     <w:p>
       <w:r>
-        <w:t>────────────────────────────────────────</w:t>
+        <w:t>- Plan próximos 30 días.</w:t>
+      </w:r>
+    </w:p>
+    <w:p>
+      <w:r>
+        <w:t>- Solicitud aprobación si desvío &gt; 15%.</w:t>
+      </w:r>
+    </w:p>
+    <w:p>
+      <w:pPr>
+        <w:pStyle w:val="Heading2"/>
+      </w:pPr>
+      <w:r>
+        <w:t>8.3 Trimestral (mes 7+)</w:t>
+      </w:r>
+    </w:p>
+    <w:p>
+      <w:r>
+        <w:t>- Reporte 2-3 páginas con narrativa + tablas + KPIs unitarios.</w:t>
+      </w:r>
+    </w:p>
+    <w:p>
+      <w:r>
+        <w:t>- Reunión de 30-45 min con inversor.</w:t>
+      </w:r>
+    </w:p>
+    <w:p>
+      <w:r>
+        <w:t>- Plan próximos 90 días.</w:t>
       </w:r>
     </w:p>
     <w:p>
@@ -6210,7 +4527,20 @@
         <w:pStyle w:val="Heading1"/>
       </w:pPr>
       <w:r>
-        <w:t>Qué nos gustaría que revises, Gabriel</w:t>
+        <w:t>9. Entregables al cierre del piloto (**M6 = sexto mes desde Day-D**)</w:t>
+      </w:r>
+    </w:p>
+    <w:p>
+      <w:r>
+        <w:rPr>
+          <w:i/>
+        </w:rPr>
+        <w:t>**Nota:** Day-D = **T+90** = inicio **M1** financiero. El piloto se evalúa al **M6 post-Day-D** (§5 Definition of Done), no en T+180 calendario absoluto.</w:t>
+      </w:r>
+    </w:p>
+    <w:p>
+      <w:r>
+        <w:t>Documento al inversor:</w:t>
       </w:r>
     </w:p>
     <w:p>
@@ -6221,28 +4551,10 @@
         <w:rPr>
           <w:b/>
         </w:rPr>
-        <w:t>¿T+90 es un Day-D realista</w:t>
+        <w:t>Reporte de cierre piloto:</w:t>
       </w:r>
       <w:r>
-        <w:t xml:space="preserve"> para constitución, </w:t>
-      </w:r>
-      <w:r>
-        <w:rPr>
-          <w:b/>
-        </w:rPr>
-        <w:t>4× Sales</w:t>
-      </w:r>
-      <w:r>
-        <w:t xml:space="preserve"> y </w:t>
-      </w:r>
-      <w:r>
-        <w:rPr>
-          <w:b/>
-        </w:rPr>
-        <w:t>~28 activas</w:t>
-      </w:r>
-      <w:r>
-        <w:t xml:space="preserve"> con catálogo — o conviene planificar buffer T+105?</w:t>
+        <w:t xml:space="preserve"> narrativa + KPIs vs. plan + lessons learned.</w:t>
       </w:r>
     </w:p>
     <w:p>
@@ -6253,10 +4565,10 @@
         <w:rPr>
           <w:b/>
         </w:rPr>
-        <w:t>Intensidad 800 visitas/mes:</w:t>
+        <w:t>Métricas unitarias actualizadas:</w:t>
       </w:r>
       <w:r>
-        <w:t xml:space="preserve"> ¿saturación de mercado independiente en Valencia metro o pipeline suficiente para ~185 firmas/año?</w:t>
+        <w:t xml:space="preserve"> ARPF real, CAC real, churn real, LTV real, payback real.</w:t>
       </w:r>
     </w:p>
     <w:p>
@@ -6267,10 +4579,10 @@
         <w:rPr>
           <w:b/>
         </w:rPr>
-        <w:t>Orden B2B primero, B2C en Day-D:</w:t>
+        <w:t>Plan año 2:</w:t>
       </w:r>
       <w:r>
-        <w:t xml:space="preserve"> ¿compartes la lógica de no quemar pauta Meta sin catálogo vivo en ~28 farmacias?</w:t>
+        <w:t xml:space="preserve"> expansión geográfica + objetivos.</w:t>
       </w:r>
     </w:p>
     <w:p>
@@ -6281,15 +4593,10 @@
         <w:rPr>
           <w:b/>
         </w:rPr>
-        <w:t>Criterios M6 y contingencia:</w:t>
+        <w:t>Solicitud (si aplica):</w:t>
       </w:r>
       <w:r>
-        <w:t xml:space="preserve"> ¿Añadirías métricas Morr (NPS por corredor, rotación inventario aliado) al Definition of Done?</w:t>
-      </w:r>
-    </w:p>
-    <w:p>
-      <w:r>
-        <w:t>────────────────────────────────────────</w:t>
+        <w:t xml:space="preserve"> Serie A / bridge round / extensión de runway.</w:t>
       </w:r>
     </w:p>
     <w:p>
@@ -6297,127 +4604,37 @@
         <w:pStyle w:val="Heading1"/>
       </w:pPr>
       <w:r>
-        <w:t>Disclaimers</w:t>
+        <w:t>10. Documentos hermanos</w:t>
       </w:r>
     </w:p>
     <w:p>
       <w:r>
-        <w:t xml:space="preserve">- </w:t>
-      </w:r>
-      <w:r>
-        <w:rPr>
-          <w:b/>
-        </w:rPr>
-        <w:t>Calendario condicionado a capital:</w:t>
-      </w:r>
-      <w:r>
-        <w:t xml:space="preserve"> sin Fase 0 financiada (~</w:t>
-      </w:r>
-      <w:r>
-        <w:rPr>
-          <w:b/>
-        </w:rPr>
-        <w:t>33.835</w:t>
-      </w:r>
-      <w:r>
-        <w:t>), las fechas son planificación, no compromiso público.</w:t>
+        <w:t>- [PROYECCION_FINANCIERA_12M.md](PROYECCION_FINANCIERA_12M.md): proyección mes a mes.</w:t>
       </w:r>
     </w:p>
     <w:p>
       <w:r>
-        <w:t xml:space="preserve">- </w:t>
-      </w:r>
-      <w:r>
-        <w:rPr>
-          <w:b/>
-        </w:rPr>
-        <w:t>Metas de farmacias:</w:t>
-      </w:r>
-      <w:r>
-        <w:t xml:space="preserve"> proyección con </w:t>
-      </w:r>
-      <w:r>
-        <w:rPr>
-          <w:b/>
-        </w:rPr>
-        <w:t>4× Sales</w:t>
-      </w:r>
-      <w:r>
-        <w:t>; sensibilidad si captación es más lenta (−20% → ~127 activas M12).</w:t>
+        <w:t>- [PRESUPUESTO_12_MESES_REFERENCIA.md](PRESUPUESTO_12_MESES_REFERENCIA.md): cómo se gasta el burn.</w:t>
       </w:r>
     </w:p>
     <w:p>
       <w:r>
-        <w:t xml:space="preserve">- </w:t>
-      </w:r>
-      <w:r>
-        <w:rPr>
-          <w:b/>
-        </w:rPr>
-        <w:t>Tiendas y regulación:</w:t>
-      </w:r>
-      <w:r>
-        <w:t xml:space="preserve"> release App Store / Play Store y dictamen Rx sujetos a checklist Fase 0.</w:t>
+        <w:t>- [PLAN_MODULO_OPERATIVO_CLAVE.md](PLAN_MODULO_OPERATIVO_CLAVE.md): cómo opera el flujo Rx.</w:t>
       </w:r>
     </w:p>
     <w:p>
       <w:r>
-        <w:t xml:space="preserve">- </w:t>
-      </w:r>
-      <w:r>
-        <w:rPr>
-          <w:b/>
-        </w:rPr>
-        <w:t>SLA entrega:</w:t>
-      </w:r>
-      <w:r>
-        <w:t xml:space="preserve"> tiempos 60–90 min dependen de contrato partner — pendiente firma.</w:t>
+        <w:t>- [PROPUESTA_VALOR_CLIENTE_B2B.md](PROPUESTA_VALOR_CLIENTE_B2B.md): qué se le pitchea a la farmacia.</w:t>
       </w:r>
     </w:p>
     <w:p>
       <w:r>
-        <w:t xml:space="preserve">- </w:t>
-      </w:r>
-      <w:r>
-        <w:rPr>
-          <w:b/>
-        </w:rPr>
-        <w:t>No es solicitud de inversión</w:t>
-      </w:r>
-      <w:r>
-        <w:t xml:space="preserve"> ni oferta de valores.</w:t>
+        <w:t>- [SUPUESTO_MARKETING_OFFLINE.md](SUPUESTO_MARKETING_OFFLINE.md): valla y radio.</w:t>
       </w:r>
     </w:p>
     <w:p>
       <w:r>
-        <w:t>────────────────────────────────────────</w:t>
-      </w:r>
-    </w:p>
-    <w:p>
-      <w:r/>
-      <w:r>
-        <w:rPr>
-          <w:b/>
-        </w:rPr>
-        <w:t>Abrahan Pulido</w:t>
-      </w:r>
-      <w:r>
-        <w:t xml:space="preserve">  </w:t>
-      </w:r>
-    </w:p>
-    <w:p>
-      <w:r>
-        <w:t xml:space="preserve">Founder / CEO / CTO — Zonix Pharma  </w:t>
-      </w:r>
-    </w:p>
-    <w:p>
-      <w:r>
-        <w:t>ing.pulido.abrahan@gmail.com · +58 412 4352014</w:t>
-      </w:r>
-    </w:p>
-    <w:p>
-      <w:r>
-        <w:t>*Zonix Pharma — junio 2026*</w:t>
+        <w:t>- [CHECKLIST_PRE_INVERSOR.md](CHECKLIST_PRE_INVERSOR.md): qué se reporta al inversor.</w:t>
       </w:r>
     </w:p>
     <w:sectPr>
